--- a/MyPaperV2.0.docx
+++ b/MyPaperV2.0.docx
@@ -5,9 +5,6 @@
     <w:p>
       <w:pPr>
         <w:pStyle w:val="1"/>
-        <w:rPr>
-          <w:rFonts w:hint="eastAsia"/>
-        </w:rPr>
       </w:pPr>
       <w:r>
         <w:rPr>
@@ -37,9 +34,6 @@
     <w:p>
       <w:pPr>
         <w:pStyle w:val="a5"/>
-        <w:rPr>
-          <w:rFonts w:hint="eastAsia"/>
-        </w:rPr>
       </w:pPr>
       <w:r>
         <w:rPr>
@@ -57,9 +51,6 @@
     <w:p>
       <w:pPr>
         <w:pStyle w:val="2"/>
-        <w:rPr>
-          <w:rFonts w:hint="eastAsia"/>
-        </w:rPr>
       </w:pPr>
       <w:r>
         <w:rPr>
@@ -71,9 +62,6 @@
     <w:p>
       <w:pPr>
         <w:pStyle w:val="a5"/>
-        <w:rPr>
-          <w:rFonts w:hint="eastAsia"/>
-        </w:rPr>
       </w:pPr>
       <w:r>
         <w:rPr>
@@ -146,9 +134,6 @@
       <w:pPr>
         <w:pStyle w:val="af"/>
         <w:spacing w:before="312" w:after="312"/>
-        <w:rPr>
-          <w:rFonts w:hint="eastAsia"/>
-        </w:rPr>
       </w:pPr>
       <w:r>
         <w:object w:dxaOrig="11110" w:dyaOrig="5157">
@@ -174,7 +159,7 @@
           <v:shape id="_x0000_i1025" type="#_x0000_t75" style="width:453pt;height:210.75pt" o:ole="">
             <v:imagedata r:id="rId7" o:title=""/>
           </v:shape>
-          <o:OLEObject Type="Embed" ProgID="Visio.Drawing.11" ShapeID="_x0000_i1025" DrawAspect="Content" ObjectID="_1408262802" r:id="rId8"/>
+          <o:OLEObject Type="Embed" ProgID="Visio.Drawing.11" ShapeID="_x0000_i1025" DrawAspect="Content" ObjectID="_1408455466" r:id="rId8"/>
         </w:object>
       </w:r>
     </w:p>
@@ -182,9 +167,6 @@
       <w:pPr>
         <w:pStyle w:val="a6"/>
         <w:ind w:firstLine="422"/>
-        <w:rPr>
-          <w:rFonts w:hint="eastAsia"/>
-        </w:rPr>
       </w:pPr>
       <w:r>
         <w:rPr>
@@ -210,9 +192,6 @@
       <w:pPr>
         <w:pStyle w:val="a6"/>
         <w:ind w:firstLine="422"/>
-        <w:rPr>
-          <w:rFonts w:hint="eastAsia"/>
-        </w:rPr>
       </w:pPr>
       <w:r>
         <w:rPr>
@@ -233,9 +212,6 @@
     <w:p>
       <w:pPr>
         <w:pStyle w:val="a5"/>
-        <w:rPr>
-          <w:rFonts w:hint="eastAsia"/>
-        </w:rPr>
       </w:pPr>
     </w:p>
     <w:p>
@@ -294,16 +270,13 @@
       <w:pPr>
         <w:pStyle w:val="af"/>
         <w:spacing w:before="312" w:after="312"/>
-        <w:rPr>
-          <w:rFonts w:hint="eastAsia"/>
-        </w:rPr>
       </w:pPr>
       <w:r>
         <w:object w:dxaOrig="11394" w:dyaOrig="2720">
           <v:shape id="_x0000_i1026" type="#_x0000_t75" style="width:453.75pt;height:108pt" o:ole="">
             <v:imagedata r:id="rId9" o:title=""/>
           </v:shape>
-          <o:OLEObject Type="Embed" ProgID="Visio.Drawing.11" ShapeID="_x0000_i1026" DrawAspect="Content" ObjectID="_1408262803" r:id="rId10"/>
+          <o:OLEObject Type="Embed" ProgID="Visio.Drawing.11" ShapeID="_x0000_i1026" DrawAspect="Content" ObjectID="_1408455467" r:id="rId10"/>
         </w:object>
       </w:r>
     </w:p>
@@ -311,9 +284,6 @@
       <w:pPr>
         <w:pStyle w:val="a6"/>
         <w:ind w:firstLine="422"/>
-        <w:rPr>
-          <w:rFonts w:hint="eastAsia"/>
-        </w:rPr>
       </w:pPr>
       <w:r>
         <w:rPr>
@@ -349,9 +319,6 @@
     <w:p>
       <w:pPr>
         <w:pStyle w:val="2"/>
-        <w:rPr>
-          <w:rFonts w:hint="eastAsia"/>
-        </w:rPr>
       </w:pPr>
       <w:r>
         <w:rPr>
@@ -858,9 +825,6 @@
     <w:p>
       <w:pPr>
         <w:pStyle w:val="a5"/>
-        <w:rPr>
-          <w:rFonts w:hint="eastAsia"/>
-        </w:rPr>
       </w:pPr>
       <w:r>
         <w:rPr>
@@ -920,9 +884,6 @@
     <w:p>
       <w:pPr>
         <w:pStyle w:val="3"/>
-        <w:rPr>
-          <w:rFonts w:hint="eastAsia"/>
-        </w:rPr>
       </w:pPr>
       <w:r>
         <w:rPr>
@@ -1154,9 +1115,6 @@
     <w:p>
       <w:pPr>
         <w:pStyle w:val="3"/>
-        <w:rPr>
-          <w:rFonts w:hint="eastAsia"/>
-        </w:rPr>
       </w:pPr>
       <w:r>
         <w:rPr>
@@ -1443,9 +1401,6 @@
     <w:p>
       <w:pPr>
         <w:pStyle w:val="3"/>
-        <w:rPr>
-          <w:rFonts w:hint="eastAsia"/>
-        </w:rPr>
       </w:pPr>
       <w:r>
         <w:rPr>
@@ -1498,9 +1453,6 @@
     <w:p>
       <w:pPr>
         <w:pStyle w:val="2"/>
-        <w:rPr>
-          <w:rFonts w:hint="eastAsia"/>
-        </w:rPr>
       </w:pPr>
       <w:r>
         <w:rPr>
@@ -1726,9 +1678,6 @@
     <w:p>
       <w:pPr>
         <w:pStyle w:val="1"/>
-        <w:rPr>
-          <w:rFonts w:hint="eastAsia"/>
-        </w:rPr>
       </w:pPr>
       <w:r>
         <w:rPr>
@@ -1753,187 +1702,4366 @@
         <w:rPr>
           <w:rFonts w:hint="eastAsia"/>
         </w:rPr>
+        <w:t>1</w:t>
+      </w:r>
+      <w:r>
+        <w:rPr>
+          <w:rFonts w:hint="eastAsia"/>
+        </w:rPr>
+        <w:t>1</w:t>
+      </w:r>
+      <w:r>
+        <w:rPr>
+          <w:rFonts w:hint="eastAsia"/>
+        </w:rPr>
+        <w:t>）</w:t>
+      </w:r>
+    </w:p>
+    <w:p>
+      <w:pPr>
+        <w:pStyle w:val="a5"/>
+      </w:pPr>
+      <w:r>
+        <w:rPr>
+          <w:rFonts w:hint="eastAsia"/>
+        </w:rPr>
+        <w:t>LDLC</w:t>
+      </w:r>
+      <w:r>
+        <w:rPr>
+          <w:rFonts w:hint="eastAsia"/>
+        </w:rPr>
+        <w:t>是一种具有稀疏校验矩阵的格码，可以用校验矩阵来表征，由于其校验矩阵具有低密度的特殊性，又可以用与其一一对应的二分图来表示。度是</w:t>
+      </w:r>
+      <w:r>
+        <w:rPr>
+          <w:rFonts w:hint="eastAsia"/>
+        </w:rPr>
+        <w:t>LDLC</w:t>
+      </w:r>
+      <w:r>
+        <w:rPr>
+          <w:rFonts w:hint="eastAsia"/>
+        </w:rPr>
+        <w:t>的一个重要概念，本章将介绍度的定义，并根据度的不同情况，对</w:t>
+      </w:r>
+      <w:r>
+        <w:rPr>
+          <w:rFonts w:hint="eastAsia"/>
+        </w:rPr>
+        <w:t>LDLC</w:t>
+      </w:r>
+      <w:r>
+        <w:rPr>
+          <w:rFonts w:hint="eastAsia"/>
+        </w:rPr>
+        <w:t>进行分类。本章将重点给出</w:t>
+      </w:r>
+      <w:r>
+        <w:rPr>
+          <w:rFonts w:hint="eastAsia"/>
+        </w:rPr>
+        <w:t>LDLC</w:t>
+      </w:r>
+      <w:r>
+        <w:rPr>
+          <w:rFonts w:hint="eastAsia"/>
+        </w:rPr>
+        <w:t>的构造方法，并简略的介绍其译码算法。</w:t>
+      </w:r>
+    </w:p>
+    <w:p>
+      <w:pPr>
+        <w:pStyle w:val="2"/>
+      </w:pPr>
+      <w:r>
+        <w:rPr>
+          <w:rFonts w:hint="eastAsia"/>
+        </w:rPr>
+        <w:t>基本</w:t>
+      </w:r>
+      <w:r>
+        <w:rPr>
+          <w:rFonts w:hint="eastAsia"/>
+        </w:rPr>
+        <w:t>概念</w:t>
+      </w:r>
+      <w:r>
+        <w:rPr>
+          <w:rFonts w:hint="eastAsia"/>
+        </w:rPr>
+        <w:t>（</w:t>
+      </w:r>
+      <w:r>
+        <w:rPr>
+          <w:rFonts w:hint="eastAsia"/>
+        </w:rPr>
+        <w:t>3</w:t>
+      </w:r>
+      <w:r>
+        <w:rPr>
+          <w:rFonts w:hint="eastAsia"/>
+        </w:rPr>
+        <w:t>）</w:t>
+      </w:r>
+    </w:p>
+    <w:p>
+      <w:pPr>
+        <w:pStyle w:val="3"/>
+      </w:pPr>
+      <w:r>
+        <w:rPr>
+          <w:rFonts w:hint="eastAsia"/>
+        </w:rPr>
+        <w:t>格和格码</w:t>
+      </w:r>
+    </w:p>
+    <w:p>
+      <w:pPr>
+        <w:pStyle w:val="a5"/>
+      </w:pPr>
+      <w:r>
+        <w:rPr>
+          <w:rFonts w:hint="eastAsia"/>
+        </w:rPr>
+        <w:t>在</w:t>
+      </w:r>
+      <w:r>
+        <w:rPr>
+          <w:rFonts w:hint="eastAsia"/>
+        </w:rPr>
+        <w:t>m</w:t>
+      </w:r>
+      <w:r>
+        <w:rPr>
+          <w:rFonts w:hint="eastAsia"/>
+        </w:rPr>
+        <w:t>维的欧氏空间</w:t>
+      </w:r>
+      <w:bookmarkStart w:id="0" w:name="MTBlankEqn"/>
+      <w:r>
+        <w:rPr>
+          <w:position w:val="-4"/>
+        </w:rPr>
+        <w:object w:dxaOrig="340" w:dyaOrig="300">
+          <v:shape id="_x0000_i1027" type="#_x0000_t75" style="width:17.25pt;height:15pt" o:ole="">
+            <v:imagedata r:id="rId11" o:title=""/>
+          </v:shape>
+          <o:OLEObject Type="Embed" ProgID="Equation.DSMT4" ShapeID="_x0000_i1027" DrawAspect="Content" ObjectID="_1408455468" r:id="rId12"/>
+        </w:object>
+      </w:r>
+      <w:bookmarkEnd w:id="0"/>
+      <w:r>
+        <w:rPr>
+          <w:rFonts w:hint="eastAsia"/>
+        </w:rPr>
+        <w:t>中，由</w:t>
+      </w:r>
+      <w:r>
+        <w:rPr>
+          <w:rFonts w:hint="eastAsia"/>
+        </w:rPr>
+        <w:t>n</w:t>
+      </w:r>
+      <w:r>
+        <w:rPr>
+          <w:rFonts w:hint="eastAsia"/>
+        </w:rPr>
+        <w:t>个线性独立的向量构成的线性组合的全体组成的集合，并且线性组合系数为整数，则我们称这样的集合为一个</w:t>
+      </w:r>
+      <w:r>
+        <w:rPr>
+          <w:rFonts w:hint="eastAsia"/>
+        </w:rPr>
+        <w:t>m</w:t>
+      </w:r>
+      <w:r>
+        <w:rPr>
+          <w:rFonts w:hint="eastAsia"/>
+        </w:rPr>
+        <w:t>维的欧氏空间</w:t>
+      </w:r>
+      <w:r>
+        <w:rPr>
+          <w:position w:val="-4"/>
+        </w:rPr>
+        <w:object w:dxaOrig="340" w:dyaOrig="300">
+          <v:shape id="_x0000_i1028" type="#_x0000_t75" style="width:17.25pt;height:15pt" o:ole="">
+            <v:imagedata r:id="rId11" o:title=""/>
+          </v:shape>
+          <o:OLEObject Type="Embed" ProgID="Equation.DSMT4" ShapeID="_x0000_i1028" DrawAspect="Content" ObjectID="_1408455469" r:id="rId13"/>
+        </w:object>
+      </w:r>
+      <w:r>
+        <w:rPr>
+          <w:rFonts w:hint="eastAsia"/>
+        </w:rPr>
+        <w:t>中的</w:t>
+      </w:r>
+      <w:r>
+        <w:rPr>
+          <w:rFonts w:hint="eastAsia"/>
+        </w:rPr>
+        <w:t>n</w:t>
+      </w:r>
+      <w:r>
+        <w:rPr>
+          <w:rFonts w:hint="eastAsia"/>
+        </w:rPr>
+        <w:t>维格。</w:t>
+      </w:r>
+    </w:p>
+    <w:p>
+      <w:pPr>
+        <w:pStyle w:val="a5"/>
+      </w:pPr>
+      <w:r>
+        <w:rPr>
+          <w:rFonts w:hint="eastAsia"/>
+        </w:rPr>
+        <w:t>根据格的定义可知，一个</w:t>
+      </w:r>
+      <w:r>
+        <w:rPr>
+          <w:rFonts w:hint="eastAsia"/>
+        </w:rPr>
+        <w:t>n</w:t>
+      </w:r>
+      <w:r>
+        <w:rPr>
+          <w:rFonts w:hint="eastAsia"/>
+        </w:rPr>
+        <w:t>维的格</w:t>
+      </w:r>
+      <w:r>
+        <w:rPr>
+          <w:rFonts w:ascii="Cambria Math" w:hAnsi="Cambria Math"/>
+        </w:rPr>
+        <w:t>Λ</w:t>
+      </w:r>
+      <w:r>
+        <w:rPr>
+          <w:rFonts w:hint="eastAsia"/>
+        </w:rPr>
+        <w:t>可通过</w:t>
+      </w:r>
+      <w:r>
+        <w:rPr>
+          <w:position w:val="-6"/>
+        </w:rPr>
+        <w:object w:dxaOrig="499" w:dyaOrig="220">
+          <v:shape id="_x0000_i1029" type="#_x0000_t75" style="width:24.75pt;height:11.25pt" o:ole="">
+            <v:imagedata r:id="rId14" o:title=""/>
+          </v:shape>
+          <o:OLEObject Type="Embed" ProgID="Equation.DSMT4" ShapeID="_x0000_i1029" DrawAspect="Content" ObjectID="_1408455470" r:id="rId15"/>
+        </w:object>
+      </w:r>
+      <w:r>
+        <w:rPr>
+          <w:rFonts w:hint="eastAsia"/>
+        </w:rPr>
+        <w:t>的生成矩阵</w:t>
+      </w:r>
+      <w:r>
+        <w:rPr>
+          <w:rFonts w:hint="eastAsia"/>
+        </w:rPr>
+        <w:t>G</w:t>
+      </w:r>
+      <w:r>
+        <w:rPr>
+          <w:rFonts w:hint="eastAsia"/>
+        </w:rPr>
+        <w:t>来定义，它由</w:t>
+      </w:r>
+      <w:r>
+        <w:rPr>
+          <w:rFonts w:hint="eastAsia"/>
+        </w:rPr>
+        <w:t>n</w:t>
+      </w:r>
+      <w:r>
+        <w:rPr>
+          <w:rFonts w:hint="eastAsia"/>
+        </w:rPr>
+        <w:t>个</w:t>
+      </w:r>
+      <w:r>
+        <w:rPr>
+          <w:rFonts w:hint="eastAsia"/>
+        </w:rPr>
+        <w:t>n</w:t>
+      </w:r>
+      <w:r>
+        <w:rPr>
+          <w:rFonts w:hint="eastAsia"/>
+        </w:rPr>
+        <w:t>维的欧氏空间中线性独立的列矢量</w:t>
+      </w:r>
+      <w:r>
+        <w:rPr>
+          <w:position w:val="-12"/>
+        </w:rPr>
+        <w:object w:dxaOrig="1440" w:dyaOrig="380">
+          <v:shape id="_x0000_i1030" type="#_x0000_t75" style="width:1in;height:18.75pt" o:ole="">
+            <v:imagedata r:id="rId16" o:title=""/>
+          </v:shape>
+          <o:OLEObject Type="Embed" ProgID="Equation.DSMT4" ShapeID="_x0000_i1030" DrawAspect="Content" ObjectID="_1408455471" r:id="rId17"/>
+        </w:object>
+      </w:r>
+      <w:r>
+        <w:rPr>
+          <w:rFonts w:hint="eastAsia"/>
+        </w:rPr>
+        <w:t>构成，如公式（</w:t>
+      </w:r>
+      <w:r>
+        <w:rPr>
+          <w:rFonts w:hint="eastAsia"/>
+        </w:rPr>
+        <w:t>2.1</w:t>
+      </w:r>
+      <w:r>
+        <w:rPr>
+          <w:rFonts w:hint="eastAsia"/>
+        </w:rPr>
+        <w:t>）</w:t>
+      </w:r>
+      <w:r>
+        <w:rPr>
+          <w:rFonts w:hint="eastAsia"/>
+        </w:rPr>
+        <w:t>：</w:t>
+      </w:r>
+    </w:p>
+    <w:p>
+      <w:pPr>
+        <w:pStyle w:val="ae"/>
+      </w:pPr>
+      <w:r>
+        <w:object w:dxaOrig="3940" w:dyaOrig="1120">
+          <v:shape id="_x0000_i1031" type="#_x0000_t75" style="width:197.25pt;height:56.25pt" o:ole="">
+            <v:imagedata r:id="rId18" o:title=""/>
+          </v:shape>
+          <o:OLEObject Type="Embed" ProgID="Equation.DSMT4" ShapeID="_x0000_i1031" DrawAspect="Content" ObjectID="_1408455472" r:id="rId19"/>
+        </w:object>
+      </w:r>
+      <w:r>
+        <w:rPr>
+          <w:rFonts w:hint="eastAsia"/>
+        </w:rPr>
+        <w:tab/>
+      </w:r>
+      <w:r>
+        <w:rPr>
+          <w:rFonts w:hint="eastAsia"/>
+        </w:rPr>
+        <w:tab/>
+      </w:r>
+      <w:r>
+        <w:rPr>
+          <w:rFonts w:hint="eastAsia"/>
+        </w:rPr>
+        <w:tab/>
+      </w:r>
+      <w:r>
+        <w:rPr>
+          <w:rFonts w:hint="eastAsia"/>
+        </w:rPr>
+        <w:tab/>
+      </w:r>
+      <w:r>
+        <w:rPr>
+          <w:rFonts w:hint="eastAsia"/>
+        </w:rPr>
+        <w:t>（</w:t>
+      </w:r>
+      <w:r>
+        <w:rPr>
+          <w:rFonts w:hint="eastAsia"/>
+        </w:rPr>
+        <w:t>2.1</w:t>
+      </w:r>
+      <w:r>
+        <w:rPr>
+          <w:rFonts w:hint="eastAsia"/>
+        </w:rPr>
+        <w:t>）</w:t>
+      </w:r>
+    </w:p>
+    <w:p>
+      <w:pPr>
+        <w:pStyle w:val="a5"/>
+      </w:pPr>
+      <w:r>
+        <w:rPr>
+          <w:rFonts w:hint="eastAsia"/>
+        </w:rPr>
+        <w:t>有了生成矩阵，格中的任意一个格点均可表示成这</w:t>
+      </w:r>
+      <w:r>
+        <w:rPr>
+          <w:rFonts w:hint="eastAsia"/>
+        </w:rPr>
+        <w:t>n</w:t>
+      </w:r>
+      <w:r>
+        <w:rPr>
+          <w:rFonts w:hint="eastAsia"/>
+        </w:rPr>
+        <w:t>个线性独立列向量的整系数线性组合：</w:t>
+      </w:r>
+    </w:p>
+    <w:p>
+      <w:pPr>
+        <w:pStyle w:val="ae"/>
+      </w:pPr>
+      <w:r>
+        <w:object w:dxaOrig="180" w:dyaOrig="279">
+          <v:shape id="_x0000_i1032" type="#_x0000_t75" style="width:9pt;height:14.25pt" o:ole="">
+            <v:imagedata r:id="rId20" o:title=""/>
+          </v:shape>
+          <o:OLEObject Type="Embed" ProgID="Equation.DSMT4" ShapeID="_x0000_i1032" DrawAspect="Content" ObjectID="_1408455473" r:id="rId21"/>
+        </w:object>
+      </w:r>
+      <w:r>
+        <w:object w:dxaOrig="3500" w:dyaOrig="440">
+          <v:shape id="_x0000_i1033" type="#_x0000_t75" style="width:174.75pt;height:21.75pt" o:ole="">
+            <v:imagedata r:id="rId22" o:title=""/>
+          </v:shape>
+          <o:OLEObject Type="Embed" ProgID="Equation.DSMT4" ShapeID="_x0000_i1033" DrawAspect="Content" ObjectID="_1408455474" r:id="rId23"/>
+        </w:object>
+      </w:r>
+      <w:r>
+        <w:rPr>
+          <w:rFonts w:hint="eastAsia"/>
+        </w:rPr>
+        <w:tab/>
+      </w:r>
+      <w:r>
+        <w:rPr>
+          <w:rFonts w:hint="eastAsia"/>
+        </w:rPr>
+        <w:tab/>
+      </w:r>
+      <w:r>
+        <w:rPr>
+          <w:rFonts w:hint="eastAsia"/>
+        </w:rPr>
+        <w:tab/>
+      </w:r>
+      <w:r>
+        <w:rPr>
+          <w:rFonts w:hint="eastAsia"/>
+        </w:rPr>
+        <w:tab/>
+      </w:r>
+      <w:r>
+        <w:rPr>
+          <w:rFonts w:hint="eastAsia"/>
+        </w:rPr>
+        <w:tab/>
+      </w:r>
+      <w:r>
+        <w:rPr>
+          <w:rFonts w:hint="eastAsia"/>
+        </w:rPr>
+        <w:t>（</w:t>
+      </w:r>
+      <w:r>
+        <w:rPr>
+          <w:rFonts w:hint="eastAsia"/>
+        </w:rPr>
+        <w:t>2.2</w:t>
+      </w:r>
+      <w:r>
+        <w:rPr>
+          <w:rFonts w:hint="eastAsia"/>
+        </w:rPr>
+        <w:t>）</w:t>
+      </w:r>
+    </w:p>
+    <w:p>
+      <w:pPr>
+        <w:pStyle w:val="a5"/>
+        <w:ind w:firstLineChars="0" w:firstLine="0"/>
+      </w:pPr>
+      <w:r>
+        <w:rPr>
+          <w:rFonts w:hint="eastAsia"/>
+        </w:rPr>
+        <w:t>即也可以表示为：</w:t>
+      </w:r>
+    </w:p>
+    <w:p>
+      <w:pPr>
+        <w:pStyle w:val="ae"/>
+      </w:pPr>
+      <w:r>
+        <w:object w:dxaOrig="2079" w:dyaOrig="440">
+          <v:shape id="_x0000_i1034" type="#_x0000_t75" style="width:104.25pt;height:21.75pt" o:ole="">
+            <v:imagedata r:id="rId24" o:title=""/>
+          </v:shape>
+          <o:OLEObject Type="Embed" ProgID="Equation.DSMT4" ShapeID="_x0000_i1034" DrawAspect="Content" ObjectID="_1408455475" r:id="rId25"/>
+        </w:object>
+      </w:r>
+      <w:r>
+        <w:rPr>
+          <w:rFonts w:hint="eastAsia"/>
+        </w:rPr>
+        <w:tab/>
+      </w:r>
+      <w:r>
+        <w:rPr>
+          <w:rFonts w:hint="eastAsia"/>
+        </w:rPr>
+        <w:tab/>
+      </w:r>
+      <w:r>
+        <w:rPr>
+          <w:rFonts w:hint="eastAsia"/>
+        </w:rPr>
+        <w:tab/>
+      </w:r>
+      <w:r>
+        <w:rPr>
+          <w:rFonts w:hint="eastAsia"/>
+        </w:rPr>
+        <w:tab/>
+      </w:r>
+      <w:r>
+        <w:rPr>
+          <w:rFonts w:hint="eastAsia"/>
+        </w:rPr>
+        <w:tab/>
+      </w:r>
+      <w:r>
+        <w:rPr>
+          <w:rFonts w:hint="eastAsia"/>
+        </w:rPr>
+        <w:tab/>
+      </w:r>
+      <w:r>
+        <w:rPr>
+          <w:rFonts w:hint="eastAsia"/>
+        </w:rPr>
+        <w:tab/>
+      </w:r>
+      <w:r>
+        <w:rPr>
+          <w:rFonts w:hint="eastAsia"/>
+        </w:rPr>
+        <w:tab/>
+      </w:r>
+      <w:r>
+        <w:rPr>
+          <w:rFonts w:hint="eastAsia"/>
+        </w:rPr>
+        <w:tab/>
+      </w:r>
+      <w:r>
+        <w:rPr>
+          <w:rFonts w:hint="eastAsia"/>
+        </w:rPr>
+        <w:t>（</w:t>
+      </w:r>
+      <w:r>
+        <w:rPr>
+          <w:rFonts w:hint="eastAsia"/>
+        </w:rPr>
+        <w:t>2.3</w:t>
+      </w:r>
+      <w:r>
+        <w:rPr>
+          <w:rFonts w:hint="eastAsia"/>
+        </w:rPr>
+        <w:t>）</w:t>
+      </w:r>
+    </w:p>
+    <w:p>
+      <w:pPr>
+        <w:pStyle w:val="a5"/>
+      </w:pPr>
+      <w:r>
+        <w:rPr>
+          <w:rFonts w:hint="eastAsia"/>
+        </w:rPr>
+        <w:t>在</w:t>
+      </w:r>
+      <w:r>
+        <w:rPr>
+          <w:rFonts w:hint="eastAsia"/>
+        </w:rPr>
+        <w:t>本文中，我</w:t>
+      </w:r>
+      <w:r>
+        <w:rPr>
+          <w:rFonts w:hint="eastAsia"/>
+        </w:rPr>
+        <w:t>们使用</w:t>
+      </w:r>
+      <w:r>
+        <w:rPr>
+          <w:position w:val="-6"/>
+        </w:rPr>
+        <w:object w:dxaOrig="260" w:dyaOrig="279">
+          <v:shape id="_x0000_i1035" type="#_x0000_t75" style="width:12.75pt;height:14.25pt" o:ole="">
+            <v:imagedata r:id="rId26" o:title=""/>
+          </v:shape>
+          <o:OLEObject Type="Embed" ProgID="Equation.DSMT4" ShapeID="_x0000_i1035" DrawAspect="Content" ObjectID="_1408455476" r:id="rId27"/>
+        </w:object>
+      </w:r>
+      <w:r>
+        <w:rPr>
+          <w:rFonts w:hint="eastAsia"/>
+        </w:rPr>
+        <w:t>代表一个格</w:t>
+      </w:r>
+      <w:r>
+        <w:rPr>
+          <w:rFonts w:hint="eastAsia"/>
+        </w:rPr>
+        <w:t>的生成矩阵，同时也代表这个格本身。</w:t>
+      </w:r>
+    </w:p>
+    <w:p>
+      <w:pPr>
+        <w:pStyle w:val="a5"/>
+      </w:pPr>
+      <w:r>
+        <w:rPr>
+          <w:rFonts w:hint="eastAsia"/>
+        </w:rPr>
+        <w:t>在</w:t>
+      </w:r>
+      <w:r>
+        <w:rPr>
+          <w:rFonts w:hint="eastAsia"/>
+        </w:rPr>
+        <w:t>n</w:t>
+      </w:r>
+      <w:r>
+        <w:rPr>
+          <w:rFonts w:hint="eastAsia"/>
+        </w:rPr>
+        <w:t>维欧氏空间</w:t>
+      </w:r>
+      <w:r>
+        <w:rPr>
+          <w:position w:val="-4"/>
+        </w:rPr>
+        <w:object w:dxaOrig="320" w:dyaOrig="300">
+          <v:shape id="_x0000_i1036" type="#_x0000_t75" style="width:15.75pt;height:15pt" o:ole="">
+            <v:imagedata r:id="rId28" o:title=""/>
+          </v:shape>
+          <o:OLEObject Type="Embed" ProgID="Equation.DSMT4" ShapeID="_x0000_i1036" DrawAspect="Content" ObjectID="_1408455477" r:id="rId29"/>
+        </w:object>
+      </w:r>
+      <w:r>
+        <w:rPr>
+          <w:rFonts w:hint="eastAsia"/>
+        </w:rPr>
+        <w:t>中，通过生成矩阵</w:t>
+      </w:r>
+      <w:r>
+        <w:rPr>
+          <w:rFonts w:hint="eastAsia"/>
+        </w:rPr>
+        <w:t>G</w:t>
+      </w:r>
+      <w:r>
+        <w:rPr>
+          <w:rFonts w:hint="eastAsia"/>
+        </w:rPr>
+        <w:t>和成形区域</w:t>
+      </w:r>
+      <w:r>
+        <w:rPr>
+          <w:position w:val="-4"/>
+        </w:rPr>
+        <w:object w:dxaOrig="700" w:dyaOrig="300">
+          <v:shape id="_x0000_i1037" type="#_x0000_t75" style="width:35.25pt;height:15pt" o:ole="">
+            <v:imagedata r:id="rId30" o:title=""/>
+          </v:shape>
+          <o:OLEObject Type="Embed" ProgID="Equation.DSMT4" ShapeID="_x0000_i1037" DrawAspect="Content" ObjectID="_1408455478" r:id="rId31"/>
+        </w:object>
+      </w:r>
+      <w:r>
+        <w:rPr>
+          <w:rFonts w:hint="eastAsia"/>
+        </w:rPr>
+        <w:t>可定义</w:t>
+      </w:r>
+      <w:r>
+        <w:rPr>
+          <w:rFonts w:hint="eastAsia"/>
+        </w:rPr>
+        <w:t>n</w:t>
+      </w:r>
+      <w:r>
+        <w:rPr>
+          <w:rFonts w:hint="eastAsia"/>
+        </w:rPr>
+        <w:t>维欧氏空间的格码，其码字是位于该成形区域</w:t>
+      </w:r>
+      <w:r>
+        <w:rPr>
+          <w:rFonts w:hint="eastAsia"/>
+        </w:rPr>
+        <w:t>B</w:t>
+      </w:r>
+      <w:r>
+        <w:rPr>
+          <w:rFonts w:hint="eastAsia"/>
+        </w:rPr>
+        <w:t>中的所有格点的集合。</w:t>
+      </w:r>
+    </w:p>
+    <w:p>
+      <w:pPr>
+        <w:pStyle w:val="3"/>
+      </w:pPr>
+      <w:r>
+        <w:rPr>
+          <w:rFonts w:hint="eastAsia"/>
+        </w:rPr>
+        <w:t>格码的校验矩阵</w:t>
+      </w:r>
+    </w:p>
+    <w:p>
+      <w:pPr>
+        <w:pStyle w:val="a5"/>
+      </w:pPr>
+      <w:r>
+        <w:rPr>
+          <w:rFonts w:hint="eastAsia"/>
+        </w:rPr>
+        <w:lastRenderedPageBreak/>
+        <w:t>对于（</w:t>
+      </w:r>
+      <w:r>
+        <w:rPr>
+          <w:rFonts w:hint="eastAsia"/>
+        </w:rPr>
+        <w:t>n</w:t>
+      </w:r>
+      <w:r>
+        <w:rPr>
+          <w:rFonts w:hint="eastAsia"/>
+        </w:rPr>
+        <w:t>，</w:t>
+      </w:r>
+      <w:r>
+        <w:rPr>
+          <w:rFonts w:hint="eastAsia"/>
+        </w:rPr>
+        <w:t>k</w:t>
+      </w:r>
+      <w:r>
+        <w:rPr>
+          <w:rFonts w:hint="eastAsia"/>
+        </w:rPr>
+        <w:t>）线性分组码，存在一个生成矩阵</w:t>
+      </w:r>
+      <w:r>
+        <w:rPr>
+          <w:rFonts w:hint="eastAsia"/>
+        </w:rPr>
+        <w:t>G</w:t>
+      </w:r>
+      <w:r>
+        <w:rPr>
+          <w:rFonts w:hint="eastAsia"/>
+        </w:rPr>
+        <w:t>，若给定信息序列</w:t>
+      </w:r>
+      <w:r>
+        <w:rPr>
+          <w:rFonts w:hint="eastAsia"/>
+        </w:rPr>
+        <w:t>b</w:t>
+      </w:r>
+      <w:r>
+        <w:rPr>
+          <w:rFonts w:hint="eastAsia"/>
+        </w:rPr>
+        <w:t>，其经过编码</w:t>
+      </w:r>
+      <w:r>
+        <w:rPr>
+          <w:rFonts w:hint="eastAsia"/>
+        </w:rPr>
+        <w:t>后的码字为</w:t>
+      </w:r>
+      <w:r>
+        <w:rPr>
+          <w:position w:val="-6"/>
+        </w:rPr>
+        <w:object w:dxaOrig="720" w:dyaOrig="279">
+          <v:shape id="_x0000_i1038" type="#_x0000_t75" style="width:36pt;height:14.25pt" o:ole="">
+            <v:imagedata r:id="rId32" o:title=""/>
+          </v:shape>
+          <o:OLEObject Type="Embed" ProgID="Equation.DSMT4" ShapeID="_x0000_i1038" DrawAspect="Content" ObjectID="_1408455479" r:id="rId33"/>
+        </w:object>
+      </w:r>
+      <w:r>
+        <w:rPr>
+          <w:rFonts w:hint="eastAsia"/>
+        </w:rPr>
+        <w:t>，若该线性分组码为二进制码，则</w:t>
+      </w:r>
+      <w:r>
+        <w:rPr>
+          <w:rFonts w:hint="eastAsia"/>
+        </w:rPr>
+        <w:t>b</w:t>
+      </w:r>
+      <w:r>
+        <w:rPr>
+          <w:rFonts w:hint="eastAsia"/>
+        </w:rPr>
+        <w:t>为二进制信息序列，且</w:t>
+      </w:r>
+      <w:r>
+        <w:rPr>
+          <w:rFonts w:hint="eastAsia"/>
+        </w:rPr>
+        <w:t>乘法运算为</w:t>
+      </w:r>
+      <w:r>
+        <w:rPr>
+          <w:rFonts w:hint="eastAsia"/>
+        </w:rPr>
+        <w:t>二进制的伽罗华域</w:t>
+      </w:r>
+      <w:r>
+        <w:rPr>
+          <w:rFonts w:hint="eastAsia"/>
+        </w:rPr>
+        <w:t>上的</w:t>
+      </w:r>
+      <w:r>
+        <w:rPr>
+          <w:rFonts w:hint="eastAsia"/>
+        </w:rPr>
+        <w:t>运算。</w:t>
+      </w:r>
+      <w:r>
+        <w:rPr>
+          <w:rFonts w:hint="eastAsia"/>
+        </w:rPr>
+        <w:t>判断一个向量是否为一个码字，需要利用（</w:t>
+      </w:r>
+      <w:r>
+        <w:rPr>
+          <w:rFonts w:hint="eastAsia"/>
+        </w:rPr>
+        <w:t>n</w:t>
+      </w:r>
+      <w:r>
+        <w:rPr>
+          <w:rFonts w:hint="eastAsia"/>
+        </w:rPr>
+        <w:t>，</w:t>
+      </w:r>
+      <w:r>
+        <w:rPr>
+          <w:rFonts w:hint="eastAsia"/>
+        </w:rPr>
+        <w:t>k</w:t>
+      </w:r>
+      <w:r>
+        <w:rPr>
+          <w:rFonts w:hint="eastAsia"/>
+        </w:rPr>
+        <w:t>）线性分组码的校验矩阵，码字满足</w:t>
+      </w:r>
+      <w:r>
+        <w:rPr>
+          <w:position w:val="-6"/>
+        </w:rPr>
+        <w:object w:dxaOrig="720" w:dyaOrig="279">
+          <v:shape id="_x0000_i1039" type="#_x0000_t75" style="width:36pt;height:14.25pt" o:ole="">
+            <v:imagedata r:id="rId34" o:title=""/>
+          </v:shape>
+          <o:OLEObject Type="Embed" ProgID="Equation.DSMT4" ShapeID="_x0000_i1039" DrawAspect="Content" ObjectID="_1408455480" r:id="rId35"/>
+        </w:object>
+      </w:r>
+      <w:r>
+        <w:rPr>
+          <w:rFonts w:hint="eastAsia"/>
+        </w:rPr>
+        <w:t>。由于信道存在噪声，经过信道传输的码字会产生失真，即译码器接收到得向量为</w:t>
+      </w:r>
+      <w:r>
+        <w:rPr>
+          <w:position w:val="-10"/>
+        </w:rPr>
+        <w:object w:dxaOrig="900" w:dyaOrig="279">
+          <v:shape id="_x0000_i1040" type="#_x0000_t75" style="width:45pt;height:14.25pt" o:ole="">
+            <v:imagedata r:id="rId36" o:title=""/>
+          </v:shape>
+          <o:OLEObject Type="Embed" ProgID="Equation.DSMT4" ShapeID="_x0000_i1040" DrawAspect="Content" ObjectID="_1408455481" r:id="rId37"/>
+        </w:object>
+      </w:r>
+      <w:r>
+        <w:rPr>
+          <w:rFonts w:hint="eastAsia"/>
+        </w:rPr>
+        <w:t>，其中</w:t>
+      </w:r>
+      <w:r>
+        <w:rPr>
+          <w:position w:val="-6"/>
+        </w:rPr>
+        <w:object w:dxaOrig="180" w:dyaOrig="220">
+          <v:shape id="_x0000_i1041" type="#_x0000_t75" style="width:9pt;height:11.25pt" o:ole="">
+            <v:imagedata r:id="rId38" o:title=""/>
+          </v:shape>
+          <o:OLEObject Type="Embed" ProgID="Equation.DSMT4" ShapeID="_x0000_i1041" DrawAspect="Content" ObjectID="_1408455482" r:id="rId39"/>
+        </w:object>
+      </w:r>
+      <w:r>
+        <w:rPr>
+          <w:rFonts w:hint="eastAsia"/>
+        </w:rPr>
+        <w:t>为信道产生的加性噪声序列。译码器对接收到得向量进行译码，首先需要计算伴随式，即</w:t>
+      </w:r>
+      <w:r>
+        <w:rPr>
+          <w:position w:val="-10"/>
+        </w:rPr>
+        <w:object w:dxaOrig="2360" w:dyaOrig="320">
+          <v:shape id="_x0000_i1042" type="#_x0000_t75" style="width:117.75pt;height:15.75pt" o:ole="">
+            <v:imagedata r:id="rId40" o:title=""/>
+          </v:shape>
+          <o:OLEObject Type="Embed" ProgID="Equation.DSMT4" ShapeID="_x0000_i1042" DrawAspect="Content" ObjectID="_1408455483" r:id="rId41"/>
+        </w:object>
+      </w:r>
+      <w:r>
+        <w:rPr>
+          <w:rFonts w:hint="eastAsia"/>
+        </w:rPr>
+        <w:t>，若</w:t>
+      </w:r>
+      <w:r>
+        <w:rPr>
+          <w:position w:val="-6"/>
+        </w:rPr>
+        <w:object w:dxaOrig="580" w:dyaOrig="279">
+          <v:shape id="_x0000_i1043" type="#_x0000_t75" style="width:29.25pt;height:14.25pt" o:ole="">
+            <v:imagedata r:id="rId42" o:title=""/>
+          </v:shape>
+          <o:OLEObject Type="Embed" ProgID="Equation.DSMT4" ShapeID="_x0000_i1043" DrawAspect="Content" ObjectID="_1408455484" r:id="rId43"/>
+        </w:object>
+      </w:r>
+      <w:r>
+        <w:rPr>
+          <w:rFonts w:hint="eastAsia"/>
+        </w:rPr>
+        <w:t>，则认为接受无误；若</w:t>
+      </w:r>
+      <w:r>
+        <w:rPr>
+          <w:position w:val="-6"/>
+        </w:rPr>
+        <w:object w:dxaOrig="580" w:dyaOrig="279">
+          <v:shape id="_x0000_i1044" type="#_x0000_t75" style="width:29.25pt;height:14.25pt" o:ole="">
+            <v:imagedata r:id="rId44" o:title=""/>
+          </v:shape>
+          <o:OLEObject Type="Embed" ProgID="Equation.DSMT4" ShapeID="_x0000_i1044" DrawAspect="Content" ObjectID="_1408455485" r:id="rId45"/>
+        </w:object>
+      </w:r>
+      <w:r>
+        <w:rPr>
+          <w:rFonts w:hint="eastAsia"/>
+        </w:rPr>
+        <w:t>，则说明出现误码。伴随式的取值仅和信道的噪声序列有关，而与传输的码字无关。</w:t>
+      </w:r>
+    </w:p>
+    <w:p>
+      <w:pPr>
+        <w:pStyle w:val="a5"/>
+      </w:pPr>
+      <w:r>
+        <w:rPr>
+          <w:rFonts w:hint="eastAsia"/>
+        </w:rPr>
+        <w:t>在这里，我们将线性分组码中的校验矩阵和伴随式的概念引入到格码中。一个</w:t>
+      </w:r>
+      <w:r>
+        <w:rPr>
+          <w:rFonts w:hint="eastAsia"/>
+        </w:rPr>
+        <w:t>n</w:t>
+      </w:r>
+      <w:r>
+        <w:rPr>
+          <w:rFonts w:hint="eastAsia"/>
+        </w:rPr>
+        <w:t>维格</w:t>
+      </w:r>
+      <w:r>
+        <w:t>Λ</w:t>
+      </w:r>
+      <w:r>
+        <w:rPr>
+          <w:rFonts w:hint="eastAsia"/>
+        </w:rPr>
+        <w:t>由一个</w:t>
+      </w:r>
+      <w:r>
+        <w:rPr>
+          <w:position w:val="-6"/>
+        </w:rPr>
+        <w:object w:dxaOrig="499" w:dyaOrig="220">
+          <v:shape id="_x0000_i1045" type="#_x0000_t75" style="width:24.75pt;height:11.25pt" o:ole="">
+            <v:imagedata r:id="rId46" o:title=""/>
+          </v:shape>
+          <o:OLEObject Type="Embed" ProgID="Equation.DSMT4" ShapeID="_x0000_i1045" DrawAspect="Content" ObjectID="_1408455486" r:id="rId47"/>
+        </w:object>
+      </w:r>
+      <w:r>
+        <w:rPr>
+          <w:rFonts w:hint="eastAsia"/>
+        </w:rPr>
+        <w:t>的生成矩阵</w:t>
+      </w:r>
+      <w:r>
+        <w:rPr>
+          <w:position w:val="-6"/>
+        </w:rPr>
+        <w:object w:dxaOrig="260" w:dyaOrig="279">
+          <v:shape id="_x0000_i1046" type="#_x0000_t75" style="width:12.75pt;height:14.25pt" o:ole="">
+            <v:imagedata r:id="rId48" o:title=""/>
+          </v:shape>
+          <o:OLEObject Type="Embed" ProgID="Equation.DSMT4" ShapeID="_x0000_i1046" DrawAspect="Content" ObjectID="_1408455487" r:id="rId49"/>
+        </w:object>
+      </w:r>
+      <w:r>
+        <w:rPr>
+          <w:rFonts w:hint="eastAsia"/>
+        </w:rPr>
+        <w:t>定义，因此每个码字（格点）即为</w:t>
+      </w:r>
+      <w:r>
+        <w:rPr>
+          <w:position w:val="-6"/>
+        </w:rPr>
+        <w:object w:dxaOrig="720" w:dyaOrig="279">
+          <v:shape id="_x0000_i1047" type="#_x0000_t75" style="width:36pt;height:14.25pt" o:ole="">
+            <v:imagedata r:id="rId50" o:title=""/>
+          </v:shape>
+          <o:OLEObject Type="Embed" ProgID="Equation.DSMT4" ShapeID="_x0000_i1047" DrawAspect="Content" ObjectID="_1408455488" r:id="rId51"/>
+        </w:object>
+      </w:r>
+      <w:r>
+        <w:rPr>
+          <w:rFonts w:hint="eastAsia"/>
+        </w:rPr>
+        <w:t>，其中</w:t>
+      </w:r>
+      <w:r>
+        <w:rPr>
+          <w:position w:val="-6"/>
+        </w:rPr>
+        <w:object w:dxaOrig="200" w:dyaOrig="279">
+          <v:shape id="_x0000_i1048" type="#_x0000_t75" style="width:9.75pt;height:14.25pt" o:ole="">
+            <v:imagedata r:id="rId52" o:title=""/>
+          </v:shape>
+          <o:OLEObject Type="Embed" ProgID="Equation.DSMT4" ShapeID="_x0000_i1048" DrawAspect="Content" ObjectID="_1408455489" r:id="rId53"/>
+        </w:object>
+      </w:r>
+      <w:r>
+        <w:rPr>
+          <w:rFonts w:hint="eastAsia"/>
+        </w:rPr>
+        <w:t>是一个</w:t>
+      </w:r>
+      <w:r>
+        <w:rPr>
+          <w:rFonts w:hint="eastAsia"/>
+        </w:rPr>
+        <w:t>n</w:t>
+      </w:r>
+      <w:r>
+        <w:rPr>
+          <w:rFonts w:hint="eastAsia"/>
+        </w:rPr>
+        <w:t>为整数向量。在此基础上，我们定义格码的校验矩阵为</w:t>
+      </w:r>
+      <w:r>
+        <w:rPr>
+          <w:position w:val="-6"/>
+        </w:rPr>
+        <w:object w:dxaOrig="859" w:dyaOrig="320">
+          <v:shape id="_x0000_i1049" type="#_x0000_t75" style="width:42.75pt;height:15.75pt" o:ole="">
+            <v:imagedata r:id="rId54" o:title=""/>
+          </v:shape>
+          <o:OLEObject Type="Embed" ProgID="Equation.DSMT4" ShapeID="_x0000_i1049" DrawAspect="Content" ObjectID="_1408455490" r:id="rId55"/>
+        </w:object>
+      </w:r>
+      <w:r>
+        <w:rPr>
+          <w:rFonts w:hint="eastAsia"/>
+        </w:rPr>
+        <w:t>，经过信道传输，码字会引入失真，即</w:t>
+      </w:r>
+      <w:r>
+        <w:rPr>
+          <w:position w:val="-10"/>
+        </w:rPr>
+        <w:object w:dxaOrig="960" w:dyaOrig="279">
+          <v:shape id="_x0000_i1050" type="#_x0000_t75" style="width:48pt;height:14.25pt" o:ole="">
+            <v:imagedata r:id="rId56" o:title=""/>
+          </v:shape>
+          <o:OLEObject Type="Embed" ProgID="Equation.DSMT4" ShapeID="_x0000_i1050" DrawAspect="Content" ObjectID="_1408455491" r:id="rId57"/>
+        </w:object>
+      </w:r>
+      <w:r>
+        <w:rPr>
+          <w:rFonts w:hint="eastAsia"/>
+        </w:rPr>
+        <w:t>，其中</w:t>
+      </w:r>
+      <w:r>
+        <w:rPr>
+          <w:position w:val="-6"/>
+        </w:rPr>
+        <w:object w:dxaOrig="240" w:dyaOrig="220">
+          <v:shape id="_x0000_i1051" type="#_x0000_t75" style="width:12pt;height:11.25pt" o:ole="">
+            <v:imagedata r:id="rId58" o:title=""/>
+          </v:shape>
+          <o:OLEObject Type="Embed" ProgID="Equation.DSMT4" ShapeID="_x0000_i1051" DrawAspect="Content" ObjectID="_1408455492" r:id="rId59"/>
+        </w:object>
+      </w:r>
+      <w:r>
+        <w:rPr>
+          <w:rFonts w:hint="eastAsia"/>
+        </w:rPr>
+        <w:t>是信道的加性噪声序列，例如加性高斯白噪声（</w:t>
+      </w:r>
+      <w:r>
+        <w:rPr>
+          <w:rFonts w:hint="eastAsia"/>
+        </w:rPr>
+        <w:t>AWGN</w:t>
+      </w:r>
+      <w:r>
+        <w:rPr>
+          <w:rFonts w:hint="eastAsia"/>
+        </w:rPr>
+        <w:t>），与线性分组码不同的是，在这里的加法采用的是实数运算。格码的伴随式定义如下：</w:t>
+      </w:r>
+      <w:r>
+        <w:t xml:space="preserve"> </w:t>
+      </w:r>
+      <w:r>
+        <w:rPr>
+          <w:position w:val="-10"/>
+        </w:rPr>
+        <w:object w:dxaOrig="1340" w:dyaOrig="360">
+          <v:shape id="_x0000_i1052" type="#_x0000_t75" style="width:66.75pt;height:18pt" o:ole="">
+            <v:imagedata r:id="rId60" o:title=""/>
+          </v:shape>
+          <o:OLEObject Type="Embed" ProgID="Equation.DSMT4" ShapeID="_x0000_i1052" DrawAspect="Content" ObjectID="_1408455493" r:id="rId61"/>
+        </w:object>
+      </w:r>
+      <w:r>
+        <w:rPr>
+          <w:rFonts w:hint="eastAsia"/>
+        </w:rPr>
+        <w:t>，其中</w:t>
+      </w:r>
+      <w:r>
+        <w:rPr>
+          <w:position w:val="-10"/>
+        </w:rPr>
+        <w:object w:dxaOrig="820" w:dyaOrig="320">
+          <v:shape id="_x0000_i1053" type="#_x0000_t75" style="width:41.25pt;height:15.75pt" o:ole="">
+            <v:imagedata r:id="rId62" o:title=""/>
+          </v:shape>
+          <o:OLEObject Type="Embed" ProgID="Equation.DSMT4" ShapeID="_x0000_i1053" DrawAspect="Content" ObjectID="_1408455494" r:id="rId63"/>
+        </w:object>
+      </w:r>
+      <w:r>
+        <w:rPr>
+          <w:rFonts w:hint="eastAsia"/>
+        </w:rPr>
+        <w:t>表示取</w:t>
+      </w:r>
+      <w:r>
+        <w:rPr>
+          <w:rFonts w:hint="eastAsia"/>
+        </w:rPr>
+        <w:t>x</w:t>
+      </w:r>
+      <w:r>
+        <w:rPr>
+          <w:rFonts w:hint="eastAsia"/>
+        </w:rPr>
+        <w:t>的小数部分，即</w:t>
+      </w:r>
+      <w:r>
+        <w:rPr>
+          <w:position w:val="-14"/>
+        </w:rPr>
+        <w:object w:dxaOrig="1760" w:dyaOrig="400">
+          <v:shape id="_x0000_i1054" type="#_x0000_t75" style="width:87.75pt;height:20.25pt" o:ole="">
+            <v:imagedata r:id="rId64" o:title=""/>
+          </v:shape>
+          <o:OLEObject Type="Embed" ProgID="Equation.DSMT4" ShapeID="_x0000_i1054" DrawAspect="Content" ObjectID="_1408455495" r:id="rId65"/>
+        </w:object>
+      </w:r>
+      <w:r>
+        <w:rPr>
+          <w:rFonts w:hint="eastAsia"/>
+        </w:rPr>
+        <w:t>。如果</w:t>
+      </w:r>
+      <w:r>
+        <w:rPr>
+          <w:rFonts w:hint="eastAsia"/>
+        </w:rPr>
+        <w:t>y</w:t>
+      </w:r>
+      <w:r>
+        <w:rPr>
+          <w:rFonts w:hint="eastAsia"/>
+        </w:rPr>
+        <w:t>是该格的一个格点，则该格码的伴随式</w:t>
+      </w:r>
+      <w:r>
+        <w:rPr>
+          <w:rFonts w:hint="eastAsia"/>
+        </w:rPr>
+        <w:t>s</w:t>
+      </w:r>
+      <w:r>
+        <w:rPr>
+          <w:rFonts w:hint="eastAsia"/>
+        </w:rPr>
+        <w:t>为</w:t>
+      </w:r>
+      <w:r>
+        <w:rPr>
+          <w:rFonts w:hint="eastAsia"/>
+        </w:rPr>
+        <w:t>0</w:t>
+      </w:r>
+      <w:r>
+        <w:rPr>
+          <w:rFonts w:hint="eastAsia"/>
+        </w:rPr>
+        <w:t>。所以，格码的伴随式可以简化：</w:t>
+      </w:r>
+      <w:r>
+        <w:rPr>
+          <w:position w:val="-4"/>
+        </w:rPr>
+        <w:object w:dxaOrig="180" w:dyaOrig="279">
+          <v:shape id="_x0000_i1055" type="#_x0000_t75" style="width:9pt;height:14.25pt" o:ole="">
+            <v:imagedata r:id="rId20" o:title=""/>
+          </v:shape>
+          <o:OLEObject Type="Embed" ProgID="Equation.DSMT4" ShapeID="_x0000_i1055" DrawAspect="Content" ObjectID="_1408455496" r:id="rId66"/>
+        </w:object>
+      </w:r>
+      <w:r>
+        <w:rPr>
+          <w:position w:val="-10"/>
+        </w:rPr>
+        <w:object w:dxaOrig="4280" w:dyaOrig="320">
+          <v:shape id="_x0000_i1056" type="#_x0000_t75" style="width:213.75pt;height:15.75pt" o:ole="">
+            <v:imagedata r:id="rId67" o:title=""/>
+          </v:shape>
+          <o:OLEObject Type="Embed" ProgID="Equation.DSMT4" ShapeID="_x0000_i1056" DrawAspect="Content" ObjectID="_1408455497" r:id="rId68"/>
+        </w:object>
+      </w:r>
+      <w:r>
+        <w:rPr>
+          <w:rFonts w:hint="eastAsia"/>
+        </w:rPr>
+        <w:t>，同线性分组码一样，格码的伴随式也仅与信道的噪声序列有关，而与传输的码字无关。</w:t>
+      </w:r>
+    </w:p>
+    <w:p>
+      <w:pPr>
+        <w:pStyle w:val="3"/>
+      </w:pPr>
+      <w:r>
+        <w:rPr>
+          <w:rFonts w:hint="eastAsia"/>
+        </w:rPr>
+        <w:t>LDLC的定义</w:t>
+      </w:r>
+      <w:r>
+        <w:rPr>
+          <w:rFonts w:hint="eastAsia"/>
+        </w:rPr>
+        <w:t>及其二分图表示</w:t>
+      </w:r>
+    </w:p>
+    <w:p>
+      <w:pPr>
+        <w:pStyle w:val="a5"/>
+      </w:pPr>
+      <w:r>
+        <w:rPr>
+          <w:rFonts w:hint="eastAsia"/>
+        </w:rPr>
+        <w:t>定义</w:t>
+      </w:r>
+      <w:r>
+        <w:rPr>
+          <w:rFonts w:hint="eastAsia"/>
+        </w:rPr>
+        <w:t>1</w:t>
+      </w:r>
+      <w:r>
+        <w:rPr>
+          <w:rFonts w:hint="eastAsia"/>
+        </w:rPr>
+        <w:t>（</w:t>
+      </w:r>
+      <w:r>
+        <w:rPr>
+          <w:rFonts w:hint="eastAsia"/>
+        </w:rPr>
+        <w:t>LDLC</w:t>
+      </w:r>
+      <w:r>
+        <w:rPr>
+          <w:rFonts w:hint="eastAsia"/>
+        </w:rPr>
+        <w:t>）：一个</w:t>
+      </w:r>
+      <w:r>
+        <w:rPr>
+          <w:rFonts w:hint="eastAsia"/>
+        </w:rPr>
+        <w:t>n</w:t>
+      </w:r>
+      <w:r>
+        <w:rPr>
+          <w:rFonts w:hint="eastAsia"/>
+        </w:rPr>
+        <w:t>维的</w:t>
+      </w:r>
+      <w:r>
+        <w:rPr>
+          <w:rFonts w:hint="eastAsia"/>
+        </w:rPr>
+        <w:t>LDLC</w:t>
+      </w:r>
+      <w:r>
+        <w:rPr>
+          <w:rFonts w:hint="eastAsia"/>
+        </w:rPr>
+        <w:t>对应一个由非奇异的生成矩阵</w:t>
+      </w:r>
+      <w:r>
+        <w:rPr>
+          <w:position w:val="-6"/>
+        </w:rPr>
+        <w:object w:dxaOrig="260" w:dyaOrig="279">
+          <v:shape id="_x0000_i1057" type="#_x0000_t75" style="width:12.75pt;height:14.25pt" o:ole="">
+            <v:imagedata r:id="rId69" o:title=""/>
+          </v:shape>
+          <o:OLEObject Type="Embed" ProgID="Equation.DSMT4" ShapeID="_x0000_i1057" DrawAspect="Content" ObjectID="_1408455498" r:id="rId70"/>
+        </w:object>
+      </w:r>
+      <w:r>
+        <w:rPr>
+          <w:rFonts w:hint="eastAsia"/>
+        </w:rPr>
+        <w:t>定义的</w:t>
+      </w:r>
+      <w:r>
+        <w:rPr>
+          <w:rFonts w:hint="eastAsia"/>
+        </w:rPr>
+        <w:t>n</w:t>
+      </w:r>
+      <w:r>
+        <w:rPr>
+          <w:rFonts w:hint="eastAsia"/>
+        </w:rPr>
+        <w:t>维格码，</w:t>
+      </w:r>
+      <w:r>
+        <w:rPr>
+          <w:rFonts w:hint="eastAsia"/>
+        </w:rPr>
+        <w:t>其中其生产矩阵的行列式的绝对值为</w:t>
+      </w:r>
+      <w:r>
+        <w:rPr>
+          <w:rFonts w:hint="eastAsia"/>
+        </w:rPr>
+        <w:t>1</w:t>
+      </w:r>
+      <w:r>
+        <w:rPr>
+          <w:rFonts w:hint="eastAsia"/>
+        </w:rPr>
+        <w:t>，且</w:t>
+      </w:r>
+      <w:r>
+        <w:rPr>
+          <w:rFonts w:hint="eastAsia"/>
+        </w:rPr>
+        <w:t>该格码的校验矩阵</w:t>
+      </w:r>
+      <w:r>
+        <w:rPr>
+          <w:position w:val="-6"/>
+        </w:rPr>
+        <w:object w:dxaOrig="840" w:dyaOrig="320">
+          <v:shape id="_x0000_i1058" type="#_x0000_t75" style="width:42pt;height:15.75pt" o:ole="">
+            <v:imagedata r:id="rId71" o:title=""/>
+          </v:shape>
+          <o:OLEObject Type="Embed" ProgID="Equation.DSMT4" ShapeID="_x0000_i1058" DrawAspect="Content" ObjectID="_1408455499" r:id="rId72"/>
+        </w:object>
+      </w:r>
+      <w:r>
+        <w:rPr>
+          <w:rFonts w:hint="eastAsia"/>
+        </w:rPr>
+        <w:t>满足稀疏性，即校验矩阵</w:t>
+      </w:r>
+      <w:r>
+        <w:rPr>
+          <w:position w:val="-4"/>
+        </w:rPr>
+        <w:object w:dxaOrig="279" w:dyaOrig="260">
+          <v:shape id="_x0000_i1059" type="#_x0000_t75" style="width:14.25pt;height:12.75pt" o:ole="">
+            <v:imagedata r:id="rId73" o:title=""/>
+          </v:shape>
+          <o:OLEObject Type="Embed" ProgID="Equation.DSMT4" ShapeID="_x0000_i1059" DrawAspect="Content" ObjectID="_1408455500" r:id="rId74"/>
+        </w:object>
+      </w:r>
+      <w:r>
+        <w:rPr>
+          <w:rFonts w:hint="eastAsia"/>
+        </w:rPr>
+        <w:t>中的非零元素占全部元素的比例很小。</w:t>
+      </w:r>
+    </w:p>
+    <w:p>
+      <w:pPr>
+        <w:pStyle w:val="a5"/>
+      </w:pPr>
+      <w:r>
+        <w:rPr>
+          <w:rFonts w:hint="eastAsia"/>
+        </w:rPr>
+        <w:t>在</w:t>
+      </w:r>
+      <w:r>
+        <w:rPr>
+          <w:rFonts w:hint="eastAsia"/>
+        </w:rPr>
+        <w:t>格码的校验矩阵中，每行的非零元素的个数称为每行的度，每列的非零元素的个数称为每列的度。</w:t>
+      </w:r>
+    </w:p>
+    <w:p>
+      <w:pPr>
+        <w:pStyle w:val="a5"/>
+      </w:pPr>
+      <w:r>
+        <w:rPr>
+          <w:rFonts w:hint="eastAsia"/>
+        </w:rPr>
+        <w:t>对于</w:t>
+      </w:r>
+      <w:r>
+        <w:rPr>
+          <w:rFonts w:hint="eastAsia"/>
+        </w:rPr>
+        <w:t>LDPC</w:t>
+      </w:r>
+      <w:r>
+        <w:rPr>
+          <w:rFonts w:hint="eastAsia"/>
+        </w:rPr>
+        <w:t>码，每个码字由校验矩阵中非零元素的位置决定，但是对于</w:t>
+      </w:r>
+      <w:r>
+        <w:rPr>
+          <w:rFonts w:hint="eastAsia"/>
+        </w:rPr>
+        <w:t>LDLC</w:t>
+      </w:r>
+      <w:r>
+        <w:rPr>
+          <w:rFonts w:hint="eastAsia"/>
+        </w:rPr>
+        <w:t>，每个码字不但与校验矩阵中非零元素的位置有关，而且也与校验矩阵中非零元素的取值有关。</w:t>
+      </w:r>
+    </w:p>
+    <w:p>
+      <w:pPr>
+        <w:pStyle w:val="a5"/>
+      </w:pPr>
+      <w:r>
+        <w:rPr>
+          <w:rFonts w:hint="eastAsia"/>
+        </w:rPr>
+        <w:t>定义</w:t>
+      </w:r>
+      <w:r>
+        <w:rPr>
+          <w:rFonts w:hint="eastAsia"/>
+        </w:rPr>
+        <w:t>2</w:t>
+      </w:r>
+      <w:r>
+        <w:rPr>
+          <w:rFonts w:hint="eastAsia"/>
+        </w:rPr>
+        <w:t>（规则</w:t>
+      </w:r>
+      <w:r>
+        <w:rPr>
+          <w:rFonts w:hint="eastAsia"/>
+        </w:rPr>
+        <w:t>LDLC</w:t>
+      </w:r>
+      <w:r>
+        <w:rPr>
+          <w:rFonts w:hint="eastAsia"/>
+        </w:rPr>
+        <w:t>）：如果</w:t>
+      </w:r>
+      <w:r>
+        <w:rPr>
+          <w:rFonts w:hint="eastAsia"/>
+        </w:rPr>
+        <w:t>LDLC</w:t>
+      </w:r>
+      <w:r>
+        <w:rPr>
+          <w:rFonts w:hint="eastAsia"/>
+        </w:rPr>
+        <w:t>的校验矩阵的每行的度与每列的度取值相同，则该</w:t>
+      </w:r>
+      <w:r>
+        <w:rPr>
+          <w:rFonts w:hint="eastAsia"/>
+        </w:rPr>
+        <w:t>LDLC</w:t>
+      </w:r>
+      <w:r>
+        <w:rPr>
+          <w:rFonts w:hint="eastAsia"/>
+        </w:rPr>
+        <w:t>称之为规则</w:t>
+      </w:r>
+      <w:r>
+        <w:rPr>
+          <w:rFonts w:hint="eastAsia"/>
+        </w:rPr>
+        <w:t>LDLC</w:t>
+      </w:r>
+      <w:r>
+        <w:rPr>
+          <w:rFonts w:hint="eastAsia"/>
+        </w:rPr>
+        <w:t>。</w:t>
+      </w:r>
+    </w:p>
+    <w:p>
+      <w:pPr>
+        <w:pStyle w:val="a5"/>
+      </w:pPr>
+      <w:r>
+        <w:rPr>
+          <w:rFonts w:hint="eastAsia"/>
+        </w:rPr>
+        <w:t>定义</w:t>
+      </w:r>
+      <w:r>
+        <w:rPr>
+          <w:rFonts w:hint="eastAsia"/>
+        </w:rPr>
+        <w:t>3</w:t>
+      </w:r>
+      <w:r>
+        <w:rPr>
+          <w:rFonts w:hint="eastAsia"/>
+        </w:rPr>
+        <w:t>（拉丁方</w:t>
+      </w:r>
+      <w:r>
+        <w:rPr>
+          <w:rFonts w:hint="eastAsia"/>
+        </w:rPr>
+        <w:t>LDLC</w:t>
+      </w:r>
+      <w:r>
+        <w:rPr>
+          <w:rFonts w:hint="eastAsia"/>
+        </w:rPr>
+        <w:t>）：如果在规则</w:t>
+      </w:r>
+      <w:r>
+        <w:rPr>
+          <w:rFonts w:hint="eastAsia"/>
+        </w:rPr>
+        <w:t>LDLC</w:t>
+      </w:r>
+      <w:r>
+        <w:rPr>
+          <w:rFonts w:hint="eastAsia"/>
+        </w:rPr>
+        <w:t>的基础上，</w:t>
+      </w:r>
+      <w:r>
+        <w:rPr>
+          <w:rFonts w:hint="eastAsia"/>
+        </w:rPr>
+        <w:t>LDLC</w:t>
+      </w:r>
+      <w:r>
+        <w:rPr>
+          <w:rFonts w:hint="eastAsia"/>
+        </w:rPr>
+        <w:t>的校验矩阵的每行的非零元素的取值与每列的非零元素的取值相同，只是顺序或符号不同，这样的</w:t>
+      </w:r>
+      <w:r>
+        <w:rPr>
+          <w:rFonts w:hint="eastAsia"/>
+        </w:rPr>
+        <w:t>LDLC</w:t>
+      </w:r>
+      <w:r>
+        <w:rPr>
+          <w:rFonts w:hint="eastAsia"/>
+        </w:rPr>
+        <w:t>，我们称之为拉丁方</w:t>
+      </w:r>
+      <w:r>
+        <w:rPr>
+          <w:rFonts w:hint="eastAsia"/>
+        </w:rPr>
+        <w:t>LDLC</w:t>
+      </w:r>
+      <w:r>
+        <w:rPr>
+          <w:rFonts w:hint="eastAsia"/>
+        </w:rPr>
+        <w:t>，非零元素的序列</w:t>
+      </w:r>
+      <w:r>
+        <w:rPr>
+          <w:position w:val="-12"/>
+        </w:rPr>
+        <w:object w:dxaOrig="1560" w:dyaOrig="360">
+          <v:shape id="_x0000_i1060" type="#_x0000_t75" style="width:78pt;height:18pt" o:ole="">
+            <v:imagedata r:id="rId75" o:title=""/>
+          </v:shape>
+          <o:OLEObject Type="Embed" ProgID="Equation.DSMT4" ShapeID="_x0000_i1060" DrawAspect="Content" ObjectID="_1408455501" r:id="rId76"/>
+        </w:object>
+      </w:r>
+      <w:r>
+        <w:rPr>
+          <w:rFonts w:hint="eastAsia"/>
+        </w:rPr>
+        <w:t>，叫做拉丁方</w:t>
+      </w:r>
+      <w:r>
+        <w:rPr>
+          <w:rFonts w:hint="eastAsia"/>
+        </w:rPr>
+        <w:t>LDLC</w:t>
+      </w:r>
+      <w:r>
+        <w:rPr>
+          <w:rFonts w:hint="eastAsia"/>
+        </w:rPr>
+        <w:t>的生成</w:t>
+      </w:r>
+      <w:r>
+        <w:rPr>
+          <w:rFonts w:hint="eastAsia"/>
+        </w:rPr>
+        <w:lastRenderedPageBreak/>
+        <w:t>序列。</w:t>
+      </w:r>
+    </w:p>
+    <w:p>
+      <w:pPr>
+        <w:pStyle w:val="a5"/>
+      </w:pPr>
+      <w:r>
+        <w:rPr>
+          <w:rFonts w:hint="eastAsia"/>
+        </w:rPr>
+        <w:t>在此给出一个拉丁方</w:t>
+      </w:r>
+      <w:r>
+        <w:rPr>
+          <w:rFonts w:hint="eastAsia"/>
+        </w:rPr>
+        <w:t>LDLC</w:t>
+      </w:r>
+      <w:r>
+        <w:rPr>
+          <w:rFonts w:hint="eastAsia"/>
+        </w:rPr>
+        <w:t>的校验矩阵例子，</w:t>
+      </w:r>
+      <w:r>
+        <w:rPr>
+          <w:rFonts w:hint="eastAsia"/>
+        </w:rPr>
+        <w:t>如公式（</w:t>
+      </w:r>
+      <w:r>
+        <w:rPr>
+          <w:rFonts w:hint="eastAsia"/>
+        </w:rPr>
+        <w:t>2.4</w:t>
+      </w:r>
+      <w:r>
+        <w:rPr>
+          <w:rFonts w:hint="eastAsia"/>
+        </w:rPr>
+        <w:t>）所示，</w:t>
+      </w:r>
+      <w:r>
+        <w:rPr>
+          <w:rFonts w:hint="eastAsia"/>
+        </w:rPr>
+        <w:t>该拉丁方</w:t>
+      </w:r>
+      <w:r>
+        <w:rPr>
+          <w:rFonts w:hint="eastAsia"/>
+        </w:rPr>
+        <w:t>LDLC</w:t>
+      </w:r>
+      <w:r>
+        <w:rPr>
+          <w:rFonts w:hint="eastAsia"/>
+        </w:rPr>
+        <w:t>的校验矩阵的维数为</w:t>
+      </w:r>
+      <w:r>
+        <w:rPr>
+          <w:rFonts w:hint="eastAsia"/>
+        </w:rPr>
+        <w:t>6</w:t>
+      </w:r>
+      <w:r>
+        <w:rPr>
+          <w:rFonts w:hint="eastAsia"/>
+        </w:rPr>
+        <w:t>，度为</w:t>
+      </w:r>
+      <w:r>
+        <w:rPr>
+          <w:rFonts w:hint="eastAsia"/>
+        </w:rPr>
+        <w:t>3</w:t>
+      </w:r>
+      <w:r>
+        <w:rPr>
+          <w:rFonts w:hint="eastAsia"/>
+        </w:rPr>
+        <w:t>，生成序列为</w:t>
+      </w:r>
+      <w:r>
+        <w:rPr>
+          <w:rFonts w:hint="eastAsia"/>
+        </w:rPr>
+        <w:t>{1</w:t>
+      </w:r>
+      <w:r>
+        <w:rPr>
+          <w:rFonts w:hint="eastAsia"/>
+        </w:rPr>
+        <w:t>，</w:t>
+      </w:r>
+      <w:r>
+        <w:rPr>
+          <w:rFonts w:hint="eastAsia"/>
+        </w:rPr>
+        <w:t>0.8</w:t>
+      </w:r>
+      <w:r>
+        <w:rPr>
+          <w:rFonts w:hint="eastAsia"/>
+        </w:rPr>
+        <w:t>，</w:t>
+      </w:r>
+      <w:r>
+        <w:rPr>
+          <w:rFonts w:hint="eastAsia"/>
+        </w:rPr>
+        <w:t>0.5}</w:t>
+      </w:r>
+      <w:r>
+        <w:rPr>
+          <w:rFonts w:hint="eastAsia"/>
+        </w:rPr>
+        <w:t>。</w:t>
+      </w:r>
+    </w:p>
+    <w:p>
+      <w:pPr>
+        <w:pStyle w:val="ae"/>
+      </w:pPr>
+      <w:r>
+        <w:rPr>
+          <w:position w:val="-102"/>
+        </w:rPr>
+        <w:object w:dxaOrig="4160" w:dyaOrig="2160">
+          <v:shape id="_x0000_i1075" type="#_x0000_t75" style="width:207.75pt;height:108pt" o:ole="">
+            <v:imagedata r:id="rId77" o:title=""/>
+          </v:shape>
+          <o:OLEObject Type="Embed" ProgID="Equation.DSMT4" ShapeID="_x0000_i1075" DrawAspect="Content" ObjectID="_1408455502" r:id="rId78"/>
+        </w:object>
+      </w:r>
+      <w:r>
+        <w:rPr>
+          <w:rFonts w:hint="eastAsia"/>
+          <w:position w:val="-102"/>
+        </w:rPr>
+        <w:tab/>
+      </w:r>
+      <w:r>
+        <w:rPr>
+          <w:rFonts w:hint="eastAsia"/>
+          <w:position w:val="-102"/>
+        </w:rPr>
+        <w:tab/>
+      </w:r>
+      <w:r>
+        <w:rPr>
+          <w:rFonts w:hint="eastAsia"/>
+          <w:position w:val="-102"/>
+        </w:rPr>
+        <w:tab/>
+      </w:r>
+      <w:r>
+        <w:rPr>
+          <w:rFonts w:hint="eastAsia"/>
+          <w:position w:val="-102"/>
+        </w:rPr>
+        <w:t>（</w:t>
+      </w:r>
+      <w:r>
+        <w:rPr>
+          <w:rFonts w:hint="eastAsia"/>
+          <w:position w:val="-102"/>
+        </w:rPr>
+        <w:t>2.4</w:t>
+      </w:r>
+      <w:r>
+        <w:rPr>
+          <w:rFonts w:hint="eastAsia"/>
+          <w:position w:val="-102"/>
+        </w:rPr>
+        <w:t>）</w:t>
+      </w:r>
+    </w:p>
+    <w:p>
+      <w:pPr>
+        <w:pStyle w:val="a5"/>
+      </w:pPr>
+      <w:r>
+        <w:rPr>
+          <w:rFonts w:hint="eastAsia"/>
+        </w:rPr>
+        <w:t>由于</w:t>
+      </w:r>
+      <w:r>
+        <w:rPr>
+          <w:rFonts w:hint="eastAsia"/>
+        </w:rPr>
+        <w:t>LDLC</w:t>
+      </w:r>
+      <w:r>
+        <w:rPr>
+          <w:rFonts w:hint="eastAsia"/>
+        </w:rPr>
+        <w:t>的校验矩阵具有稀疏性，所以类似于</w:t>
+      </w:r>
+      <w:r>
+        <w:rPr>
+          <w:rFonts w:hint="eastAsia"/>
+        </w:rPr>
+        <w:t>LDPC</w:t>
+      </w:r>
+      <w:r>
+        <w:rPr>
+          <w:rFonts w:hint="eastAsia"/>
+        </w:rPr>
+        <w:t>码，</w:t>
+      </w:r>
+      <w:r>
+        <w:rPr>
+          <w:rFonts w:hint="eastAsia"/>
+        </w:rPr>
+        <w:t>LDLC</w:t>
+      </w:r>
+      <w:r>
+        <w:rPr>
+          <w:rFonts w:hint="eastAsia"/>
+        </w:rPr>
+        <w:t>同样可以利用二分图来表示。</w:t>
+      </w:r>
+      <w:r>
+        <w:rPr>
+          <w:rFonts w:hint="eastAsia"/>
+        </w:rPr>
+        <w:t>LDLC</w:t>
+      </w:r>
+      <w:r>
+        <w:rPr>
+          <w:rFonts w:hint="eastAsia"/>
+        </w:rPr>
+        <w:t>的二分图的一边为变量节点，另一边为校验节点。每个变量节点对应一个码字</w:t>
+      </w:r>
+      <w:r>
+        <w:rPr>
+          <w:position w:val="-6"/>
+        </w:rPr>
+        <w:object w:dxaOrig="720" w:dyaOrig="279">
+          <v:shape id="_x0000_i1061" type="#_x0000_t75" style="width:36pt;height:14.25pt" o:ole="">
+            <v:imagedata r:id="rId79" o:title=""/>
+          </v:shape>
+          <o:OLEObject Type="Embed" ProgID="Equation.DSMT4" ShapeID="_x0000_i1061" DrawAspect="Content" ObjectID="_1408455503" r:id="rId80"/>
+        </w:object>
+      </w:r>
+      <w:r>
+        <w:rPr>
+          <w:rFonts w:hint="eastAsia"/>
+        </w:rPr>
+        <w:t>，每个校验节点对应一个校验式，</w:t>
+      </w:r>
+      <w:r>
+        <w:rPr>
+          <w:position w:val="-28"/>
+        </w:rPr>
+        <w:object w:dxaOrig="1760" w:dyaOrig="540">
+          <v:shape id="_x0000_i1062" type="#_x0000_t75" style="width:87.75pt;height:27pt" o:ole="">
+            <v:imagedata r:id="rId81" o:title=""/>
+          </v:shape>
+          <o:OLEObject Type="Embed" ProgID="Equation.DSMT4" ShapeID="_x0000_i1062" DrawAspect="Content" ObjectID="_1408455504" r:id="rId82"/>
+        </w:object>
+      </w:r>
+      <w:r>
+        <w:rPr>
+          <w:rFonts w:hint="eastAsia"/>
+        </w:rPr>
+        <w:t>，其中</w:t>
+      </w:r>
+      <w:r>
+        <w:rPr>
+          <w:position w:val="-12"/>
+        </w:rPr>
+        <w:object w:dxaOrig="200" w:dyaOrig="360">
+          <v:shape id="_x0000_i1063" type="#_x0000_t75" style="width:9.75pt;height:18pt" o:ole="">
+            <v:imagedata r:id="rId83" o:title=""/>
+          </v:shape>
+          <o:OLEObject Type="Embed" ProgID="Equation.DSMT4" ShapeID="_x0000_i1063" DrawAspect="Content" ObjectID="_1408455505" r:id="rId84"/>
+        </w:object>
+      </w:r>
+      <w:r>
+        <w:rPr>
+          <w:rFonts w:hint="eastAsia"/>
+        </w:rPr>
+        <w:t>代表校验矩阵</w:t>
+      </w:r>
+      <w:r>
+        <w:rPr>
+          <w:rFonts w:hint="eastAsia"/>
+        </w:rPr>
+        <w:t>H</w:t>
+      </w:r>
+      <w:r>
+        <w:rPr>
+          <w:rFonts w:hint="eastAsia"/>
+        </w:rPr>
+        <w:t>的对应行的非零元素的位置，</w:t>
+      </w:r>
+      <w:r>
+        <w:rPr>
+          <w:position w:val="-12"/>
+        </w:rPr>
+        <w:object w:dxaOrig="260" w:dyaOrig="360">
+          <v:shape id="_x0000_i1064" type="#_x0000_t75" style="width:12.75pt;height:18pt" o:ole="">
+            <v:imagedata r:id="rId85" o:title=""/>
+          </v:shape>
+          <o:OLEObject Type="Embed" ProgID="Equation.DSMT4" ShapeID="_x0000_i1064" DrawAspect="Content" ObjectID="_1408455506" r:id="rId86"/>
+        </w:object>
+      </w:r>
+      <w:r>
+        <w:rPr>
+          <w:rFonts w:hint="eastAsia"/>
+        </w:rPr>
+        <w:t>代表校验矩阵</w:t>
+      </w:r>
+      <w:r>
+        <w:rPr>
+          <w:rFonts w:hint="eastAsia"/>
+        </w:rPr>
+        <w:t>H</w:t>
+      </w:r>
+      <w:r>
+        <w:rPr>
+          <w:rFonts w:hint="eastAsia"/>
+        </w:rPr>
+        <w:t>的对应行的非零元素的值，</w:t>
+      </w:r>
+      <w:r>
+        <w:t xml:space="preserve"> </w:t>
+      </w:r>
+      <w:r>
+        <w:rPr>
+          <w:position w:val="-10"/>
+        </w:rPr>
+        <w:object w:dxaOrig="800" w:dyaOrig="320">
+          <v:shape id="_x0000_i1065" type="#_x0000_t75" style="width:39.75pt;height:15.75pt" o:ole="">
+            <v:imagedata r:id="rId87" o:title=""/>
+          </v:shape>
+          <o:OLEObject Type="Embed" ProgID="Equation.DSMT4" ShapeID="_x0000_i1065" DrawAspect="Content" ObjectID="_1408455507" r:id="rId88"/>
+        </w:object>
+      </w:r>
+      <w:r>
+        <w:rPr>
+          <w:rFonts w:hint="eastAsia"/>
+        </w:rPr>
+        <w:t>代表一个未知的整数。当且仅当</w:t>
+      </w:r>
+      <w:r>
+        <w:rPr>
+          <w:position w:val="-14"/>
+        </w:rPr>
+        <w:object w:dxaOrig="820" w:dyaOrig="380">
+          <v:shape id="_x0000_i1066" type="#_x0000_t75" style="width:41.25pt;height:18.75pt" o:ole="">
+            <v:imagedata r:id="rId89" o:title=""/>
+          </v:shape>
+          <o:OLEObject Type="Embed" ProgID="Equation.DSMT4" ShapeID="_x0000_i1066" DrawAspect="Content" ObjectID="_1408455508" r:id="rId90"/>
+        </w:object>
+      </w:r>
+      <w:r>
+        <w:rPr>
+          <w:rFonts w:hint="eastAsia"/>
+        </w:rPr>
+        <w:t>时，校验节点</w:t>
+      </w:r>
+      <w:r>
+        <w:rPr>
+          <w:position w:val="-10"/>
+        </w:rPr>
+        <w:object w:dxaOrig="200" w:dyaOrig="300">
+          <v:shape id="_x0000_i1067" type="#_x0000_t75" style="width:9.75pt;height:15pt" o:ole="">
+            <v:imagedata r:id="rId91" o:title=""/>
+          </v:shape>
+          <o:OLEObject Type="Embed" ProgID="Equation.DSMT4" ShapeID="_x0000_i1067" DrawAspect="Content" ObjectID="_1408455509" r:id="rId92"/>
+        </w:object>
+      </w:r>
+      <w:r>
+        <w:rPr>
+          <w:rFonts w:hint="eastAsia"/>
+        </w:rPr>
+        <w:t>和变量节点</w:t>
+      </w:r>
+      <w:r>
+        <w:rPr>
+          <w:position w:val="-6"/>
+        </w:rPr>
+        <w:object w:dxaOrig="139" w:dyaOrig="260">
+          <v:shape id="_x0000_i1068" type="#_x0000_t75" style="width:6.75pt;height:12.75pt" o:ole="">
+            <v:imagedata r:id="rId93" o:title=""/>
+          </v:shape>
+          <o:OLEObject Type="Embed" ProgID="Equation.DSMT4" ShapeID="_x0000_i1068" DrawAspect="Content" ObjectID="_1408455510" r:id="rId94"/>
+        </w:object>
+      </w:r>
+      <w:r>
+        <w:rPr>
+          <w:rFonts w:hint="eastAsia"/>
+        </w:rPr>
+        <w:t>之间相连。与</w:t>
+      </w:r>
+      <w:r>
+        <w:rPr>
+          <w:rFonts w:hint="eastAsia"/>
+        </w:rPr>
+        <w:t>LDPC</w:t>
+      </w:r>
+      <w:r>
+        <w:rPr>
+          <w:rFonts w:hint="eastAsia"/>
+        </w:rPr>
+        <w:t>不同的是，每条边用校验矩阵中的非零元素取值进行加权。图</w:t>
+      </w:r>
+      <w:r>
+        <w:rPr>
+          <w:rFonts w:hint="eastAsia"/>
+        </w:rPr>
+        <w:t>2.1</w:t>
+      </w:r>
+      <w:r>
+        <w:rPr>
+          <w:rFonts w:hint="eastAsia"/>
+        </w:rPr>
+        <w:t>给出了上文中拉丁方</w:t>
+      </w:r>
+      <w:r>
+        <w:rPr>
+          <w:rFonts w:hint="eastAsia"/>
+        </w:rPr>
+        <w:t>LDLC</w:t>
+      </w:r>
+      <w:r>
+        <w:rPr>
+          <w:rFonts w:hint="eastAsia"/>
+        </w:rPr>
+        <w:t>的校验矩阵</w:t>
+      </w:r>
+      <w:r>
+        <w:rPr>
+          <w:position w:val="-4"/>
+        </w:rPr>
+        <w:object w:dxaOrig="279" w:dyaOrig="260">
+          <v:shape id="_x0000_i1069" type="#_x0000_t75" style="width:14.25pt;height:12.75pt" o:ole="">
+            <v:imagedata r:id="rId95" o:title=""/>
+          </v:shape>
+          <o:OLEObject Type="Embed" ProgID="Equation.DSMT4" ShapeID="_x0000_i1069" DrawAspect="Content" ObjectID="_1408455511" r:id="rId96"/>
+        </w:object>
+      </w:r>
+      <w:r>
+        <w:rPr>
+          <w:rFonts w:hint="eastAsia"/>
+        </w:rPr>
+        <w:t>对应的二分图。</w:t>
+      </w:r>
+    </w:p>
+    <w:p>
+      <w:pPr>
+        <w:pStyle w:val="af"/>
+        <w:spacing w:before="312" w:after="312"/>
+      </w:pPr>
+      <w:r>
+        <w:object w:dxaOrig="6801" w:dyaOrig="11110">
+          <v:shape id="_x0000_i1070" type="#_x0000_t75" style="width:173.25pt;height:276pt" o:ole="">
+            <v:imagedata r:id="rId97" o:title=""/>
+          </v:shape>
+          <o:OLEObject Type="Embed" ProgID="Visio.Drawing.11" ShapeID="_x0000_i1070" DrawAspect="Content" ObjectID="_1408455512" r:id="rId98"/>
+        </w:object>
+      </w:r>
+    </w:p>
+    <w:p>
+      <w:pPr>
+        <w:pStyle w:val="a6"/>
+        <w:ind w:firstLine="422"/>
+      </w:pPr>
+      <w:r>
+        <w:rPr>
+          <w:rFonts w:hint="eastAsia"/>
+        </w:rPr>
+        <w:t>图</w:t>
+      </w:r>
+      <w:r>
+        <w:rPr>
+          <w:rFonts w:hint="eastAsia"/>
+        </w:rPr>
+        <w:t>2.1 LDLC</w:t>
+      </w:r>
+      <w:r>
+        <w:rPr>
+          <w:rFonts w:hint="eastAsia"/>
+        </w:rPr>
+        <w:t>的二分图表示</w:t>
+      </w:r>
+    </w:p>
+    <w:p>
+      <w:pPr>
+        <w:pStyle w:val="a6"/>
+        <w:ind w:firstLine="422"/>
+      </w:pPr>
+      <w:r>
+        <w:rPr>
+          <w:rFonts w:hint="eastAsia"/>
+        </w:rPr>
+        <w:t>Fig.2.1 bipartite graph of LDLC</w:t>
+      </w:r>
+    </w:p>
+    <w:p>
+      <w:pPr>
+        <w:pStyle w:val="a5"/>
+      </w:pPr>
+      <w:r>
+        <w:rPr>
+          <w:rFonts w:hint="eastAsia"/>
+        </w:rPr>
+        <w:t>对于一个整数取值的信息向量</w:t>
+      </w:r>
+      <w:r>
+        <w:rPr>
+          <w:rFonts w:hint="eastAsia"/>
+        </w:rPr>
+        <w:t>b</w:t>
+      </w:r>
+      <w:r>
+        <w:rPr>
+          <w:rFonts w:hint="eastAsia"/>
+        </w:rPr>
+        <w:t>，其对应的码字为</w:t>
+      </w:r>
+      <w:r>
+        <w:rPr>
+          <w:position w:val="-6"/>
+        </w:rPr>
+        <w:object w:dxaOrig="720" w:dyaOrig="279">
+          <v:shape id="_x0000_i1071" type="#_x0000_t75" style="width:36pt;height:14.25pt" o:ole="">
+            <v:imagedata r:id="rId99" o:title=""/>
+          </v:shape>
+          <o:OLEObject Type="Embed" ProgID="Equation.DSMT4" ShapeID="_x0000_i1071" DrawAspect="Content" ObjectID="_1408455513" r:id="rId100"/>
+        </w:object>
+      </w:r>
+      <w:r>
+        <w:rPr>
+          <w:rFonts w:hint="eastAsia"/>
+        </w:rPr>
+        <w:t>，其中</w:t>
+      </w:r>
+      <w:r>
+        <w:rPr>
+          <w:rFonts w:hint="eastAsia"/>
+        </w:rPr>
+        <w:t>G</w:t>
+      </w:r>
+      <w:r>
+        <w:rPr>
+          <w:rFonts w:hint="eastAsia"/>
+        </w:rPr>
+        <w:t>是</w:t>
+      </w:r>
+      <w:r>
+        <w:rPr>
+          <w:rFonts w:hint="eastAsia"/>
+        </w:rPr>
+        <w:t>LDLC</w:t>
+      </w:r>
+      <w:r>
+        <w:rPr>
+          <w:rFonts w:hint="eastAsia"/>
+        </w:rPr>
+        <w:t>的生成</w:t>
+      </w:r>
+      <w:r>
+        <w:rPr>
+          <w:rFonts w:hint="eastAsia"/>
+        </w:rPr>
+        <w:lastRenderedPageBreak/>
+        <w:t>矩阵，经加性高斯白噪声信道传输后，接收端接收到的码字为</w:t>
+      </w:r>
+      <w:r>
+        <w:rPr>
+          <w:position w:val="-10"/>
+        </w:rPr>
+        <w:object w:dxaOrig="960" w:dyaOrig="279">
+          <v:shape id="_x0000_i1072" type="#_x0000_t75" style="width:48pt;height:14.25pt" o:ole="">
+            <v:imagedata r:id="rId101" o:title=""/>
+          </v:shape>
+          <o:OLEObject Type="Embed" ProgID="Equation.DSMT4" ShapeID="_x0000_i1072" DrawAspect="Content" ObjectID="_1408455514" r:id="rId102"/>
+        </w:object>
+      </w:r>
+      <w:r>
+        <w:rPr>
+          <w:rFonts w:hint="eastAsia"/>
+        </w:rPr>
+        <w:t>。译码器的主要解决由接收到的向量</w:t>
+      </w:r>
+      <w:r>
+        <w:rPr>
+          <w:rFonts w:hint="eastAsia"/>
+        </w:rPr>
+        <w:t>y</w:t>
+      </w:r>
+      <w:r>
+        <w:rPr>
+          <w:rFonts w:hint="eastAsia"/>
+        </w:rPr>
+        <w:t>，估计信源发送的信息向量</w:t>
+      </w:r>
+      <w:r>
+        <w:rPr>
+          <w:rFonts w:hint="eastAsia"/>
+        </w:rPr>
+        <w:t>b</w:t>
+      </w:r>
+      <w:r>
+        <w:rPr>
+          <w:rFonts w:hint="eastAsia"/>
+        </w:rPr>
+        <w:t>。对于加性高斯白噪声信道，最小均方差估计（</w:t>
+      </w:r>
+      <w:r>
+        <w:rPr>
+          <w:rFonts w:hint="eastAsia"/>
+        </w:rPr>
+        <w:t>MMSE</w:t>
+      </w:r>
+      <w:r>
+        <w:rPr>
+          <w:rFonts w:hint="eastAsia"/>
+        </w:rPr>
+        <w:t>）为：</w:t>
+      </w:r>
+    </w:p>
+    <w:p>
+      <w:pPr>
+        <w:pStyle w:val="ae"/>
+      </w:pPr>
+      <w:r>
+        <w:object w:dxaOrig="2120" w:dyaOrig="499">
+          <v:shape id="_x0000_i1073" type="#_x0000_t75" style="width:180pt;height:27pt" o:ole="">
+            <v:imagedata r:id="rId103" o:title=""/>
+          </v:shape>
+          <o:OLEObject Type="Embed" ProgID="Equation.DSMT4" ShapeID="_x0000_i1073" DrawAspect="Content" ObjectID="_1408455515" r:id="rId104"/>
+        </w:object>
+      </w:r>
+      <w:r>
+        <w:rPr>
+          <w:rFonts w:hint="eastAsia"/>
+        </w:rPr>
+        <w:tab/>
+      </w:r>
+      <w:r>
+        <w:rPr>
+          <w:rFonts w:hint="eastAsia"/>
+        </w:rPr>
+        <w:tab/>
+      </w:r>
+      <w:r>
+        <w:rPr>
+          <w:rFonts w:hint="eastAsia"/>
+        </w:rPr>
+        <w:tab/>
+      </w:r>
+      <w:r>
+        <w:rPr>
+          <w:rFonts w:hint="eastAsia"/>
+        </w:rPr>
+        <w:tab/>
+      </w:r>
+      <w:r>
+        <w:rPr>
+          <w:rFonts w:hint="eastAsia"/>
+        </w:rPr>
+        <w:t>（</w:t>
+      </w:r>
+      <w:r>
+        <w:rPr>
+          <w:rFonts w:hint="eastAsia"/>
+        </w:rPr>
+        <w:t>2.5</w:t>
+      </w:r>
+      <w:r>
+        <w:rPr>
+          <w:rFonts w:hint="eastAsia"/>
+        </w:rPr>
+        <w:t>）</w:t>
+      </w:r>
+    </w:p>
+    <w:p>
+      <w:pPr>
+        <w:pStyle w:val="2"/>
+      </w:pPr>
+      <w:r>
+        <w:rPr>
+          <w:rFonts w:hint="eastAsia"/>
+        </w:rPr>
+        <w:t>LDLC的构造</w:t>
+      </w:r>
+      <w:r>
+        <w:rPr>
+          <w:rFonts w:hint="eastAsia"/>
+        </w:rPr>
+        <w:t>（5）</w:t>
+      </w:r>
+    </w:p>
+    <w:p>
+      <w:pPr>
+        <w:pStyle w:val="a5"/>
+      </w:pPr>
+      <w:r>
+        <w:rPr>
+          <w:rFonts w:hint="eastAsia"/>
+        </w:rPr>
+        <w:t>LDLC</w:t>
+      </w:r>
+      <w:r>
+        <w:rPr>
+          <w:rFonts w:hint="eastAsia"/>
+        </w:rPr>
+        <w:t>的构造关键在于其校验矩阵的构造，只要校验矩阵唯一确定了，其编码也可以确定了。在</w:t>
+      </w:r>
+      <w:r>
+        <w:rPr>
+          <w:rFonts w:hint="eastAsia"/>
+        </w:rPr>
+        <w:t>O.Shalvi</w:t>
+      </w:r>
+      <w:r>
+        <w:rPr>
+          <w:rFonts w:hint="eastAsia"/>
+        </w:rPr>
+        <w:t>、</w:t>
+      </w:r>
+      <w:r>
+        <w:rPr>
+          <w:rFonts w:hint="eastAsia"/>
+        </w:rPr>
+        <w:t>N.Sommer</w:t>
+      </w:r>
+      <w:r>
+        <w:rPr>
+          <w:rFonts w:hint="eastAsia"/>
+        </w:rPr>
+        <w:t>和</w:t>
+      </w:r>
+      <w:r>
+        <w:rPr>
+          <w:rFonts w:hint="eastAsia"/>
+        </w:rPr>
+        <w:t>M.Feder</w:t>
+      </w:r>
+      <w:r>
+        <w:rPr>
+          <w:rFonts w:hint="eastAsia"/>
+        </w:rPr>
+        <w:t>提出</w:t>
+      </w:r>
+      <w:r>
+        <w:rPr>
+          <w:rFonts w:hint="eastAsia"/>
+        </w:rPr>
+        <w:t>LDLC</w:t>
+      </w:r>
+      <w:r>
+        <w:rPr>
+          <w:rFonts w:hint="eastAsia"/>
+        </w:rPr>
+        <w:t>的文章中给出了一种拉丁方</w:t>
+      </w:r>
+      <w:r>
+        <w:rPr>
+          <w:rFonts w:hint="eastAsia"/>
+        </w:rPr>
+        <w:t>LDLC</w:t>
+      </w:r>
+      <w:r>
+        <w:rPr>
+          <w:rFonts w:hint="eastAsia"/>
+        </w:rPr>
+        <w:t>的校验矩阵的构造方法，</w:t>
+      </w:r>
+      <w:r>
+        <w:rPr>
+          <w:rFonts w:hint="eastAsia"/>
+        </w:rPr>
+        <w:t>在本章中会有详细介绍；除此之外，在本章中还</w:t>
+      </w:r>
+      <w:r>
+        <w:rPr>
+          <w:rFonts w:hint="eastAsia"/>
+        </w:rPr>
+        <w:t>给出利用</w:t>
+      </w:r>
+      <w:r>
+        <w:rPr>
+          <w:rFonts w:hint="eastAsia"/>
+        </w:rPr>
+        <w:t>LDPC</w:t>
+      </w:r>
+      <w:r>
+        <w:rPr>
+          <w:rFonts w:hint="eastAsia"/>
+        </w:rPr>
+        <w:t>校验矩阵构造</w:t>
+      </w:r>
+      <w:r>
+        <w:rPr>
+          <w:rFonts w:hint="eastAsia"/>
+        </w:rPr>
+        <w:t>LDLC</w:t>
+      </w:r>
+      <w:r>
+        <w:rPr>
+          <w:rFonts w:hint="eastAsia"/>
+        </w:rPr>
+        <w:t>校验矩阵的方法，其并不局限在构造拉丁方</w:t>
+      </w:r>
+      <w:r>
+        <w:rPr>
+          <w:rFonts w:hint="eastAsia"/>
+        </w:rPr>
+        <w:t>LDLC</w:t>
+      </w:r>
+      <w:r>
+        <w:rPr>
+          <w:rFonts w:hint="eastAsia"/>
+        </w:rPr>
+        <w:t>的校验矩阵，这也是本文主要的创新部分。</w:t>
+      </w:r>
+    </w:p>
+    <w:p>
+      <w:pPr>
+        <w:pStyle w:val="3"/>
+      </w:pPr>
+      <w:r>
+        <w:rPr>
+          <w:rFonts w:hint="eastAsia"/>
+        </w:rPr>
+        <w:t>拉丁方LDLC的构造方法</w:t>
+      </w:r>
+    </w:p>
+    <w:p>
+      <w:pPr>
+        <w:pStyle w:val="a5"/>
+        <w:rPr>
+          <w:rFonts w:hint="eastAsia"/>
+        </w:rPr>
+      </w:pPr>
+      <w:r>
+        <w:rPr>
+          <w:rFonts w:hint="eastAsia"/>
+        </w:rPr>
+        <w:t>基本思想：对于大小为</w:t>
+      </w:r>
+      <w:r>
+        <w:rPr>
+          <w:rFonts w:hint="eastAsia"/>
+        </w:rPr>
+        <w:t>n,</w:t>
+      </w:r>
+      <w:r>
+        <w:rPr>
+          <w:rFonts w:hint="eastAsia"/>
+        </w:rPr>
+        <w:t>度为</w:t>
+      </w:r>
+      <w:r>
+        <w:rPr>
+          <w:rFonts w:hint="eastAsia"/>
+        </w:rPr>
+        <w:t>d</w:t>
+      </w:r>
+      <w:r>
+        <w:rPr>
+          <w:rFonts w:hint="eastAsia"/>
+        </w:rPr>
+        <w:t>的拉丁方</w:t>
+      </w:r>
+      <w:r>
+        <w:rPr>
+          <w:rFonts w:hint="eastAsia"/>
+        </w:rPr>
+        <w:t>LDLC</w:t>
+      </w:r>
+      <w:r>
+        <w:rPr>
+          <w:rFonts w:hint="eastAsia"/>
+        </w:rPr>
+        <w:t>的校验矩阵</w:t>
+      </w:r>
+      <w:r>
+        <w:rPr>
+          <w:rFonts w:hint="eastAsia"/>
+        </w:rPr>
+        <w:t>H,</w:t>
+      </w:r>
+      <w:r>
+        <w:rPr>
+          <w:rFonts w:hint="eastAsia"/>
+        </w:rPr>
+        <w:t>观察其二分图不难发现，每个变量节点和每个校验节点均有</w:t>
+      </w:r>
+      <w:r>
+        <w:rPr>
+          <w:rFonts w:hint="eastAsia"/>
+        </w:rPr>
+        <w:t>d</w:t>
+      </w:r>
+      <w:r>
+        <w:rPr>
+          <w:rFonts w:hint="eastAsia"/>
+        </w:rPr>
+        <w:t>条边与之相连，并且这</w:t>
+      </w:r>
+      <w:r>
+        <w:rPr>
+          <w:rFonts w:hint="eastAsia"/>
+        </w:rPr>
+        <w:t>d</w:t>
+      </w:r>
+      <w:r>
+        <w:rPr>
+          <w:rFonts w:hint="eastAsia"/>
+        </w:rPr>
+        <w:t>条边的权重构成的向量（由大到小进行排序）恰巧为该校验矩阵的生成序列。基于这一特点，可以将从上而下的所有变量节点的具有相同绝对值的权重的边所对应的校验节点构成一个排列，由于二分图中各个边的权重的取值为该校验矩阵的生成序列中的元素，而生成序列中的元素的个数与该校验矩阵的度保持一致，所以这样的排列共有</w:t>
+      </w:r>
+      <w:r>
+        <w:rPr>
+          <w:rFonts w:hint="eastAsia"/>
+        </w:rPr>
+        <w:t>d</w:t>
+      </w:r>
+      <w:r>
+        <w:rPr>
+          <w:rFonts w:hint="eastAsia"/>
+        </w:rPr>
+        <w:t>个。以这</w:t>
+      </w:r>
+      <w:r>
+        <w:rPr>
+          <w:rFonts w:hint="eastAsia"/>
+        </w:rPr>
+        <w:t>d</w:t>
+      </w:r>
+      <w:r>
+        <w:rPr>
+          <w:rFonts w:hint="eastAsia"/>
+        </w:rPr>
+        <w:t>个序列为行构造成一个矩阵，并且按照取值权重由大到小进行排序，我们称这样的矩阵为该拉丁方</w:t>
+      </w:r>
+      <w:r>
+        <w:rPr>
+          <w:rFonts w:hint="eastAsia"/>
+        </w:rPr>
+        <w:t>LDLC</w:t>
+      </w:r>
+      <w:r>
+        <w:rPr>
+          <w:rFonts w:hint="eastAsia"/>
+        </w:rPr>
+        <w:t>的校验矩阵的“位置矩阵”，</w:t>
+      </w:r>
+      <w:r>
+        <w:rPr>
+          <w:rFonts w:hint="eastAsia"/>
+        </w:rPr>
+        <w:t>并且该“位置矩阵”与该拉丁方</w:t>
+      </w:r>
+      <w:r>
+        <w:rPr>
+          <w:rFonts w:hint="eastAsia"/>
+        </w:rPr>
+        <w:t>LDLC</w:t>
+      </w:r>
+      <w:r>
+        <w:rPr>
+          <w:rFonts w:hint="eastAsia"/>
+        </w:rPr>
+        <w:t>的校验矩阵是一一对应的关系</w:t>
+      </w:r>
+      <w:r>
+        <w:rPr>
+          <w:rFonts w:hint="eastAsia"/>
+        </w:rPr>
+        <w:t>，在本文中，“位置矩阵”用字母</w:t>
+      </w:r>
+      <w:r>
+        <w:rPr>
+          <w:rFonts w:hint="eastAsia"/>
+        </w:rPr>
+        <w:t>P</w:t>
+      </w:r>
+      <w:r>
+        <w:rPr>
+          <w:rFonts w:hint="eastAsia"/>
+        </w:rPr>
+        <w:t>表示</w:t>
+      </w:r>
+      <w:r>
+        <w:rPr>
+          <w:rFonts w:hint="eastAsia"/>
+        </w:rPr>
+        <w:t>。这样，利用“位置矩阵”和生成序列便可以构造出与之对应的拉丁方</w:t>
+      </w:r>
+      <w:r>
+        <w:rPr>
+          <w:rFonts w:hint="eastAsia"/>
+        </w:rPr>
+        <w:t>LDLC</w:t>
+      </w:r>
+      <w:r>
+        <w:rPr>
+          <w:rFonts w:hint="eastAsia"/>
+        </w:rPr>
+        <w:t>的校验矩阵。所以，构造拉丁方</w:t>
+      </w:r>
+      <w:r>
+        <w:rPr>
+          <w:rFonts w:hint="eastAsia"/>
+        </w:rPr>
+        <w:t>LDLC</w:t>
+      </w:r>
+      <w:r>
+        <w:rPr>
+          <w:rFonts w:hint="eastAsia"/>
+        </w:rPr>
+        <w:t>的校验矩阵的关键便是构造出与之对应的“位置矩阵”。</w:t>
+      </w:r>
+    </w:p>
+    <w:p>
+      <w:pPr>
+        <w:pStyle w:val="a5"/>
+        <w:rPr>
+          <w:rFonts w:hint="eastAsia"/>
+        </w:rPr>
+      </w:pPr>
+      <w:r>
+        <w:rPr>
+          <w:rFonts w:hint="eastAsia"/>
+        </w:rPr>
+        <w:t>公式（</w:t>
+      </w:r>
+      <w:r>
+        <w:rPr>
+          <w:rFonts w:hint="eastAsia"/>
+        </w:rPr>
+        <w:t>2.6</w:t>
+      </w:r>
+      <w:r>
+        <w:rPr>
+          <w:rFonts w:hint="eastAsia"/>
+        </w:rPr>
+        <w:t>）为图</w:t>
+      </w:r>
+      <w:r>
+        <w:rPr>
+          <w:rFonts w:hint="eastAsia"/>
+        </w:rPr>
+        <w:t>2.1</w:t>
+      </w:r>
+      <w:r>
+        <w:rPr>
+          <w:rFonts w:hint="eastAsia"/>
+        </w:rPr>
+        <w:t>所示的二分图表示的拉丁方</w:t>
+      </w:r>
+      <w:r>
+        <w:rPr>
+          <w:rFonts w:hint="eastAsia"/>
+        </w:rPr>
+        <w:t>LDLC</w:t>
+      </w:r>
+      <w:r>
+        <w:rPr>
+          <w:rFonts w:hint="eastAsia"/>
+        </w:rPr>
+        <w:t>的校验矩阵所对应的“位置矩阵”</w:t>
+      </w:r>
+      <w:r>
+        <w:rPr>
+          <w:rFonts w:hint="eastAsia"/>
+        </w:rPr>
+        <w:t>P</w:t>
+      </w:r>
+      <w:r>
+        <w:rPr>
+          <w:rFonts w:hint="eastAsia"/>
+        </w:rPr>
+        <w:t>。</w:t>
+      </w:r>
+    </w:p>
+    <w:p>
+      <w:pPr>
+        <w:pStyle w:val="ae"/>
+        <w:rPr>
+          <w:rFonts w:hint="eastAsia"/>
+        </w:rPr>
+      </w:pPr>
+      <w:r>
+        <w:object w:dxaOrig="2520" w:dyaOrig="1120">
+          <v:shape id="_x0000_i1074" type="#_x0000_t75" style="width:126pt;height:56.25pt" o:ole="">
+            <v:imagedata r:id="rId105" o:title=""/>
+          </v:shape>
+          <o:OLEObject Type="Embed" ProgID="Equation.DSMT4" ShapeID="_x0000_i1074" DrawAspect="Content" ObjectID="_1408455516" r:id="rId106"/>
+        </w:object>
+      </w:r>
+      <w:r>
+        <w:rPr>
+          <w:rFonts w:hint="eastAsia"/>
+        </w:rPr>
+        <w:tab/>
+      </w:r>
+      <w:r>
+        <w:rPr>
+          <w:rFonts w:hint="eastAsia"/>
+        </w:rPr>
+        <w:tab/>
+      </w:r>
+      <w:r>
+        <w:rPr>
+          <w:rFonts w:hint="eastAsia"/>
+        </w:rPr>
+        <w:tab/>
+      </w:r>
+      <w:r>
+        <w:rPr>
+          <w:rFonts w:hint="eastAsia"/>
+        </w:rPr>
+        <w:tab/>
+      </w:r>
+      <w:r>
+        <w:rPr>
+          <w:rFonts w:hint="eastAsia"/>
+        </w:rPr>
+        <w:tab/>
+      </w:r>
+      <w:r>
+        <w:rPr>
+          <w:rFonts w:hint="eastAsia"/>
+        </w:rPr>
+        <w:tab/>
+      </w:r>
+      <w:r>
+        <w:rPr>
+          <w:rFonts w:hint="eastAsia"/>
+        </w:rPr>
+        <w:tab/>
+      </w:r>
+      <w:r>
+        <w:rPr>
+          <w:rFonts w:hint="eastAsia"/>
+        </w:rPr>
+        <w:t>（</w:t>
+      </w:r>
+      <w:r>
+        <w:rPr>
+          <w:rFonts w:hint="eastAsia"/>
+        </w:rPr>
+        <w:t>2.6</w:t>
+      </w:r>
+      <w:r>
+        <w:rPr>
+          <w:rFonts w:hint="eastAsia"/>
+        </w:rPr>
+        <w:t>）</w:t>
+      </w:r>
+    </w:p>
+    <w:p>
+      <w:pPr>
+        <w:pStyle w:val="a5"/>
+        <w:rPr>
+          <w:rFonts w:hint="eastAsia"/>
+        </w:rPr>
+      </w:pPr>
+      <w:r>
+        <w:rPr>
+          <w:rFonts w:hint="eastAsia"/>
+        </w:rPr>
+        <w:t>“位置矩阵”的两个性质：</w:t>
+      </w:r>
+    </w:p>
+    <w:p>
+      <w:pPr>
+        <w:pStyle w:val="a5"/>
+        <w:numPr>
+          <w:ilvl w:val="0"/>
+          <w:numId w:val="45"/>
+        </w:numPr>
+        <w:ind w:firstLineChars="0"/>
+        <w:rPr>
+          <w:rFonts w:hint="eastAsia"/>
+        </w:rPr>
+      </w:pPr>
+      <w:r>
+        <w:rPr>
+          <w:rFonts w:hint="eastAsia"/>
+        </w:rPr>
+        <w:lastRenderedPageBreak/>
+        <w:t>“位置矩阵”中每一列不含有相同取值的元素。</w:t>
+      </w:r>
+    </w:p>
+    <w:p>
+      <w:pPr>
+        <w:pStyle w:val="a5"/>
+        <w:rPr>
+          <w:rFonts w:hint="eastAsia"/>
+        </w:rPr>
+      </w:pPr>
+      <w:r>
+        <w:rPr>
+          <w:rFonts w:hint="eastAsia"/>
+        </w:rPr>
+        <w:t>若“位置矩阵”中同一列中包含两个相同取值的元素，则在与其对应的</w:t>
+      </w:r>
+      <w:r>
+        <w:rPr>
+          <w:rFonts w:hint="eastAsia"/>
+        </w:rPr>
+        <w:t>校验矩阵中会出现两个不同非零元素对应同一个位置的情况，我们称之与该“位置矩阵”相对应的校验矩阵中</w:t>
+      </w:r>
+      <w:r>
+        <w:rPr>
+          <w:rFonts w:hint="eastAsia"/>
+        </w:rPr>
+        <w:t>存在圈长为</w:t>
+      </w:r>
+      <w:r>
+        <w:rPr>
+          <w:rFonts w:hint="eastAsia"/>
+        </w:rPr>
+        <w:t>2</w:t>
+      </w:r>
+      <w:r>
+        <w:rPr>
+          <w:rFonts w:hint="eastAsia"/>
+        </w:rPr>
+        <w:t>的环。</w:t>
+      </w:r>
+    </w:p>
+    <w:p>
+      <w:pPr>
+        <w:pStyle w:val="a5"/>
+        <w:numPr>
+          <w:ilvl w:val="0"/>
+          <w:numId w:val="45"/>
+        </w:numPr>
+        <w:ind w:firstLineChars="0"/>
+        <w:rPr>
+          <w:rFonts w:hint="eastAsia"/>
+        </w:rPr>
+      </w:pPr>
+      <w:r>
+        <w:rPr>
+          <w:rFonts w:hint="eastAsia"/>
+        </w:rPr>
+        <w:t>“位置矩阵”中任意两列相同元素的取值个数不超过</w:t>
+      </w:r>
+      <w:r>
+        <w:rPr>
+          <w:rFonts w:hint="eastAsia"/>
+        </w:rPr>
+        <w:t>1</w:t>
+      </w:r>
+      <w:r>
+        <w:rPr>
+          <w:rFonts w:hint="eastAsia"/>
+        </w:rPr>
+        <w:t>。</w:t>
+      </w:r>
+    </w:p>
+    <w:p>
+      <w:pPr>
+        <w:pStyle w:val="a5"/>
+        <w:rPr>
+          <w:rFonts w:hint="eastAsia"/>
+        </w:rPr>
+      </w:pPr>
+      <w:r>
+        <w:rPr>
+          <w:rFonts w:hint="eastAsia"/>
+        </w:rPr>
+        <w:t>若“位置矩阵”中存在两列中相同元素的取值个数为</w:t>
+      </w:r>
+      <w:r>
+        <w:rPr>
+          <w:rFonts w:hint="eastAsia"/>
+        </w:rPr>
+        <w:t>2</w:t>
+      </w:r>
+      <w:r>
+        <w:rPr>
+          <w:rFonts w:hint="eastAsia"/>
+        </w:rPr>
+        <w:t>，则在与其对应的校验矩阵中会出现圈长为</w:t>
+      </w:r>
+      <w:r>
+        <w:rPr>
+          <w:rFonts w:hint="eastAsia"/>
+        </w:rPr>
+        <w:t>4</w:t>
+      </w:r>
+      <w:r>
+        <w:rPr>
+          <w:rFonts w:hint="eastAsia"/>
+        </w:rPr>
+        <w:t>的环，与</w:t>
+      </w:r>
+      <w:r>
+        <w:rPr>
+          <w:rFonts w:hint="eastAsia"/>
+        </w:rPr>
+        <w:t>LDPC</w:t>
+      </w:r>
+      <w:r>
+        <w:rPr>
+          <w:rFonts w:hint="eastAsia"/>
+        </w:rPr>
+        <w:t>码相同，圈长的大小对于</w:t>
+      </w:r>
+      <w:r>
+        <w:rPr>
+          <w:rFonts w:hint="eastAsia"/>
+        </w:rPr>
+        <w:t>LDLC</w:t>
+      </w:r>
+      <w:r>
+        <w:rPr>
+          <w:rFonts w:hint="eastAsia"/>
+        </w:rPr>
+        <w:t>的译码性能会有很大的影响。</w:t>
+      </w:r>
+      <w:r>
+        <w:rPr>
+          <w:rFonts w:hint="eastAsia"/>
+        </w:rPr>
+        <w:t>如图</w:t>
+      </w:r>
+      <w:r>
+        <w:rPr>
+          <w:rFonts w:hint="eastAsia"/>
+        </w:rPr>
+        <w:t>2.</w:t>
+      </w:r>
+      <w:r>
+        <w:rPr>
+          <w:rFonts w:hint="eastAsia"/>
+        </w:rPr>
+        <w:t>2</w:t>
+      </w:r>
+      <w:r>
+        <w:rPr>
+          <w:rFonts w:hint="eastAsia"/>
+        </w:rPr>
+        <w:t>所示：</w:t>
+      </w:r>
+    </w:p>
+    <w:p>
+      <w:pPr>
+        <w:pStyle w:val="af"/>
+        <w:spacing w:before="312" w:after="312"/>
+        <w:rPr>
+          <w:rFonts w:hint="eastAsia"/>
+        </w:rPr>
+      </w:pPr>
+      <w:r>
+        <w:object w:dxaOrig="11073" w:dyaOrig="10988">
+          <v:shape id="_x0000_i1087" type="#_x0000_t75" style="width:287.25pt;height:284.25pt" o:ole="">
+            <v:imagedata r:id="rId107" o:title=""/>
+          </v:shape>
+          <o:OLEObject Type="Embed" ProgID="Visio.Drawing.11" ShapeID="_x0000_i1087" DrawAspect="Content" ObjectID="_1408455517" r:id="rId108"/>
+        </w:object>
+      </w:r>
+    </w:p>
+    <w:p>
+      <w:pPr>
+        <w:pStyle w:val="a6"/>
+        <w:ind w:firstLine="422"/>
+        <w:rPr>
+          <w:rFonts w:hint="eastAsia"/>
+        </w:rPr>
+      </w:pPr>
+      <w:r>
+        <w:rPr>
+          <w:rFonts w:hint="eastAsia"/>
+        </w:rPr>
+        <w:t>图</w:t>
+      </w:r>
+      <w:r>
+        <w:rPr>
+          <w:rFonts w:hint="eastAsia"/>
+        </w:rPr>
+        <w:t xml:space="preserve">2.4 </w:t>
+      </w:r>
+      <w:r>
+        <w:rPr>
+          <w:rFonts w:hint="eastAsia"/>
+        </w:rPr>
+        <w:t>存在圈长为</w:t>
+      </w:r>
+      <w:r>
+        <w:rPr>
+          <w:rFonts w:hint="eastAsia"/>
+        </w:rPr>
+        <w:t>4</w:t>
+      </w:r>
+      <w:r>
+        <w:rPr>
+          <w:rFonts w:hint="eastAsia"/>
+        </w:rPr>
+        <w:t>的环</w:t>
+      </w:r>
+    </w:p>
+    <w:p>
+      <w:pPr>
+        <w:pStyle w:val="a6"/>
+        <w:ind w:firstLine="422"/>
+        <w:rPr>
+          <w:rFonts w:hint="eastAsia"/>
+        </w:rPr>
+      </w:pPr>
+      <w:r>
+        <w:rPr>
+          <w:rFonts w:hint="eastAsia"/>
+        </w:rPr>
+        <w:t>Fig.2.4 exist the girth of four</w:t>
+      </w:r>
+    </w:p>
+    <w:p>
+      <w:pPr>
+        <w:pStyle w:val="a5"/>
+        <w:ind w:firstLine="422"/>
+        <w:rPr>
+          <w:rFonts w:hint="eastAsia"/>
+        </w:rPr>
+      </w:pPr>
+    </w:p>
+    <w:p>
+      <w:pPr>
+        <w:pStyle w:val="a5"/>
+        <w:rPr>
+          <w:rFonts w:hint="eastAsia"/>
+        </w:rPr>
+      </w:pPr>
+      <w:r>
+        <w:rPr>
+          <w:rFonts w:hint="eastAsia"/>
+        </w:rPr>
+        <w:t>假设要构造一个大小为</w:t>
+      </w:r>
+      <w:r>
+        <w:rPr>
+          <w:rFonts w:hint="eastAsia"/>
+        </w:rPr>
+        <w:t>n</w:t>
+      </w:r>
+      <w:r>
+        <w:rPr>
+          <w:rFonts w:hint="eastAsia"/>
+        </w:rPr>
+        <w:t>，度为</w:t>
+      </w:r>
+      <w:r>
+        <w:rPr>
+          <w:rFonts w:hint="eastAsia"/>
+        </w:rPr>
+        <w:t>d</w:t>
+      </w:r>
+      <w:r>
+        <w:rPr>
+          <w:rFonts w:hint="eastAsia"/>
+        </w:rPr>
+        <w:t>的拉丁方</w:t>
+      </w:r>
+      <w:r>
+        <w:rPr>
+          <w:rFonts w:hint="eastAsia"/>
+        </w:rPr>
+        <w:t>LDLC</w:t>
+      </w:r>
+      <w:r>
+        <w:rPr>
+          <w:rFonts w:hint="eastAsia"/>
+        </w:rPr>
+        <w:t>的校验矩阵，并且其生成序列为</w:t>
+      </w:r>
+      <w:r>
+        <w:rPr>
+          <w:rFonts w:hint="eastAsia"/>
+        </w:rPr>
+        <w:t>h(h</w:t>
+      </w:r>
+      <w:r>
+        <w:rPr>
+          <w:rFonts w:hint="eastAsia"/>
+        </w:rPr>
+        <w:t>是一个长度为</w:t>
+      </w:r>
+      <w:r>
+        <w:rPr>
+          <w:rFonts w:hint="eastAsia"/>
+        </w:rPr>
+        <w:t>d</w:t>
+      </w:r>
+      <w:r>
+        <w:rPr>
+          <w:rFonts w:hint="eastAsia"/>
+        </w:rPr>
+        <w:t>的向量</w:t>
+      </w:r>
+      <w:r>
+        <w:rPr>
+          <w:rFonts w:hint="eastAsia"/>
+        </w:rPr>
+        <w:t>)</w:t>
+      </w:r>
+      <w:r>
+        <w:rPr>
+          <w:rFonts w:hint="eastAsia"/>
+        </w:rPr>
+        <w:t>。</w:t>
+      </w:r>
+      <w:r>
+        <w:rPr>
+          <w:rFonts w:hint="eastAsia"/>
+        </w:rPr>
+        <w:t>利用“位置矩阵”和生成序列构造拉丁方</w:t>
+      </w:r>
+      <w:r>
+        <w:rPr>
+          <w:rFonts w:hint="eastAsia"/>
+        </w:rPr>
+        <w:t>LDLC</w:t>
+      </w:r>
+      <w:r>
+        <w:rPr>
+          <w:rFonts w:hint="eastAsia"/>
+        </w:rPr>
+        <w:t>的校验矩阵的具体步骤如下：</w:t>
+      </w:r>
+    </w:p>
+    <w:p>
+      <w:pPr>
+        <w:pStyle w:val="a5"/>
+        <w:numPr>
+          <w:ilvl w:val="0"/>
+          <w:numId w:val="47"/>
+        </w:numPr>
+        <w:ind w:firstLineChars="0"/>
+        <w:rPr>
+          <w:rFonts w:hint="eastAsia"/>
+        </w:rPr>
+      </w:pPr>
+      <w:r>
+        <w:rPr>
+          <w:rFonts w:hint="eastAsia"/>
+        </w:rPr>
+        <w:t>生成</w:t>
+      </w:r>
+      <w:r>
+        <w:rPr>
+          <w:rFonts w:hint="eastAsia"/>
+        </w:rPr>
+        <w:t>d</w:t>
+      </w:r>
+      <w:r>
+        <w:rPr>
+          <w:rFonts w:hint="eastAsia"/>
+        </w:rPr>
+        <w:t>个“随机排列”，每个“随机排列”的长度为</w:t>
+      </w:r>
+      <w:r>
+        <w:rPr>
+          <w:rFonts w:hint="eastAsia"/>
+        </w:rPr>
+        <w:t>n</w:t>
+      </w:r>
+      <w:r>
+        <w:rPr>
+          <w:rFonts w:hint="eastAsia"/>
+        </w:rPr>
+        <w:t>，其元素的取值为</w:t>
+      </w:r>
+      <w:r>
+        <w:rPr>
+          <w:rFonts w:hint="eastAsia"/>
+        </w:rPr>
+        <w:t>1</w:t>
+      </w:r>
+      <w:r>
+        <w:rPr>
+          <w:rFonts w:hint="eastAsia"/>
+        </w:rPr>
+        <w:t>到</w:t>
+      </w:r>
+      <w:r>
+        <w:rPr>
+          <w:rFonts w:hint="eastAsia"/>
+        </w:rPr>
+        <w:t>n</w:t>
+      </w:r>
+      <w:r>
+        <w:rPr>
+          <w:rFonts w:hint="eastAsia"/>
+        </w:rPr>
+        <w:t>的整数，元素取值不能重复，并以这</w:t>
+      </w:r>
+      <w:r>
+        <w:rPr>
+          <w:rFonts w:hint="eastAsia"/>
+        </w:rPr>
+        <w:t>d</w:t>
+      </w:r>
+      <w:r>
+        <w:rPr>
+          <w:rFonts w:hint="eastAsia"/>
+        </w:rPr>
+        <w:t>个“随机排列”为行构造成一个矩阵，暂且称之为“预备</w:t>
+      </w:r>
+      <w:r>
+        <w:rPr>
+          <w:rFonts w:hint="eastAsia"/>
+        </w:rPr>
+        <w:t>位置矩阵”。</w:t>
+      </w:r>
+    </w:p>
+    <w:p>
+      <w:pPr>
+        <w:pStyle w:val="a5"/>
+        <w:numPr>
+          <w:ilvl w:val="0"/>
+          <w:numId w:val="47"/>
+        </w:numPr>
+        <w:ind w:firstLineChars="0"/>
+        <w:rPr>
+          <w:rFonts w:hint="eastAsia"/>
+        </w:rPr>
+      </w:pPr>
+      <w:r>
+        <w:rPr>
+          <w:rFonts w:hint="eastAsia"/>
+        </w:rPr>
+        <w:lastRenderedPageBreak/>
+        <w:t>判断生成的“预备位置矩阵”</w:t>
+      </w:r>
+      <w:r>
+        <w:rPr>
+          <w:rFonts w:hint="eastAsia"/>
+        </w:rPr>
+        <w:t>所对应的校验矩阵中是否存在圈长为</w:t>
+      </w:r>
+      <w:r>
+        <w:rPr>
+          <w:rFonts w:hint="eastAsia"/>
+        </w:rPr>
+        <w:t>2</w:t>
+      </w:r>
+      <w:r>
+        <w:rPr>
+          <w:rFonts w:hint="eastAsia"/>
+        </w:rPr>
+        <w:t>的环和圈长为</w:t>
+      </w:r>
+      <w:r>
+        <w:rPr>
+          <w:rFonts w:hint="eastAsia"/>
+        </w:rPr>
+        <w:t>4</w:t>
+      </w:r>
+      <w:r>
+        <w:rPr>
+          <w:rFonts w:hint="eastAsia"/>
+        </w:rPr>
+        <w:t>的环，具体的判定方法下文会给出具体说明；若存在圈长为</w:t>
+      </w:r>
+      <w:r>
+        <w:rPr>
+          <w:rFonts w:hint="eastAsia"/>
+        </w:rPr>
+        <w:t>2</w:t>
+      </w:r>
+      <w:r>
+        <w:rPr>
+          <w:rFonts w:hint="eastAsia"/>
+        </w:rPr>
+        <w:t>的环或圈长为</w:t>
+      </w:r>
+      <w:r>
+        <w:rPr>
+          <w:rFonts w:hint="eastAsia"/>
+        </w:rPr>
+        <w:t>4</w:t>
+      </w:r>
+      <w:r>
+        <w:rPr>
+          <w:rFonts w:hint="eastAsia"/>
+        </w:rPr>
+        <w:t>的环，则需要通过交换元素的位置来达到消除短环的目的，知道该“预备位置矩阵”满足“位置矩阵”的两条性质。</w:t>
+      </w:r>
+    </w:p>
+    <w:p>
+      <w:pPr>
+        <w:pStyle w:val="a5"/>
+        <w:numPr>
+          <w:ilvl w:val="0"/>
+          <w:numId w:val="47"/>
+        </w:numPr>
+        <w:ind w:firstLineChars="0"/>
+        <w:rPr>
+          <w:rFonts w:hint="eastAsia"/>
+        </w:rPr>
+      </w:pPr>
+      <w:r>
+        <w:rPr>
+          <w:rFonts w:hint="eastAsia"/>
+        </w:rPr>
+        <w:t>利用构造</w:t>
+      </w:r>
+      <w:r>
+        <w:rPr>
+          <w:rFonts w:hint="eastAsia"/>
+        </w:rPr>
+        <w:t>好的“位置矩阵”和已知的生成序列构造拉丁方</w:t>
+      </w:r>
+      <w:r>
+        <w:rPr>
+          <w:rFonts w:hint="eastAsia"/>
+        </w:rPr>
+        <w:t>LDLC</w:t>
+      </w:r>
+      <w:r>
+        <w:rPr>
+          <w:rFonts w:hint="eastAsia"/>
+        </w:rPr>
+        <w:t>的校验矩阵。</w:t>
+      </w:r>
+    </w:p>
+    <w:p>
+      <w:pPr>
+        <w:pStyle w:val="a5"/>
+        <w:ind w:firstLine="482"/>
+        <w:rPr>
+          <w:rFonts w:hint="eastAsia"/>
+          <w:b/>
+        </w:rPr>
+      </w:pPr>
+      <w:r>
+        <w:rPr>
+          <w:rFonts w:hint="eastAsia"/>
+          <w:b/>
+        </w:rPr>
+        <w:t>判定“预备位置矩阵”中是否存在圈长为</w:t>
+      </w:r>
+      <w:r>
+        <w:rPr>
+          <w:rFonts w:hint="eastAsia"/>
+          <w:b/>
+        </w:rPr>
+        <w:t>2</w:t>
+      </w:r>
+      <w:r>
+        <w:rPr>
+          <w:rFonts w:hint="eastAsia"/>
+          <w:b/>
+        </w:rPr>
+        <w:t>的环的方法：</w:t>
+      </w:r>
+    </w:p>
+    <w:p>
+      <w:pPr>
+        <w:pStyle w:val="a5"/>
+        <w:rPr>
+          <w:rFonts w:hint="eastAsia"/>
+        </w:rPr>
+      </w:pPr>
+      <w:r>
+        <w:rPr>
+          <w:rFonts w:hint="eastAsia"/>
+        </w:rPr>
+        <w:t>用符号</w:t>
+      </w:r>
+      <w:r>
+        <w:rPr>
+          <w:position w:val="-6"/>
+        </w:rPr>
+        <w:object w:dxaOrig="139" w:dyaOrig="260">
+          <v:shape id="_x0000_i1076" type="#_x0000_t75" style="width:6.75pt;height:12.75pt" o:ole="">
+            <v:imagedata r:id="rId109" o:title=""/>
+          </v:shape>
+          <o:OLEObject Type="Embed" ProgID="Equation.DSMT4" ShapeID="_x0000_i1076" DrawAspect="Content" ObjectID="_1408455518" r:id="rId110"/>
+        </w:object>
+      </w:r>
+      <w:r>
+        <w:rPr>
+          <w:rFonts w:hint="eastAsia"/>
+        </w:rPr>
+        <w:t>和符号</w:t>
+      </w:r>
+      <w:r>
+        <w:rPr>
+          <w:position w:val="-10"/>
+        </w:rPr>
+        <w:object w:dxaOrig="200" w:dyaOrig="300">
+          <v:shape id="_x0000_i1077" type="#_x0000_t75" style="width:9.75pt;height:15pt" o:ole="">
+            <v:imagedata r:id="rId111" o:title=""/>
+          </v:shape>
+          <o:OLEObject Type="Embed" ProgID="Equation.DSMT4" ShapeID="_x0000_i1077" DrawAspect="Content" ObjectID="_1408455519" r:id="rId112"/>
+        </w:object>
+      </w:r>
+      <w:r>
+        <w:rPr>
+          <w:rFonts w:hint="eastAsia"/>
+        </w:rPr>
+        <w:t>表示“预备位置矩阵”中的行，用符号</w:t>
+      </w:r>
+      <w:r>
+        <w:rPr>
+          <w:position w:val="-6"/>
+        </w:rPr>
+        <w:object w:dxaOrig="180" w:dyaOrig="220">
+          <v:shape id="_x0000_i1078" type="#_x0000_t75" style="width:9pt;height:11.25pt" o:ole="">
+            <v:imagedata r:id="rId113" o:title=""/>
+          </v:shape>
+          <o:OLEObject Type="Embed" ProgID="Equation.DSMT4" ShapeID="_x0000_i1078" DrawAspect="Content" ObjectID="_1408455520" r:id="rId114"/>
+        </w:object>
+      </w:r>
+      <w:r>
+        <w:rPr>
+          <w:rFonts w:hint="eastAsia"/>
+        </w:rPr>
+        <w:t>表示“预备位置矩阵”中的列。根据“位置矩阵”的性质</w:t>
+      </w:r>
+      <w:r>
+        <w:rPr>
+          <w:rFonts w:hint="eastAsia"/>
+        </w:rPr>
+        <w:t>1</w:t>
+      </w:r>
+      <w:r>
+        <w:rPr>
+          <w:rFonts w:hint="eastAsia"/>
+        </w:rPr>
+        <w:t>，当</w:t>
+      </w:r>
+      <w:r>
+        <w:rPr>
+          <w:position w:val="-10"/>
+        </w:rPr>
+        <w:object w:dxaOrig="499" w:dyaOrig="300">
+          <v:shape id="_x0000_i1079" type="#_x0000_t75" style="width:24.75pt;height:15pt" o:ole="">
+            <v:imagedata r:id="rId115" o:title=""/>
+          </v:shape>
+          <o:OLEObject Type="Embed" ProgID="Equation.DSMT4" ShapeID="_x0000_i1079" DrawAspect="Content" ObjectID="_1408455521" r:id="rId116"/>
+        </w:object>
+      </w:r>
+      <w:r>
+        <w:rPr>
+          <w:rFonts w:hint="eastAsia"/>
+        </w:rPr>
+        <w:t>时，若存在</w:t>
+      </w:r>
+      <w:r>
+        <w:rPr>
+          <w:position w:val="-14"/>
+        </w:rPr>
+        <w:object w:dxaOrig="900" w:dyaOrig="380">
+          <v:shape id="_x0000_i1080" type="#_x0000_t75" style="width:45pt;height:18.75pt" o:ole="">
+            <v:imagedata r:id="rId117" o:title=""/>
+          </v:shape>
+          <o:OLEObject Type="Embed" ProgID="Equation.DSMT4" ShapeID="_x0000_i1080" DrawAspect="Content" ObjectID="_1408455522" r:id="rId118"/>
+        </w:object>
+      </w:r>
+      <w:r>
+        <w:rPr>
+          <w:rFonts w:hint="eastAsia"/>
+        </w:rPr>
+        <w:t>，则说明该“预备位置矩阵”所对应的校验矩阵中存在圈长为</w:t>
+      </w:r>
+      <w:r>
+        <w:rPr>
+          <w:rFonts w:hint="eastAsia"/>
+        </w:rPr>
+        <w:t>2</w:t>
+      </w:r>
+      <w:r>
+        <w:rPr>
+          <w:rFonts w:hint="eastAsia"/>
+        </w:rPr>
+        <w:t>的环。</w:t>
+      </w:r>
+    </w:p>
+    <w:p>
+      <w:pPr>
+        <w:pStyle w:val="a5"/>
+        <w:ind w:firstLine="482"/>
+        <w:rPr>
+          <w:rFonts w:hint="eastAsia"/>
+          <w:b/>
+        </w:rPr>
+      </w:pPr>
+      <w:r>
+        <w:rPr>
+          <w:rFonts w:hint="eastAsia"/>
+          <w:b/>
+        </w:rPr>
+        <w:t>判定“预备位置矩阵”中是否存在圈长为</w:t>
+      </w:r>
+      <w:r>
+        <w:rPr>
+          <w:rFonts w:hint="eastAsia"/>
+          <w:b/>
+        </w:rPr>
+        <w:t>4</w:t>
+      </w:r>
+      <w:r>
+        <w:rPr>
+          <w:rFonts w:hint="eastAsia"/>
+          <w:b/>
+        </w:rPr>
+        <w:t>的环的方法：</w:t>
+      </w:r>
+    </w:p>
+    <w:p>
+      <w:pPr>
+        <w:pStyle w:val="a5"/>
+        <w:rPr>
+          <w:rFonts w:hint="eastAsia"/>
+        </w:rPr>
+      </w:pPr>
+      <w:r>
+        <w:rPr>
+          <w:rFonts w:hint="eastAsia"/>
+        </w:rPr>
+        <w:t>该“预备位置矩阵”所对应的校验矩阵中若不存在圈长为</w:t>
+      </w:r>
+      <w:r>
+        <w:rPr>
+          <w:rFonts w:hint="eastAsia"/>
+        </w:rPr>
+        <w:t>2</w:t>
+      </w:r>
+      <w:r>
+        <w:rPr>
+          <w:rFonts w:hint="eastAsia"/>
+        </w:rPr>
+        <w:t>的环，则需要判定其中是否存在圈长为</w:t>
+      </w:r>
+      <w:r>
+        <w:rPr>
+          <w:rFonts w:hint="eastAsia"/>
+        </w:rPr>
+        <w:t>4</w:t>
+      </w:r>
+      <w:r>
+        <w:rPr>
+          <w:rFonts w:hint="eastAsia"/>
+        </w:rPr>
+        <w:t>的环。在这里，用符号</w:t>
+      </w:r>
+      <w:r>
+        <w:rPr>
+          <w:position w:val="-12"/>
+        </w:rPr>
+        <w:object w:dxaOrig="240" w:dyaOrig="360">
+          <v:shape id="_x0000_i1081" type="#_x0000_t75" style="width:12pt;height:18pt" o:ole="">
+            <v:imagedata r:id="rId119" o:title=""/>
+          </v:shape>
+          <o:OLEObject Type="Embed" ProgID="Equation.DSMT4" ShapeID="_x0000_i1081" DrawAspect="Content" ObjectID="_1408455523" r:id="rId120"/>
+        </w:object>
+      </w:r>
+      <w:r>
+        <w:rPr>
+          <w:rFonts w:hint="eastAsia"/>
+        </w:rPr>
+        <w:t>和符号</w:t>
+      </w:r>
+      <w:r>
+        <w:rPr>
+          <w:position w:val="-6"/>
+        </w:rPr>
+        <w:object w:dxaOrig="180" w:dyaOrig="220">
+          <v:shape id="_x0000_i1082" type="#_x0000_t75" style="width:9pt;height:11.25pt" o:ole="">
+            <v:imagedata r:id="rId121" o:title=""/>
+          </v:shape>
+          <o:OLEObject Type="Embed" ProgID="Equation.DSMT4" ShapeID="_x0000_i1082" DrawAspect="Content" ObjectID="_1408455524" r:id="rId122"/>
+        </w:object>
+      </w:r>
+      <w:r>
+        <w:rPr>
+          <w:rFonts w:hint="eastAsia"/>
+        </w:rPr>
+        <w:t>表示“预备位置矩阵”中的列，当</w:t>
+      </w:r>
+      <w:r>
+        <w:rPr>
+          <w:position w:val="-12"/>
+        </w:rPr>
+        <w:object w:dxaOrig="620" w:dyaOrig="360">
+          <v:shape id="_x0000_i1083" type="#_x0000_t75" style="width:30.75pt;height:18pt" o:ole="">
+            <v:imagedata r:id="rId123" o:title=""/>
+          </v:shape>
+          <o:OLEObject Type="Embed" ProgID="Equation.DSMT4" ShapeID="_x0000_i1083" DrawAspect="Content" ObjectID="_1408455525" r:id="rId124"/>
+        </w:object>
+      </w:r>
+      <w:r>
+        <w:rPr>
+          <w:rFonts w:hint="eastAsia"/>
+        </w:rPr>
+        <w:t>时，若</w:t>
+      </w:r>
+      <w:r>
+        <w:rPr>
+          <w:position w:val="-14"/>
+        </w:rPr>
+        <w:object w:dxaOrig="320" w:dyaOrig="380">
+          <v:shape id="_x0000_i1084" type="#_x0000_t75" style="width:15.75pt;height:18.75pt" o:ole="">
+            <v:imagedata r:id="rId125" o:title=""/>
+          </v:shape>
+          <o:OLEObject Type="Embed" ProgID="Equation.DSMT4" ShapeID="_x0000_i1084" DrawAspect="Content" ObjectID="_1408455526" r:id="rId126"/>
+        </w:object>
+      </w:r>
+      <w:r>
+        <w:rPr>
+          <w:rFonts w:hint="eastAsia"/>
+        </w:rPr>
+        <w:t>和</w:t>
+      </w:r>
+      <w:r>
+        <w:rPr>
+          <w:position w:val="-14"/>
+        </w:rPr>
+        <w:object w:dxaOrig="380" w:dyaOrig="380">
+          <v:shape id="_x0000_i1085" type="#_x0000_t75" style="width:18.75pt;height:18.75pt" o:ole="">
+            <v:imagedata r:id="rId127" o:title=""/>
+          </v:shape>
+          <o:OLEObject Type="Embed" ProgID="Equation.DSMT4" ShapeID="_x0000_i1085" DrawAspect="Content" ObjectID="_1408455527" r:id="rId128"/>
+        </w:object>
+      </w:r>
+      <w:r>
+        <w:rPr>
+          <w:rFonts w:hint="eastAsia"/>
+        </w:rPr>
+        <w:t>中存在两个或多于两个的相同取值的元素，则说明该“预备位置矩阵”所对应的校验矩阵中存在圈长为</w:t>
+      </w:r>
+      <w:r>
+        <w:rPr>
+          <w:rFonts w:hint="eastAsia"/>
+        </w:rPr>
+        <w:t>4</w:t>
+      </w:r>
+      <w:r>
+        <w:rPr>
+          <w:rFonts w:hint="eastAsia"/>
+        </w:rPr>
+        <w:t>的环。</w:t>
+      </w:r>
+    </w:p>
+    <w:p>
+      <w:pPr>
+        <w:pStyle w:val="a5"/>
+        <w:ind w:firstLine="482"/>
+        <w:rPr>
+          <w:rFonts w:hint="eastAsia"/>
+        </w:rPr>
+      </w:pPr>
+      <w:r>
+        <w:rPr>
+          <w:rFonts w:hint="eastAsia"/>
+          <w:b/>
+        </w:rPr>
+        <w:t>消除断环的方法</w:t>
+      </w:r>
+      <w:r>
+        <w:rPr>
+          <w:rFonts w:hint="eastAsia"/>
+        </w:rPr>
+        <w:t>：</w:t>
+      </w:r>
+    </w:p>
+    <w:p>
+      <w:pPr>
+        <w:pStyle w:val="a5"/>
+        <w:rPr>
+          <w:rFonts w:hint="eastAsia"/>
+        </w:rPr>
+      </w:pPr>
+      <w:r>
+        <w:rPr>
+          <w:rFonts w:hint="eastAsia"/>
+        </w:rPr>
+        <w:t>首先需要明确的是去除圈长为</w:t>
+      </w:r>
+      <w:r>
+        <w:rPr>
+          <w:rFonts w:hint="eastAsia"/>
+        </w:rPr>
+        <w:t>2</w:t>
+      </w:r>
+      <w:r>
+        <w:rPr>
+          <w:rFonts w:hint="eastAsia"/>
+        </w:rPr>
+        <w:t>的环的方法和去除圈长为</w:t>
+      </w:r>
+      <w:r>
+        <w:rPr>
+          <w:rFonts w:hint="eastAsia"/>
+        </w:rPr>
+        <w:t>4</w:t>
+      </w:r>
+      <w:r>
+        <w:rPr>
+          <w:rFonts w:hint="eastAsia"/>
+        </w:rPr>
+        <w:t>的环的方法是一样的。首先需要找到位置矩阵中需要交换的行，当圈长为</w:t>
+      </w:r>
+      <w:r>
+        <w:rPr>
+          <w:rFonts w:hint="eastAsia"/>
+        </w:rPr>
+        <w:t>2</w:t>
+      </w:r>
+      <w:r>
+        <w:rPr>
+          <w:rFonts w:hint="eastAsia"/>
+        </w:rPr>
+        <w:t>的环存在时，则需要交换的行即为存在相同取值的两个行中的一个；当圈长为</w:t>
+      </w:r>
+      <w:r>
+        <w:rPr>
+          <w:rFonts w:hint="eastAsia"/>
+        </w:rPr>
+        <w:t>4</w:t>
+      </w:r>
+      <w:r>
+        <w:rPr>
+          <w:rFonts w:hint="eastAsia"/>
+        </w:rPr>
+        <w:t>的环存在时，则需要交换的行即为列</w:t>
+      </w:r>
+      <w:r>
+        <w:rPr>
+          <w:rFonts w:hint="eastAsia"/>
+        </w:rPr>
+        <w:t>c</w:t>
+      </w:r>
+      <w:r>
+        <w:rPr>
+          <w:rFonts w:hint="eastAsia"/>
+        </w:rPr>
+        <w:t>中第一个含有相同取值元素所在的行。找到需要交换的行后，随机在</w:t>
+      </w:r>
+      <w:r>
+        <w:rPr>
+          <w:rFonts w:hint="eastAsia"/>
+        </w:rPr>
+        <w:t>1</w:t>
+      </w:r>
+      <w:r>
+        <w:rPr>
+          <w:rFonts w:hint="eastAsia"/>
+        </w:rPr>
+        <w:t>到</w:t>
+      </w:r>
+      <w:r>
+        <w:rPr>
+          <w:rFonts w:hint="eastAsia"/>
+        </w:rPr>
+        <w:t>n</w:t>
+      </w:r>
+      <w:r>
+        <w:rPr>
+          <w:rFonts w:hint="eastAsia"/>
+        </w:rPr>
+        <w:t>中取一行，在此记为</w:t>
+      </w:r>
+      <w:r>
+        <w:rPr>
+          <w:position w:val="-6"/>
+        </w:rPr>
+        <w:object w:dxaOrig="139" w:dyaOrig="260">
+          <v:shape id="_x0000_i1086" type="#_x0000_t75" style="width:6.75pt;height:12.75pt" o:ole="">
+            <v:imagedata r:id="rId129" o:title=""/>
+          </v:shape>
+          <o:OLEObject Type="Embed" ProgID="Equation.DSMT4" ShapeID="_x0000_i1086" DrawAspect="Content" ObjectID="_1408455528" r:id="rId130"/>
+        </w:object>
+      </w:r>
+      <w:r>
+        <w:rPr>
+          <w:rFonts w:hint="eastAsia"/>
+        </w:rPr>
+        <w:t>，用该行与需要交换的行进行交换。对“预备位置矩阵”中的每一列均进行上述操作，直到该“预备位置矩阵”同时满足“位置矩阵”所对应的两个性质。</w:t>
+      </w:r>
+    </w:p>
+    <w:p>
+      <w:pPr>
+        <w:pStyle w:val="a5"/>
+        <w:ind w:firstLine="482"/>
+        <w:rPr>
+          <w:rFonts w:hint="eastAsia"/>
+          <w:b/>
+        </w:rPr>
+      </w:pPr>
+      <w:r>
+        <w:rPr>
+          <w:rFonts w:hint="eastAsia"/>
+          <w:b/>
+        </w:rPr>
+        <w:t>利用“位置矩阵”和生成序列构造拉丁方</w:t>
+      </w:r>
+      <w:r>
+        <w:rPr>
+          <w:rFonts w:hint="eastAsia"/>
+          <w:b/>
+        </w:rPr>
+        <w:t>LDLC</w:t>
+      </w:r>
+      <w:r>
+        <w:rPr>
+          <w:rFonts w:hint="eastAsia"/>
+          <w:b/>
+        </w:rPr>
+        <w:t>的校验矩阵的方法：</w:t>
+      </w:r>
+    </w:p>
+    <w:p>
+      <w:pPr>
+        <w:pStyle w:val="a5"/>
+        <w:rPr>
+          <w:rFonts w:hint="eastAsia"/>
+        </w:rPr>
+      </w:pPr>
+      <w:r>
+        <w:rPr>
+          <w:rFonts w:hint="eastAsia"/>
+        </w:rPr>
+        <w:t>由于</w:t>
+      </w:r>
+      <w:r>
+        <w:rPr>
+          <w:rFonts w:hint="eastAsia"/>
+        </w:rPr>
+        <w:t>“</w:t>
+      </w:r>
+      <w:r>
+        <w:rPr>
+          <w:rFonts w:hint="eastAsia"/>
+        </w:rPr>
+        <w:t>位置矩阵</w:t>
+      </w:r>
+      <w:r>
+        <w:rPr>
+          <w:rFonts w:hint="eastAsia"/>
+        </w:rPr>
+        <w:t>”是由</w:t>
+      </w:r>
+      <w:r>
+        <w:rPr>
+          <w:rFonts w:hint="eastAsia"/>
+        </w:rPr>
+        <w:t>d</w:t>
+      </w:r>
+      <w:r>
+        <w:rPr>
+          <w:rFonts w:hint="eastAsia"/>
+        </w:rPr>
+        <w:t>个位置序列构成的，而位置序列中记录的是拉丁方</w:t>
+      </w:r>
+      <w:r>
+        <w:rPr>
+          <w:rFonts w:hint="eastAsia"/>
+        </w:rPr>
+        <w:t>LDLC</w:t>
+      </w:r>
+      <w:r>
+        <w:rPr>
+          <w:rFonts w:hint="eastAsia"/>
+        </w:rPr>
+        <w:t>的校验矩阵中的非零元素所在的位置，所以利用位置矩阵构造拉丁方</w:t>
+      </w:r>
+      <w:r>
+        <w:rPr>
+          <w:rFonts w:hint="eastAsia"/>
+        </w:rPr>
+        <w:t>LDLC</w:t>
+      </w:r>
+      <w:r>
+        <w:rPr>
+          <w:rFonts w:hint="eastAsia"/>
+        </w:rPr>
+        <w:t>的校验矩阵，首先利用位置矩阵找到要构造的校验矩阵中非零元素的位置，然后利用生成序列对其进行赋值，就可以构造出满足拉丁方</w:t>
+      </w:r>
+      <w:r>
+        <w:rPr>
+          <w:rFonts w:hint="eastAsia"/>
+        </w:rPr>
+        <w:t>LDLC</w:t>
+      </w:r>
+      <w:r>
+        <w:rPr>
+          <w:rFonts w:hint="eastAsia"/>
+        </w:rPr>
+        <w:t>要求的校验矩阵了。在进行赋值的时，需要随机添加正负号。</w:t>
+      </w:r>
+    </w:p>
+    <w:p>
+      <w:pPr>
+        <w:pStyle w:val="a5"/>
+      </w:pPr>
+      <w:r>
+        <w:rPr>
+          <w:rFonts w:hint="eastAsia"/>
+        </w:rPr>
+        <w:t>拉丁方</w:t>
+      </w:r>
+      <w:r>
+        <w:rPr>
+          <w:rFonts w:hint="eastAsia"/>
+        </w:rPr>
+        <w:t>LDLC</w:t>
+      </w:r>
+      <w:r>
+        <w:rPr>
+          <w:rFonts w:hint="eastAsia"/>
+        </w:rPr>
+        <w:t>的校验矩阵的构造算法的源程序见附录</w:t>
+      </w:r>
+      <w:r>
+        <w:rPr>
+          <w:rFonts w:hint="eastAsia"/>
+        </w:rPr>
+        <w:t>1</w:t>
+      </w:r>
+      <w:r>
+        <w:rPr>
+          <w:rFonts w:hint="eastAsia"/>
+        </w:rPr>
+        <w:t>。</w:t>
+      </w:r>
+    </w:p>
+    <w:p>
+      <w:pPr>
+        <w:pStyle w:val="3"/>
+      </w:pPr>
+      <w:r>
+        <w:rPr>
+          <w:rFonts w:hint="eastAsia"/>
+        </w:rPr>
+        <w:t>非拉丁方LDLC的构造方法</w:t>
+      </w:r>
+    </w:p>
+    <w:p>
+      <w:pPr>
+        <w:pStyle w:val="a5"/>
+      </w:pPr>
+    </w:p>
+    <w:p>
+      <w:pPr>
+        <w:pStyle w:val="2"/>
+      </w:pPr>
+      <w:r>
+        <w:rPr>
+          <w:rFonts w:hint="eastAsia"/>
+        </w:rPr>
+        <w:lastRenderedPageBreak/>
+        <w:t>LDLC的译码算法</w:t>
+      </w:r>
+      <w:r>
+        <w:rPr>
+          <w:rFonts w:hint="eastAsia"/>
+        </w:rPr>
+        <w:t>（2）</w:t>
+      </w:r>
+    </w:p>
+    <w:p>
+      <w:pPr>
+        <w:pStyle w:val="3"/>
+      </w:pPr>
+      <w:r>
+        <w:rPr>
+          <w:rFonts w:hint="eastAsia"/>
+        </w:rPr>
+        <w:t>LDLC的迭代译码算法</w:t>
+      </w:r>
+    </w:p>
+    <w:p>
+      <w:pPr>
+        <w:pStyle w:val="3"/>
+      </w:pPr>
+      <w:r>
+        <w:rPr>
+          <w:rFonts w:hint="eastAsia"/>
+        </w:rPr>
+        <w:t>LDLC的NBP译码算法</w:t>
+      </w:r>
+    </w:p>
+    <w:p>
+      <w:pPr>
+        <w:pStyle w:val="2"/>
+      </w:pPr>
+      <w:r>
+        <w:rPr>
+          <w:rFonts w:hint="eastAsia"/>
+        </w:rPr>
+        <w:t>本章小结</w:t>
+      </w:r>
+      <w:r>
+        <w:rPr>
+          <w:rFonts w:hint="eastAsia"/>
+        </w:rPr>
+        <w:t>（1）</w:t>
+      </w:r>
+    </w:p>
+    <w:p>
+      <w:pPr>
+        <w:pStyle w:val="1"/>
+      </w:pPr>
+      <w:r>
+        <w:rPr>
+          <w:rFonts w:hint="eastAsia"/>
+        </w:rPr>
+        <w:t>LDLC</w:t>
+      </w:r>
+      <w:r>
+        <w:rPr>
+          <w:rFonts w:hint="eastAsia"/>
+        </w:rPr>
+        <w:t>的软件仿真及其性能分析</w:t>
+      </w:r>
+      <w:r>
+        <w:rPr>
+          <w:rFonts w:hint="eastAsia"/>
+        </w:rPr>
+        <w:t>（</w:t>
+      </w:r>
+      <w:r>
+        <w:rPr>
+          <w:rFonts w:hint="eastAsia"/>
+        </w:rPr>
+        <w:t>20</w:t>
+      </w:r>
+      <w:r>
+        <w:rPr>
+          <w:rFonts w:hint="eastAsia"/>
+        </w:rPr>
+        <w:t>）</w:t>
+      </w:r>
+    </w:p>
+    <w:p>
+      <w:pPr>
+        <w:pStyle w:val="2"/>
+      </w:pPr>
+      <w:r>
+        <w:rPr>
+          <w:rFonts w:hint="eastAsia"/>
+        </w:rPr>
+        <w:t>LDLC的软件仿真流程</w:t>
+      </w:r>
+      <w:r>
+        <w:rPr>
+          <w:rFonts w:hint="eastAsia"/>
+        </w:rPr>
+        <w:t>（3）</w:t>
+      </w:r>
+    </w:p>
+    <w:p>
+      <w:pPr>
+        <w:pStyle w:val="2"/>
+      </w:pPr>
+      <w:r>
+        <w:rPr>
+          <w:rFonts w:hint="eastAsia"/>
+        </w:rPr>
+        <w:t>LDLC的NBP译码算法的性能分析</w:t>
+      </w:r>
+      <w:r>
+        <w:rPr>
+          <w:rFonts w:hint="eastAsia"/>
+        </w:rPr>
+        <w:t>（13）</w:t>
+      </w:r>
+    </w:p>
+    <w:p>
+      <w:pPr>
+        <w:pStyle w:val="3"/>
+      </w:pPr>
+      <w:r>
+        <w:rPr>
+          <w:rFonts w:hint="eastAsia"/>
+        </w:rPr>
+        <w:t>LDLC的</w:t>
+      </w:r>
+      <w:r>
+        <w:rPr>
+          <w:rFonts w:hint="eastAsia"/>
+        </w:rPr>
+        <w:t>译码算法的</w:t>
+      </w:r>
+      <w:r>
+        <w:rPr>
+          <w:rFonts w:hint="eastAsia"/>
+        </w:rPr>
+        <w:t>性能评价方法</w:t>
+      </w:r>
+      <w:r>
+        <w:rPr>
+          <w:rFonts w:hint="eastAsia"/>
+        </w:rPr>
+        <w:t>【3】</w:t>
+      </w:r>
+    </w:p>
+    <w:p>
+      <w:pPr>
+        <w:pStyle w:val="3"/>
+      </w:pPr>
+      <w:r>
+        <w:rPr>
+          <w:rFonts w:hint="eastAsia"/>
+        </w:rPr>
+        <w:t>码字的不同长度对LDLC的NBP译码性能的影响</w:t>
+      </w:r>
+      <w:r>
+        <w:rPr>
+          <w:rFonts w:hint="eastAsia"/>
+        </w:rPr>
+        <w:t>【</w:t>
+      </w:r>
+      <w:r>
+        <w:rPr>
+          <w:rFonts w:hint="eastAsia"/>
+        </w:rPr>
         <w:t>10</w:t>
       </w:r>
       <w:r>
         <w:rPr>
           <w:rFonts w:hint="eastAsia"/>
         </w:rPr>
+        <w:t>】</w:t>
+      </w:r>
+    </w:p>
+    <w:p>
+      <w:pPr>
+        <w:pStyle w:val="3"/>
+      </w:pPr>
+      <w:r>
+        <w:rPr>
+          <w:rFonts w:hint="eastAsia"/>
+        </w:rPr>
+        <w:t>译码矩阵的不同度对LDLC的NBP译码性能的影响</w:t>
+      </w:r>
+    </w:p>
+    <w:p>
+      <w:pPr>
+        <w:pStyle w:val="3"/>
+      </w:pPr>
+      <w:r>
+        <w:rPr>
+          <w:rFonts w:hint="eastAsia"/>
+        </w:rPr>
+        <w:t>迭代次数对LDLC的NBP译码性能的影响</w:t>
+      </w:r>
+    </w:p>
+    <w:p>
+      <w:pPr>
+        <w:pStyle w:val="3"/>
+      </w:pPr>
+      <w:r>
+        <w:rPr>
+          <w:rFonts w:hint="eastAsia"/>
+        </w:rPr>
+        <w:t>译码矩阵中非零元素的取值对LDLC的译码性能的影响</w:t>
+      </w:r>
+    </w:p>
+    <w:p>
+      <w:pPr>
+        <w:pStyle w:val="3"/>
+      </w:pPr>
+      <w:r>
+        <w:rPr>
+          <w:rFonts w:hint="eastAsia"/>
+        </w:rPr>
+        <w:lastRenderedPageBreak/>
+        <w:t>NBP算法的抽样点个数对LDLC的NBP译码性能的影响</w:t>
+      </w:r>
+    </w:p>
+    <w:p>
+      <w:pPr>
+        <w:pStyle w:val="2"/>
+      </w:pPr>
+      <w:r>
+        <w:rPr>
+          <w:rFonts w:hint="eastAsia"/>
+        </w:rPr>
+        <w:t>本章小结</w:t>
+      </w:r>
+      <w:r>
+        <w:rPr>
+          <w:rFonts w:hint="eastAsia"/>
+        </w:rPr>
+        <w:t>（1）</w:t>
+      </w:r>
+    </w:p>
+    <w:p>
+      <w:pPr>
+        <w:pStyle w:val="1"/>
+      </w:pPr>
+      <w:r>
+        <w:rPr>
+          <w:rFonts w:hint="eastAsia"/>
+        </w:rPr>
+        <w:t>结论</w:t>
+      </w:r>
+    </w:p>
+    <w:p>
+      <w:pPr>
+        <w:pStyle w:val="1"/>
+      </w:pPr>
+      <w:r>
+        <w:rPr>
+          <w:rFonts w:hint="eastAsia"/>
+        </w:rPr>
+        <w:t>参考文献</w:t>
+      </w:r>
+      <w:r>
+        <w:rPr>
+          <w:rFonts w:hint="eastAsia"/>
+        </w:rPr>
+        <w:t>（</w:t>
+      </w:r>
+      <w:r>
+        <w:rPr>
+          <w:rFonts w:hint="eastAsia"/>
+        </w:rPr>
+        <w:t>2</w:t>
+      </w:r>
+      <w:r>
+        <w:rPr>
+          <w:rFonts w:hint="eastAsia"/>
+        </w:rPr>
         <w:t>）</w:t>
       </w:r>
     </w:p>
     <w:p>
       <w:pPr>
-        <w:pStyle w:val="a5"/>
-      </w:pPr>
-    </w:p>
-    <w:p>
-      <w:pPr>
-        <w:pStyle w:val="2"/>
-      </w:pPr>
-      <w:r>
-        <w:rPr>
-          <w:rFonts w:hint="eastAsia"/>
-        </w:rPr>
-        <w:t>基本</w:t>
-      </w:r>
-      <w:r>
-        <w:rPr>
-          <w:rFonts w:hint="eastAsia"/>
-        </w:rPr>
-        <w:t>概念</w:t>
-      </w:r>
-      <w:r>
-        <w:rPr>
-          <w:rFonts w:hint="eastAsia"/>
-        </w:rPr>
-        <w:t>（2）</w:t>
-      </w:r>
-    </w:p>
-    <w:p>
-      <w:pPr>
-        <w:pStyle w:val="3"/>
-      </w:pPr>
-      <w:r>
-        <w:rPr>
-          <w:rFonts w:hint="eastAsia"/>
-        </w:rPr>
-        <w:t>格和格码</w:t>
-      </w:r>
-    </w:p>
-    <w:p>
-      <w:pPr>
-        <w:pStyle w:val="3"/>
-      </w:pPr>
-      <w:r>
-        <w:rPr>
-          <w:rFonts w:hint="eastAsia"/>
-        </w:rPr>
-        <w:t>格码的校验矩阵</w:t>
-      </w:r>
-    </w:p>
-    <w:p>
-      <w:pPr>
-        <w:pStyle w:val="3"/>
-      </w:pPr>
-      <w:r>
-        <w:rPr>
-          <w:rFonts w:hint="eastAsia"/>
-        </w:rPr>
-        <w:t>LDLC的定义</w:t>
-      </w:r>
-    </w:p>
-    <w:p>
-      <w:pPr>
-        <w:pStyle w:val="2"/>
-      </w:pPr>
-      <w:r>
-        <w:rPr>
-          <w:rFonts w:hint="eastAsia"/>
-        </w:rPr>
-        <w:t>LDLC的构造</w:t>
-      </w:r>
-      <w:r>
-        <w:rPr>
-          <w:rFonts w:hint="eastAsia"/>
-        </w:rPr>
-        <w:t>（5）</w:t>
-      </w:r>
-    </w:p>
-    <w:p>
-      <w:pPr>
-        <w:pStyle w:val="3"/>
-      </w:pPr>
-      <w:r>
-        <w:rPr>
-          <w:rFonts w:hint="eastAsia"/>
-        </w:rPr>
-        <w:t>拉丁方LDLC的构造方法</w:t>
-      </w:r>
-    </w:p>
-    <w:p>
-      <w:pPr>
-        <w:pStyle w:val="3"/>
-      </w:pPr>
-      <w:r>
-        <w:rPr>
-          <w:rFonts w:hint="eastAsia"/>
-        </w:rPr>
-        <w:t>非拉丁方LDLC的构造方法</w:t>
-      </w:r>
-    </w:p>
-    <w:p>
-      <w:pPr>
-        <w:pStyle w:val="2"/>
-      </w:pPr>
-      <w:r>
-        <w:rPr>
-          <w:rFonts w:hint="eastAsia"/>
-        </w:rPr>
-        <w:t>LDLC的译码算法</w:t>
-      </w:r>
-      <w:r>
-        <w:rPr>
-          <w:rFonts w:hint="eastAsia"/>
-        </w:rPr>
-        <w:t>（2）</w:t>
-      </w:r>
-    </w:p>
-    <w:p>
-      <w:pPr>
-        <w:pStyle w:val="3"/>
-      </w:pPr>
-      <w:r>
-        <w:rPr>
-          <w:rFonts w:hint="eastAsia"/>
-        </w:rPr>
-        <w:t>LDLC的迭代译码算法</w:t>
-      </w:r>
-    </w:p>
-    <w:p>
-      <w:pPr>
-        <w:pStyle w:val="3"/>
-      </w:pPr>
-      <w:r>
-        <w:rPr>
-          <w:rFonts w:hint="eastAsia"/>
-        </w:rPr>
-        <w:t>LDLC的NBP译码算法</w:t>
-      </w:r>
-    </w:p>
-    <w:p>
-      <w:pPr>
-        <w:pStyle w:val="2"/>
-      </w:pPr>
-      <w:r>
-        <w:rPr>
-          <w:rFonts w:hint="eastAsia"/>
-        </w:rPr>
-        <w:t>本章小结</w:t>
-      </w:r>
-      <w:r>
-        <w:rPr>
-          <w:rFonts w:hint="eastAsia"/>
-        </w:rPr>
-        <w:t>（1）</w:t>
-      </w:r>
-    </w:p>
-    <w:p>
-      <w:pPr>
         <w:pStyle w:val="1"/>
       </w:pPr>
       <w:r>
         <w:rPr>
           <w:rFonts w:hint="eastAsia"/>
         </w:rPr>
-        <w:lastRenderedPageBreak/>
+        <w:t>附录</w:t>
+      </w:r>
+      <w:r>
+        <w:rPr>
+          <w:rFonts w:hint="eastAsia"/>
+        </w:rPr>
+        <w:t>1</w:t>
+      </w:r>
+      <w:r>
+        <w:rPr>
+          <w:rFonts w:hint="eastAsia"/>
+        </w:rPr>
+        <w:t>（</w:t>
+      </w:r>
+      <w:r>
+        <w:rPr>
+          <w:rFonts w:hint="eastAsia"/>
+        </w:rPr>
         <w:t>LDLC</w:t>
       </w:r>
       <w:r>
         <w:rPr>
           <w:rFonts w:hint="eastAsia"/>
         </w:rPr>
-        <w:t>的软件仿真及其性能分析</w:t>
+        <w:t>的拉丁方译码矩阵构造算法源程序</w:t>
+      </w:r>
+      <w:r>
+        <w:rPr>
+          <w:rFonts w:hint="eastAsia"/>
+        </w:rPr>
+        <w:t>）</w:t>
       </w:r>
       <w:r>
         <w:rPr>
@@ -1945,7 +6073,7 @@
         <w:rPr>
           <w:rFonts w:hint="eastAsia"/>
         </w:rPr>
-        <w:t>20</w:t>
+        <w:t>3</w:t>
       </w:r>
       <w:r>
         <w:rPr>
@@ -1956,169 +6084,67 @@
     </w:p>
     <w:p>
       <w:pPr>
-        <w:pStyle w:val="2"/>
-      </w:pPr>
-      <w:r>
-        <w:rPr>
-          <w:rFonts w:hint="eastAsia"/>
-        </w:rPr>
-        <w:t>LDLC的软件仿真流程</w:t>
-      </w:r>
-      <w:r>
-        <w:rPr>
-          <w:rFonts w:hint="eastAsia"/>
-        </w:rPr>
-        <w:t>（3）</w:t>
-      </w:r>
-    </w:p>
-    <w:p>
-      <w:pPr>
-        <w:pStyle w:val="2"/>
-      </w:pPr>
-      <w:r>
-        <w:rPr>
-          <w:rFonts w:hint="eastAsia"/>
-        </w:rPr>
-        <w:t>LDLC的NBP译码算法的性能分析</w:t>
-      </w:r>
-      <w:r>
-        <w:rPr>
-          <w:rFonts w:hint="eastAsia"/>
-        </w:rPr>
-        <w:t>（13）</w:t>
-      </w:r>
-    </w:p>
-    <w:p>
-      <w:pPr>
-        <w:pStyle w:val="3"/>
-      </w:pPr>
-      <w:r>
-        <w:rPr>
-          <w:rFonts w:hint="eastAsia"/>
-        </w:rPr>
-        <w:t>LDLC的</w:t>
-      </w:r>
-      <w:r>
-        <w:rPr>
-          <w:rFonts w:hint="eastAsia"/>
-        </w:rPr>
-        <w:t>译码算法的</w:t>
-      </w:r>
-      <w:r>
-        <w:rPr>
-          <w:rFonts w:hint="eastAsia"/>
-        </w:rPr>
-        <w:t>性能评价方法</w:t>
-      </w:r>
-      <w:r>
-        <w:rPr>
-          <w:rFonts w:hint="eastAsia"/>
-        </w:rPr>
-        <w:t>【3】</w:t>
-      </w:r>
-    </w:p>
-    <w:p>
-      <w:pPr>
-        <w:pStyle w:val="3"/>
-      </w:pPr>
-      <w:r>
-        <w:rPr>
-          <w:rFonts w:hint="eastAsia"/>
-        </w:rPr>
-        <w:t>码字的不同长度对LDLC的NBP译码性能的影响</w:t>
-      </w:r>
-      <w:r>
-        <w:rPr>
-          <w:rFonts w:hint="eastAsia"/>
-        </w:rPr>
-        <w:t>【</w:t>
-      </w:r>
-      <w:r>
-        <w:rPr>
-          <w:rFonts w:hint="eastAsia"/>
-        </w:rPr>
-        <w:t>10</w:t>
-      </w:r>
-      <w:r>
-        <w:rPr>
-          <w:rFonts w:hint="eastAsia"/>
-        </w:rPr>
-        <w:t>】</w:t>
-      </w:r>
-    </w:p>
-    <w:p>
-      <w:pPr>
-        <w:pStyle w:val="3"/>
-      </w:pPr>
-      <w:r>
-        <w:rPr>
-          <w:rFonts w:hint="eastAsia"/>
-        </w:rPr>
-        <w:t>译码矩阵的不同度对LDLC的NBP译码性能的影响</w:t>
-      </w:r>
-    </w:p>
-    <w:p>
-      <w:pPr>
-        <w:pStyle w:val="3"/>
-      </w:pPr>
-      <w:r>
-        <w:rPr>
-          <w:rFonts w:hint="eastAsia"/>
-        </w:rPr>
-        <w:t>迭代次数对LDLC的NBP译码性能的影响</w:t>
-      </w:r>
-    </w:p>
-    <w:p>
-      <w:pPr>
-        <w:pStyle w:val="3"/>
-      </w:pPr>
-      <w:r>
-        <w:rPr>
-          <w:rFonts w:hint="eastAsia"/>
-        </w:rPr>
-        <w:t>译码矩阵中非零元素的取值对LDLC的译码性能的影响</w:t>
-      </w:r>
-    </w:p>
-    <w:p>
-      <w:pPr>
-        <w:pStyle w:val="3"/>
-      </w:pPr>
-      <w:r>
-        <w:rPr>
-          <w:rFonts w:hint="eastAsia"/>
-        </w:rPr>
-        <w:t>NBP算法的抽样点个数对LDLC的NBP译码性能的影响</w:t>
-      </w:r>
-    </w:p>
-    <w:p>
-      <w:pPr>
-        <w:pStyle w:val="2"/>
-        <w:rPr>
-          <w:rFonts w:hint="eastAsia"/>
-        </w:rPr>
-      </w:pPr>
-      <w:r>
-        <w:rPr>
-          <w:rFonts w:hint="eastAsia"/>
-        </w:rPr>
-        <w:t>本章小结</w:t>
-      </w:r>
-      <w:r>
-        <w:rPr>
-          <w:rFonts w:hint="eastAsia"/>
-        </w:rPr>
-        <w:t>（1）</w:t>
-      </w:r>
-    </w:p>
-    <w:p>
-      <w:pPr>
         <w:pStyle w:val="1"/>
       </w:pPr>
       <w:r>
         <w:rPr>
           <w:rFonts w:hint="eastAsia"/>
         </w:rPr>
-        <w:t>结论</w:t>
+        <w:t>附录</w:t>
+      </w:r>
+      <w:r>
+        <w:rPr>
+          <w:rFonts w:hint="eastAsia"/>
+        </w:rPr>
+        <w:t>2</w:t>
+      </w:r>
+      <w:r>
+        <w:rPr>
+          <w:rFonts w:hint="eastAsia"/>
+        </w:rPr>
+        <w:t>（</w:t>
+      </w:r>
+      <w:r>
+        <w:rPr>
+          <w:rFonts w:hint="eastAsia"/>
+        </w:rPr>
+        <w:t>LDLC</w:t>
+      </w:r>
+      <w:r>
+        <w:rPr>
+          <w:rFonts w:hint="eastAsia"/>
+        </w:rPr>
+        <w:t>的拉丁方译码矩阵举例</w:t>
+      </w:r>
+      <w:r>
+        <w:rPr>
+          <w:rFonts w:hint="eastAsia"/>
+        </w:rPr>
+        <w:t>）</w:t>
+      </w:r>
+      <w:r>
+        <w:rPr>
+          <w:rFonts w:hint="eastAsia"/>
+        </w:rPr>
+        <w:t>（</w:t>
+      </w:r>
+      <w:r>
+        <w:rPr>
+          <w:rFonts w:hint="eastAsia"/>
+        </w:rPr>
+        <w:t>2</w:t>
+      </w:r>
+      <w:r>
+        <w:rPr>
+          <w:rFonts w:hint="eastAsia"/>
+        </w:rPr>
+        <w:t>0</w:t>
+      </w:r>
+      <w:r>
+        <w:rPr>
+          <w:rFonts w:hint="eastAsia"/>
+        </w:rPr>
+        <w:t>）</w:t>
       </w:r>
     </w:p>
     <w:p>
@@ -2129,7 +6155,13 @@
         <w:rPr>
           <w:rFonts w:hint="eastAsia"/>
         </w:rPr>
-        <w:t>参考文献</w:t>
+        <w:t>附录</w:t>
+      </w:r>
+      <w:r>
+        <w:rPr>
+          <w:rFonts w:hint="eastAsia"/>
+        </w:rPr>
+        <w:t>3</w:t>
       </w:r>
       <w:r>
         <w:rPr>
@@ -2141,7 +6173,25 @@
         <w:rPr>
           <w:rFonts w:hint="eastAsia"/>
         </w:rPr>
-        <w:t>2</w:t>
+        <w:t>LDLC</w:t>
+      </w:r>
+      <w:r>
+        <w:rPr>
+          <w:rFonts w:hint="eastAsia"/>
+        </w:rPr>
+        <w:t>的</w:t>
+      </w:r>
+      <w:r>
+        <w:rPr>
+          <w:rFonts w:hint="eastAsia"/>
+        </w:rPr>
+        <w:t>NBP</w:t>
+      </w:r>
+      <w:r>
+        <w:rPr>
+          <w:rFonts w:hint="eastAsia"/>
+        </w:rPr>
+        <w:t>算法推理过程</w:t>
       </w:r>
       <w:r>
         <w:rPr>
@@ -2149,24 +6199,6 @@
         </w:rPr>
         <w:t>）</w:t>
       </w:r>
-    </w:p>
-    <w:p>
-      <w:pPr>
-        <w:pStyle w:val="1"/>
-      </w:pPr>
-      <w:r>
-        <w:rPr>
-          <w:rFonts w:hint="eastAsia"/>
-        </w:rPr>
-        <w:lastRenderedPageBreak/>
-        <w:t>附录</w:t>
-      </w:r>
-      <w:r>
-        <w:rPr>
-          <w:rFonts w:hint="eastAsia"/>
-        </w:rPr>
-        <w:t>1</w:t>
-      </w:r>
       <w:r>
         <w:rPr>
           <w:rFonts w:hint="eastAsia"/>
@@ -2177,13 +6209,7 @@
         <w:rPr>
           <w:rFonts w:hint="eastAsia"/>
         </w:rPr>
-        <w:t>LDLC</w:t>
-      </w:r>
-      <w:r>
-        <w:rPr>
-          <w:rFonts w:hint="eastAsia"/>
-        </w:rPr>
-        <w:t>的拉丁方译码矩阵构造算法源程序</w:t>
+        <w:t>3</w:t>
       </w:r>
       <w:r>
         <w:rPr>
@@ -2191,165 +6217,11 @@
         </w:rPr>
         <w:t>）</w:t>
       </w:r>
-      <w:r>
-        <w:rPr>
-          <w:rFonts w:hint="eastAsia"/>
-        </w:rPr>
-        <w:t>（</w:t>
-      </w:r>
-      <w:r>
-        <w:rPr>
-          <w:rFonts w:hint="eastAsia"/>
-        </w:rPr>
-        <w:t>3</w:t>
-      </w:r>
-      <w:r>
-        <w:rPr>
-          <w:rFonts w:hint="eastAsia"/>
-        </w:rPr>
-        <w:t>）</w:t>
-      </w:r>
-    </w:p>
-    <w:p>
-      <w:pPr>
-        <w:pStyle w:val="1"/>
-      </w:pPr>
-      <w:r>
-        <w:rPr>
-          <w:rFonts w:hint="eastAsia"/>
-        </w:rPr>
-        <w:t>附录</w:t>
-      </w:r>
-      <w:r>
-        <w:rPr>
-          <w:rFonts w:hint="eastAsia"/>
-        </w:rPr>
-        <w:t>2</w:t>
-      </w:r>
-      <w:r>
-        <w:rPr>
-          <w:rFonts w:hint="eastAsia"/>
-        </w:rPr>
-        <w:t>（</w:t>
-      </w:r>
-      <w:r>
-        <w:rPr>
-          <w:rFonts w:hint="eastAsia"/>
-        </w:rPr>
-        <w:t>LDLC</w:t>
-      </w:r>
-      <w:r>
-        <w:rPr>
-          <w:rFonts w:hint="eastAsia"/>
-        </w:rPr>
-        <w:t>的拉丁方译码矩阵举例</w:t>
-      </w:r>
-      <w:r>
-        <w:rPr>
-          <w:rFonts w:hint="eastAsia"/>
-        </w:rPr>
-        <w:t>）</w:t>
-      </w:r>
-      <w:r>
-        <w:rPr>
-          <w:rFonts w:hint="eastAsia"/>
-        </w:rPr>
-        <w:t>（</w:t>
-      </w:r>
-      <w:r>
-        <w:rPr>
-          <w:rFonts w:hint="eastAsia"/>
-        </w:rPr>
-        <w:t>2</w:t>
-      </w:r>
-      <w:r>
-        <w:rPr>
-          <w:rFonts w:hint="eastAsia"/>
-        </w:rPr>
-        <w:t>0</w:t>
-      </w:r>
-      <w:r>
-        <w:rPr>
-          <w:rFonts w:hint="eastAsia"/>
-        </w:rPr>
-        <w:t>）</w:t>
-      </w:r>
-    </w:p>
-    <w:p>
-      <w:pPr>
-        <w:pStyle w:val="1"/>
-      </w:pPr>
-      <w:r>
-        <w:rPr>
-          <w:rFonts w:hint="eastAsia"/>
-        </w:rPr>
-        <w:t>附录</w:t>
-      </w:r>
-      <w:r>
-        <w:rPr>
-          <w:rFonts w:hint="eastAsia"/>
-        </w:rPr>
-        <w:t>3</w:t>
-      </w:r>
-      <w:r>
-        <w:rPr>
-          <w:rFonts w:hint="eastAsia"/>
-        </w:rPr>
-        <w:t>（</w:t>
-      </w:r>
-      <w:r>
-        <w:rPr>
-          <w:rFonts w:hint="eastAsia"/>
-        </w:rPr>
-        <w:t>LDLC</w:t>
-      </w:r>
-      <w:r>
-        <w:rPr>
-          <w:rFonts w:hint="eastAsia"/>
-        </w:rPr>
-        <w:t>的</w:t>
-      </w:r>
-      <w:r>
-        <w:rPr>
-          <w:rFonts w:hint="eastAsia"/>
-        </w:rPr>
-        <w:t>NBP</w:t>
-      </w:r>
-      <w:r>
-        <w:rPr>
-          <w:rFonts w:hint="eastAsia"/>
-        </w:rPr>
-        <w:t>算法推理过程</w:t>
-      </w:r>
-      <w:r>
-        <w:rPr>
-          <w:rFonts w:hint="eastAsia"/>
-        </w:rPr>
-        <w:t>）</w:t>
-      </w:r>
-      <w:r>
-        <w:rPr>
-          <w:rFonts w:hint="eastAsia"/>
-        </w:rPr>
-        <w:t>（</w:t>
-      </w:r>
-      <w:r>
-        <w:rPr>
-          <w:rFonts w:hint="eastAsia"/>
-        </w:rPr>
-        <w:t>3</w:t>
-      </w:r>
-      <w:r>
-        <w:rPr>
-          <w:rFonts w:hint="eastAsia"/>
-        </w:rPr>
-        <w:t>）</w:t>
-      </w:r>
     </w:p>
     <w:sectPr>
-      <w:headerReference w:type="even" r:id="rId11"/>
-      <w:headerReference w:type="default" r:id="rId12"/>
-      <w:footerReference w:type="default" r:id="rId13"/>
+      <w:headerReference w:type="even" r:id="rId131"/>
+      <w:headerReference w:type="default" r:id="rId132"/>
+      <w:footerReference w:type="default" r:id="rId133"/>
       <w:pgSz w:w="11906" w:h="16838"/>
       <w:pgMar w:top="1701" w:right="1418" w:bottom="1418" w:left="1418" w:header="851" w:footer="992" w:gutter="0"/>
       <w:cols w:space="425"/>
@@ -2400,7 +6272,7 @@
               <w:noProof/>
               <w:lang w:val="zh-CN"/>
             </w:rPr>
-            <w:t>6</w:t>
+            <w:t>11</w:t>
           </w:r>
         </w:fldSimple>
       </w:p>
@@ -2459,13 +6331,7 @@
       <w:rPr>
         <w:rFonts w:hint="eastAsia"/>
       </w:rPr>
-      <w:t>毕业设计</w:t>
-    </w:r>
-    <w:r>
-      <w:rPr>
-        <w:rFonts w:hint="eastAsia"/>
-      </w:rPr>
-      <w:t>（</w:t>
+      <w:t>毕业设计（</w:t>
     </w:r>
     <w:r>
       <w:rPr>
@@ -4122,6 +7988,184 @@
     </w:lvl>
   </w:abstractNum>
   <w:abstractNum w:abstractNumId="18">
+    <w:nsid w:val="34A6733E"/>
+    <w:multiLevelType w:val="hybridMultilevel"/>
+    <w:tmpl w:val="AEC2CC32"/>
+    <w:lvl w:ilvl="0" w:tplc="49A25828">
+      <w:start w:val="1"/>
+      <w:numFmt w:val="decimal"/>
+      <w:lvlText w:val="(%1)"/>
+      <w:lvlJc w:val="left"/>
+      <w:pPr>
+        <w:ind w:left="900" w:hanging="420"/>
+      </w:pPr>
+      <w:rPr>
+        <w:rFonts w:hint="eastAsia"/>
+      </w:rPr>
+    </w:lvl>
+    <w:lvl w:ilvl="1" w:tplc="04090019" w:tentative="1">
+      <w:start w:val="1"/>
+      <w:numFmt w:val="lowerLetter"/>
+      <w:lvlText w:val="%2)"/>
+      <w:lvlJc w:val="left"/>
+      <w:pPr>
+        <w:ind w:left="1320" w:hanging="420"/>
+      </w:pPr>
+    </w:lvl>
+    <w:lvl w:ilvl="2" w:tplc="0409001B" w:tentative="1">
+      <w:start w:val="1"/>
+      <w:numFmt w:val="lowerRoman"/>
+      <w:lvlText w:val="%3."/>
+      <w:lvlJc w:val="right"/>
+      <w:pPr>
+        <w:ind w:left="1740" w:hanging="420"/>
+      </w:pPr>
+    </w:lvl>
+    <w:lvl w:ilvl="3" w:tplc="0409000F" w:tentative="1">
+      <w:start w:val="1"/>
+      <w:numFmt w:val="decimal"/>
+      <w:lvlText w:val="%4."/>
+      <w:lvlJc w:val="left"/>
+      <w:pPr>
+        <w:ind w:left="2160" w:hanging="420"/>
+      </w:pPr>
+    </w:lvl>
+    <w:lvl w:ilvl="4" w:tplc="04090019" w:tentative="1">
+      <w:start w:val="1"/>
+      <w:numFmt w:val="lowerLetter"/>
+      <w:lvlText w:val="%5)"/>
+      <w:lvlJc w:val="left"/>
+      <w:pPr>
+        <w:ind w:left="2580" w:hanging="420"/>
+      </w:pPr>
+    </w:lvl>
+    <w:lvl w:ilvl="5" w:tplc="0409001B" w:tentative="1">
+      <w:start w:val="1"/>
+      <w:numFmt w:val="lowerRoman"/>
+      <w:lvlText w:val="%6."/>
+      <w:lvlJc w:val="right"/>
+      <w:pPr>
+        <w:ind w:left="3000" w:hanging="420"/>
+      </w:pPr>
+    </w:lvl>
+    <w:lvl w:ilvl="6" w:tplc="0409000F" w:tentative="1">
+      <w:start w:val="1"/>
+      <w:numFmt w:val="decimal"/>
+      <w:lvlText w:val="%7."/>
+      <w:lvlJc w:val="left"/>
+      <w:pPr>
+        <w:ind w:left="3420" w:hanging="420"/>
+      </w:pPr>
+    </w:lvl>
+    <w:lvl w:ilvl="7" w:tplc="04090019" w:tentative="1">
+      <w:start w:val="1"/>
+      <w:numFmt w:val="lowerLetter"/>
+      <w:lvlText w:val="%8)"/>
+      <w:lvlJc w:val="left"/>
+      <w:pPr>
+        <w:ind w:left="3840" w:hanging="420"/>
+      </w:pPr>
+    </w:lvl>
+    <w:lvl w:ilvl="8" w:tplc="0409001B" w:tentative="1">
+      <w:start w:val="1"/>
+      <w:numFmt w:val="lowerRoman"/>
+      <w:lvlText w:val="%9."/>
+      <w:lvlJc w:val="right"/>
+      <w:pPr>
+        <w:ind w:left="4260" w:hanging="420"/>
+      </w:pPr>
+    </w:lvl>
+  </w:abstractNum>
+  <w:abstractNum w:abstractNumId="19">
+    <w:nsid w:val="39D27D64"/>
+    <w:multiLevelType w:val="hybridMultilevel"/>
+    <w:tmpl w:val="62EC4D74"/>
+    <w:lvl w:ilvl="0" w:tplc="49A25828">
+      <w:start w:val="1"/>
+      <w:numFmt w:val="decimal"/>
+      <w:lvlText w:val="(%1)"/>
+      <w:lvlJc w:val="left"/>
+      <w:pPr>
+        <w:ind w:left="900" w:hanging="420"/>
+      </w:pPr>
+      <w:rPr>
+        <w:rFonts w:hint="eastAsia"/>
+      </w:rPr>
+    </w:lvl>
+    <w:lvl w:ilvl="1" w:tplc="04090019">
+      <w:start w:val="1"/>
+      <w:numFmt w:val="lowerLetter"/>
+      <w:lvlText w:val="%2)"/>
+      <w:lvlJc w:val="left"/>
+      <w:pPr>
+        <w:ind w:left="840" w:hanging="420"/>
+      </w:pPr>
+    </w:lvl>
+    <w:lvl w:ilvl="2" w:tplc="0409001B" w:tentative="1">
+      <w:start w:val="1"/>
+      <w:numFmt w:val="lowerRoman"/>
+      <w:lvlText w:val="%3."/>
+      <w:lvlJc w:val="right"/>
+      <w:pPr>
+        <w:ind w:left="1260" w:hanging="420"/>
+      </w:pPr>
+    </w:lvl>
+    <w:lvl w:ilvl="3" w:tplc="0409000F" w:tentative="1">
+      <w:start w:val="1"/>
+      <w:numFmt w:val="decimal"/>
+      <w:lvlText w:val="%4."/>
+      <w:lvlJc w:val="left"/>
+      <w:pPr>
+        <w:ind w:left="1680" w:hanging="420"/>
+      </w:pPr>
+    </w:lvl>
+    <w:lvl w:ilvl="4" w:tplc="04090019" w:tentative="1">
+      <w:start w:val="1"/>
+      <w:numFmt w:val="lowerLetter"/>
+      <w:lvlText w:val="%5)"/>
+      <w:lvlJc w:val="left"/>
+      <w:pPr>
+        <w:ind w:left="2100" w:hanging="420"/>
+      </w:pPr>
+    </w:lvl>
+    <w:lvl w:ilvl="5" w:tplc="0409001B" w:tentative="1">
+      <w:start w:val="1"/>
+      <w:numFmt w:val="lowerRoman"/>
+      <w:lvlText w:val="%6."/>
+      <w:lvlJc w:val="right"/>
+      <w:pPr>
+        <w:ind w:left="2520" w:hanging="420"/>
+      </w:pPr>
+    </w:lvl>
+    <w:lvl w:ilvl="6" w:tplc="0409000F" w:tentative="1">
+      <w:start w:val="1"/>
+      <w:numFmt w:val="decimal"/>
+      <w:lvlText w:val="%7."/>
+      <w:lvlJc w:val="left"/>
+      <w:pPr>
+        <w:ind w:left="2940" w:hanging="420"/>
+      </w:pPr>
+    </w:lvl>
+    <w:lvl w:ilvl="7" w:tplc="04090019" w:tentative="1">
+      <w:start w:val="1"/>
+      <w:numFmt w:val="lowerLetter"/>
+      <w:lvlText w:val="%8)"/>
+      <w:lvlJc w:val="left"/>
+      <w:pPr>
+        <w:ind w:left="3360" w:hanging="420"/>
+      </w:pPr>
+    </w:lvl>
+    <w:lvl w:ilvl="8" w:tplc="0409001B" w:tentative="1">
+      <w:start w:val="1"/>
+      <w:numFmt w:val="lowerRoman"/>
+      <w:lvlText w:val="%9."/>
+      <w:lvlJc w:val="right"/>
+      <w:pPr>
+        <w:ind w:left="3780" w:hanging="420"/>
+      </w:pPr>
+    </w:lvl>
+  </w:abstractNum>
+  <w:abstractNum w:abstractNumId="20">
     <w:nsid w:val="3A2D0F31"/>
     <w:multiLevelType w:val="multilevel"/>
     <w:tmpl w:val="6B40FB76"/>
@@ -4243,7 +8287,7 @@
       </w:rPr>
     </w:lvl>
   </w:abstractNum>
-  <w:abstractNum w:abstractNumId="19">
+  <w:abstractNum w:abstractNumId="21">
     <w:nsid w:val="3BF730A7"/>
     <w:multiLevelType w:val="hybridMultilevel"/>
     <w:tmpl w:val="EE7A3F16"/>
@@ -4329,7 +8373,7 @@
       </w:pPr>
     </w:lvl>
   </w:abstractNum>
-  <w:abstractNum w:abstractNumId="20">
+  <w:abstractNum w:abstractNumId="22">
     <w:nsid w:val="42F628DC"/>
     <w:multiLevelType w:val="hybridMultilevel"/>
     <w:tmpl w:val="860E33F8"/>
@@ -4415,7 +8459,7 @@
       </w:pPr>
     </w:lvl>
   </w:abstractNum>
-  <w:abstractNum w:abstractNumId="21">
+  <w:abstractNum w:abstractNumId="23">
     <w:nsid w:val="4CB74D43"/>
     <w:multiLevelType w:val="hybridMultilevel"/>
     <w:tmpl w:val="658C30E0"/>
@@ -4504,7 +8548,93 @@
       </w:pPr>
     </w:lvl>
   </w:abstractNum>
-  <w:abstractNum w:abstractNumId="22">
+  <w:abstractNum w:abstractNumId="24">
+    <w:nsid w:val="54046837"/>
+    <w:multiLevelType w:val="hybridMultilevel"/>
+    <w:tmpl w:val="22601EBC"/>
+    <w:lvl w:ilvl="0" w:tplc="04090011">
+      <w:start w:val="1"/>
+      <w:numFmt w:val="decimal"/>
+      <w:lvlText w:val="%1)"/>
+      <w:lvlJc w:val="left"/>
+      <w:pPr>
+        <w:ind w:left="900" w:hanging="420"/>
+      </w:pPr>
+    </w:lvl>
+    <w:lvl w:ilvl="1" w:tplc="04090019" w:tentative="1">
+      <w:start w:val="1"/>
+      <w:numFmt w:val="lowerLetter"/>
+      <w:lvlText w:val="%2)"/>
+      <w:lvlJc w:val="left"/>
+      <w:pPr>
+        <w:ind w:left="1320" w:hanging="420"/>
+      </w:pPr>
+    </w:lvl>
+    <w:lvl w:ilvl="2" w:tplc="0409001B" w:tentative="1">
+      <w:start w:val="1"/>
+      <w:numFmt w:val="lowerRoman"/>
+      <w:lvlText w:val="%3."/>
+      <w:lvlJc w:val="right"/>
+      <w:pPr>
+        <w:ind w:left="1740" w:hanging="420"/>
+      </w:pPr>
+    </w:lvl>
+    <w:lvl w:ilvl="3" w:tplc="0409000F" w:tentative="1">
+      <w:start w:val="1"/>
+      <w:numFmt w:val="decimal"/>
+      <w:lvlText w:val="%4."/>
+      <w:lvlJc w:val="left"/>
+      <w:pPr>
+        <w:ind w:left="2160" w:hanging="420"/>
+      </w:pPr>
+    </w:lvl>
+    <w:lvl w:ilvl="4" w:tplc="04090019" w:tentative="1">
+      <w:start w:val="1"/>
+      <w:numFmt w:val="lowerLetter"/>
+      <w:lvlText w:val="%5)"/>
+      <w:lvlJc w:val="left"/>
+      <w:pPr>
+        <w:ind w:left="2580" w:hanging="420"/>
+      </w:pPr>
+    </w:lvl>
+    <w:lvl w:ilvl="5" w:tplc="0409001B" w:tentative="1">
+      <w:start w:val="1"/>
+      <w:numFmt w:val="lowerRoman"/>
+      <w:lvlText w:val="%6."/>
+      <w:lvlJc w:val="right"/>
+      <w:pPr>
+        <w:ind w:left="3000" w:hanging="420"/>
+      </w:pPr>
+    </w:lvl>
+    <w:lvl w:ilvl="6" w:tplc="0409000F" w:tentative="1">
+      <w:start w:val="1"/>
+      <w:numFmt w:val="decimal"/>
+      <w:lvlText w:val="%7."/>
+      <w:lvlJc w:val="left"/>
+      <w:pPr>
+        <w:ind w:left="3420" w:hanging="420"/>
+      </w:pPr>
+    </w:lvl>
+    <w:lvl w:ilvl="7" w:tplc="04090019" w:tentative="1">
+      <w:start w:val="1"/>
+      <w:numFmt w:val="lowerLetter"/>
+      <w:lvlText w:val="%8)"/>
+      <w:lvlJc w:val="left"/>
+      <w:pPr>
+        <w:ind w:left="3840" w:hanging="420"/>
+      </w:pPr>
+    </w:lvl>
+    <w:lvl w:ilvl="8" w:tplc="0409001B" w:tentative="1">
+      <w:start w:val="1"/>
+      <w:numFmt w:val="lowerRoman"/>
+      <w:lvlText w:val="%9."/>
+      <w:lvlJc w:val="right"/>
+      <w:pPr>
+        <w:ind w:left="4260" w:hanging="420"/>
+      </w:pPr>
+    </w:lvl>
+  </w:abstractNum>
+  <w:abstractNum w:abstractNumId="25">
     <w:nsid w:val="58B01ED5"/>
     <w:multiLevelType w:val="hybridMultilevel"/>
     <w:tmpl w:val="91A28112"/>
@@ -4593,7 +8723,7 @@
       </w:pPr>
     </w:lvl>
   </w:abstractNum>
-  <w:abstractNum w:abstractNumId="23">
+  <w:abstractNum w:abstractNumId="26">
     <w:nsid w:val="5C2252A4"/>
     <w:multiLevelType w:val="multilevel"/>
     <w:tmpl w:val="0409001D"/>
@@ -4679,7 +8809,7 @@
       </w:pPr>
     </w:lvl>
   </w:abstractNum>
-  <w:abstractNum w:abstractNumId="24">
+  <w:abstractNum w:abstractNumId="27">
     <w:nsid w:val="601A223F"/>
     <w:multiLevelType w:val="hybridMultilevel"/>
     <w:tmpl w:val="05666C34"/>
@@ -4768,7 +8898,7 @@
       </w:pPr>
     </w:lvl>
   </w:abstractNum>
-  <w:abstractNum w:abstractNumId="25">
+  <w:abstractNum w:abstractNumId="28">
     <w:nsid w:val="63754427"/>
     <w:multiLevelType w:val="hybridMultilevel"/>
     <w:tmpl w:val="97C4B0AC"/>
@@ -4857,7 +8987,7 @@
       </w:pPr>
     </w:lvl>
   </w:abstractNum>
-  <w:abstractNum w:abstractNumId="26">
+  <w:abstractNum w:abstractNumId="29">
     <w:nsid w:val="647D5810"/>
     <w:multiLevelType w:val="multilevel"/>
     <w:tmpl w:val="E36E7890"/>
@@ -4970,7 +9100,7 @@
       </w:rPr>
     </w:lvl>
   </w:abstractNum>
-  <w:abstractNum w:abstractNumId="27">
+  <w:abstractNum w:abstractNumId="30">
     <w:nsid w:val="65BC2E9D"/>
     <w:multiLevelType w:val="multilevel"/>
     <w:tmpl w:val="395E130A"/>
@@ -5083,7 +9213,7 @@
       </w:rPr>
     </w:lvl>
   </w:abstractNum>
-  <w:abstractNum w:abstractNumId="28">
+  <w:abstractNum w:abstractNumId="31">
     <w:nsid w:val="681B0E7C"/>
     <w:multiLevelType w:val="hybridMultilevel"/>
     <w:tmpl w:val="7D5248A8"/>
@@ -5172,7 +9302,271 @@
       </w:pPr>
     </w:lvl>
   </w:abstractNum>
-  <w:abstractNum w:abstractNumId="29">
+  <w:abstractNum w:abstractNumId="32">
+    <w:nsid w:val="6E6202CB"/>
+    <w:multiLevelType w:val="hybridMultilevel"/>
+    <w:tmpl w:val="845C5346"/>
+    <w:lvl w:ilvl="0" w:tplc="04090011">
+      <w:start w:val="1"/>
+      <w:numFmt w:val="decimal"/>
+      <w:lvlText w:val="%1)"/>
+      <w:lvlJc w:val="left"/>
+      <w:pPr>
+        <w:ind w:left="420" w:hanging="420"/>
+      </w:pPr>
+    </w:lvl>
+    <w:lvl w:ilvl="1" w:tplc="04090019" w:tentative="1">
+      <w:start w:val="1"/>
+      <w:numFmt w:val="lowerLetter"/>
+      <w:lvlText w:val="%2)"/>
+      <w:lvlJc w:val="left"/>
+      <w:pPr>
+        <w:ind w:left="840" w:hanging="420"/>
+      </w:pPr>
+    </w:lvl>
+    <w:lvl w:ilvl="2" w:tplc="0409001B" w:tentative="1">
+      <w:start w:val="1"/>
+      <w:numFmt w:val="lowerRoman"/>
+      <w:lvlText w:val="%3."/>
+      <w:lvlJc w:val="right"/>
+      <w:pPr>
+        <w:ind w:left="1260" w:hanging="420"/>
+      </w:pPr>
+    </w:lvl>
+    <w:lvl w:ilvl="3" w:tplc="0409000F" w:tentative="1">
+      <w:start w:val="1"/>
+      <w:numFmt w:val="decimal"/>
+      <w:lvlText w:val="%4."/>
+      <w:lvlJc w:val="left"/>
+      <w:pPr>
+        <w:ind w:left="1680" w:hanging="420"/>
+      </w:pPr>
+    </w:lvl>
+    <w:lvl w:ilvl="4" w:tplc="04090019" w:tentative="1">
+      <w:start w:val="1"/>
+      <w:numFmt w:val="lowerLetter"/>
+      <w:lvlText w:val="%5)"/>
+      <w:lvlJc w:val="left"/>
+      <w:pPr>
+        <w:ind w:left="2100" w:hanging="420"/>
+      </w:pPr>
+    </w:lvl>
+    <w:lvl w:ilvl="5" w:tplc="0409001B" w:tentative="1">
+      <w:start w:val="1"/>
+      <w:numFmt w:val="lowerRoman"/>
+      <w:lvlText w:val="%6."/>
+      <w:lvlJc w:val="right"/>
+      <w:pPr>
+        <w:ind w:left="2520" w:hanging="420"/>
+      </w:pPr>
+    </w:lvl>
+    <w:lvl w:ilvl="6" w:tplc="0409000F" w:tentative="1">
+      <w:start w:val="1"/>
+      <w:numFmt w:val="decimal"/>
+      <w:lvlText w:val="%7."/>
+      <w:lvlJc w:val="left"/>
+      <w:pPr>
+        <w:ind w:left="2940" w:hanging="420"/>
+      </w:pPr>
+    </w:lvl>
+    <w:lvl w:ilvl="7" w:tplc="04090019" w:tentative="1">
+      <w:start w:val="1"/>
+      <w:numFmt w:val="lowerLetter"/>
+      <w:lvlText w:val="%8)"/>
+      <w:lvlJc w:val="left"/>
+      <w:pPr>
+        <w:ind w:left="3360" w:hanging="420"/>
+      </w:pPr>
+    </w:lvl>
+    <w:lvl w:ilvl="8" w:tplc="0409001B" w:tentative="1">
+      <w:start w:val="1"/>
+      <w:numFmt w:val="lowerRoman"/>
+      <w:lvlText w:val="%9."/>
+      <w:lvlJc w:val="right"/>
+      <w:pPr>
+        <w:ind w:left="3780" w:hanging="420"/>
+      </w:pPr>
+    </w:lvl>
+  </w:abstractNum>
+  <w:abstractNum w:abstractNumId="33">
+    <w:nsid w:val="6FC653B4"/>
+    <w:multiLevelType w:val="hybridMultilevel"/>
+    <w:tmpl w:val="ED407090"/>
+    <w:lvl w:ilvl="0" w:tplc="49A25828">
+      <w:start w:val="1"/>
+      <w:numFmt w:val="decimal"/>
+      <w:lvlText w:val="(%1)"/>
+      <w:lvlJc w:val="left"/>
+      <w:pPr>
+        <w:ind w:left="900" w:hanging="420"/>
+      </w:pPr>
+      <w:rPr>
+        <w:rFonts w:hint="eastAsia"/>
+      </w:rPr>
+    </w:lvl>
+    <w:lvl w:ilvl="1" w:tplc="04090019" w:tentative="1">
+      <w:start w:val="1"/>
+      <w:numFmt w:val="lowerLetter"/>
+      <w:lvlText w:val="%2)"/>
+      <w:lvlJc w:val="left"/>
+      <w:pPr>
+        <w:ind w:left="1320" w:hanging="420"/>
+      </w:pPr>
+    </w:lvl>
+    <w:lvl w:ilvl="2" w:tplc="0409001B" w:tentative="1">
+      <w:start w:val="1"/>
+      <w:numFmt w:val="lowerRoman"/>
+      <w:lvlText w:val="%3."/>
+      <w:lvlJc w:val="right"/>
+      <w:pPr>
+        <w:ind w:left="1740" w:hanging="420"/>
+      </w:pPr>
+    </w:lvl>
+    <w:lvl w:ilvl="3" w:tplc="0409000F" w:tentative="1">
+      <w:start w:val="1"/>
+      <w:numFmt w:val="decimal"/>
+      <w:lvlText w:val="%4."/>
+      <w:lvlJc w:val="left"/>
+      <w:pPr>
+        <w:ind w:left="2160" w:hanging="420"/>
+      </w:pPr>
+    </w:lvl>
+    <w:lvl w:ilvl="4" w:tplc="04090019" w:tentative="1">
+      <w:start w:val="1"/>
+      <w:numFmt w:val="lowerLetter"/>
+      <w:lvlText w:val="%5)"/>
+      <w:lvlJc w:val="left"/>
+      <w:pPr>
+        <w:ind w:left="2580" w:hanging="420"/>
+      </w:pPr>
+    </w:lvl>
+    <w:lvl w:ilvl="5" w:tplc="0409001B" w:tentative="1">
+      <w:start w:val="1"/>
+      <w:numFmt w:val="lowerRoman"/>
+      <w:lvlText w:val="%6."/>
+      <w:lvlJc w:val="right"/>
+      <w:pPr>
+        <w:ind w:left="3000" w:hanging="420"/>
+      </w:pPr>
+    </w:lvl>
+    <w:lvl w:ilvl="6" w:tplc="0409000F" w:tentative="1">
+      <w:start w:val="1"/>
+      <w:numFmt w:val="decimal"/>
+      <w:lvlText w:val="%7."/>
+      <w:lvlJc w:val="left"/>
+      <w:pPr>
+        <w:ind w:left="3420" w:hanging="420"/>
+      </w:pPr>
+    </w:lvl>
+    <w:lvl w:ilvl="7" w:tplc="04090019" w:tentative="1">
+      <w:start w:val="1"/>
+      <w:numFmt w:val="lowerLetter"/>
+      <w:lvlText w:val="%8)"/>
+      <w:lvlJc w:val="left"/>
+      <w:pPr>
+        <w:ind w:left="3840" w:hanging="420"/>
+      </w:pPr>
+    </w:lvl>
+    <w:lvl w:ilvl="8" w:tplc="0409001B" w:tentative="1">
+      <w:start w:val="1"/>
+      <w:numFmt w:val="lowerRoman"/>
+      <w:lvlText w:val="%9."/>
+      <w:lvlJc w:val="right"/>
+      <w:pPr>
+        <w:ind w:left="4260" w:hanging="420"/>
+      </w:pPr>
+    </w:lvl>
+  </w:abstractNum>
+  <w:abstractNum w:abstractNumId="34">
+    <w:nsid w:val="748E2E44"/>
+    <w:multiLevelType w:val="hybridMultilevel"/>
+    <w:tmpl w:val="6CD256EE"/>
+    <w:lvl w:ilvl="0" w:tplc="49A25828">
+      <w:start w:val="1"/>
+      <w:numFmt w:val="decimal"/>
+      <w:lvlText w:val="(%1)"/>
+      <w:lvlJc w:val="left"/>
+      <w:pPr>
+        <w:ind w:left="900" w:hanging="420"/>
+      </w:pPr>
+      <w:rPr>
+        <w:rFonts w:hint="eastAsia"/>
+      </w:rPr>
+    </w:lvl>
+    <w:lvl w:ilvl="1" w:tplc="04090019" w:tentative="1">
+      <w:start w:val="1"/>
+      <w:numFmt w:val="lowerLetter"/>
+      <w:lvlText w:val="%2)"/>
+      <w:lvlJc w:val="left"/>
+      <w:pPr>
+        <w:ind w:left="1320" w:hanging="420"/>
+      </w:pPr>
+    </w:lvl>
+    <w:lvl w:ilvl="2" w:tplc="0409001B" w:tentative="1">
+      <w:start w:val="1"/>
+      <w:numFmt w:val="lowerRoman"/>
+      <w:lvlText w:val="%3."/>
+      <w:lvlJc w:val="right"/>
+      <w:pPr>
+        <w:ind w:left="1740" w:hanging="420"/>
+      </w:pPr>
+    </w:lvl>
+    <w:lvl w:ilvl="3" w:tplc="0409000F" w:tentative="1">
+      <w:start w:val="1"/>
+      <w:numFmt w:val="decimal"/>
+      <w:lvlText w:val="%4."/>
+      <w:lvlJc w:val="left"/>
+      <w:pPr>
+        <w:ind w:left="2160" w:hanging="420"/>
+      </w:pPr>
+    </w:lvl>
+    <w:lvl w:ilvl="4" w:tplc="04090019" w:tentative="1">
+      <w:start w:val="1"/>
+      <w:numFmt w:val="lowerLetter"/>
+      <w:lvlText w:val="%5)"/>
+      <w:lvlJc w:val="left"/>
+      <w:pPr>
+        <w:ind w:left="2580" w:hanging="420"/>
+      </w:pPr>
+    </w:lvl>
+    <w:lvl w:ilvl="5" w:tplc="0409001B" w:tentative="1">
+      <w:start w:val="1"/>
+      <w:numFmt w:val="lowerRoman"/>
+      <w:lvlText w:val="%6."/>
+      <w:lvlJc w:val="right"/>
+      <w:pPr>
+        <w:ind w:left="3000" w:hanging="420"/>
+      </w:pPr>
+    </w:lvl>
+    <w:lvl w:ilvl="6" w:tplc="0409000F" w:tentative="1">
+      <w:start w:val="1"/>
+      <w:numFmt w:val="decimal"/>
+      <w:lvlText w:val="%7."/>
+      <w:lvlJc w:val="left"/>
+      <w:pPr>
+        <w:ind w:left="3420" w:hanging="420"/>
+      </w:pPr>
+    </w:lvl>
+    <w:lvl w:ilvl="7" w:tplc="04090019" w:tentative="1">
+      <w:start w:val="1"/>
+      <w:numFmt w:val="lowerLetter"/>
+      <w:lvlText w:val="%8)"/>
+      <w:lvlJc w:val="left"/>
+      <w:pPr>
+        <w:ind w:left="3840" w:hanging="420"/>
+      </w:pPr>
+    </w:lvl>
+    <w:lvl w:ilvl="8" w:tplc="0409001B" w:tentative="1">
+      <w:start w:val="1"/>
+      <w:numFmt w:val="lowerRoman"/>
+      <w:lvlText w:val="%9."/>
+      <w:lvlJc w:val="right"/>
+      <w:pPr>
+        <w:ind w:left="4260" w:hanging="420"/>
+      </w:pPr>
+    </w:lvl>
+  </w:abstractNum>
+  <w:abstractNum w:abstractNumId="35">
     <w:nsid w:val="75300353"/>
     <w:multiLevelType w:val="multilevel"/>
     <w:tmpl w:val="0409001D"/>
@@ -5262,16 +9656,16 @@
     <w:abstractNumId w:val="9"/>
   </w:num>
   <w:num w:numId="2">
-    <w:abstractNumId w:val="21"/>
+    <w:abstractNumId w:val="23"/>
   </w:num>
   <w:num w:numId="3">
-    <w:abstractNumId w:val="22"/>
+    <w:abstractNumId w:val="25"/>
   </w:num>
   <w:num w:numId="4">
-    <w:abstractNumId w:val="24"/>
+    <w:abstractNumId w:val="27"/>
   </w:num>
   <w:num w:numId="5">
-    <w:abstractNumId w:val="28"/>
+    <w:abstractNumId w:val="31"/>
   </w:num>
   <w:num w:numId="6">
     <w:abstractNumId w:val="3"/>
@@ -5280,7 +9674,7 @@
     <w:abstractNumId w:val="13"/>
   </w:num>
   <w:num w:numId="8">
-    <w:abstractNumId w:val="25"/>
+    <w:abstractNumId w:val="28"/>
   </w:num>
   <w:num w:numId="9">
     <w:abstractNumId w:val="5"/>
@@ -5289,7 +9683,7 @@
     <w:abstractNumId w:val="14"/>
   </w:num>
   <w:num w:numId="11">
-    <w:abstractNumId w:val="29"/>
+    <w:abstractNumId w:val="35"/>
   </w:num>
   <w:num w:numId="12">
     <w:abstractNumId w:val="16"/>
@@ -5331,10 +9725,10 @@
     <w:abstractNumId w:val="11"/>
   </w:num>
   <w:num w:numId="16">
-    <w:abstractNumId w:val="27"/>
+    <w:abstractNumId w:val="30"/>
   </w:num>
   <w:num w:numId="17">
-    <w:abstractNumId w:val="27"/>
+    <w:abstractNumId w:val="30"/>
     <w:lvlOverride w:ilvl="0">
       <w:startOverride w:val="1"/>
     </w:lvlOverride>
@@ -5364,7 +9758,7 @@
     </w:lvlOverride>
   </w:num>
   <w:num w:numId="18">
-    <w:abstractNumId w:val="27"/>
+    <w:abstractNumId w:val="30"/>
     <w:lvlOverride w:ilvl="0">
       <w:startOverride w:val="1"/>
     </w:lvlOverride>
@@ -5394,10 +9788,10 @@
     </w:lvlOverride>
   </w:num>
   <w:num w:numId="19">
-    <w:abstractNumId w:val="26"/>
+    <w:abstractNumId w:val="29"/>
   </w:num>
   <w:num w:numId="20">
-    <w:abstractNumId w:val="26"/>
+    <w:abstractNumId w:val="29"/>
     <w:lvlOverride w:ilvl="0">
       <w:startOverride w:val="1"/>
     </w:lvlOverride>
@@ -5457,7 +9851,7 @@
     </w:lvlOverride>
   </w:num>
   <w:num w:numId="22">
-    <w:abstractNumId w:val="23"/>
+    <w:abstractNumId w:val="26"/>
   </w:num>
   <w:num w:numId="23">
     <w:abstractNumId w:val="10"/>
@@ -5493,13 +9887,13 @@
     </w:lvlOverride>
   </w:num>
   <w:num w:numId="25">
-    <w:abstractNumId w:val="18"/>
+    <w:abstractNumId w:val="20"/>
   </w:num>
   <w:num w:numId="26">
-    <w:abstractNumId w:val="18"/>
+    <w:abstractNumId w:val="20"/>
   </w:num>
   <w:num w:numId="27">
-    <w:abstractNumId w:val="18"/>
+    <w:abstractNumId w:val="20"/>
     <w:lvlOverride w:ilvl="0">
       <w:startOverride w:val="1"/>
     </w:lvlOverride>
@@ -5544,10 +9938,10 @@
     <w:abstractNumId w:val="12"/>
   </w:num>
   <w:num w:numId="33">
-    <w:abstractNumId w:val="20"/>
+    <w:abstractNumId w:val="22"/>
   </w:num>
   <w:num w:numId="34">
-    <w:abstractNumId w:val="18"/>
+    <w:abstractNumId w:val="20"/>
     <w:lvlOverride w:ilvl="0">
       <w:startOverride w:val="1"/>
     </w:lvlOverride>
@@ -5589,12 +9983,30 @@
     <w:abstractNumId w:val="4"/>
   </w:num>
   <w:num w:numId="39">
-    <w:abstractNumId w:val="19"/>
+    <w:abstractNumId w:val="21"/>
   </w:num>
   <w:num w:numId="40">
     <w:abstractNumId w:val="17"/>
   </w:num>
   <w:num w:numId="41">
+    <w:abstractNumId w:val="20"/>
+  </w:num>
+  <w:num w:numId="42">
+    <w:abstractNumId w:val="24"/>
+  </w:num>
+  <w:num w:numId="43">
+    <w:abstractNumId w:val="32"/>
+  </w:num>
+  <w:num w:numId="44">
+    <w:abstractNumId w:val="19"/>
+  </w:num>
+  <w:num w:numId="45">
+    <w:abstractNumId w:val="34"/>
+  </w:num>
+  <w:num w:numId="46">
+    <w:abstractNumId w:val="33"/>
+  </w:num>
+  <w:num w:numId="47">
     <w:abstractNumId w:val="18"/>
   </w:num>
 </w:numbering>
@@ -6494,18 +10906,19 @@
     <w:basedOn w:val="a5"/>
     <w:link w:val="Chara"/>
     <w:qFormat/>
-    <w:rsid w:val="00912129"/>
+    <w:rsid w:val="00E71CC0"/>
     <w:pPr>
       <w:spacing w:line="240" w:lineRule="auto"/>
       <w:ind w:firstLineChars="0" w:firstLine="0"/>
       <w:jc w:val="center"/>
+      <w:textAlignment w:val="center"/>
     </w:pPr>
   </w:style>
   <w:style w:type="character" w:customStyle="1" w:styleId="Chara">
     <w:name w:val="公式 Char"/>
     <w:basedOn w:val="Char2"/>
     <w:link w:val="ae"/>
-    <w:rsid w:val="00912129"/>
+    <w:rsid w:val="00E71CC0"/>
   </w:style>
   <w:style w:type="paragraph" w:customStyle="1" w:styleId="af">
     <w:name w:val="图格式"/>

--- a/MyPaperV2.0.docx
+++ b/MyPaperV2.0.docx
@@ -159,7 +159,7 @@
           <v:shape id="_x0000_i1025" type="#_x0000_t75" style="width:453pt;height:210.75pt" o:ole="">
             <v:imagedata r:id="rId7" o:title=""/>
           </v:shape>
-          <o:OLEObject Type="Embed" ProgID="Visio.Drawing.11" ShapeID="_x0000_i1025" DrawAspect="Content" ObjectID="_1408455466" r:id="rId8"/>
+          <o:OLEObject Type="Embed" ProgID="Visio.Drawing.11" ShapeID="_x0000_i1025" DrawAspect="Content" ObjectID="_1408544130" r:id="rId8"/>
         </w:object>
       </w:r>
     </w:p>
@@ -276,7 +276,7 @@
           <v:shape id="_x0000_i1026" type="#_x0000_t75" style="width:453.75pt;height:108pt" o:ole="">
             <v:imagedata r:id="rId9" o:title=""/>
           </v:shape>
-          <o:OLEObject Type="Embed" ProgID="Visio.Drawing.11" ShapeID="_x0000_i1026" DrawAspect="Content" ObjectID="_1408455467" r:id="rId10"/>
+          <o:OLEObject Type="Embed" ProgID="Visio.Drawing.11" ShapeID="_x0000_i1026" DrawAspect="Content" ObjectID="_1408544131" r:id="rId10"/>
         </w:object>
       </w:r>
     </w:p>
@@ -1847,7 +1847,7 @@
           <v:shape id="_x0000_i1027" type="#_x0000_t75" style="width:17.25pt;height:15pt" o:ole="">
             <v:imagedata r:id="rId11" o:title=""/>
           </v:shape>
-          <o:OLEObject Type="Embed" ProgID="Equation.DSMT4" ShapeID="_x0000_i1027" DrawAspect="Content" ObjectID="_1408455468" r:id="rId12"/>
+          <o:OLEObject Type="Embed" ProgID="Equation.DSMT4" ShapeID="_x0000_i1027" DrawAspect="Content" ObjectID="_1408544132" r:id="rId12"/>
         </w:object>
       </w:r>
       <w:bookmarkEnd w:id="0"/>
@@ -1889,7 +1889,7 @@
           <v:shape id="_x0000_i1028" type="#_x0000_t75" style="width:17.25pt;height:15pt" o:ole="">
             <v:imagedata r:id="rId11" o:title=""/>
           </v:shape>
-          <o:OLEObject Type="Embed" ProgID="Equation.DSMT4" ShapeID="_x0000_i1028" DrawAspect="Content" ObjectID="_1408455469" r:id="rId13"/>
+          <o:OLEObject Type="Embed" ProgID="Equation.DSMT4" ShapeID="_x0000_i1028" DrawAspect="Content" ObjectID="_1408544133" r:id="rId13"/>
         </w:object>
       </w:r>
       <w:r>
@@ -1953,7 +1953,7 @@
           <v:shape id="_x0000_i1029" type="#_x0000_t75" style="width:24.75pt;height:11.25pt" o:ole="">
             <v:imagedata r:id="rId14" o:title=""/>
           </v:shape>
-          <o:OLEObject Type="Embed" ProgID="Equation.DSMT4" ShapeID="_x0000_i1029" DrawAspect="Content" ObjectID="_1408455470" r:id="rId15"/>
+          <o:OLEObject Type="Embed" ProgID="Equation.DSMT4" ShapeID="_x0000_i1029" DrawAspect="Content" ObjectID="_1408544134" r:id="rId15"/>
         </w:object>
       </w:r>
       <w:r>
@@ -2006,7 +2006,7 @@
           <v:shape id="_x0000_i1030" type="#_x0000_t75" style="width:1in;height:18.75pt" o:ole="">
             <v:imagedata r:id="rId16" o:title=""/>
           </v:shape>
-          <o:OLEObject Type="Embed" ProgID="Equation.DSMT4" ShapeID="_x0000_i1030" DrawAspect="Content" ObjectID="_1408455471" r:id="rId17"/>
+          <o:OLEObject Type="Embed" ProgID="Equation.DSMT4" ShapeID="_x0000_i1030" DrawAspect="Content" ObjectID="_1408544135" r:id="rId17"/>
         </w:object>
       </w:r>
       <w:r>
@@ -2043,7 +2043,7 @@
           <v:shape id="_x0000_i1031" type="#_x0000_t75" style="width:197.25pt;height:56.25pt" o:ole="">
             <v:imagedata r:id="rId18" o:title=""/>
           </v:shape>
-          <o:OLEObject Type="Embed" ProgID="Equation.DSMT4" ShapeID="_x0000_i1031" DrawAspect="Content" ObjectID="_1408455472" r:id="rId19"/>
+          <o:OLEObject Type="Embed" ProgID="Equation.DSMT4" ShapeID="_x0000_i1031" DrawAspect="Content" ObjectID="_1408544136" r:id="rId19"/>
         </w:object>
       </w:r>
       <w:r>
@@ -2121,7 +2121,7 @@
           <v:shape id="_x0000_i1032" type="#_x0000_t75" style="width:9pt;height:14.25pt" o:ole="">
             <v:imagedata r:id="rId20" o:title=""/>
           </v:shape>
-          <o:OLEObject Type="Embed" ProgID="Equation.DSMT4" ShapeID="_x0000_i1032" DrawAspect="Content" ObjectID="_1408455473" r:id="rId21"/>
+          <o:OLEObject Type="Embed" ProgID="Equation.DSMT4" ShapeID="_x0000_i1032" DrawAspect="Content" ObjectID="_1408544137" r:id="rId21"/>
         </w:object>
       </w:r>
       <w:r>
@@ -2129,7 +2129,7 @@
           <v:shape id="_x0000_i1033" type="#_x0000_t75" style="width:174.75pt;height:21.75pt" o:ole="">
             <v:imagedata r:id="rId22" o:title=""/>
           </v:shape>
-          <o:OLEObject Type="Embed" ProgID="Equation.DSMT4" ShapeID="_x0000_i1033" DrawAspect="Content" ObjectID="_1408455474" r:id="rId23"/>
+          <o:OLEObject Type="Embed" ProgID="Equation.DSMT4" ShapeID="_x0000_i1033" DrawAspect="Content" ObjectID="_1408544138" r:id="rId23"/>
         </w:object>
       </w:r>
       <w:r>
@@ -2202,7 +2202,7 @@
           <v:shape id="_x0000_i1034" type="#_x0000_t75" style="width:104.25pt;height:21.75pt" o:ole="">
             <v:imagedata r:id="rId24" o:title=""/>
           </v:shape>
-          <o:OLEObject Type="Embed" ProgID="Equation.DSMT4" ShapeID="_x0000_i1034" DrawAspect="Content" ObjectID="_1408455475" r:id="rId25"/>
+          <o:OLEObject Type="Embed" ProgID="Equation.DSMT4" ShapeID="_x0000_i1034" DrawAspect="Content" ObjectID="_1408544139" r:id="rId25"/>
         </w:object>
       </w:r>
       <w:r>
@@ -2308,7 +2308,7 @@
           <v:shape id="_x0000_i1035" type="#_x0000_t75" style="width:12.75pt;height:14.25pt" o:ole="">
             <v:imagedata r:id="rId26" o:title=""/>
           </v:shape>
-          <o:OLEObject Type="Embed" ProgID="Equation.DSMT4" ShapeID="_x0000_i1035" DrawAspect="Content" ObjectID="_1408455476" r:id="rId27"/>
+          <o:OLEObject Type="Embed" ProgID="Equation.DSMT4" ShapeID="_x0000_i1035" DrawAspect="Content" ObjectID="_1408544140" r:id="rId27"/>
         </w:object>
       </w:r>
       <w:r>
@@ -2354,7 +2354,7 @@
           <v:shape id="_x0000_i1036" type="#_x0000_t75" style="width:15.75pt;height:15pt" o:ole="">
             <v:imagedata r:id="rId28" o:title=""/>
           </v:shape>
-          <o:OLEObject Type="Embed" ProgID="Equation.DSMT4" ShapeID="_x0000_i1036" DrawAspect="Content" ObjectID="_1408455477" r:id="rId29"/>
+          <o:OLEObject Type="Embed" ProgID="Equation.DSMT4" ShapeID="_x0000_i1036" DrawAspect="Content" ObjectID="_1408544141" r:id="rId29"/>
         </w:object>
       </w:r>
       <w:r>
@@ -2383,7 +2383,7 @@
           <v:shape id="_x0000_i1037" type="#_x0000_t75" style="width:35.25pt;height:15pt" o:ole="">
             <v:imagedata r:id="rId30" o:title=""/>
           </v:shape>
-          <o:OLEObject Type="Embed" ProgID="Equation.DSMT4" ShapeID="_x0000_i1037" DrawAspect="Content" ObjectID="_1408455478" r:id="rId31"/>
+          <o:OLEObject Type="Embed" ProgID="Equation.DSMT4" ShapeID="_x0000_i1037" DrawAspect="Content" ObjectID="_1408544142" r:id="rId31"/>
         </w:object>
       </w:r>
       <w:r>
@@ -2501,7 +2501,7 @@
           <v:shape id="_x0000_i1038" type="#_x0000_t75" style="width:36pt;height:14.25pt" o:ole="">
             <v:imagedata r:id="rId32" o:title=""/>
           </v:shape>
-          <o:OLEObject Type="Embed" ProgID="Equation.DSMT4" ShapeID="_x0000_i1038" DrawAspect="Content" ObjectID="_1408455479" r:id="rId33"/>
+          <o:OLEObject Type="Embed" ProgID="Equation.DSMT4" ShapeID="_x0000_i1038" DrawAspect="Content" ObjectID="_1408544143" r:id="rId33"/>
         </w:object>
       </w:r>
       <w:r>
@@ -2584,7 +2584,7 @@
           <v:shape id="_x0000_i1039" type="#_x0000_t75" style="width:36pt;height:14.25pt" o:ole="">
             <v:imagedata r:id="rId34" o:title=""/>
           </v:shape>
-          <o:OLEObject Type="Embed" ProgID="Equation.DSMT4" ShapeID="_x0000_i1039" DrawAspect="Content" ObjectID="_1408455480" r:id="rId35"/>
+          <o:OLEObject Type="Embed" ProgID="Equation.DSMT4" ShapeID="_x0000_i1039" DrawAspect="Content" ObjectID="_1408544144" r:id="rId35"/>
         </w:object>
       </w:r>
       <w:r>
@@ -2601,7 +2601,7 @@
           <v:shape id="_x0000_i1040" type="#_x0000_t75" style="width:45pt;height:14.25pt" o:ole="">
             <v:imagedata r:id="rId36" o:title=""/>
           </v:shape>
-          <o:OLEObject Type="Embed" ProgID="Equation.DSMT4" ShapeID="_x0000_i1040" DrawAspect="Content" ObjectID="_1408455481" r:id="rId37"/>
+          <o:OLEObject Type="Embed" ProgID="Equation.DSMT4" ShapeID="_x0000_i1040" DrawAspect="Content" ObjectID="_1408544145" r:id="rId37"/>
         </w:object>
       </w:r>
       <w:r>
@@ -2618,7 +2618,7 @@
           <v:shape id="_x0000_i1041" type="#_x0000_t75" style="width:9pt;height:11.25pt" o:ole="">
             <v:imagedata r:id="rId38" o:title=""/>
           </v:shape>
-          <o:OLEObject Type="Embed" ProgID="Equation.DSMT4" ShapeID="_x0000_i1041" DrawAspect="Content" ObjectID="_1408455482" r:id="rId39"/>
+          <o:OLEObject Type="Embed" ProgID="Equation.DSMT4" ShapeID="_x0000_i1041" DrawAspect="Content" ObjectID="_1408544146" r:id="rId39"/>
         </w:object>
       </w:r>
       <w:r>
@@ -2635,7 +2635,7 @@
           <v:shape id="_x0000_i1042" type="#_x0000_t75" style="width:117.75pt;height:15.75pt" o:ole="">
             <v:imagedata r:id="rId40" o:title=""/>
           </v:shape>
-          <o:OLEObject Type="Embed" ProgID="Equation.DSMT4" ShapeID="_x0000_i1042" DrawAspect="Content" ObjectID="_1408455483" r:id="rId41"/>
+          <o:OLEObject Type="Embed" ProgID="Equation.DSMT4" ShapeID="_x0000_i1042" DrawAspect="Content" ObjectID="_1408544147" r:id="rId41"/>
         </w:object>
       </w:r>
       <w:r>
@@ -2652,7 +2652,7 @@
           <v:shape id="_x0000_i1043" type="#_x0000_t75" style="width:29.25pt;height:14.25pt" o:ole="">
             <v:imagedata r:id="rId42" o:title=""/>
           </v:shape>
-          <o:OLEObject Type="Embed" ProgID="Equation.DSMT4" ShapeID="_x0000_i1043" DrawAspect="Content" ObjectID="_1408455484" r:id="rId43"/>
+          <o:OLEObject Type="Embed" ProgID="Equation.DSMT4" ShapeID="_x0000_i1043" DrawAspect="Content" ObjectID="_1408544148" r:id="rId43"/>
         </w:object>
       </w:r>
       <w:r>
@@ -2669,7 +2669,7 @@
           <v:shape id="_x0000_i1044" type="#_x0000_t75" style="width:29.25pt;height:14.25pt" o:ole="">
             <v:imagedata r:id="rId44" o:title=""/>
           </v:shape>
-          <o:OLEObject Type="Embed" ProgID="Equation.DSMT4" ShapeID="_x0000_i1044" DrawAspect="Content" ObjectID="_1408455485" r:id="rId45"/>
+          <o:OLEObject Type="Embed" ProgID="Equation.DSMT4" ShapeID="_x0000_i1044" DrawAspect="Content" ObjectID="_1408544149" r:id="rId45"/>
         </w:object>
       </w:r>
       <w:r>
@@ -2718,7 +2718,7 @@
           <v:shape id="_x0000_i1045" type="#_x0000_t75" style="width:24.75pt;height:11.25pt" o:ole="">
             <v:imagedata r:id="rId46" o:title=""/>
           </v:shape>
-          <o:OLEObject Type="Embed" ProgID="Equation.DSMT4" ShapeID="_x0000_i1045" DrawAspect="Content" ObjectID="_1408455486" r:id="rId47"/>
+          <o:OLEObject Type="Embed" ProgID="Equation.DSMT4" ShapeID="_x0000_i1045" DrawAspect="Content" ObjectID="_1408544150" r:id="rId47"/>
         </w:object>
       </w:r>
       <w:r>
@@ -2735,7 +2735,7 @@
           <v:shape id="_x0000_i1046" type="#_x0000_t75" style="width:12.75pt;height:14.25pt" o:ole="">
             <v:imagedata r:id="rId48" o:title=""/>
           </v:shape>
-          <o:OLEObject Type="Embed" ProgID="Equation.DSMT4" ShapeID="_x0000_i1046" DrawAspect="Content" ObjectID="_1408455487" r:id="rId49"/>
+          <o:OLEObject Type="Embed" ProgID="Equation.DSMT4" ShapeID="_x0000_i1046" DrawAspect="Content" ObjectID="_1408544151" r:id="rId49"/>
         </w:object>
       </w:r>
       <w:r>
@@ -2752,7 +2752,7 @@
           <v:shape id="_x0000_i1047" type="#_x0000_t75" style="width:36pt;height:14.25pt" o:ole="">
             <v:imagedata r:id="rId50" o:title=""/>
           </v:shape>
-          <o:OLEObject Type="Embed" ProgID="Equation.DSMT4" ShapeID="_x0000_i1047" DrawAspect="Content" ObjectID="_1408455488" r:id="rId51"/>
+          <o:OLEObject Type="Embed" ProgID="Equation.DSMT4" ShapeID="_x0000_i1047" DrawAspect="Content" ObjectID="_1408544152" r:id="rId51"/>
         </w:object>
       </w:r>
       <w:r>
@@ -2769,7 +2769,7 @@
           <v:shape id="_x0000_i1048" type="#_x0000_t75" style="width:9.75pt;height:14.25pt" o:ole="">
             <v:imagedata r:id="rId52" o:title=""/>
           </v:shape>
-          <o:OLEObject Type="Embed" ProgID="Equation.DSMT4" ShapeID="_x0000_i1048" DrawAspect="Content" ObjectID="_1408455489" r:id="rId53"/>
+          <o:OLEObject Type="Embed" ProgID="Equation.DSMT4" ShapeID="_x0000_i1048" DrawAspect="Content" ObjectID="_1408544153" r:id="rId53"/>
         </w:object>
       </w:r>
       <w:r>
@@ -2798,7 +2798,7 @@
           <v:shape id="_x0000_i1049" type="#_x0000_t75" style="width:42.75pt;height:15.75pt" o:ole="">
             <v:imagedata r:id="rId54" o:title=""/>
           </v:shape>
-          <o:OLEObject Type="Embed" ProgID="Equation.DSMT4" ShapeID="_x0000_i1049" DrawAspect="Content" ObjectID="_1408455490" r:id="rId55"/>
+          <o:OLEObject Type="Embed" ProgID="Equation.DSMT4" ShapeID="_x0000_i1049" DrawAspect="Content" ObjectID="_1408544154" r:id="rId55"/>
         </w:object>
       </w:r>
       <w:r>
@@ -2815,7 +2815,7 @@
           <v:shape id="_x0000_i1050" type="#_x0000_t75" style="width:48pt;height:14.25pt" o:ole="">
             <v:imagedata r:id="rId56" o:title=""/>
           </v:shape>
-          <o:OLEObject Type="Embed" ProgID="Equation.DSMT4" ShapeID="_x0000_i1050" DrawAspect="Content" ObjectID="_1408455491" r:id="rId57"/>
+          <o:OLEObject Type="Embed" ProgID="Equation.DSMT4" ShapeID="_x0000_i1050" DrawAspect="Content" ObjectID="_1408544155" r:id="rId57"/>
         </w:object>
       </w:r>
       <w:r>
@@ -2832,7 +2832,7 @@
           <v:shape id="_x0000_i1051" type="#_x0000_t75" style="width:12pt;height:11.25pt" o:ole="">
             <v:imagedata r:id="rId58" o:title=""/>
           </v:shape>
-          <o:OLEObject Type="Embed" ProgID="Equation.DSMT4" ShapeID="_x0000_i1051" DrawAspect="Content" ObjectID="_1408455492" r:id="rId59"/>
+          <o:OLEObject Type="Embed" ProgID="Equation.DSMT4" ShapeID="_x0000_i1051" DrawAspect="Content" ObjectID="_1408544156" r:id="rId59"/>
         </w:object>
       </w:r>
       <w:r>
@@ -2864,7 +2864,7 @@
           <v:shape id="_x0000_i1052" type="#_x0000_t75" style="width:66.75pt;height:18pt" o:ole="">
             <v:imagedata r:id="rId60" o:title=""/>
           </v:shape>
-          <o:OLEObject Type="Embed" ProgID="Equation.DSMT4" ShapeID="_x0000_i1052" DrawAspect="Content" ObjectID="_1408455493" r:id="rId61"/>
+          <o:OLEObject Type="Embed" ProgID="Equation.DSMT4" ShapeID="_x0000_i1052" DrawAspect="Content" ObjectID="_1408544157" r:id="rId61"/>
         </w:object>
       </w:r>
       <w:r>
@@ -2881,7 +2881,7 @@
           <v:shape id="_x0000_i1053" type="#_x0000_t75" style="width:41.25pt;height:15.75pt" o:ole="">
             <v:imagedata r:id="rId62" o:title=""/>
           </v:shape>
-          <o:OLEObject Type="Embed" ProgID="Equation.DSMT4" ShapeID="_x0000_i1053" DrawAspect="Content" ObjectID="_1408455494" r:id="rId63"/>
+          <o:OLEObject Type="Embed" ProgID="Equation.DSMT4" ShapeID="_x0000_i1053" DrawAspect="Content" ObjectID="_1408544158" r:id="rId63"/>
         </w:object>
       </w:r>
       <w:r>
@@ -2910,7 +2910,7 @@
           <v:shape id="_x0000_i1054" type="#_x0000_t75" style="width:87.75pt;height:20.25pt" o:ole="">
             <v:imagedata r:id="rId64" o:title=""/>
           </v:shape>
-          <o:OLEObject Type="Embed" ProgID="Equation.DSMT4" ShapeID="_x0000_i1054" DrawAspect="Content" ObjectID="_1408455495" r:id="rId65"/>
+          <o:OLEObject Type="Embed" ProgID="Equation.DSMT4" ShapeID="_x0000_i1054" DrawAspect="Content" ObjectID="_1408544159" r:id="rId65"/>
         </w:object>
       </w:r>
       <w:r>
@@ -2963,7 +2963,7 @@
           <v:shape id="_x0000_i1055" type="#_x0000_t75" style="width:9pt;height:14.25pt" o:ole="">
             <v:imagedata r:id="rId20" o:title=""/>
           </v:shape>
-          <o:OLEObject Type="Embed" ProgID="Equation.DSMT4" ShapeID="_x0000_i1055" DrawAspect="Content" ObjectID="_1408455496" r:id="rId66"/>
+          <o:OLEObject Type="Embed" ProgID="Equation.DSMT4" ShapeID="_x0000_i1055" DrawAspect="Content" ObjectID="_1408544160" r:id="rId66"/>
         </w:object>
       </w:r>
       <w:r>
@@ -2974,7 +2974,7 @@
           <v:shape id="_x0000_i1056" type="#_x0000_t75" style="width:213.75pt;height:15.75pt" o:ole="">
             <v:imagedata r:id="rId67" o:title=""/>
           </v:shape>
-          <o:OLEObject Type="Embed" ProgID="Equation.DSMT4" ShapeID="_x0000_i1056" DrawAspect="Content" ObjectID="_1408455497" r:id="rId68"/>
+          <o:OLEObject Type="Embed" ProgID="Equation.DSMT4" ShapeID="_x0000_i1056" DrawAspect="Content" ObjectID="_1408544161" r:id="rId68"/>
         </w:object>
       </w:r>
       <w:r>
@@ -3067,7 +3067,7 @@
           <v:shape id="_x0000_i1057" type="#_x0000_t75" style="width:12.75pt;height:14.25pt" o:ole="">
             <v:imagedata r:id="rId69" o:title=""/>
           </v:shape>
-          <o:OLEObject Type="Embed" ProgID="Equation.DSMT4" ShapeID="_x0000_i1057" DrawAspect="Content" ObjectID="_1408455498" r:id="rId70"/>
+          <o:OLEObject Type="Embed" ProgID="Equation.DSMT4" ShapeID="_x0000_i1057" DrawAspect="Content" ObjectID="_1408544162" r:id="rId70"/>
         </w:object>
       </w:r>
       <w:r>
@@ -3120,7 +3120,7 @@
           <v:shape id="_x0000_i1058" type="#_x0000_t75" style="width:42pt;height:15.75pt" o:ole="">
             <v:imagedata r:id="rId71" o:title=""/>
           </v:shape>
-          <o:OLEObject Type="Embed" ProgID="Equation.DSMT4" ShapeID="_x0000_i1058" DrawAspect="Content" ObjectID="_1408455499" r:id="rId72"/>
+          <o:OLEObject Type="Embed" ProgID="Equation.DSMT4" ShapeID="_x0000_i1058" DrawAspect="Content" ObjectID="_1408544163" r:id="rId72"/>
         </w:object>
       </w:r>
       <w:r>
@@ -3137,7 +3137,7 @@
           <v:shape id="_x0000_i1059" type="#_x0000_t75" style="width:14.25pt;height:12.75pt" o:ole="">
             <v:imagedata r:id="rId73" o:title=""/>
           </v:shape>
-          <o:OLEObject Type="Embed" ProgID="Equation.DSMT4" ShapeID="_x0000_i1059" DrawAspect="Content" ObjectID="_1408455500" r:id="rId74"/>
+          <o:OLEObject Type="Embed" ProgID="Equation.DSMT4" ShapeID="_x0000_i1059" DrawAspect="Content" ObjectID="_1408544164" r:id="rId74"/>
         </w:object>
       </w:r>
       <w:r>
@@ -3360,7 +3360,7 @@
           <v:shape id="_x0000_i1060" type="#_x0000_t75" style="width:78pt;height:18pt" o:ole="">
             <v:imagedata r:id="rId75" o:title=""/>
           </v:shape>
-          <o:OLEObject Type="Embed" ProgID="Equation.DSMT4" ShapeID="_x0000_i1060" DrawAspect="Content" ObjectID="_1408455501" r:id="rId76"/>
+          <o:OLEObject Type="Embed" ProgID="Equation.DSMT4" ShapeID="_x0000_i1060" DrawAspect="Content" ObjectID="_1408544165" r:id="rId76"/>
         </w:object>
       </w:r>
       <w:r>
@@ -3517,10 +3517,10 @@
           <w:position w:val="-102"/>
         </w:rPr>
         <w:object w:dxaOrig="4160" w:dyaOrig="2160">
-          <v:shape id="_x0000_i1075" type="#_x0000_t75" style="width:207.75pt;height:108pt" o:ole="">
+          <v:shape id="_x0000_i1061" type="#_x0000_t75" style="width:207.75pt;height:108pt" o:ole="">
             <v:imagedata r:id="rId77" o:title=""/>
           </v:shape>
-          <o:OLEObject Type="Embed" ProgID="Equation.DSMT4" ShapeID="_x0000_i1075" DrawAspect="Content" ObjectID="_1408455502" r:id="rId78"/>
+          <o:OLEObject Type="Embed" ProgID="Equation.DSMT4" ShapeID="_x0000_i1061" DrawAspect="Content" ObjectID="_1408544166" r:id="rId78"/>
         </w:object>
       </w:r>
       <w:r>
@@ -3629,10 +3629,10 @@
           <w:position w:val="-6"/>
         </w:rPr>
         <w:object w:dxaOrig="720" w:dyaOrig="279">
-          <v:shape id="_x0000_i1061" type="#_x0000_t75" style="width:36pt;height:14.25pt" o:ole="">
+          <v:shape id="_x0000_i1062" type="#_x0000_t75" style="width:36pt;height:14.25pt" o:ole="">
             <v:imagedata r:id="rId79" o:title=""/>
           </v:shape>
-          <o:OLEObject Type="Embed" ProgID="Equation.DSMT4" ShapeID="_x0000_i1061" DrawAspect="Content" ObjectID="_1408455503" r:id="rId80"/>
+          <o:OLEObject Type="Embed" ProgID="Equation.DSMT4" ShapeID="_x0000_i1062" DrawAspect="Content" ObjectID="_1408544167" r:id="rId80"/>
         </w:object>
       </w:r>
       <w:r>
@@ -3646,10 +3646,10 @@
           <w:position w:val="-28"/>
         </w:rPr>
         <w:object w:dxaOrig="1760" w:dyaOrig="540">
-          <v:shape id="_x0000_i1062" type="#_x0000_t75" style="width:87.75pt;height:27pt" o:ole="">
+          <v:shape id="_x0000_i1063" type="#_x0000_t75" style="width:87.75pt;height:27pt" o:ole="">
             <v:imagedata r:id="rId81" o:title=""/>
           </v:shape>
-          <o:OLEObject Type="Embed" ProgID="Equation.DSMT4" ShapeID="_x0000_i1062" DrawAspect="Content" ObjectID="_1408455504" r:id="rId82"/>
+          <o:OLEObject Type="Embed" ProgID="Equation.DSMT4" ShapeID="_x0000_i1063" DrawAspect="Content" ObjectID="_1408544168" r:id="rId82"/>
         </w:object>
       </w:r>
       <w:r>
@@ -3663,10 +3663,10 @@
           <w:position w:val="-12"/>
         </w:rPr>
         <w:object w:dxaOrig="200" w:dyaOrig="360">
-          <v:shape id="_x0000_i1063" type="#_x0000_t75" style="width:9.75pt;height:18pt" o:ole="">
+          <v:shape id="_x0000_i1064" type="#_x0000_t75" style="width:9.75pt;height:18pt" o:ole="">
             <v:imagedata r:id="rId83" o:title=""/>
           </v:shape>
-          <o:OLEObject Type="Embed" ProgID="Equation.DSMT4" ShapeID="_x0000_i1063" DrawAspect="Content" ObjectID="_1408455505" r:id="rId84"/>
+          <o:OLEObject Type="Embed" ProgID="Equation.DSMT4" ShapeID="_x0000_i1064" DrawAspect="Content" ObjectID="_1408544169" r:id="rId84"/>
         </w:object>
       </w:r>
       <w:r>
@@ -3692,10 +3692,10 @@
           <w:position w:val="-12"/>
         </w:rPr>
         <w:object w:dxaOrig="260" w:dyaOrig="360">
-          <v:shape id="_x0000_i1064" type="#_x0000_t75" style="width:12.75pt;height:18pt" o:ole="">
+          <v:shape id="_x0000_i1065" type="#_x0000_t75" style="width:12.75pt;height:18pt" o:ole="">
             <v:imagedata r:id="rId85" o:title=""/>
           </v:shape>
-          <o:OLEObject Type="Embed" ProgID="Equation.DSMT4" ShapeID="_x0000_i1064" DrawAspect="Content" ObjectID="_1408455506" r:id="rId86"/>
+          <o:OLEObject Type="Embed" ProgID="Equation.DSMT4" ShapeID="_x0000_i1065" DrawAspect="Content" ObjectID="_1408544170" r:id="rId86"/>
         </w:object>
       </w:r>
       <w:r>
@@ -3724,10 +3724,10 @@
           <w:position w:val="-10"/>
         </w:rPr>
         <w:object w:dxaOrig="800" w:dyaOrig="320">
-          <v:shape id="_x0000_i1065" type="#_x0000_t75" style="width:39.75pt;height:15.75pt" o:ole="">
+          <v:shape id="_x0000_i1066" type="#_x0000_t75" style="width:39.75pt;height:15.75pt" o:ole="">
             <v:imagedata r:id="rId87" o:title=""/>
           </v:shape>
-          <o:OLEObject Type="Embed" ProgID="Equation.DSMT4" ShapeID="_x0000_i1065" DrawAspect="Content" ObjectID="_1408455507" r:id="rId88"/>
+          <o:OLEObject Type="Embed" ProgID="Equation.DSMT4" ShapeID="_x0000_i1066" DrawAspect="Content" ObjectID="_1408544171" r:id="rId88"/>
         </w:object>
       </w:r>
       <w:r>
@@ -3741,10 +3741,10 @@
           <w:position w:val="-14"/>
         </w:rPr>
         <w:object w:dxaOrig="820" w:dyaOrig="380">
-          <v:shape id="_x0000_i1066" type="#_x0000_t75" style="width:41.25pt;height:18.75pt" o:ole="">
+          <v:shape id="_x0000_i1067" type="#_x0000_t75" style="width:41.25pt;height:18.75pt" o:ole="">
             <v:imagedata r:id="rId89" o:title=""/>
           </v:shape>
-          <o:OLEObject Type="Embed" ProgID="Equation.DSMT4" ShapeID="_x0000_i1066" DrawAspect="Content" ObjectID="_1408455508" r:id="rId90"/>
+          <o:OLEObject Type="Embed" ProgID="Equation.DSMT4" ShapeID="_x0000_i1067" DrawAspect="Content" ObjectID="_1408544172" r:id="rId90"/>
         </w:object>
       </w:r>
       <w:r>
@@ -3758,10 +3758,10 @@
           <w:position w:val="-10"/>
         </w:rPr>
         <w:object w:dxaOrig="200" w:dyaOrig="300">
-          <v:shape id="_x0000_i1067" type="#_x0000_t75" style="width:9.75pt;height:15pt" o:ole="">
+          <v:shape id="_x0000_i1068" type="#_x0000_t75" style="width:9.75pt;height:15pt" o:ole="">
             <v:imagedata r:id="rId91" o:title=""/>
           </v:shape>
-          <o:OLEObject Type="Embed" ProgID="Equation.DSMT4" ShapeID="_x0000_i1067" DrawAspect="Content" ObjectID="_1408455509" r:id="rId92"/>
+          <o:OLEObject Type="Embed" ProgID="Equation.DSMT4" ShapeID="_x0000_i1068" DrawAspect="Content" ObjectID="_1408544173" r:id="rId92"/>
         </w:object>
       </w:r>
       <w:r>
@@ -3775,10 +3775,10 @@
           <w:position w:val="-6"/>
         </w:rPr>
         <w:object w:dxaOrig="139" w:dyaOrig="260">
-          <v:shape id="_x0000_i1068" type="#_x0000_t75" style="width:6.75pt;height:12.75pt" o:ole="">
+          <v:shape id="_x0000_i1069" type="#_x0000_t75" style="width:6.75pt;height:12.75pt" o:ole="">
             <v:imagedata r:id="rId93" o:title=""/>
           </v:shape>
-          <o:OLEObject Type="Embed" ProgID="Equation.DSMT4" ShapeID="_x0000_i1068" DrawAspect="Content" ObjectID="_1408455510" r:id="rId94"/>
+          <o:OLEObject Type="Embed" ProgID="Equation.DSMT4" ShapeID="_x0000_i1069" DrawAspect="Content" ObjectID="_1408544174" r:id="rId94"/>
         </w:object>
       </w:r>
       <w:r>
@@ -3828,10 +3828,10 @@
           <w:position w:val="-4"/>
         </w:rPr>
         <w:object w:dxaOrig="279" w:dyaOrig="260">
-          <v:shape id="_x0000_i1069" type="#_x0000_t75" style="width:14.25pt;height:12.75pt" o:ole="">
+          <v:shape id="_x0000_i1070" type="#_x0000_t75" style="width:14.25pt;height:12.75pt" o:ole="">
             <v:imagedata r:id="rId95" o:title=""/>
           </v:shape>
-          <o:OLEObject Type="Embed" ProgID="Equation.DSMT4" ShapeID="_x0000_i1069" DrawAspect="Content" ObjectID="_1408455511" r:id="rId96"/>
+          <o:OLEObject Type="Embed" ProgID="Equation.DSMT4" ShapeID="_x0000_i1070" DrawAspect="Content" ObjectID="_1408544175" r:id="rId96"/>
         </w:object>
       </w:r>
       <w:r>
@@ -3848,10 +3848,10 @@
       </w:pPr>
       <w:r>
         <w:object w:dxaOrig="6801" w:dyaOrig="11110">
-          <v:shape id="_x0000_i1070" type="#_x0000_t75" style="width:173.25pt;height:276pt" o:ole="">
+          <v:shape id="_x0000_i1071" type="#_x0000_t75" style="width:173.25pt;height:276pt" o:ole="">
             <v:imagedata r:id="rId97" o:title=""/>
           </v:shape>
-          <o:OLEObject Type="Embed" ProgID="Visio.Drawing.11" ShapeID="_x0000_i1070" DrawAspect="Content" ObjectID="_1408455512" r:id="rId98"/>
+          <o:OLEObject Type="Embed" ProgID="Visio.Drawing.11" ShapeID="_x0000_i1071" DrawAspect="Content" ObjectID="_1408544176" r:id="rId98"/>
         </w:object>
       </w:r>
     </w:p>
@@ -3918,10 +3918,10 @@
           <w:position w:val="-6"/>
         </w:rPr>
         <w:object w:dxaOrig="720" w:dyaOrig="279">
-          <v:shape id="_x0000_i1071" type="#_x0000_t75" style="width:36pt;height:14.25pt" o:ole="">
+          <v:shape id="_x0000_i1072" type="#_x0000_t75" style="width:36pt;height:14.25pt" o:ole="">
             <v:imagedata r:id="rId99" o:title=""/>
           </v:shape>
-          <o:OLEObject Type="Embed" ProgID="Equation.DSMT4" ShapeID="_x0000_i1071" DrawAspect="Content" ObjectID="_1408455513" r:id="rId100"/>
+          <o:OLEObject Type="Embed" ProgID="Equation.DSMT4" ShapeID="_x0000_i1072" DrawAspect="Content" ObjectID="_1408544177" r:id="rId100"/>
         </w:object>
       </w:r>
       <w:r>
@@ -3966,10 +3966,10 @@
           <w:position w:val="-10"/>
         </w:rPr>
         <w:object w:dxaOrig="960" w:dyaOrig="279">
-          <v:shape id="_x0000_i1072" type="#_x0000_t75" style="width:48pt;height:14.25pt" o:ole="">
+          <v:shape id="_x0000_i1073" type="#_x0000_t75" style="width:48pt;height:14.25pt" o:ole="">
             <v:imagedata r:id="rId101" o:title=""/>
           </v:shape>
-          <o:OLEObject Type="Embed" ProgID="Equation.DSMT4" ShapeID="_x0000_i1072" DrawAspect="Content" ObjectID="_1408455514" r:id="rId102"/>
+          <o:OLEObject Type="Embed" ProgID="Equation.DSMT4" ShapeID="_x0000_i1073" DrawAspect="Content" ObjectID="_1408544178" r:id="rId102"/>
         </w:object>
       </w:r>
       <w:r>
@@ -4021,10 +4021,10 @@
       </w:pPr>
       <w:r>
         <w:object w:dxaOrig="2120" w:dyaOrig="499">
-          <v:shape id="_x0000_i1073" type="#_x0000_t75" style="width:180pt;height:27pt" o:ole="">
+          <v:shape id="_x0000_i1074" type="#_x0000_t75" style="width:180pt;height:27pt" o:ole="">
             <v:imagedata r:id="rId103" o:title=""/>
           </v:shape>
-          <o:OLEObject Type="Embed" ProgID="Equation.DSMT4" ShapeID="_x0000_i1073" DrawAspect="Content" ObjectID="_1408455515" r:id="rId104"/>
+          <o:OLEObject Type="Embed" ProgID="Equation.DSMT4" ShapeID="_x0000_i1074" DrawAspect="Content" ObjectID="_1408544179" r:id="rId104"/>
         </w:object>
       </w:r>
       <w:r>
@@ -4226,9 +4226,6 @@
     <w:p>
       <w:pPr>
         <w:pStyle w:val="a5"/>
-        <w:rPr>
-          <w:rFonts w:hint="eastAsia"/>
-        </w:rPr>
       </w:pPr>
       <w:r>
         <w:rPr>
@@ -4414,9 +4411,6 @@
     <w:p>
       <w:pPr>
         <w:pStyle w:val="a5"/>
-        <w:rPr>
-          <w:rFonts w:hint="eastAsia"/>
-        </w:rPr>
       </w:pPr>
       <w:r>
         <w:rPr>
@@ -4476,16 +4470,13 @@
     <w:p>
       <w:pPr>
         <w:pStyle w:val="ae"/>
-        <w:rPr>
-          <w:rFonts w:hint="eastAsia"/>
-        </w:rPr>
       </w:pPr>
       <w:r>
         <w:object w:dxaOrig="2520" w:dyaOrig="1120">
-          <v:shape id="_x0000_i1074" type="#_x0000_t75" style="width:126pt;height:56.25pt" o:ole="">
+          <v:shape id="_x0000_i1075" type="#_x0000_t75" style="width:126pt;height:56.25pt" o:ole="">
             <v:imagedata r:id="rId105" o:title=""/>
           </v:shape>
-          <o:OLEObject Type="Embed" ProgID="Equation.DSMT4" ShapeID="_x0000_i1074" DrawAspect="Content" ObjectID="_1408455516" r:id="rId106"/>
+          <o:OLEObject Type="Embed" ProgID="Equation.DSMT4" ShapeID="_x0000_i1075" DrawAspect="Content" ObjectID="_1408544180" r:id="rId106"/>
         </w:object>
       </w:r>
       <w:r>
@@ -4552,9 +4543,6 @@
     <w:p>
       <w:pPr>
         <w:pStyle w:val="a5"/>
-        <w:rPr>
-          <w:rFonts w:hint="eastAsia"/>
-        </w:rPr>
       </w:pPr>
       <w:r>
         <w:rPr>
@@ -4571,9 +4559,6 @@
           <w:numId w:val="45"/>
         </w:numPr>
         <w:ind w:firstLineChars="0"/>
-        <w:rPr>
-          <w:rFonts w:hint="eastAsia"/>
-        </w:rPr>
       </w:pPr>
       <w:r>
         <w:rPr>
@@ -4586,9 +4571,6 @@
     <w:p>
       <w:pPr>
         <w:pStyle w:val="a5"/>
-        <w:rPr>
-          <w:rFonts w:hint="eastAsia"/>
-        </w:rPr>
       </w:pPr>
       <w:r>
         <w:rPr>
@@ -4629,9 +4611,6 @@
           <w:numId w:val="45"/>
         </w:numPr>
         <w:ind w:firstLineChars="0"/>
-        <w:rPr>
-          <w:rFonts w:hint="eastAsia"/>
-        </w:rPr>
       </w:pPr>
       <w:r>
         <w:rPr>
@@ -4655,9 +4634,6 @@
     <w:p>
       <w:pPr>
         <w:pStyle w:val="a5"/>
-        <w:rPr>
-          <w:rFonts w:hint="eastAsia"/>
-        </w:rPr>
       </w:pPr>
       <w:r>
         <w:rPr>
@@ -4742,16 +4718,13 @@
       <w:pPr>
         <w:pStyle w:val="af"/>
         <w:spacing w:before="312" w:after="312"/>
-        <w:rPr>
-          <w:rFonts w:hint="eastAsia"/>
-        </w:rPr>
-      </w:pPr>
-      <w:r>
-        <w:object w:dxaOrig="11073" w:dyaOrig="10988">
+      </w:pPr>
+      <w:r>
+        <w:object w:dxaOrig="11072" w:dyaOrig="10988">
           <v:shape id="_x0000_i1087" type="#_x0000_t75" style="width:287.25pt;height:284.25pt" o:ole="">
             <v:imagedata r:id="rId107" o:title=""/>
           </v:shape>
-          <o:OLEObject Type="Embed" ProgID="Visio.Drawing.11" ShapeID="_x0000_i1087" DrawAspect="Content" ObjectID="_1408455517" r:id="rId108"/>
+          <o:OLEObject Type="Embed" ProgID="Visio.Drawing.11" ShapeID="_x0000_i1087" DrawAspect="Content" ObjectID="_1408544181" r:id="rId108"/>
         </w:object>
       </w:r>
     </w:p>
@@ -4759,9 +4732,6 @@
       <w:pPr>
         <w:pStyle w:val="a6"/>
         <w:ind w:firstLine="422"/>
-        <w:rPr>
-          <w:rFonts w:hint="eastAsia"/>
-        </w:rPr>
       </w:pPr>
       <w:r>
         <w:rPr>
@@ -4773,7 +4743,19 @@
         <w:rPr>
           <w:rFonts w:hint="eastAsia"/>
         </w:rPr>
-        <w:t xml:space="preserve">2.4 </w:t>
+        <w:t>2.</w:t>
+      </w:r>
+      <w:r>
+        <w:rPr>
+          <w:rFonts w:hint="eastAsia"/>
+        </w:rPr>
+        <w:t>2</w:t>
+      </w:r>
+      <w:r>
+        <w:rPr>
+          <w:rFonts w:hint="eastAsia"/>
+        </w:rPr>
+        <w:t xml:space="preserve"> </w:t>
       </w:r>
       <w:r>
         <w:rPr>
@@ -4798,32 +4780,34 @@
       <w:pPr>
         <w:pStyle w:val="a6"/>
         <w:ind w:firstLine="422"/>
-        <w:rPr>
-          <w:rFonts w:hint="eastAsia"/>
-        </w:rPr>
-      </w:pPr>
-      <w:r>
-        <w:rPr>
-          <w:rFonts w:hint="eastAsia"/>
-        </w:rPr>
-        <w:t>Fig.2.4 exist the girth of four</w:t>
+      </w:pPr>
+      <w:r>
+        <w:rPr>
+          <w:rFonts w:hint="eastAsia"/>
+        </w:rPr>
+        <w:t>Fig.2.</w:t>
+      </w:r>
+      <w:r>
+        <w:rPr>
+          <w:rFonts w:hint="eastAsia"/>
+        </w:rPr>
+        <w:t>2</w:t>
+      </w:r>
+      <w:r>
+        <w:rPr>
+          <w:rFonts w:hint="eastAsia"/>
+        </w:rPr>
+        <w:t xml:space="preserve"> exist the girth of four</w:t>
       </w:r>
     </w:p>
     <w:p>
       <w:pPr>
         <w:pStyle w:val="a5"/>
-        <w:ind w:firstLine="422"/>
-        <w:rPr>
-          <w:rFonts w:hint="eastAsia"/>
-        </w:rPr>
       </w:pPr>
     </w:p>
     <w:p>
       <w:pPr>
         <w:pStyle w:val="a5"/>
-        <w:rPr>
-          <w:rFonts w:hint="eastAsia"/>
-        </w:rPr>
       </w:pPr>
       <w:r>
         <w:rPr>
@@ -4930,9 +4914,6 @@
           <w:numId w:val="47"/>
         </w:numPr>
         <w:ind w:firstLineChars="0"/>
-        <w:rPr>
-          <w:rFonts w:hint="eastAsia"/>
-        </w:rPr>
       </w:pPr>
       <w:r>
         <w:rPr>
@@ -5015,9 +4996,6 @@
           <w:numId w:val="47"/>
         </w:numPr>
         <w:ind w:firstLineChars="0"/>
-        <w:rPr>
-          <w:rFonts w:hint="eastAsia"/>
-        </w:rPr>
       </w:pPr>
       <w:r>
         <w:rPr>
@@ -5089,9 +5067,6 @@
           <w:numId w:val="47"/>
         </w:numPr>
         <w:ind w:firstLineChars="0"/>
-        <w:rPr>
-          <w:rFonts w:hint="eastAsia"/>
-        </w:rPr>
       </w:pPr>
       <w:r>
         <w:rPr>
@@ -5123,7 +5098,6 @@
         <w:pStyle w:val="a5"/>
         <w:ind w:firstLine="482"/>
         <w:rPr>
-          <w:rFonts w:hint="eastAsia"/>
           <w:b/>
         </w:rPr>
       </w:pPr>
@@ -5152,9 +5126,6 @@
     <w:p>
       <w:pPr>
         <w:pStyle w:val="a5"/>
-        <w:rPr>
-          <w:rFonts w:hint="eastAsia"/>
-        </w:rPr>
       </w:pPr>
       <w:r>
         <w:rPr>
@@ -5170,7 +5141,7 @@
           <v:shape id="_x0000_i1076" type="#_x0000_t75" style="width:6.75pt;height:12.75pt" o:ole="">
             <v:imagedata r:id="rId109" o:title=""/>
           </v:shape>
-          <o:OLEObject Type="Embed" ProgID="Equation.DSMT4" ShapeID="_x0000_i1076" DrawAspect="Content" ObjectID="_1408455518" r:id="rId110"/>
+          <o:OLEObject Type="Embed" ProgID="Equation.DSMT4" ShapeID="_x0000_i1076" DrawAspect="Content" ObjectID="_1408544182" r:id="rId110"/>
         </w:object>
       </w:r>
       <w:r>
@@ -5187,7 +5158,7 @@
           <v:shape id="_x0000_i1077" type="#_x0000_t75" style="width:9.75pt;height:15pt" o:ole="">
             <v:imagedata r:id="rId111" o:title=""/>
           </v:shape>
-          <o:OLEObject Type="Embed" ProgID="Equation.DSMT4" ShapeID="_x0000_i1077" DrawAspect="Content" ObjectID="_1408455519" r:id="rId112"/>
+          <o:OLEObject Type="Embed" ProgID="Equation.DSMT4" ShapeID="_x0000_i1077" DrawAspect="Content" ObjectID="_1408544183" r:id="rId112"/>
         </w:object>
       </w:r>
       <w:r>
@@ -5204,7 +5175,7 @@
           <v:shape id="_x0000_i1078" type="#_x0000_t75" style="width:9pt;height:11.25pt" o:ole="">
             <v:imagedata r:id="rId113" o:title=""/>
           </v:shape>
-          <o:OLEObject Type="Embed" ProgID="Equation.DSMT4" ShapeID="_x0000_i1078" DrawAspect="Content" ObjectID="_1408455520" r:id="rId114"/>
+          <o:OLEObject Type="Embed" ProgID="Equation.DSMT4" ShapeID="_x0000_i1078" DrawAspect="Content" ObjectID="_1408544184" r:id="rId114"/>
         </w:object>
       </w:r>
       <w:r>
@@ -5233,7 +5204,7 @@
           <v:shape id="_x0000_i1079" type="#_x0000_t75" style="width:24.75pt;height:15pt" o:ole="">
             <v:imagedata r:id="rId115" o:title=""/>
           </v:shape>
-          <o:OLEObject Type="Embed" ProgID="Equation.DSMT4" ShapeID="_x0000_i1079" DrawAspect="Content" ObjectID="_1408455521" r:id="rId116"/>
+          <o:OLEObject Type="Embed" ProgID="Equation.DSMT4" ShapeID="_x0000_i1079" DrawAspect="Content" ObjectID="_1408544185" r:id="rId116"/>
         </w:object>
       </w:r>
       <w:r>
@@ -5250,7 +5221,7 @@
           <v:shape id="_x0000_i1080" type="#_x0000_t75" style="width:45pt;height:18.75pt" o:ole="">
             <v:imagedata r:id="rId117" o:title=""/>
           </v:shape>
-          <o:OLEObject Type="Embed" ProgID="Equation.DSMT4" ShapeID="_x0000_i1080" DrawAspect="Content" ObjectID="_1408455522" r:id="rId118"/>
+          <o:OLEObject Type="Embed" ProgID="Equation.DSMT4" ShapeID="_x0000_i1080" DrawAspect="Content" ObjectID="_1408544186" r:id="rId118"/>
         </w:object>
       </w:r>
       <w:r>
@@ -5277,7 +5248,6 @@
         <w:pStyle w:val="a5"/>
         <w:ind w:firstLine="482"/>
         <w:rPr>
-          <w:rFonts w:hint="eastAsia"/>
           <w:b/>
         </w:rPr>
       </w:pPr>
@@ -5306,9 +5276,6 @@
     <w:p>
       <w:pPr>
         <w:pStyle w:val="a5"/>
-        <w:rPr>
-          <w:rFonts w:hint="eastAsia"/>
-        </w:rPr>
       </w:pPr>
       <w:r>
         <w:rPr>
@@ -5348,7 +5315,7 @@
           <v:shape id="_x0000_i1081" type="#_x0000_t75" style="width:12pt;height:18pt" o:ole="">
             <v:imagedata r:id="rId119" o:title=""/>
           </v:shape>
-          <o:OLEObject Type="Embed" ProgID="Equation.DSMT4" ShapeID="_x0000_i1081" DrawAspect="Content" ObjectID="_1408455523" r:id="rId120"/>
+          <o:OLEObject Type="Embed" ProgID="Equation.DSMT4" ShapeID="_x0000_i1081" DrawAspect="Content" ObjectID="_1408544187" r:id="rId120"/>
         </w:object>
       </w:r>
       <w:r>
@@ -5365,7 +5332,7 @@
           <v:shape id="_x0000_i1082" type="#_x0000_t75" style="width:9pt;height:11.25pt" o:ole="">
             <v:imagedata r:id="rId121" o:title=""/>
           </v:shape>
-          <o:OLEObject Type="Embed" ProgID="Equation.DSMT4" ShapeID="_x0000_i1082" DrawAspect="Content" ObjectID="_1408455524" r:id="rId122"/>
+          <o:OLEObject Type="Embed" ProgID="Equation.DSMT4" ShapeID="_x0000_i1082" DrawAspect="Content" ObjectID="_1408544188" r:id="rId122"/>
         </w:object>
       </w:r>
       <w:r>
@@ -5382,7 +5349,7 @@
           <v:shape id="_x0000_i1083" type="#_x0000_t75" style="width:30.75pt;height:18pt" o:ole="">
             <v:imagedata r:id="rId123" o:title=""/>
           </v:shape>
-          <o:OLEObject Type="Embed" ProgID="Equation.DSMT4" ShapeID="_x0000_i1083" DrawAspect="Content" ObjectID="_1408455525" r:id="rId124"/>
+          <o:OLEObject Type="Embed" ProgID="Equation.DSMT4" ShapeID="_x0000_i1083" DrawAspect="Content" ObjectID="_1408544189" r:id="rId124"/>
         </w:object>
       </w:r>
       <w:r>
@@ -5399,7 +5366,7 @@
           <v:shape id="_x0000_i1084" type="#_x0000_t75" style="width:15.75pt;height:18.75pt" o:ole="">
             <v:imagedata r:id="rId125" o:title=""/>
           </v:shape>
-          <o:OLEObject Type="Embed" ProgID="Equation.DSMT4" ShapeID="_x0000_i1084" DrawAspect="Content" ObjectID="_1408455526" r:id="rId126"/>
+          <o:OLEObject Type="Embed" ProgID="Equation.DSMT4" ShapeID="_x0000_i1084" DrawAspect="Content" ObjectID="_1408544190" r:id="rId126"/>
         </w:object>
       </w:r>
       <w:r>
@@ -5416,7 +5383,7 @@
           <v:shape id="_x0000_i1085" type="#_x0000_t75" style="width:18.75pt;height:18.75pt" o:ole="">
             <v:imagedata r:id="rId127" o:title=""/>
           </v:shape>
-          <o:OLEObject Type="Embed" ProgID="Equation.DSMT4" ShapeID="_x0000_i1085" DrawAspect="Content" ObjectID="_1408455527" r:id="rId128"/>
+          <o:OLEObject Type="Embed" ProgID="Equation.DSMT4" ShapeID="_x0000_i1085" DrawAspect="Content" ObjectID="_1408544191" r:id="rId128"/>
         </w:object>
       </w:r>
       <w:r>
@@ -5442,9 +5409,6 @@
       <w:pPr>
         <w:pStyle w:val="a5"/>
         <w:ind w:firstLine="482"/>
-        <w:rPr>
-          <w:rFonts w:hint="eastAsia"/>
-        </w:rPr>
       </w:pPr>
       <w:r>
         <w:rPr>
@@ -5463,9 +5427,6 @@
     <w:p>
       <w:pPr>
         <w:pStyle w:val="a5"/>
-        <w:rPr>
-          <w:rFonts w:hint="eastAsia"/>
-        </w:rPr>
       </w:pPr>
       <w:r>
         <w:rPr>
@@ -5565,7 +5526,7 @@
           <v:shape id="_x0000_i1086" type="#_x0000_t75" style="width:6.75pt;height:12.75pt" o:ole="">
             <v:imagedata r:id="rId129" o:title=""/>
           </v:shape>
-          <o:OLEObject Type="Embed" ProgID="Equation.DSMT4" ShapeID="_x0000_i1086" DrawAspect="Content" ObjectID="_1408455528" r:id="rId130"/>
+          <o:OLEObject Type="Embed" ProgID="Equation.DSMT4" ShapeID="_x0000_i1086" DrawAspect="Content" ObjectID="_1408544192" r:id="rId130"/>
         </w:object>
       </w:r>
       <w:r>
@@ -5580,7 +5541,6 @@
         <w:pStyle w:val="a5"/>
         <w:ind w:firstLine="482"/>
         <w:rPr>
-          <w:rFonts w:hint="eastAsia"/>
           <w:b/>
         </w:rPr>
       </w:pPr>
@@ -5609,9 +5569,6 @@
     <w:p>
       <w:pPr>
         <w:pStyle w:val="a5"/>
-        <w:rPr>
-          <w:rFonts w:hint="eastAsia"/>
-        </w:rPr>
       </w:pPr>
       <w:r>
         <w:rPr>
@@ -5735,6 +5692,3086 @@
     <w:p>
       <w:pPr>
         <w:pStyle w:val="a5"/>
+        <w:rPr>
+          <w:rFonts w:hint="eastAsia"/>
+        </w:rPr>
+      </w:pPr>
+      <w:r>
+        <w:rPr>
+          <w:rFonts w:hint="eastAsia"/>
+        </w:rPr>
+        <w:t>基本思想：现在已知的</w:t>
+      </w:r>
+      <w:r>
+        <w:rPr>
+          <w:rFonts w:hint="eastAsia"/>
+        </w:rPr>
+        <w:t>LDPC</w:t>
+      </w:r>
+      <w:r>
+        <w:rPr>
+          <w:rFonts w:hint="eastAsia"/>
+        </w:rPr>
+        <w:t>码有多种构造方法，</w:t>
+      </w:r>
+      <w:r>
+        <w:rPr>
+          <w:rFonts w:hint="eastAsia"/>
+        </w:rPr>
+        <w:t>例如</w:t>
+      </w:r>
+      <w:r>
+        <w:rPr>
+          <w:rFonts w:hint="eastAsia"/>
+        </w:rPr>
+        <w:t>Gallager</w:t>
+      </w:r>
+      <w:r>
+        <w:rPr>
+          <w:rFonts w:hint="eastAsia"/>
+        </w:rPr>
+        <w:t>的构造方法，</w:t>
+      </w:r>
+      <w:r>
+        <w:rPr>
+          <w:rFonts w:hint="eastAsia"/>
+        </w:rPr>
+        <w:t>Mackay</w:t>
+      </w:r>
+      <w:r>
+        <w:rPr>
+          <w:rFonts w:hint="eastAsia"/>
+        </w:rPr>
+        <w:t>的构造方法，以及基于有限域上的欧式几何和射影几何的线和点来构造</w:t>
+      </w:r>
+      <w:r>
+        <w:rPr>
+          <w:rFonts w:hint="eastAsia"/>
+        </w:rPr>
+        <w:t>LDPC</w:t>
+      </w:r>
+      <w:r>
+        <w:rPr>
+          <w:rFonts w:hint="eastAsia"/>
+        </w:rPr>
+        <w:t>码的方法</w:t>
+      </w:r>
+      <w:r>
+        <w:rPr>
+          <w:rFonts w:hint="eastAsia"/>
+        </w:rPr>
+        <w:lastRenderedPageBreak/>
+        <w:t>等。既然</w:t>
+      </w:r>
+      <w:r>
+        <w:rPr>
+          <w:rFonts w:hint="eastAsia"/>
+        </w:rPr>
+        <w:t>LDLC</w:t>
+      </w:r>
+      <w:r>
+        <w:rPr>
+          <w:rFonts w:hint="eastAsia"/>
+        </w:rPr>
+        <w:t>与</w:t>
+      </w:r>
+      <w:r>
+        <w:rPr>
+          <w:rFonts w:hint="eastAsia"/>
+        </w:rPr>
+        <w:t>LDPC</w:t>
+      </w:r>
+      <w:r>
+        <w:rPr>
+          <w:rFonts w:hint="eastAsia"/>
+        </w:rPr>
+        <w:t>码都有一个稀疏的校验矩阵，其区别在于</w:t>
+      </w:r>
+      <w:r>
+        <w:rPr>
+          <w:rFonts w:hint="eastAsia"/>
+        </w:rPr>
+        <w:t>LDPC</w:t>
+      </w:r>
+      <w:r>
+        <w:rPr>
+          <w:rFonts w:hint="eastAsia"/>
+        </w:rPr>
+        <w:t>是基于伽罗华域上的差错控制编码方法，而</w:t>
+      </w:r>
+      <w:r>
+        <w:rPr>
+          <w:rFonts w:hint="eastAsia"/>
+        </w:rPr>
+        <w:t>LDLC</w:t>
+      </w:r>
+      <w:r>
+        <w:rPr>
+          <w:rFonts w:hint="eastAsia"/>
+        </w:rPr>
+        <w:t>是基于欧几里德域上的差错控制编码方法。那么，利用</w:t>
+      </w:r>
+      <w:r>
+        <w:rPr>
+          <w:rFonts w:hint="eastAsia"/>
+        </w:rPr>
+        <w:t>LDLC</w:t>
+      </w:r>
+      <w:r>
+        <w:rPr>
+          <w:rFonts w:hint="eastAsia"/>
+        </w:rPr>
+        <w:t>的生成序列来替换</w:t>
+      </w:r>
+      <w:r>
+        <w:rPr>
+          <w:rFonts w:hint="eastAsia"/>
+        </w:rPr>
+        <w:t>LDPC</w:t>
+      </w:r>
+      <w:r>
+        <w:rPr>
+          <w:rFonts w:hint="eastAsia"/>
+        </w:rPr>
+        <w:t>码的校验矩阵中非零元素，然后对其进行一定的调整使其满足</w:t>
+      </w:r>
+      <w:r>
+        <w:rPr>
+          <w:rFonts w:hint="eastAsia"/>
+        </w:rPr>
+        <w:t>LDLC</w:t>
+      </w:r>
+      <w:r>
+        <w:rPr>
+          <w:rFonts w:hint="eastAsia"/>
+        </w:rPr>
+        <w:t>的校验矩阵的要求，这样便可以利用</w:t>
+      </w:r>
+      <w:r>
+        <w:rPr>
+          <w:rFonts w:hint="eastAsia"/>
+        </w:rPr>
+        <w:t>LDPC</w:t>
+      </w:r>
+      <w:r>
+        <w:rPr>
+          <w:rFonts w:hint="eastAsia"/>
+        </w:rPr>
+        <w:t>码的校验矩阵来构造</w:t>
+      </w:r>
+      <w:r>
+        <w:rPr>
+          <w:rFonts w:hint="eastAsia"/>
+        </w:rPr>
+        <w:t>LDLC</w:t>
+      </w:r>
+      <w:r>
+        <w:rPr>
+          <w:rFonts w:hint="eastAsia"/>
+        </w:rPr>
+        <w:t>的校验矩阵了。</w:t>
+      </w:r>
+    </w:p>
+    <w:p>
+      <w:pPr>
+        <w:pStyle w:val="a5"/>
+        <w:rPr>
+          <w:rFonts w:hint="eastAsia"/>
+        </w:rPr>
+      </w:pPr>
+      <w:r>
+        <w:rPr>
+          <w:rFonts w:hint="eastAsia"/>
+        </w:rPr>
+        <w:t>在本文中，我们以</w:t>
+      </w:r>
+      <w:r>
+        <w:rPr>
+          <w:rFonts w:hint="eastAsia"/>
+        </w:rPr>
+        <w:t>EG_LDPC</w:t>
+      </w:r>
+      <w:r>
+        <w:rPr>
+          <w:rFonts w:hint="eastAsia"/>
+        </w:rPr>
+        <w:t>码为例进行说明。</w:t>
+      </w:r>
+    </w:p>
+    <w:p>
+      <w:pPr>
+        <w:pStyle w:val="a5"/>
+        <w:rPr>
+          <w:rFonts w:hint="eastAsia"/>
+        </w:rPr>
+      </w:pPr>
+      <w:r>
+        <w:rPr>
+          <w:rFonts w:hint="eastAsia"/>
+        </w:rPr>
+        <w:t>EG_LDPC</w:t>
+      </w:r>
+      <w:r>
+        <w:rPr>
+          <w:rFonts w:hint="eastAsia"/>
+        </w:rPr>
+        <w:t>码是</w:t>
+      </w:r>
+      <w:r>
+        <w:rPr>
+          <w:rFonts w:hint="eastAsia"/>
+        </w:rPr>
+        <w:t>Yu Kou</w:t>
+      </w:r>
+      <w:r>
+        <w:rPr>
+          <w:rFonts w:hint="eastAsia"/>
+        </w:rPr>
+        <w:t>和</w:t>
+      </w:r>
+      <w:r>
+        <w:rPr>
+          <w:rFonts w:hint="eastAsia"/>
+        </w:rPr>
+        <w:t>Shu Lin</w:t>
+      </w:r>
+      <w:r>
+        <w:rPr>
+          <w:rFonts w:hint="eastAsia"/>
+        </w:rPr>
+        <w:t>提出了一种基于有限域上的欧氏几何和射影几何的线和点来设计</w:t>
+      </w:r>
+      <w:r>
+        <w:rPr>
+          <w:rFonts w:hint="eastAsia"/>
+        </w:rPr>
+        <w:t>LDLC</w:t>
+      </w:r>
+      <w:r>
+        <w:rPr>
+          <w:rFonts w:hint="eastAsia"/>
+        </w:rPr>
+        <w:t>码的方法。这种方法构造的码字不会产生长度为</w:t>
+      </w:r>
+      <w:r>
+        <w:rPr>
+          <w:rFonts w:hint="eastAsia"/>
+        </w:rPr>
+        <w:t>4</w:t>
+      </w:r>
+      <w:r>
+        <w:rPr>
+          <w:rFonts w:hint="eastAsia"/>
+        </w:rPr>
+        <w:t>的环，由这种方法可以在有限域上得到了四类环长为</w:t>
+      </w:r>
+      <w:r>
+        <w:rPr>
+          <w:rFonts w:hint="eastAsia"/>
+        </w:rPr>
+        <w:t>6</w:t>
+      </w:r>
+      <w:r>
+        <w:rPr>
+          <w:rFonts w:hint="eastAsia"/>
+        </w:rPr>
+        <w:t>的</w:t>
+      </w:r>
+      <w:r>
+        <w:rPr>
+          <w:rFonts w:hint="eastAsia"/>
+        </w:rPr>
+        <w:t>LDPC</w:t>
+      </w:r>
+      <w:r>
+        <w:rPr>
+          <w:rFonts w:hint="eastAsia"/>
+        </w:rPr>
+        <w:t>码，且其生成矩阵和校验矩阵具有代数结构，大大降低了实现复杂度。</w:t>
+      </w:r>
+    </w:p>
+    <w:p>
+      <w:pPr>
+        <w:pStyle w:val="a5"/>
+        <w:rPr>
+          <w:rFonts w:hint="eastAsia"/>
+        </w:rPr>
+      </w:pPr>
+      <w:r>
+        <w:rPr>
+          <w:rFonts w:hint="eastAsia"/>
+        </w:rPr>
+        <w:t>在欧氏空间和射影空间上，假设有</w:t>
+      </w:r>
+      <w:r>
+        <w:rPr>
+          <w:position w:val="-6"/>
+        </w:rPr>
+        <w:object w:dxaOrig="200" w:dyaOrig="220">
+          <v:shape id="_x0000_i1088" type="#_x0000_t75" style="width:9.75pt;height:11.25pt" o:ole="">
+            <v:imagedata r:id="rId131" o:title=""/>
+          </v:shape>
+          <o:OLEObject Type="Embed" ProgID="Equation.DSMT4" ShapeID="_x0000_i1088" DrawAspect="Content" ObjectID="_1408544193" r:id="rId132"/>
+        </w:object>
+      </w:r>
+      <w:r>
+        <w:rPr>
+          <w:rFonts w:hint="eastAsia"/>
+        </w:rPr>
+        <w:t>个点和</w:t>
+      </w:r>
+      <w:r>
+        <w:rPr>
+          <w:position w:val="-6"/>
+        </w:rPr>
+        <w:object w:dxaOrig="220" w:dyaOrig="279">
+          <v:shape id="_x0000_i1089" type="#_x0000_t75" style="width:11.25pt;height:14.25pt" o:ole="">
+            <v:imagedata r:id="rId133" o:title=""/>
+          </v:shape>
+          <o:OLEObject Type="Embed" ProgID="Equation.DSMT4" ShapeID="_x0000_i1089" DrawAspect="Content" ObjectID="_1408544194" r:id="rId134"/>
+        </w:object>
+      </w:r>
+      <w:r>
+        <w:rPr>
+          <w:rFonts w:hint="eastAsia"/>
+        </w:rPr>
+        <w:t>条线，并且它们满足下面的构造特性：</w:t>
+      </w:r>
+    </w:p>
+    <w:p>
+      <w:pPr>
+        <w:pStyle w:val="a5"/>
+        <w:rPr>
+          <w:rFonts w:hint="eastAsia"/>
+        </w:rPr>
+      </w:pPr>
+      <w:r>
+        <w:rPr>
+          <w:rFonts w:hint="eastAsia"/>
+        </w:rPr>
+        <w:t>每条线都经过</w:t>
+      </w:r>
+      <w:r>
+        <w:rPr>
+          <w:position w:val="-10"/>
+        </w:rPr>
+        <w:object w:dxaOrig="240" w:dyaOrig="260">
+          <v:shape id="_x0000_i1090" type="#_x0000_t75" style="width:12pt;height:12.75pt" o:ole="">
+            <v:imagedata r:id="rId135" o:title=""/>
+          </v:shape>
+          <o:OLEObject Type="Embed" ProgID="Equation.DSMT4" ShapeID="_x0000_i1090" DrawAspect="Content" ObjectID="_1408544195" r:id="rId136"/>
+        </w:object>
+      </w:r>
+      <w:r>
+        <w:rPr>
+          <w:rFonts w:hint="eastAsia"/>
+        </w:rPr>
+        <w:t>个点；</w:t>
+      </w:r>
+    </w:p>
+    <w:p>
+      <w:pPr>
+        <w:pStyle w:val="a5"/>
+        <w:rPr>
+          <w:rFonts w:hint="eastAsia"/>
+        </w:rPr>
+      </w:pPr>
+      <w:r>
+        <w:rPr>
+          <w:rFonts w:hint="eastAsia"/>
+        </w:rPr>
+        <w:t>任意两个点都构成有且仅有的一条线；</w:t>
+      </w:r>
+    </w:p>
+    <w:p>
+      <w:pPr>
+        <w:pStyle w:val="a5"/>
+        <w:rPr>
+          <w:rFonts w:hint="eastAsia"/>
+        </w:rPr>
+      </w:pPr>
+      <w:r>
+        <w:rPr>
+          <w:rFonts w:hint="eastAsia"/>
+        </w:rPr>
+        <w:t>每个点都由</w:t>
+      </w:r>
+      <w:r>
+        <w:rPr>
+          <w:position w:val="-10"/>
+        </w:rPr>
+        <w:object w:dxaOrig="200" w:dyaOrig="260">
+          <v:shape id="_x0000_i1091" type="#_x0000_t75" style="width:9.75pt;height:12.75pt" o:ole="">
+            <v:imagedata r:id="rId137" o:title=""/>
+          </v:shape>
+          <o:OLEObject Type="Embed" ProgID="Equation.DSMT4" ShapeID="_x0000_i1091" DrawAspect="Content" ObjectID="_1408544196" r:id="rId138"/>
+        </w:object>
+      </w:r>
+      <w:r>
+        <w:rPr>
+          <w:rFonts w:hint="eastAsia"/>
+        </w:rPr>
+        <w:t>条线交叉而成；</w:t>
+      </w:r>
+    </w:p>
+    <w:p>
+      <w:pPr>
+        <w:pStyle w:val="a5"/>
+        <w:rPr>
+          <w:rFonts w:hint="eastAsia"/>
+        </w:rPr>
+      </w:pPr>
+      <w:r>
+        <w:rPr>
+          <w:rFonts w:hint="eastAsia"/>
+        </w:rPr>
+        <w:t>任意两条线都有至多</w:t>
+      </w:r>
+      <w:r>
+        <w:rPr>
+          <w:rFonts w:hint="eastAsia"/>
+        </w:rPr>
+        <w:t>1</w:t>
+      </w:r>
+      <w:r>
+        <w:rPr>
+          <w:rFonts w:hint="eastAsia"/>
+        </w:rPr>
+        <w:t>个公共点。</w:t>
+      </w:r>
+    </w:p>
+    <w:p>
+      <w:pPr>
+        <w:pStyle w:val="a5"/>
+        <w:rPr>
+          <w:rFonts w:hint="eastAsia"/>
+        </w:rPr>
+      </w:pPr>
+      <w:r>
+        <w:rPr>
+          <w:rFonts w:hint="eastAsia"/>
+        </w:rPr>
+        <w:t>下面的图</w:t>
+      </w:r>
+      <w:r>
+        <w:rPr>
+          <w:rFonts w:hint="eastAsia"/>
+        </w:rPr>
+        <w:t>2.3</w:t>
+      </w:r>
+      <w:r>
+        <w:rPr>
+          <w:rFonts w:hint="eastAsia"/>
+        </w:rPr>
+        <w:t>中，</w:t>
+      </w:r>
+      <w:r>
+        <w:rPr>
+          <w:position w:val="-6"/>
+        </w:rPr>
+        <w:object w:dxaOrig="560" w:dyaOrig="279">
+          <v:shape id="_x0000_i1092" type="#_x0000_t75" style="width:27.75pt;height:14.25pt" o:ole="">
+            <v:imagedata r:id="rId139" o:title=""/>
+          </v:shape>
+          <o:OLEObject Type="Embed" ProgID="Equation.DSMT4" ShapeID="_x0000_i1092" DrawAspect="Content" ObjectID="_1408544197" r:id="rId140"/>
+        </w:object>
+      </w:r>
+      <w:r>
+        <w:rPr>
+          <w:rFonts w:hint="eastAsia"/>
+        </w:rPr>
+        <w:t>，</w:t>
+      </w:r>
+      <w:r>
+        <w:rPr>
+          <w:position w:val="-6"/>
+        </w:rPr>
+        <w:object w:dxaOrig="580" w:dyaOrig="279">
+          <v:shape id="_x0000_i1093" type="#_x0000_t75" style="width:29.25pt;height:14.25pt" o:ole="">
+            <v:imagedata r:id="rId141" o:title=""/>
+          </v:shape>
+          <o:OLEObject Type="Embed" ProgID="Equation.DSMT4" ShapeID="_x0000_i1093" DrawAspect="Content" ObjectID="_1408544198" r:id="rId142"/>
+        </w:object>
+      </w:r>
+      <w:r>
+        <w:rPr>
+          <w:rFonts w:hint="eastAsia"/>
+        </w:rPr>
+        <w:t>，</w:t>
+      </w:r>
+      <w:r>
+        <w:rPr>
+          <w:position w:val="-10"/>
+        </w:rPr>
+        <w:object w:dxaOrig="600" w:dyaOrig="320">
+          <v:shape id="_x0000_i1094" type="#_x0000_t75" style="width:30pt;height:15.75pt" o:ole="">
+            <v:imagedata r:id="rId143" o:title=""/>
+          </v:shape>
+          <o:OLEObject Type="Embed" ProgID="Equation.DSMT4" ShapeID="_x0000_i1094" DrawAspect="Content" ObjectID="_1408544199" r:id="rId144"/>
+        </w:object>
+      </w:r>
+      <w:r>
+        <w:rPr>
+          <w:rFonts w:hint="eastAsia"/>
+        </w:rPr>
+        <w:t>，</w:t>
+      </w:r>
+      <w:r>
+        <w:rPr>
+          <w:position w:val="-10"/>
+        </w:rPr>
+        <w:object w:dxaOrig="560" w:dyaOrig="320">
+          <v:shape id="_x0000_i1095" type="#_x0000_t75" style="width:27.75pt;height:15.75pt" o:ole="">
+            <v:imagedata r:id="rId145" o:title=""/>
+          </v:shape>
+          <o:OLEObject Type="Embed" ProgID="Equation.DSMT4" ShapeID="_x0000_i1095" DrawAspect="Content" ObjectID="_1408544200" r:id="rId146"/>
+        </w:object>
+      </w:r>
+      <w:r>
+        <w:rPr>
+          <w:rFonts w:hint="eastAsia"/>
+        </w:rPr>
+        <w:t>。</w:t>
+      </w:r>
+    </w:p>
+    <w:p>
+      <w:pPr>
+        <w:pStyle w:val="af"/>
+        <w:spacing w:before="312" w:after="312"/>
+        <w:rPr>
+          <w:rFonts w:hint="eastAsia"/>
+        </w:rPr>
+      </w:pPr>
+      <w:r>
+        <w:object w:dxaOrig="5724" w:dyaOrig="5290">
+          <v:shape id="_x0000_i1096" type="#_x0000_t75" style="width:243.75pt;height:225pt" o:ole="">
+            <v:imagedata r:id="rId147" o:title=""/>
+          </v:shape>
+          <o:OLEObject Type="Embed" ProgID="Visio.Drawing.11" ShapeID="_x0000_i1096" DrawAspect="Content" ObjectID="_1408544201" r:id="rId148"/>
+        </w:object>
+      </w:r>
+      <w:r>
+        <w:t xml:space="preserve"> </w:t>
+      </w:r>
+    </w:p>
+    <w:p>
+      <w:pPr>
+        <w:pStyle w:val="a6"/>
+        <w:ind w:firstLine="422"/>
+        <w:rPr>
+          <w:rFonts w:hint="eastAsia"/>
+        </w:rPr>
+      </w:pPr>
+      <w:r>
+        <w:rPr>
+          <w:rFonts w:hint="eastAsia"/>
+        </w:rPr>
+        <w:t>图</w:t>
+      </w:r>
+      <w:r>
+        <w:rPr>
+          <w:rFonts w:hint="eastAsia"/>
+        </w:rPr>
+        <w:t>2.3 EG</w:t>
+      </w:r>
+      <w:r>
+        <w:rPr>
+          <w:rFonts w:hint="eastAsia"/>
+        </w:rPr>
+        <w:t>的实例</w:t>
+      </w:r>
+    </w:p>
+    <w:p>
+      <w:pPr>
+        <w:pStyle w:val="a6"/>
+        <w:ind w:firstLine="422"/>
+        <w:rPr>
+          <w:rFonts w:hint="eastAsia"/>
+        </w:rPr>
+      </w:pPr>
+      <w:r>
+        <w:rPr>
+          <w:rFonts w:hint="eastAsia"/>
+        </w:rPr>
+        <w:t>Fig.2.3 The example of EG</w:t>
+      </w:r>
+    </w:p>
+    <w:p>
+      <w:pPr>
+        <w:pStyle w:val="a5"/>
+        <w:rPr>
+          <w:rFonts w:hint="eastAsia"/>
+        </w:rPr>
+      </w:pPr>
+    </w:p>
+    <w:p>
+      <w:pPr>
+        <w:pStyle w:val="a5"/>
+        <w:rPr>
+          <w:rFonts w:hint="eastAsia"/>
+        </w:rPr>
+      </w:pPr>
+      <w:r>
+        <w:rPr>
+          <w:rFonts w:hint="eastAsia"/>
+        </w:rPr>
+        <w:t>联系到有限域</w:t>
+      </w:r>
+      <w:r>
+        <w:rPr>
+          <w:position w:val="-6"/>
+        </w:rPr>
+        <w:object w:dxaOrig="260" w:dyaOrig="279">
+          <v:shape id="_x0000_i1097" type="#_x0000_t75" style="width:12.75pt;height:14.25pt" o:ole="">
+            <v:imagedata r:id="rId149" o:title=""/>
+          </v:shape>
+          <o:OLEObject Type="Embed" ProgID="Equation.DSMT4" ShapeID="_x0000_i1097" DrawAspect="Content" ObjectID="_1408544202" r:id="rId150"/>
+        </w:object>
+      </w:r>
+      <w:r>
+        <w:rPr>
+          <w:rFonts w:hint="eastAsia"/>
+        </w:rPr>
+        <w:t>，设有</w:t>
+      </w:r>
+      <w:r>
+        <w:rPr>
+          <w:position w:val="-6"/>
+        </w:rPr>
+        <w:object w:dxaOrig="540" w:dyaOrig="279">
+          <v:shape id="_x0000_i1098" type="#_x0000_t75" style="width:27pt;height:14.25pt" o:ole="">
+            <v:imagedata r:id="rId151" o:title=""/>
+          </v:shape>
+          <o:OLEObject Type="Embed" ProgID="Equation.DSMT4" ShapeID="_x0000_i1098" DrawAspect="Content" ObjectID="_1408544203" r:id="rId152"/>
+        </w:object>
+      </w:r>
+      <w:r>
+        <w:rPr>
+          <w:rFonts w:hint="eastAsia"/>
+        </w:rPr>
+        <w:t>的矩阵</w:t>
+      </w:r>
+      <w:r>
+        <w:rPr>
+          <w:position w:val="-14"/>
+        </w:rPr>
+        <w:object w:dxaOrig="1060" w:dyaOrig="400">
+          <v:shape id="_x0000_i1099" type="#_x0000_t75" style="width:53.25pt;height:20.25pt" o:ole="">
+            <v:imagedata r:id="rId153" o:title=""/>
+          </v:shape>
+          <o:OLEObject Type="Embed" ProgID="Equation.DSMT4" ShapeID="_x0000_i1099" DrawAspect="Content" ObjectID="_1408544204" r:id="rId154"/>
+        </w:object>
+      </w:r>
+      <w:r>
+        <w:rPr>
+          <w:rFonts w:hint="eastAsia"/>
+        </w:rPr>
+        <w:t>，它的每行和每列分别表示一条线和一个点，当且仅当第</w:t>
+      </w:r>
+      <w:r>
+        <w:rPr>
+          <w:position w:val="-10"/>
+        </w:rPr>
+        <w:object w:dxaOrig="200" w:dyaOrig="300">
+          <v:shape id="_x0000_i1100" type="#_x0000_t75" style="width:9.75pt;height:15pt" o:ole="">
+            <v:imagedata r:id="rId155" o:title=""/>
+          </v:shape>
+          <o:OLEObject Type="Embed" ProgID="Equation.DSMT4" ShapeID="_x0000_i1100" DrawAspect="Content" ObjectID="_1408544205" r:id="rId156"/>
+        </w:object>
+      </w:r>
+      <w:r>
+        <w:rPr>
+          <w:rFonts w:hint="eastAsia"/>
+        </w:rPr>
+        <w:t>个点在第</w:t>
+      </w:r>
+      <w:r>
+        <w:rPr>
+          <w:position w:val="-6"/>
+        </w:rPr>
+        <w:object w:dxaOrig="139" w:dyaOrig="260">
+          <v:shape id="_x0000_i1101" type="#_x0000_t75" style="width:6.75pt;height:12.75pt" o:ole="">
+            <v:imagedata r:id="rId157" o:title=""/>
+          </v:shape>
+          <o:OLEObject Type="Embed" ProgID="Equation.DSMT4" ShapeID="_x0000_i1101" DrawAspect="Content" ObjectID="_1408544206" r:id="rId158"/>
+        </w:object>
+      </w:r>
+      <w:r>
+        <w:rPr>
+          <w:rFonts w:hint="eastAsia"/>
+        </w:rPr>
+        <w:t>条线上时，</w:t>
+      </w:r>
+      <w:r>
+        <w:rPr>
+          <w:position w:val="-14"/>
+        </w:rPr>
+        <w:object w:dxaOrig="600" w:dyaOrig="380">
+          <v:shape id="_x0000_i1102" type="#_x0000_t75" style="width:30pt;height:18.75pt" o:ole="">
+            <v:imagedata r:id="rId159" o:title=""/>
+          </v:shape>
+          <o:OLEObject Type="Embed" ProgID="Equation.DSMT4" ShapeID="_x0000_i1102" DrawAspect="Content" ObjectID="_1408544207" r:id="rId160"/>
+        </w:object>
+      </w:r>
+      <w:r>
+        <w:rPr>
+          <w:rFonts w:hint="eastAsia"/>
+        </w:rPr>
+        <w:t>，否则</w:t>
+      </w:r>
+      <w:r>
+        <w:rPr>
+          <w:position w:val="-14"/>
+        </w:rPr>
+        <w:object w:dxaOrig="639" w:dyaOrig="380">
+          <v:shape id="_x0000_i1103" type="#_x0000_t75" style="width:32.25pt;height:18.75pt" o:ole="">
+            <v:imagedata r:id="rId161" o:title=""/>
+          </v:shape>
+          <o:OLEObject Type="Embed" ProgID="Equation.DSMT4" ShapeID="_x0000_i1103" DrawAspect="Content" ObjectID="_1408544208" r:id="rId162"/>
+        </w:object>
+      </w:r>
+      <w:r>
+        <w:rPr>
+          <w:rFonts w:hint="eastAsia"/>
+        </w:rPr>
+        <w:t>。行和列上的权重分别</w:t>
+      </w:r>
+      <w:r>
+        <w:rPr>
+          <w:rFonts w:hint="eastAsia"/>
+        </w:rPr>
+        <w:lastRenderedPageBreak/>
+        <w:t>对应着上面提到的</w:t>
+      </w:r>
+      <w:r>
+        <w:rPr>
+          <w:position w:val="-10"/>
+        </w:rPr>
+        <w:object w:dxaOrig="240" w:dyaOrig="260">
+          <v:shape id="_x0000_i1104" type="#_x0000_t75" style="width:12pt;height:12.75pt" o:ole="">
+            <v:imagedata r:id="rId163" o:title=""/>
+          </v:shape>
+          <o:OLEObject Type="Embed" ProgID="Equation.DSMT4" ShapeID="_x0000_i1104" DrawAspect="Content" ObjectID="_1408544209" r:id="rId164"/>
+        </w:object>
+      </w:r>
+      <w:r>
+        <w:rPr>
+          <w:rFonts w:hint="eastAsia"/>
+        </w:rPr>
+        <w:t>和</w:t>
+      </w:r>
+      <w:r>
+        <w:rPr>
+          <w:position w:val="-10"/>
+        </w:rPr>
+        <w:object w:dxaOrig="200" w:dyaOrig="260">
+          <v:shape id="_x0000_i1105" type="#_x0000_t75" style="width:9.75pt;height:12.75pt" o:ole="">
+            <v:imagedata r:id="rId165" o:title=""/>
+          </v:shape>
+          <o:OLEObject Type="Embed" ProgID="Equation.DSMT4" ShapeID="_x0000_i1105" DrawAspect="Content" ObjectID="_1408544210" r:id="rId166"/>
+        </w:object>
+      </w:r>
+      <w:r>
+        <w:rPr>
+          <w:rFonts w:hint="eastAsia"/>
+        </w:rPr>
+        <w:t>。如果</w:t>
+      </w:r>
+      <w:r>
+        <w:rPr>
+          <w:position w:val="-10"/>
+        </w:rPr>
+        <w:object w:dxaOrig="680" w:dyaOrig="279">
+          <v:shape id="_x0000_i1106" type="#_x0000_t75" style="width:33.75pt;height:14.25pt" o:ole="">
+            <v:imagedata r:id="rId167" o:title=""/>
+          </v:shape>
+          <o:OLEObject Type="Embed" ProgID="Equation.DSMT4" ShapeID="_x0000_i1106" DrawAspect="Content" ObjectID="_1408544211" r:id="rId168"/>
+        </w:object>
+      </w:r>
+      <w:r>
+        <w:rPr>
+          <w:rFonts w:hint="eastAsia"/>
+        </w:rPr>
+        <w:t>且</w:t>
+      </w:r>
+      <w:r>
+        <w:rPr>
+          <w:position w:val="-10"/>
+        </w:rPr>
+        <w:object w:dxaOrig="660" w:dyaOrig="320">
+          <v:shape id="_x0000_i1107" type="#_x0000_t75" style="width:33pt;height:15.75pt" o:ole="">
+            <v:imagedata r:id="rId169" o:title=""/>
+          </v:shape>
+          <o:OLEObject Type="Embed" ProgID="Equation.DSMT4" ShapeID="_x0000_i1107" DrawAspect="Content" ObjectID="_1408544212" r:id="rId170"/>
+        </w:object>
+      </w:r>
+      <w:r>
+        <w:rPr>
+          <w:rFonts w:hint="eastAsia"/>
+        </w:rPr>
+        <w:t>，则矩阵</w:t>
+      </w:r>
+      <w:r>
+        <w:rPr>
+          <w:position w:val="-12"/>
+        </w:rPr>
+        <w:object w:dxaOrig="460" w:dyaOrig="380">
+          <v:shape id="_x0000_i1108" type="#_x0000_t75" style="width:23.25pt;height:18.75pt" o:ole="">
+            <v:imagedata r:id="rId171" o:title=""/>
+          </v:shape>
+          <o:OLEObject Type="Embed" ProgID="Equation.DSMT4" ShapeID="_x0000_i1108" DrawAspect="Content" ObjectID="_1408544213" r:id="rId172"/>
+        </w:object>
+      </w:r>
+      <w:r>
+        <w:rPr>
+          <w:rFonts w:hint="eastAsia"/>
+        </w:rPr>
+        <w:t>可以视为是一个</w:t>
+      </w:r>
+      <w:r>
+        <w:rPr>
+          <w:rFonts w:hint="eastAsia"/>
+        </w:rPr>
+        <w:t>LDPC</w:t>
+      </w:r>
+      <w:r>
+        <w:rPr>
+          <w:rFonts w:hint="eastAsia"/>
+        </w:rPr>
+        <w:t>码的校验矩阵。</w:t>
+      </w:r>
+      <w:r>
+        <w:rPr>
+          <w:position w:val="-12"/>
+        </w:rPr>
+        <w:object w:dxaOrig="460" w:dyaOrig="380">
+          <v:shape id="_x0000_i1109" type="#_x0000_t75" style="width:23.25pt;height:18.75pt" o:ole="">
+            <v:imagedata r:id="rId173" o:title=""/>
+          </v:shape>
+          <o:OLEObject Type="Embed" ProgID="Equation.DSMT4" ShapeID="_x0000_i1109" DrawAspect="Content" ObjectID="_1408544214" r:id="rId174"/>
+        </w:object>
+      </w:r>
+      <w:r>
+        <w:rPr>
+          <w:rFonts w:hint="eastAsia"/>
+        </w:rPr>
+        <w:t>的零域（</w:t>
+      </w:r>
+      <w:r>
+        <w:rPr>
+          <w:position w:val="-12"/>
+        </w:rPr>
+        <w:object w:dxaOrig="1219" w:dyaOrig="380">
+          <v:shape id="_x0000_i1110" type="#_x0000_t75" style="width:60.75pt;height:18.75pt" o:ole="">
+            <v:imagedata r:id="rId175" o:title=""/>
+          </v:shape>
+          <o:OLEObject Type="Embed" ProgID="Equation.DSMT4" ShapeID="_x0000_i1110" DrawAspect="Content" ObjectID="_1408544215" r:id="rId176"/>
+        </w:object>
+      </w:r>
+      <w:r>
+        <w:rPr>
+          <w:rFonts w:hint="eastAsia"/>
+        </w:rPr>
+        <w:t>的</w:t>
+      </w:r>
+      <w:r>
+        <w:rPr>
+          <w:position w:val="-4"/>
+        </w:rPr>
+        <w:object w:dxaOrig="279" w:dyaOrig="260">
+          <v:shape id="_x0000_i1111" type="#_x0000_t75" style="width:14.25pt;height:12.75pt" o:ole="">
+            <v:imagedata r:id="rId177" o:title=""/>
+          </v:shape>
+          <o:OLEObject Type="Embed" ProgID="Equation.DSMT4" ShapeID="_x0000_i1111" DrawAspect="Content" ObjectID="_1408544216" r:id="rId178"/>
+        </w:object>
+      </w:r>
+      <w:r>
+        <w:rPr>
+          <w:rFonts w:hint="eastAsia"/>
+        </w:rPr>
+        <w:t>）即</w:t>
+      </w:r>
+      <w:r>
+        <w:rPr>
+          <w:rFonts w:hint="eastAsia"/>
+        </w:rPr>
+        <w:t>LDPC</w:t>
+      </w:r>
+      <w:r>
+        <w:rPr>
+          <w:rFonts w:hint="eastAsia"/>
+        </w:rPr>
+        <w:t>码字，称为第一类欧氏几何</w:t>
+      </w:r>
+      <w:r>
+        <w:rPr>
+          <w:rFonts w:hint="eastAsia"/>
+        </w:rPr>
+        <w:t>-G</w:t>
+      </w:r>
+      <w:r>
+        <w:rPr>
+          <w:rFonts w:hint="eastAsia"/>
+        </w:rPr>
+        <w:t>码，而由</w:t>
+      </w:r>
+      <w:r>
+        <w:rPr>
+          <w:position w:val="-12"/>
+        </w:rPr>
+        <w:object w:dxaOrig="480" w:dyaOrig="380">
+          <v:shape id="_x0000_i1112" type="#_x0000_t75" style="width:24pt;height:18.75pt" o:ole="">
+            <v:imagedata r:id="rId179" o:title=""/>
+          </v:shape>
+          <o:OLEObject Type="Embed" ProgID="Equation.DSMT4" ShapeID="_x0000_i1112" DrawAspect="Content" ObjectID="_1408544217" r:id="rId180"/>
+        </w:object>
+      </w:r>
+      <w:r>
+        <w:rPr>
+          <w:rFonts w:hint="eastAsia"/>
+        </w:rPr>
+        <w:t>（</w:t>
+      </w:r>
+      <w:r>
+        <w:rPr>
+          <w:position w:val="-16"/>
+        </w:rPr>
+        <w:object w:dxaOrig="1460" w:dyaOrig="480">
+          <v:shape id="_x0000_i1113" type="#_x0000_t75" style="width:72.75pt;height:24pt" o:ole="">
+            <v:imagedata r:id="rId181" o:title=""/>
+          </v:shape>
+          <o:OLEObject Type="Embed" ProgID="Equation.DSMT4" ShapeID="_x0000_i1113" DrawAspect="Content" ObjectID="_1408544218" r:id="rId182"/>
+        </w:object>
+      </w:r>
+      <w:r>
+        <w:rPr>
+          <w:rFonts w:hint="eastAsia"/>
+        </w:rPr>
+        <w:t>）确定的码字称为第二类欧氏几何</w:t>
+      </w:r>
+      <w:r>
+        <w:rPr>
+          <w:rFonts w:hint="eastAsia"/>
+        </w:rPr>
+        <w:t>-G</w:t>
+      </w:r>
+      <w:r>
+        <w:rPr>
+          <w:rFonts w:hint="eastAsia"/>
+        </w:rPr>
+        <w:t>码。</w:t>
+      </w:r>
+    </w:p>
+    <w:p>
+      <w:pPr>
+        <w:pStyle w:val="a5"/>
+        <w:rPr>
+          <w:rFonts w:hint="eastAsia"/>
+        </w:rPr>
+      </w:pPr>
+      <w:r>
+        <w:rPr>
+          <w:rFonts w:hint="eastAsia"/>
+        </w:rPr>
+        <w:t>设</w:t>
+      </w:r>
+      <w:r>
+        <w:rPr>
+          <w:position w:val="-10"/>
+        </w:rPr>
+        <w:object w:dxaOrig="1060" w:dyaOrig="360">
+          <v:shape id="_x0000_i1114" type="#_x0000_t75" style="width:53.25pt;height:18pt" o:ole="">
+            <v:imagedata r:id="rId183" o:title=""/>
+          </v:shape>
+          <o:OLEObject Type="Embed" ProgID="Equation.DSMT4" ShapeID="_x0000_i1114" DrawAspect="Content" ObjectID="_1408544219" r:id="rId184"/>
+        </w:object>
+      </w:r>
+      <w:r>
+        <w:rPr>
+          <w:rFonts w:hint="eastAsia"/>
+        </w:rPr>
+        <w:t>是有限域</w:t>
+      </w:r>
+      <w:r>
+        <w:rPr>
+          <w:position w:val="-10"/>
+        </w:rPr>
+        <w:object w:dxaOrig="800" w:dyaOrig="360">
+          <v:shape id="_x0000_i1115" type="#_x0000_t75" style="width:39.75pt;height:18pt" o:ole="">
+            <v:imagedata r:id="rId185" o:title=""/>
+          </v:shape>
+          <o:OLEObject Type="Embed" ProgID="Equation.DSMT4" ShapeID="_x0000_i1115" DrawAspect="Content" ObjectID="_1408544220" r:id="rId186"/>
+        </w:object>
+      </w:r>
+      <w:r>
+        <w:rPr>
+          <w:rFonts w:hint="eastAsia"/>
+        </w:rPr>
+        <w:t>上的</w:t>
+      </w:r>
+      <w:r>
+        <w:rPr>
+          <w:position w:val="-6"/>
+        </w:rPr>
+        <w:object w:dxaOrig="260" w:dyaOrig="220">
+          <v:shape id="_x0000_i1116" type="#_x0000_t75" style="width:12.75pt;height:11.25pt" o:ole="">
+            <v:imagedata r:id="rId187" o:title=""/>
+          </v:shape>
+          <o:OLEObject Type="Embed" ProgID="Equation.DSMT4" ShapeID="_x0000_i1116" DrawAspect="Content" ObjectID="_1408544221" r:id="rId188"/>
+        </w:object>
+      </w:r>
+      <w:r>
+        <w:rPr>
+          <w:rFonts w:hint="eastAsia"/>
+        </w:rPr>
+        <w:t>维欧氏几何，则该几何容纳</w:t>
+      </w:r>
+      <w:r>
+        <w:rPr>
+          <w:position w:val="-4"/>
+        </w:rPr>
+        <w:object w:dxaOrig="360" w:dyaOrig="300">
+          <v:shape id="_x0000_i1117" type="#_x0000_t75" style="width:18pt;height:15pt" o:ole="">
+            <v:imagedata r:id="rId189" o:title=""/>
+          </v:shape>
+          <o:OLEObject Type="Embed" ProgID="Equation.DSMT4" ShapeID="_x0000_i1117" DrawAspect="Content" ObjectID="_1408544222" r:id="rId190"/>
+        </w:object>
+      </w:r>
+      <w:r>
+        <w:rPr>
+          <w:rFonts w:hint="eastAsia"/>
+        </w:rPr>
+        <w:t>个点，每一点又是有限域</w:t>
+      </w:r>
+      <w:r>
+        <w:rPr>
+          <w:position w:val="-10"/>
+        </w:rPr>
+        <w:object w:dxaOrig="800" w:dyaOrig="360">
+          <v:shape id="_x0000_i1118" type="#_x0000_t75" style="width:39.75pt;height:18pt" o:ole="">
+            <v:imagedata r:id="rId185" o:title=""/>
+          </v:shape>
+          <o:OLEObject Type="Embed" ProgID="Equation.DSMT4" ShapeID="_x0000_i1118" DrawAspect="Content" ObjectID="_1408544223" r:id="rId191"/>
+        </w:object>
+      </w:r>
+      <w:r>
+        <w:rPr>
+          <w:rFonts w:hint="eastAsia"/>
+        </w:rPr>
+        <w:t>上的</w:t>
+      </w:r>
+      <w:r>
+        <w:rPr>
+          <w:position w:val="-6"/>
+        </w:rPr>
+        <w:object w:dxaOrig="260" w:dyaOrig="220">
+          <v:shape id="_x0000_i1119" type="#_x0000_t75" style="width:12.75pt;height:11.25pt" o:ole="">
+            <v:imagedata r:id="rId187" o:title=""/>
+          </v:shape>
+          <o:OLEObject Type="Embed" ProgID="Equation.DSMT4" ShapeID="_x0000_i1119" DrawAspect="Content" ObjectID="_1408544224" r:id="rId192"/>
+        </w:object>
+      </w:r>
+      <w:r>
+        <w:rPr>
+          <w:rFonts w:hint="eastAsia"/>
+        </w:rPr>
+        <w:t>维重，全</w:t>
+      </w:r>
+      <w:r>
+        <w:rPr>
+          <w:rFonts w:hint="eastAsia"/>
+        </w:rPr>
+        <w:t>0</w:t>
+      </w:r>
+      <w:r>
+        <w:rPr>
+          <w:rFonts w:hint="eastAsia"/>
+        </w:rPr>
+        <w:t>的</w:t>
+      </w:r>
+      <w:r>
+        <w:rPr>
+          <w:position w:val="-6"/>
+        </w:rPr>
+        <w:object w:dxaOrig="260" w:dyaOrig="220">
+          <v:shape id="_x0000_i1120" type="#_x0000_t75" style="width:12.75pt;height:11.25pt" o:ole="">
+            <v:imagedata r:id="rId187" o:title=""/>
+          </v:shape>
+          <o:OLEObject Type="Embed" ProgID="Equation.DSMT4" ShapeID="_x0000_i1120" DrawAspect="Content" ObjectID="_1408544225" r:id="rId193"/>
+        </w:object>
+      </w:r>
+      <w:r>
+        <w:rPr>
+          <w:rFonts w:hint="eastAsia"/>
+        </w:rPr>
+        <w:t>重</w:t>
+      </w:r>
+      <w:r>
+        <w:rPr>
+          <w:position w:val="-10"/>
+        </w:rPr>
+        <w:object w:dxaOrig="1440" w:dyaOrig="320">
+          <v:shape id="_x0000_i1121" type="#_x0000_t75" style="width:1in;height:15.75pt" o:ole="">
+            <v:imagedata r:id="rId194" o:title=""/>
+          </v:shape>
+          <o:OLEObject Type="Embed" ProgID="Equation.DSMT4" ShapeID="_x0000_i1121" DrawAspect="Content" ObjectID="_1408544226" r:id="rId195"/>
+        </w:object>
+      </w:r>
+      <w:r>
+        <w:rPr>
+          <w:rFonts w:hint="eastAsia"/>
+        </w:rPr>
+        <w:t>称为几何空间的原点（</w:t>
+      </w:r>
+      <w:r>
+        <w:rPr>
+          <w:rFonts w:hint="eastAsia"/>
+        </w:rPr>
+        <w:t>origin</w:t>
+      </w:r>
+      <w:r>
+        <w:rPr>
+          <w:rFonts w:hint="eastAsia"/>
+        </w:rPr>
+        <w:t>）。在</w:t>
+      </w:r>
+      <w:r>
+        <w:rPr>
+          <w:position w:val="-10"/>
+        </w:rPr>
+        <w:object w:dxaOrig="800" w:dyaOrig="360">
+          <v:shape id="_x0000_i1122" type="#_x0000_t75" style="width:39.75pt;height:18pt" o:ole="">
+            <v:imagedata r:id="rId185" o:title=""/>
+          </v:shape>
+          <o:OLEObject Type="Embed" ProgID="Equation.DSMT4" ShapeID="_x0000_i1122" DrawAspect="Content" ObjectID="_1408544227" r:id="rId196"/>
+        </w:object>
+      </w:r>
+      <w:r>
+        <w:rPr>
+          <w:rFonts w:hint="eastAsia"/>
+        </w:rPr>
+        <w:t>上的</w:t>
+      </w:r>
+      <w:r>
+        <w:rPr>
+          <w:position w:val="-4"/>
+        </w:rPr>
+        <w:object w:dxaOrig="360" w:dyaOrig="300">
+          <v:shape id="_x0000_i1123" type="#_x0000_t75" style="width:18pt;height:15pt" o:ole="">
+            <v:imagedata r:id="rId189" o:title=""/>
+          </v:shape>
+          <o:OLEObject Type="Embed" ProgID="Equation.DSMT4" ShapeID="_x0000_i1123" DrawAspect="Content" ObjectID="_1408544228" r:id="rId197"/>
+        </w:object>
+      </w:r>
+      <w:r>
+        <w:rPr>
+          <w:rFonts w:hint="eastAsia"/>
+        </w:rPr>
+        <w:t>个</w:t>
+      </w:r>
+      <w:r>
+        <w:rPr>
+          <w:position w:val="-6"/>
+        </w:rPr>
+        <w:object w:dxaOrig="260" w:dyaOrig="220">
+          <v:shape id="_x0000_i1124" type="#_x0000_t75" style="width:12.75pt;height:11.25pt" o:ole="">
+            <v:imagedata r:id="rId198" o:title=""/>
+          </v:shape>
+          <o:OLEObject Type="Embed" ProgID="Equation.DSMT4" ShapeID="_x0000_i1124" DrawAspect="Content" ObjectID="_1408544229" r:id="rId199"/>
+        </w:object>
+      </w:r>
+      <w:r>
+        <w:rPr>
+          <w:rFonts w:hint="eastAsia"/>
+        </w:rPr>
+        <w:t>重形成了</w:t>
+      </w:r>
+      <w:r>
+        <w:rPr>
+          <w:position w:val="-10"/>
+        </w:rPr>
+        <w:object w:dxaOrig="800" w:dyaOrig="360">
+          <v:shape id="_x0000_i1125" type="#_x0000_t75" style="width:39.75pt;height:18pt" o:ole="">
+            <v:imagedata r:id="rId200" o:title=""/>
+          </v:shape>
+          <o:OLEObject Type="Embed" ProgID="Equation.DSMT4" ShapeID="_x0000_i1125" DrawAspect="Content" ObjectID="_1408544230" r:id="rId201"/>
+        </w:object>
+      </w:r>
+      <w:r>
+        <w:rPr>
+          <w:rFonts w:hint="eastAsia"/>
+        </w:rPr>
+        <w:t>上的</w:t>
+      </w:r>
+      <w:r>
+        <w:rPr>
+          <w:position w:val="-6"/>
+        </w:rPr>
+        <w:object w:dxaOrig="260" w:dyaOrig="220">
+          <v:shape id="_x0000_i1126" type="#_x0000_t75" style="width:12.75pt;height:11.25pt" o:ole="">
+            <v:imagedata r:id="rId202" o:title=""/>
+          </v:shape>
+          <o:OLEObject Type="Embed" ProgID="Equation.DSMT4" ShapeID="_x0000_i1126" DrawAspect="Content" ObjectID="_1408544231" r:id="rId203"/>
+        </w:object>
+      </w:r>
+      <w:r>
+        <w:rPr>
+          <w:rFonts w:hint="eastAsia"/>
+        </w:rPr>
+        <w:t>维矢量空间，在</w:t>
+      </w:r>
+      <w:r>
+        <w:rPr>
+          <w:position w:val="-10"/>
+        </w:rPr>
+        <w:object w:dxaOrig="1060" w:dyaOrig="360">
+          <v:shape id="_x0000_i1127" type="#_x0000_t75" style="width:53.25pt;height:18pt" o:ole="">
+            <v:imagedata r:id="rId183" o:title=""/>
+          </v:shape>
+          <o:OLEObject Type="Embed" ProgID="Equation.DSMT4" ShapeID="_x0000_i1127" DrawAspect="Content" ObjectID="_1408544232" r:id="rId204"/>
+        </w:object>
+      </w:r>
+      <w:r>
+        <w:rPr>
+          <w:rFonts w:hint="eastAsia"/>
+        </w:rPr>
+        <w:t>上的一条线要么是一维子空间，要么是一维子空间的陪集，因此可以得到下面四个结论：</w:t>
+      </w:r>
+    </w:p>
+    <w:p>
+      <w:pPr>
+        <w:pStyle w:val="a5"/>
+        <w:rPr>
+          <w:rFonts w:hint="eastAsia"/>
+        </w:rPr>
+      </w:pPr>
+      <w:r>
+        <w:rPr>
+          <w:rFonts w:hint="eastAsia"/>
+        </w:rPr>
+        <w:t>在</w:t>
+      </w:r>
+      <w:r>
+        <w:rPr>
+          <w:position w:val="-10"/>
+        </w:rPr>
+        <w:object w:dxaOrig="1060" w:dyaOrig="360">
+          <v:shape id="_x0000_i1128" type="#_x0000_t75" style="width:53.25pt;height:18pt" o:ole="">
+            <v:imagedata r:id="rId183" o:title=""/>
+          </v:shape>
+          <o:OLEObject Type="Embed" ProgID="Equation.DSMT4" ShapeID="_x0000_i1128" DrawAspect="Content" ObjectID="_1408544233" r:id="rId205"/>
+        </w:object>
+      </w:r>
+      <w:r>
+        <w:rPr>
+          <w:rFonts w:hint="eastAsia"/>
+        </w:rPr>
+        <w:t>上的每一条线经过除原点以外的</w:t>
+      </w:r>
+      <w:r>
+        <w:rPr>
+          <w:position w:val="-4"/>
+        </w:rPr>
+        <w:object w:dxaOrig="580" w:dyaOrig="300">
+          <v:shape id="_x0000_i1129" type="#_x0000_t75" style="width:29.25pt;height:15pt" o:ole="">
+            <v:imagedata r:id="rId206" o:title=""/>
+          </v:shape>
+          <o:OLEObject Type="Embed" ProgID="Equation.DSMT4" ShapeID="_x0000_i1129" DrawAspect="Content" ObjectID="_1408544234" r:id="rId207"/>
+        </w:object>
+      </w:r>
+      <w:r>
+        <w:rPr>
+          <w:rFonts w:hint="eastAsia"/>
+        </w:rPr>
+        <w:t>个点；</w:t>
+      </w:r>
+    </w:p>
+    <w:p>
+      <w:pPr>
+        <w:pStyle w:val="a5"/>
+        <w:rPr>
+          <w:rFonts w:hint="eastAsia"/>
+        </w:rPr>
+      </w:pPr>
+      <w:r>
+        <w:rPr>
+          <w:rFonts w:hint="eastAsia"/>
+        </w:rPr>
+        <w:t>在</w:t>
+      </w:r>
+      <w:r>
+        <w:rPr>
+          <w:position w:val="-10"/>
+        </w:rPr>
+        <w:object w:dxaOrig="1060" w:dyaOrig="360">
+          <v:shape id="_x0000_i1130" type="#_x0000_t75" style="width:53.25pt;height:18pt" o:ole="">
+            <v:imagedata r:id="rId183" o:title=""/>
+          </v:shape>
+          <o:OLEObject Type="Embed" ProgID="Equation.DSMT4" ShapeID="_x0000_i1130" DrawAspect="Content" ObjectID="_1408544235" r:id="rId208"/>
+        </w:object>
+      </w:r>
+      <w:r>
+        <w:rPr>
+          <w:rFonts w:hint="eastAsia"/>
+        </w:rPr>
+        <w:t>里共有</w:t>
+      </w:r>
+      <w:r>
+        <w:rPr>
+          <w:position w:val="-10"/>
+        </w:rPr>
+        <w:object w:dxaOrig="3000" w:dyaOrig="360">
+          <v:shape id="_x0000_i1131" type="#_x0000_t75" style="width:150pt;height:18pt" o:ole="">
+            <v:imagedata r:id="rId209" o:title=""/>
+          </v:shape>
+          <o:OLEObject Type="Embed" ProgID="Equation.DSMT4" ShapeID="_x0000_i1131" DrawAspect="Content" ObjectID="_1408544236" r:id="rId210"/>
+        </w:object>
+      </w:r>
+      <w:r>
+        <w:rPr>
+          <w:rFonts w:hint="eastAsia"/>
+        </w:rPr>
+        <w:t>条不过原点的线；</w:t>
+      </w:r>
+    </w:p>
+    <w:p>
+      <w:pPr>
+        <w:pStyle w:val="a5"/>
+        <w:rPr>
+          <w:rFonts w:hint="eastAsia"/>
+        </w:rPr>
+      </w:pPr>
+      <w:r>
+        <w:rPr>
+          <w:rFonts w:hint="eastAsia"/>
+        </w:rPr>
+        <w:t>除原点以外的每个点都有</w:t>
+      </w:r>
+      <w:r>
+        <w:rPr>
+          <w:position w:val="-10"/>
+        </w:rPr>
+        <w:object w:dxaOrig="2020" w:dyaOrig="360">
+          <v:shape id="_x0000_i1132" type="#_x0000_t75" style="width:101.25pt;height:18pt" o:ole="">
+            <v:imagedata r:id="rId211" o:title=""/>
+          </v:shape>
+          <o:OLEObject Type="Embed" ProgID="Equation.DSMT4" ShapeID="_x0000_i1132" DrawAspect="Content" ObjectID="_1408544237" r:id="rId212"/>
+        </w:object>
+      </w:r>
+      <w:r>
+        <w:rPr>
+          <w:rFonts w:hint="eastAsia"/>
+        </w:rPr>
+        <w:t>条线相交于此；</w:t>
+      </w:r>
+    </w:p>
+    <w:p>
+      <w:pPr>
+        <w:pStyle w:val="a5"/>
+        <w:rPr>
+          <w:rFonts w:hint="eastAsia"/>
+        </w:rPr>
+      </w:pPr>
+      <w:r>
+        <w:rPr>
+          <w:rFonts w:hint="eastAsia"/>
+        </w:rPr>
+        <w:t>每条线上的点数为</w:t>
+      </w:r>
+      <w:r>
+        <w:rPr>
+          <w:position w:val="-4"/>
+        </w:rPr>
+        <w:object w:dxaOrig="260" w:dyaOrig="300">
+          <v:shape id="_x0000_i1133" type="#_x0000_t75" style="width:12.75pt;height:15pt" o:ole="">
+            <v:imagedata r:id="rId213" o:title=""/>
+          </v:shape>
+          <o:OLEObject Type="Embed" ProgID="Equation.DSMT4" ShapeID="_x0000_i1133" DrawAspect="Content" ObjectID="_1408544238" r:id="rId214"/>
+        </w:object>
+      </w:r>
+      <w:r>
+        <w:rPr>
+          <w:rFonts w:hint="eastAsia"/>
+        </w:rPr>
+        <w:t>。</w:t>
+      </w:r>
+    </w:p>
+    <w:p>
+      <w:pPr>
+        <w:pStyle w:val="a5"/>
+        <w:rPr>
+          <w:rFonts w:hint="eastAsia"/>
+        </w:rPr>
+      </w:pPr>
+      <w:r>
+        <w:rPr>
+          <w:rFonts w:hint="eastAsia"/>
+        </w:rPr>
+        <w:t>设</w:t>
+      </w:r>
+      <w:r>
+        <w:rPr>
+          <w:position w:val="-10"/>
+        </w:rPr>
+        <w:object w:dxaOrig="900" w:dyaOrig="360">
+          <v:shape id="_x0000_i1134" type="#_x0000_t75" style="width:45pt;height:18pt" o:ole="">
+            <v:imagedata r:id="rId215" o:title=""/>
+          </v:shape>
+          <o:OLEObject Type="Embed" ProgID="Equation.DSMT4" ShapeID="_x0000_i1134" DrawAspect="Content" ObjectID="_1408544239" r:id="rId216"/>
+        </w:object>
+      </w:r>
+      <w:r>
+        <w:rPr>
+          <w:rFonts w:hint="eastAsia"/>
+        </w:rPr>
+        <w:t>是</w:t>
+      </w:r>
+      <w:r>
+        <w:rPr>
+          <w:position w:val="-10"/>
+        </w:rPr>
+        <w:object w:dxaOrig="800" w:dyaOrig="360">
+          <v:shape id="_x0000_i1135" type="#_x0000_t75" style="width:39.75pt;height:18pt" o:ole="">
+            <v:imagedata r:id="rId217" o:title=""/>
+          </v:shape>
+          <o:OLEObject Type="Embed" ProgID="Equation.DSMT4" ShapeID="_x0000_i1135" DrawAspect="Content" ObjectID="_1408544240" r:id="rId218"/>
+        </w:object>
+      </w:r>
+      <w:r>
+        <w:rPr>
+          <w:rFonts w:hint="eastAsia"/>
+        </w:rPr>
+        <w:t>的扩域，在</w:t>
+      </w:r>
+      <w:r>
+        <w:rPr>
+          <w:position w:val="-10"/>
+        </w:rPr>
+        <w:object w:dxaOrig="900" w:dyaOrig="360">
+          <v:shape id="_x0000_i1136" type="#_x0000_t75" style="width:45pt;height:18pt" o:ole="">
+            <v:imagedata r:id="rId215" o:title=""/>
+          </v:shape>
+          <o:OLEObject Type="Embed" ProgID="Equation.DSMT4" ShapeID="_x0000_i1136" DrawAspect="Content" ObjectID="_1408544241" r:id="rId219"/>
+        </w:object>
+      </w:r>
+      <w:r>
+        <w:rPr>
+          <w:rFonts w:hint="eastAsia"/>
+        </w:rPr>
+        <w:t>里的每一个元素都可以表示成</w:t>
+      </w:r>
+      <w:r>
+        <w:rPr>
+          <w:position w:val="-10"/>
+        </w:rPr>
+        <w:object w:dxaOrig="800" w:dyaOrig="360">
+          <v:shape id="_x0000_i1137" type="#_x0000_t75" style="width:39.75pt;height:18pt" o:ole="">
+            <v:imagedata r:id="rId217" o:title=""/>
+          </v:shape>
+          <o:OLEObject Type="Embed" ProgID="Equation.DSMT4" ShapeID="_x0000_i1137" DrawAspect="Content" ObjectID="_1408544242" r:id="rId220"/>
+        </w:object>
+      </w:r>
+      <w:r>
+        <w:rPr>
+          <w:rFonts w:hint="eastAsia"/>
+        </w:rPr>
+        <w:t>上的</w:t>
+      </w:r>
+      <w:r>
+        <w:rPr>
+          <w:position w:val="-6"/>
+        </w:rPr>
+        <w:object w:dxaOrig="260" w:dyaOrig="220">
+          <v:shape id="_x0000_i1138" type="#_x0000_t75" style="width:12.75pt;height:11.25pt" o:ole="">
+            <v:imagedata r:id="rId221" o:title=""/>
+          </v:shape>
+          <o:OLEObject Type="Embed" ProgID="Equation.DSMT4" ShapeID="_x0000_i1138" DrawAspect="Content" ObjectID="_1408544243" r:id="rId222"/>
+        </w:object>
+      </w:r>
+      <w:r>
+        <w:rPr>
+          <w:rFonts w:hint="eastAsia"/>
+        </w:rPr>
+        <w:t>重。因此，在</w:t>
+      </w:r>
+      <w:r>
+        <w:rPr>
+          <w:position w:val="-10"/>
+        </w:rPr>
+        <w:object w:dxaOrig="900" w:dyaOrig="360">
+          <v:shape id="_x0000_i1139" type="#_x0000_t75" style="width:45pt;height:18pt" o:ole="">
+            <v:imagedata r:id="rId215" o:title=""/>
+          </v:shape>
+          <o:OLEObject Type="Embed" ProgID="Equation.DSMT4" ShapeID="_x0000_i1139" DrawAspect="Content" ObjectID="_1408544244" r:id="rId223"/>
+        </w:object>
+      </w:r>
+      <w:r>
+        <w:rPr>
+          <w:rFonts w:hint="eastAsia"/>
+        </w:rPr>
+        <w:t>里的</w:t>
+      </w:r>
+      <w:r>
+        <w:rPr>
+          <w:position w:val="-4"/>
+        </w:rPr>
+        <w:object w:dxaOrig="360" w:dyaOrig="300">
+          <v:shape id="_x0000_i1140" type="#_x0000_t75" style="width:18pt;height:15pt" o:ole="">
+            <v:imagedata r:id="rId224" o:title=""/>
+          </v:shape>
+          <o:OLEObject Type="Embed" ProgID="Equation.DSMT4" ShapeID="_x0000_i1140" DrawAspect="Content" ObjectID="_1408544245" r:id="rId225"/>
+        </w:object>
+      </w:r>
+      <w:r>
+        <w:rPr>
+          <w:rFonts w:hint="eastAsia"/>
+        </w:rPr>
+        <w:t>个元素可以用来表示</w:t>
+      </w:r>
+      <w:r>
+        <w:rPr>
+          <w:position w:val="-10"/>
+        </w:rPr>
+        <w:object w:dxaOrig="1060" w:dyaOrig="360">
+          <v:shape id="_x0000_i1141" type="#_x0000_t75" style="width:53.25pt;height:18pt" o:ole="">
+            <v:imagedata r:id="rId183" o:title=""/>
+          </v:shape>
+          <o:OLEObject Type="Embed" ProgID="Equation.DSMT4" ShapeID="_x0000_i1141" DrawAspect="Content" ObjectID="_1408544246" r:id="rId226"/>
+        </w:object>
+      </w:r>
+      <w:r>
+        <w:rPr>
+          <w:rFonts w:hint="eastAsia"/>
+        </w:rPr>
+        <w:t>上的</w:t>
+      </w:r>
+      <w:r>
+        <w:rPr>
+          <w:position w:val="-4"/>
+        </w:rPr>
+        <w:object w:dxaOrig="360" w:dyaOrig="300">
+          <v:shape id="_x0000_i1142" type="#_x0000_t75" style="width:18pt;height:15pt" o:ole="">
+            <v:imagedata r:id="rId224" o:title=""/>
+          </v:shape>
+          <o:OLEObject Type="Embed" ProgID="Equation.DSMT4" ShapeID="_x0000_i1142" DrawAspect="Content" ObjectID="_1408544247" r:id="rId227"/>
+        </w:object>
+      </w:r>
+      <w:r>
+        <w:rPr>
+          <w:rFonts w:hint="eastAsia"/>
+        </w:rPr>
+        <w:t>个点，有限域</w:t>
+      </w:r>
+      <w:r>
+        <w:rPr>
+          <w:position w:val="-10"/>
+        </w:rPr>
+        <w:object w:dxaOrig="900" w:dyaOrig="360">
+          <v:shape id="_x0000_i1143" type="#_x0000_t75" style="width:45pt;height:18pt" o:ole="">
+            <v:imagedata r:id="rId215" o:title=""/>
+          </v:shape>
+          <o:OLEObject Type="Embed" ProgID="Equation.DSMT4" ShapeID="_x0000_i1143" DrawAspect="Content" ObjectID="_1408544248" r:id="rId228"/>
+        </w:object>
+      </w:r>
+      <w:r>
+        <w:rPr>
+          <w:rFonts w:hint="eastAsia"/>
+        </w:rPr>
+        <w:t>可以表示欧氏几何</w:t>
+      </w:r>
+      <w:r>
+        <w:rPr>
+          <w:position w:val="-10"/>
+        </w:rPr>
+        <w:object w:dxaOrig="1060" w:dyaOrig="360">
+          <v:shape id="_x0000_i1144" type="#_x0000_t75" style="width:53.25pt;height:18pt" o:ole="">
+            <v:imagedata r:id="rId183" o:title=""/>
+          </v:shape>
+          <o:OLEObject Type="Embed" ProgID="Equation.DSMT4" ShapeID="_x0000_i1144" DrawAspect="Content" ObjectID="_1408544249" r:id="rId229"/>
+        </w:object>
+      </w:r>
+      <w:r>
+        <w:rPr>
+          <w:rFonts w:hint="eastAsia"/>
+        </w:rPr>
+        <w:t>。设</w:t>
+      </w:r>
+      <w:r>
+        <w:rPr>
+          <w:position w:val="-6"/>
+        </w:rPr>
+        <w:object w:dxaOrig="240" w:dyaOrig="220">
+          <v:shape id="_x0000_i1145" type="#_x0000_t75" style="width:12pt;height:11.25pt" o:ole="">
+            <v:imagedata r:id="rId230" o:title=""/>
+          </v:shape>
+          <o:OLEObject Type="Embed" ProgID="Equation.DSMT4" ShapeID="_x0000_i1145" DrawAspect="Content" ObjectID="_1408544250" r:id="rId231"/>
+        </w:object>
+      </w:r>
+      <w:r>
+        <w:rPr>
+          <w:rFonts w:hint="eastAsia"/>
+        </w:rPr>
+        <w:t>是</w:t>
+      </w:r>
+      <w:r>
+        <w:rPr>
+          <w:position w:val="-10"/>
+        </w:rPr>
+        <w:object w:dxaOrig="900" w:dyaOrig="360">
+          <v:shape id="_x0000_i1146" type="#_x0000_t75" style="width:45pt;height:18pt" o:ole="">
+            <v:imagedata r:id="rId215" o:title=""/>
+          </v:shape>
+          <o:OLEObject Type="Embed" ProgID="Equation.DSMT4" ShapeID="_x0000_i1146" DrawAspect="Content" ObjectID="_1408544251" r:id="rId232"/>
+        </w:object>
+      </w:r>
+      <w:r>
+        <w:rPr>
+          <w:rFonts w:hint="eastAsia"/>
+        </w:rPr>
+        <w:t>里的本原元素，那么</w:t>
+      </w:r>
+      <w:r>
+        <w:rPr>
+          <w:position w:val="-6"/>
+        </w:rPr>
+        <w:object w:dxaOrig="700" w:dyaOrig="320">
+          <v:shape id="_x0000_i1147" type="#_x0000_t75" style="width:35.25pt;height:15.75pt" o:ole="">
+            <v:imagedata r:id="rId233" o:title=""/>
+          </v:shape>
+          <o:OLEObject Type="Embed" ProgID="Equation.DSMT4" ShapeID="_x0000_i1147" DrawAspect="Content" ObjectID="_1408544252" r:id="rId234"/>
+        </w:object>
+      </w:r>
+      <w:r>
+        <w:rPr>
+          <w:rFonts w:hint="eastAsia"/>
+        </w:rPr>
+        <w:t>，</w:t>
+      </w:r>
+      <w:r>
+        <w:rPr>
+          <w:position w:val="-6"/>
+        </w:rPr>
+        <w:object w:dxaOrig="620" w:dyaOrig="320">
+          <v:shape id="_x0000_i1148" type="#_x0000_t75" style="width:30.75pt;height:15.75pt" o:ole="">
+            <v:imagedata r:id="rId235" o:title=""/>
+          </v:shape>
+          <o:OLEObject Type="Embed" ProgID="Equation.DSMT4" ShapeID="_x0000_i1148" DrawAspect="Content" ObjectID="_1408544253" r:id="rId236"/>
+        </w:object>
+      </w:r>
+      <w:r>
+        <w:rPr>
+          <w:rFonts w:hint="eastAsia"/>
+        </w:rPr>
+        <w:t>，</w:t>
+      </w:r>
+      <w:r>
+        <w:rPr>
+          <w:position w:val="-10"/>
+        </w:rPr>
+        <w:object w:dxaOrig="1600" w:dyaOrig="400">
+          <v:shape id="_x0000_i1149" type="#_x0000_t75" style="width:80.25pt;height:20.25pt" o:ole="">
+            <v:imagedata r:id="rId237" o:title=""/>
+          </v:shape>
+          <o:OLEObject Type="Embed" ProgID="Equation.DSMT4" ShapeID="_x0000_i1149" DrawAspect="Content" ObjectID="_1408544254" r:id="rId238"/>
+        </w:object>
+      </w:r>
+      <w:r>
+        <w:rPr>
+          <w:rFonts w:hint="eastAsia"/>
+        </w:rPr>
+        <w:t>就构成了</w:t>
+      </w:r>
+      <w:r>
+        <w:rPr>
+          <w:position w:val="-10"/>
+        </w:rPr>
+        <w:object w:dxaOrig="1060" w:dyaOrig="360">
+          <v:shape id="_x0000_i1150" type="#_x0000_t75" style="width:53.25pt;height:18pt" o:ole="">
+            <v:imagedata r:id="rId183" o:title=""/>
+          </v:shape>
+          <o:OLEObject Type="Embed" ProgID="Equation.DSMT4" ShapeID="_x0000_i1150" DrawAspect="Content" ObjectID="_1408544255" r:id="rId239"/>
+        </w:object>
+      </w:r>
+      <w:r>
+        <w:rPr>
+          <w:rFonts w:hint="eastAsia"/>
+        </w:rPr>
+        <w:t>的</w:t>
+      </w:r>
+      <w:r>
+        <w:rPr>
+          <w:position w:val="-4"/>
+        </w:rPr>
+        <w:object w:dxaOrig="360" w:dyaOrig="300">
+          <v:shape id="_x0000_i1151" type="#_x0000_t75" style="width:18pt;height:15pt" o:ole="">
+            <v:imagedata r:id="rId224" o:title=""/>
+          </v:shape>
+          <o:OLEObject Type="Embed" ProgID="Equation.DSMT4" ShapeID="_x0000_i1151" DrawAspect="Content" ObjectID="_1408544256" r:id="rId240"/>
+        </w:object>
+      </w:r>
+      <w:r>
+        <w:rPr>
+          <w:rFonts w:hint="eastAsia"/>
+        </w:rPr>
+        <w:t>个点。设</w:t>
+      </w:r>
+      <w:r>
+        <w:rPr>
+          <w:position w:val="-10"/>
+        </w:rPr>
+        <w:object w:dxaOrig="639" w:dyaOrig="360">
+          <v:shape id="_x0000_i1152" type="#_x0000_t75" style="width:32.25pt;height:18pt" o:ole="">
+            <v:imagedata r:id="rId241" o:title=""/>
+          </v:shape>
+          <o:OLEObject Type="Embed" ProgID="Equation.DSMT4" ShapeID="_x0000_i1152" DrawAspect="Content" ObjectID="_1408544257" r:id="rId242"/>
+        </w:object>
+      </w:r>
+      <w:r>
+        <w:rPr>
+          <w:rFonts w:hint="eastAsia"/>
+        </w:rPr>
+        <w:t>是</w:t>
+      </w:r>
+      <w:r>
+        <w:rPr>
+          <w:position w:val="-10"/>
+        </w:rPr>
+        <w:object w:dxaOrig="1060" w:dyaOrig="360">
+          <v:shape id="_x0000_i1153" type="#_x0000_t75" style="width:53.25pt;height:18pt" o:ole="">
+            <v:imagedata r:id="rId183" o:title=""/>
+          </v:shape>
+          <o:OLEObject Type="Embed" ProgID="Equation.DSMT4" ShapeID="_x0000_i1153" DrawAspect="Content" ObjectID="_1408544258" r:id="rId243"/>
+        </w:object>
+      </w:r>
+      <w:r>
+        <w:rPr>
+          <w:rFonts w:hint="eastAsia"/>
+        </w:rPr>
+        <w:t>里的两个线性独立的点，那么下面点的集合</w:t>
+      </w:r>
+      <w:r>
+        <w:rPr>
+          <w:position w:val="-16"/>
+        </w:rPr>
+        <w:object w:dxaOrig="2400" w:dyaOrig="440">
+          <v:shape id="_x0000_i1154" type="#_x0000_t75" style="width:120pt;height:21.75pt" o:ole="">
+            <v:imagedata r:id="rId244" o:title=""/>
+          </v:shape>
+          <o:OLEObject Type="Embed" ProgID="Equation.DSMT4" ShapeID="_x0000_i1154" DrawAspect="Content" ObjectID="_1408544259" r:id="rId245"/>
+        </w:object>
+      </w:r>
+      <w:r>
+        <w:rPr>
+          <w:rFonts w:hint="eastAsia"/>
+        </w:rPr>
+        <w:t>就是</w:t>
+      </w:r>
+      <w:r>
+        <w:rPr>
+          <w:position w:val="-10"/>
+        </w:rPr>
+        <w:object w:dxaOrig="1060" w:dyaOrig="360">
+          <v:shape id="_x0000_i1155" type="#_x0000_t75" style="width:53.25pt;height:18pt" o:ole="">
+            <v:imagedata r:id="rId183" o:title=""/>
+          </v:shape>
+          <o:OLEObject Type="Embed" ProgID="Equation.DSMT4" ShapeID="_x0000_i1155" DrawAspect="Content" ObjectID="_1408544260" r:id="rId246"/>
+        </w:object>
+      </w:r>
+      <w:r>
+        <w:rPr>
+          <w:rFonts w:hint="eastAsia"/>
+        </w:rPr>
+        <w:t>里通过</w:t>
+      </w:r>
+      <w:r>
+        <w:rPr>
+          <w:position w:val="-6"/>
+        </w:rPr>
+        <w:object w:dxaOrig="279" w:dyaOrig="320">
+          <v:shape id="_x0000_i1156" type="#_x0000_t75" style="width:14.25pt;height:15.75pt" o:ole="">
+            <v:imagedata r:id="rId247" o:title=""/>
+          </v:shape>
+          <o:OLEObject Type="Embed" ProgID="Equation.DSMT4" ShapeID="_x0000_i1156" DrawAspect="Content" ObjectID="_1408544261" r:id="rId248"/>
+        </w:object>
+      </w:r>
+      <w:r>
+        <w:rPr>
+          <w:rFonts w:hint="eastAsia"/>
+        </w:rPr>
+        <w:t>的一条线。两条线没有交点就是平行的，如果有交点也只能有一个交点。</w:t>
+      </w:r>
+    </w:p>
+    <w:p>
+      <w:pPr>
+        <w:pStyle w:val="a5"/>
+        <w:rPr>
+          <w:rFonts w:hint="eastAsia"/>
+        </w:rPr>
+      </w:pPr>
+      <w:r>
+        <w:rPr>
+          <w:rFonts w:hint="eastAsia"/>
+        </w:rPr>
+        <w:t>一类特殊的</w:t>
+      </w:r>
+      <w:r>
+        <w:rPr>
+          <w:rFonts w:hint="eastAsia"/>
+        </w:rPr>
+        <w:t>EG-LDPC</w:t>
+      </w:r>
+      <w:r>
+        <w:rPr>
+          <w:rFonts w:hint="eastAsia"/>
+        </w:rPr>
+        <w:t>码是</w:t>
+      </w:r>
+      <w:r>
+        <w:rPr>
+          <w:rFonts w:hint="eastAsia"/>
+        </w:rPr>
+        <w:t>2</w:t>
+      </w:r>
+      <w:r>
+        <w:rPr>
+          <w:rFonts w:hint="eastAsia"/>
+        </w:rPr>
+        <w:t>维的</w:t>
+      </w:r>
+      <w:r>
+        <w:rPr>
+          <w:position w:val="-4"/>
+        </w:rPr>
+        <w:object w:dxaOrig="160" w:dyaOrig="240">
+          <v:shape id="_x0000_i1157" type="#_x0000_t75" style="width:8.25pt;height:12pt" o:ole="">
+            <v:imagedata r:id="rId249" o:title=""/>
+          </v:shape>
+          <o:OLEObject Type="Embed" ProgID="Equation.DSMT4" ShapeID="_x0000_i1157" DrawAspect="Content" ObjectID="_1408544262" r:id="rId250"/>
+        </w:object>
+      </w:r>
+      <w:r>
+        <w:rPr>
+          <w:rFonts w:hint="eastAsia"/>
+        </w:rPr>
+        <w:t>型</w:t>
+      </w:r>
+      <w:r>
+        <w:rPr>
+          <w:rFonts w:hint="eastAsia"/>
+        </w:rPr>
+        <w:t>EG-LDPC</w:t>
+      </w:r>
+      <w:r>
+        <w:rPr>
+          <w:rFonts w:hint="eastAsia"/>
+        </w:rPr>
+        <w:t>码，即</w:t>
+      </w:r>
+      <w:r>
+        <w:rPr>
+          <w:position w:val="-6"/>
+        </w:rPr>
+        <w:object w:dxaOrig="620" w:dyaOrig="279">
+          <v:shape id="_x0000_i1158" type="#_x0000_t75" style="width:30.75pt;height:14.25pt" o:ole="">
+            <v:imagedata r:id="rId251" o:title=""/>
+          </v:shape>
+          <o:OLEObject Type="Embed" ProgID="Equation.DSMT4" ShapeID="_x0000_i1158" DrawAspect="Content" ObjectID="_1408544263" r:id="rId252"/>
+        </w:object>
+      </w:r>
+      <w:r>
+        <w:rPr>
+          <w:rFonts w:hint="eastAsia"/>
+        </w:rPr>
+        <w:t>。当</w:t>
+      </w:r>
+      <w:r>
+        <w:rPr>
+          <w:position w:val="-6"/>
+        </w:rPr>
+        <w:object w:dxaOrig="620" w:dyaOrig="279">
+          <v:shape id="_x0000_i1159" type="#_x0000_t75" style="width:30.75pt;height:14.25pt" o:ole="">
+            <v:imagedata r:id="rId253" o:title=""/>
+          </v:shape>
+          <o:OLEObject Type="Embed" ProgID="Equation.DSMT4" ShapeID="_x0000_i1159" DrawAspect="Content" ObjectID="_1408544264" r:id="rId254"/>
+        </w:object>
+      </w:r>
+      <w:r>
+        <w:rPr>
+          <w:rFonts w:hint="eastAsia"/>
+        </w:rPr>
+        <w:t>时，对任意的正整数</w:t>
+      </w:r>
+      <w:r>
+        <w:rPr>
+          <w:position w:val="-6"/>
+        </w:rPr>
+        <w:object w:dxaOrig="180" w:dyaOrig="220">
+          <v:shape id="_x0000_i1160" type="#_x0000_t75" style="width:9pt;height:11.25pt" o:ole="">
+            <v:imagedata r:id="rId255" o:title=""/>
+          </v:shape>
+          <o:OLEObject Type="Embed" ProgID="Equation.DSMT4" ShapeID="_x0000_i1160" DrawAspect="Content" ObjectID="_1408544265" r:id="rId256"/>
+        </w:object>
+      </w:r>
+      <w:r>
+        <w:rPr>
+          <w:rFonts w:hint="eastAsia"/>
+        </w:rPr>
+        <w:t>来说，</w:t>
+      </w:r>
+      <w:r>
+        <w:rPr>
+          <w:rFonts w:hint="eastAsia"/>
+        </w:rPr>
+        <w:t>EG-LDPC</w:t>
+      </w:r>
+      <w:r>
+        <w:rPr>
+          <w:rFonts w:hint="eastAsia"/>
+        </w:rPr>
+        <w:t>码具有如下参数：</w:t>
+      </w:r>
+    </w:p>
+    <w:p>
+      <w:pPr>
+        <w:pStyle w:val="a5"/>
+        <w:rPr>
+          <w:rFonts w:hint="eastAsia"/>
+        </w:rPr>
+      </w:pPr>
+      <w:r>
+        <w:rPr>
+          <w:rFonts w:hint="eastAsia"/>
+        </w:rPr>
+        <w:t>码长：</w:t>
+      </w:r>
+      <w:r>
+        <w:rPr>
+          <w:position w:val="-6"/>
+        </w:rPr>
+        <w:object w:dxaOrig="1020" w:dyaOrig="320">
+          <v:shape id="_x0000_i1161" type="#_x0000_t75" style="width:51pt;height:15.75pt" o:ole="">
+            <v:imagedata r:id="rId257" o:title=""/>
+          </v:shape>
+          <o:OLEObject Type="Embed" ProgID="Equation.DSMT4" ShapeID="_x0000_i1161" DrawAspect="Content" ObjectID="_1408544266" r:id="rId258"/>
+        </w:object>
+      </w:r>
+    </w:p>
+    <w:p>
+      <w:pPr>
+        <w:pStyle w:val="a5"/>
+        <w:rPr>
+          <w:rFonts w:hint="eastAsia"/>
+        </w:rPr>
+      </w:pPr>
+      <w:r>
+        <w:rPr>
+          <w:rFonts w:hint="eastAsia"/>
+        </w:rPr>
+        <w:t>最小距离：</w:t>
+      </w:r>
+      <w:r>
+        <w:rPr>
+          <w:position w:val="-12"/>
+        </w:rPr>
+        <w:object w:dxaOrig="1640" w:dyaOrig="380">
+          <v:shape id="_x0000_i1162" type="#_x0000_t75" style="width:81.75pt;height:18.75pt" o:ole="">
+            <v:imagedata r:id="rId259" o:title=""/>
+          </v:shape>
+          <o:OLEObject Type="Embed" ProgID="Equation.DSMT4" ShapeID="_x0000_i1162" DrawAspect="Content" ObjectID="_1408544267" r:id="rId260"/>
+        </w:object>
+      </w:r>
+    </w:p>
+    <w:p>
+      <w:pPr>
+        <w:pStyle w:val="a5"/>
+        <w:rPr>
+          <w:rFonts w:hint="eastAsia"/>
+        </w:rPr>
+      </w:pPr>
+      <w:r>
+        <w:rPr>
+          <w:rFonts w:hint="eastAsia"/>
+        </w:rPr>
+        <w:t>校验矩阵的行重：</w:t>
+      </w:r>
+      <w:r>
+        <w:rPr>
+          <w:position w:val="-10"/>
+        </w:rPr>
+        <w:object w:dxaOrig="660" w:dyaOrig="360">
+          <v:shape id="_x0000_i1163" type="#_x0000_t75" style="width:33pt;height:18pt" o:ole="">
+            <v:imagedata r:id="rId261" o:title=""/>
+          </v:shape>
+          <o:OLEObject Type="Embed" ProgID="Equation.DSMT4" ShapeID="_x0000_i1163" DrawAspect="Content" ObjectID="_1408544268" r:id="rId262"/>
+        </w:object>
+      </w:r>
+    </w:p>
+    <w:p>
+      <w:pPr>
+        <w:pStyle w:val="a5"/>
+        <w:rPr>
+          <w:rFonts w:hint="eastAsia"/>
+        </w:rPr>
+      </w:pPr>
+      <w:r>
+        <w:rPr>
+          <w:rFonts w:hint="eastAsia"/>
+        </w:rPr>
+        <w:t>校验矩阵的列重：</w:t>
+      </w:r>
+      <w:r>
+        <w:rPr>
+          <w:position w:val="-10"/>
+        </w:rPr>
+        <w:object w:dxaOrig="639" w:dyaOrig="360">
+          <v:shape id="_x0000_i1164" type="#_x0000_t75" style="width:32.25pt;height:18pt" o:ole="">
+            <v:imagedata r:id="rId263" o:title=""/>
+          </v:shape>
+          <o:OLEObject Type="Embed" ProgID="Equation.DSMT4" ShapeID="_x0000_i1164" DrawAspect="Content" ObjectID="_1408544269" r:id="rId264"/>
+        </w:object>
+      </w:r>
+    </w:p>
+    <w:p>
+      <w:pPr>
+        <w:pStyle w:val="a5"/>
+        <w:rPr>
+          <w:rFonts w:hint="eastAsia"/>
+        </w:rPr>
+      </w:pPr>
+      <w:r>
+        <w:rPr>
+          <w:rFonts w:hint="eastAsia"/>
+        </w:rPr>
+        <w:t>表</w:t>
+      </w:r>
+      <w:r>
+        <w:rPr>
+          <w:rFonts w:hint="eastAsia"/>
+        </w:rPr>
+        <w:t>2.1</w:t>
+      </w:r>
+      <w:r>
+        <w:rPr>
+          <w:rFonts w:hint="eastAsia"/>
+        </w:rPr>
+        <w:t>给出了各种不同码长的</w:t>
+      </w:r>
+      <w:r>
+        <w:rPr>
+          <w:position w:val="-4"/>
+        </w:rPr>
+        <w:object w:dxaOrig="160" w:dyaOrig="240">
+          <v:shape id="_x0000_i1165" type="#_x0000_t75" style="width:8.25pt;height:12pt" o:ole="">
+            <v:imagedata r:id="rId249" o:title=""/>
+          </v:shape>
+          <o:OLEObject Type="Embed" ProgID="Equation.DSMT4" ShapeID="_x0000_i1165" DrawAspect="Content" ObjectID="_1408544270" r:id="rId265"/>
+        </w:object>
+      </w:r>
+      <w:r>
+        <w:rPr>
+          <w:rFonts w:hint="eastAsia"/>
+        </w:rPr>
+        <w:t>类</w:t>
+      </w:r>
+      <w:r>
+        <w:rPr>
+          <w:rFonts w:hint="eastAsia"/>
+        </w:rPr>
+        <w:t>2</w:t>
+      </w:r>
+      <w:r>
+        <w:rPr>
+          <w:rFonts w:hint="eastAsia"/>
+        </w:rPr>
+        <w:t>维</w:t>
+      </w:r>
+      <w:r>
+        <w:rPr>
+          <w:rFonts w:hint="eastAsia"/>
+        </w:rPr>
+        <w:t>EG-LDPC</w:t>
+      </w:r>
+      <w:r>
+        <w:rPr>
+          <w:rFonts w:hint="eastAsia"/>
+        </w:rPr>
+        <w:t>码的参数</w:t>
+      </w:r>
+    </w:p>
+    <w:p>
+      <w:pPr>
+        <w:pStyle w:val="a5"/>
+        <w:rPr>
+          <w:rFonts w:hint="eastAsia"/>
+        </w:rPr>
+      </w:pPr>
+    </w:p>
+    <w:p>
+      <w:pPr>
+        <w:pStyle w:val="a6"/>
+        <w:ind w:firstLine="422"/>
+        <w:rPr>
+          <w:rFonts w:hint="eastAsia"/>
+        </w:rPr>
+      </w:pPr>
+      <w:r>
+        <w:rPr>
+          <w:rFonts w:hint="eastAsia"/>
+        </w:rPr>
+        <w:t>表</w:t>
+      </w:r>
+      <w:r>
+        <w:rPr>
+          <w:rFonts w:hint="eastAsia"/>
+        </w:rPr>
+        <w:t xml:space="preserve">2.1 </w:t>
+      </w:r>
+      <w:r>
+        <w:rPr>
+          <w:rFonts w:hint="eastAsia"/>
+        </w:rPr>
+        <w:t>各种不同码长的</w:t>
+      </w:r>
+      <w:r>
+        <w:rPr>
+          <w:position w:val="-4"/>
+        </w:rPr>
+        <w:object w:dxaOrig="160" w:dyaOrig="240">
+          <v:shape id="_x0000_i1166" type="#_x0000_t75" style="width:8.25pt;height:12pt" o:ole="">
+            <v:imagedata r:id="rId249" o:title=""/>
+          </v:shape>
+          <o:OLEObject Type="Embed" ProgID="Equation.DSMT4" ShapeID="_x0000_i1166" DrawAspect="Content" ObjectID="_1408544271" r:id="rId266"/>
+        </w:object>
+      </w:r>
+      <w:r>
+        <w:rPr>
+          <w:rFonts w:hint="eastAsia"/>
+        </w:rPr>
+        <w:t>类</w:t>
+      </w:r>
+      <w:r>
+        <w:rPr>
+          <w:rFonts w:hint="eastAsia"/>
+        </w:rPr>
+        <w:t>2</w:t>
+      </w:r>
+      <w:r>
+        <w:rPr>
+          <w:rFonts w:hint="eastAsia"/>
+        </w:rPr>
+        <w:t>维</w:t>
+      </w:r>
+      <w:r>
+        <w:rPr>
+          <w:rFonts w:hint="eastAsia"/>
+        </w:rPr>
+        <w:t>EG-LDPC</w:t>
+      </w:r>
+      <w:r>
+        <w:rPr>
+          <w:rFonts w:hint="eastAsia"/>
+        </w:rPr>
+        <w:t>码的参数</w:t>
+      </w:r>
+    </w:p>
+    <w:tbl>
+      <w:tblPr>
+        <w:tblStyle w:val="af2"/>
+        <w:tblW w:w="0" w:type="auto"/>
+        <w:tblBorders>
+          <w:left w:val="none" w:sz="0" w:space="0" w:color="auto"/>
+          <w:right w:val="none" w:sz="0" w:space="0" w:color="auto"/>
+        </w:tblBorders>
+        <w:tblLook w:val="04A0"/>
+      </w:tblPr>
+      <w:tblGrid>
+        <w:gridCol w:w="1857"/>
+        <w:gridCol w:w="1857"/>
+        <w:gridCol w:w="1857"/>
+        <w:gridCol w:w="1857"/>
+        <w:gridCol w:w="1858"/>
+      </w:tblGrid>
+      <w:tr>
+        <w:tc>
+          <w:tcPr>
+            <w:tcW w:w="1857" w:type="dxa"/>
+          </w:tcPr>
+          <w:p>
+            <w:pPr>
+              <w:pStyle w:val="a6"/>
+              <w:ind w:firstLineChars="0" w:firstLine="0"/>
+            </w:pPr>
+            <w:r>
+              <w:rPr>
+                <w:rFonts w:hint="eastAsia"/>
+              </w:rPr>
+              <w:t>s</w:t>
+            </w:r>
+          </w:p>
+        </w:tc>
+        <w:tc>
+          <w:tcPr>
+            <w:tcW w:w="1857" w:type="dxa"/>
+          </w:tcPr>
+          <w:p>
+            <w:pPr>
+              <w:pStyle w:val="a6"/>
+              <w:ind w:firstLineChars="0" w:firstLine="0"/>
+            </w:pPr>
+            <w:r>
+              <w:rPr>
+                <w:rFonts w:hint="eastAsia"/>
+              </w:rPr>
+              <w:t>n</w:t>
+            </w:r>
+          </w:p>
+        </w:tc>
+        <w:tc>
+          <w:tcPr>
+            <w:tcW w:w="1857" w:type="dxa"/>
+          </w:tcPr>
+          <w:p>
+            <w:pPr>
+              <w:pStyle w:val="a6"/>
+              <w:ind w:firstLineChars="0" w:firstLine="0"/>
+            </w:pPr>
+            <w:r>
+              <w:rPr>
+                <w:position w:val="-12"/>
+              </w:rPr>
+              <w:object w:dxaOrig="440" w:dyaOrig="360">
+                <v:shape id="_x0000_i1167" type="#_x0000_t75" style="width:21.75pt;height:18pt" o:ole="">
+                  <v:imagedata r:id="rId267" o:title=""/>
+                </v:shape>
+                <o:OLEObject Type="Embed" ProgID="Equation.DSMT4" ShapeID="_x0000_i1167" DrawAspect="Content" ObjectID="_1408544272" r:id="rId268"/>
+              </w:object>
+            </w:r>
+          </w:p>
+        </w:tc>
+        <w:tc>
+          <w:tcPr>
+            <w:tcW w:w="1857" w:type="dxa"/>
+          </w:tcPr>
+          <w:p>
+            <w:pPr>
+              <w:pStyle w:val="a6"/>
+              <w:ind w:firstLineChars="0" w:firstLine="0"/>
+            </w:pPr>
+            <w:r>
+              <w:rPr>
+                <w:rFonts w:hint="eastAsia"/>
+              </w:rPr>
+              <w:t>ρ</w:t>
+            </w:r>
+          </w:p>
+        </w:tc>
+        <w:tc>
+          <w:tcPr>
+            <w:tcW w:w="1858" w:type="dxa"/>
+          </w:tcPr>
+          <w:p>
+            <w:pPr>
+              <w:pStyle w:val="a6"/>
+              <w:ind w:firstLineChars="0" w:firstLine="0"/>
+            </w:pPr>
+            <w:r>
+              <w:rPr>
+                <w:rFonts w:hint="eastAsia"/>
+              </w:rPr>
+              <w:t>γ</w:t>
+            </w:r>
+          </w:p>
+        </w:tc>
+      </w:tr>
+      <w:tr>
+        <w:tc>
+          <w:tcPr>
+            <w:tcW w:w="1857" w:type="dxa"/>
+          </w:tcPr>
+          <w:p>
+            <w:pPr>
+              <w:pStyle w:val="a6"/>
+              <w:ind w:firstLineChars="0" w:firstLine="0"/>
+            </w:pPr>
+            <w:r>
+              <w:rPr>
+                <w:rFonts w:hint="eastAsia"/>
+              </w:rPr>
+              <w:t>2</w:t>
+            </w:r>
+          </w:p>
+        </w:tc>
+        <w:tc>
+          <w:tcPr>
+            <w:tcW w:w="1857" w:type="dxa"/>
+          </w:tcPr>
+          <w:p>
+            <w:pPr>
+              <w:pStyle w:val="a6"/>
+              <w:ind w:firstLineChars="0" w:firstLine="0"/>
+            </w:pPr>
+            <w:r>
+              <w:rPr>
+                <w:rFonts w:hint="eastAsia"/>
+              </w:rPr>
+              <w:t>15</w:t>
+            </w:r>
+          </w:p>
+        </w:tc>
+        <w:tc>
+          <w:tcPr>
+            <w:tcW w:w="1857" w:type="dxa"/>
+          </w:tcPr>
+          <w:p>
+            <w:pPr>
+              <w:pStyle w:val="a6"/>
+              <w:ind w:firstLineChars="0" w:firstLine="0"/>
+            </w:pPr>
+            <w:r>
+              <w:rPr>
+                <w:rFonts w:hint="eastAsia"/>
+              </w:rPr>
+              <w:t>5</w:t>
+            </w:r>
+          </w:p>
+        </w:tc>
+        <w:tc>
+          <w:tcPr>
+            <w:tcW w:w="1857" w:type="dxa"/>
+          </w:tcPr>
+          <w:p>
+            <w:pPr>
+              <w:pStyle w:val="a6"/>
+              <w:ind w:firstLineChars="0" w:firstLine="0"/>
+            </w:pPr>
+            <w:r>
+              <w:rPr>
+                <w:rFonts w:hint="eastAsia"/>
+              </w:rPr>
+              <w:t>4</w:t>
+            </w:r>
+          </w:p>
+        </w:tc>
+        <w:tc>
+          <w:tcPr>
+            <w:tcW w:w="1858" w:type="dxa"/>
+          </w:tcPr>
+          <w:p>
+            <w:pPr>
+              <w:pStyle w:val="a6"/>
+              <w:ind w:firstLineChars="0" w:firstLine="0"/>
+            </w:pPr>
+            <w:r>
+              <w:rPr>
+                <w:rFonts w:hint="eastAsia"/>
+              </w:rPr>
+              <w:t>4</w:t>
+            </w:r>
+          </w:p>
+        </w:tc>
+      </w:tr>
+      <w:tr>
+        <w:tc>
+          <w:tcPr>
+            <w:tcW w:w="1857" w:type="dxa"/>
+          </w:tcPr>
+          <w:p>
+            <w:pPr>
+              <w:pStyle w:val="a6"/>
+              <w:ind w:firstLineChars="0" w:firstLine="0"/>
+            </w:pPr>
+            <w:r>
+              <w:rPr>
+                <w:rFonts w:hint="eastAsia"/>
+              </w:rPr>
+              <w:t>3</w:t>
+            </w:r>
+          </w:p>
+        </w:tc>
+        <w:tc>
+          <w:tcPr>
+            <w:tcW w:w="1857" w:type="dxa"/>
+          </w:tcPr>
+          <w:p>
+            <w:pPr>
+              <w:pStyle w:val="a6"/>
+              <w:ind w:firstLineChars="0" w:firstLine="0"/>
+            </w:pPr>
+            <w:r>
+              <w:rPr>
+                <w:rFonts w:hint="eastAsia"/>
+              </w:rPr>
+              <w:t>63</w:t>
+            </w:r>
+          </w:p>
+        </w:tc>
+        <w:tc>
+          <w:tcPr>
+            <w:tcW w:w="1857" w:type="dxa"/>
+          </w:tcPr>
+          <w:p>
+            <w:pPr>
+              <w:pStyle w:val="a6"/>
+              <w:ind w:firstLineChars="0" w:firstLine="0"/>
+            </w:pPr>
+            <w:r>
+              <w:rPr>
+                <w:rFonts w:hint="eastAsia"/>
+              </w:rPr>
+              <w:t>9</w:t>
+            </w:r>
+          </w:p>
+        </w:tc>
+        <w:tc>
+          <w:tcPr>
+            <w:tcW w:w="1857" w:type="dxa"/>
+          </w:tcPr>
+          <w:p>
+            <w:pPr>
+              <w:pStyle w:val="a6"/>
+              <w:ind w:firstLineChars="0" w:firstLine="0"/>
+            </w:pPr>
+            <w:r>
+              <w:rPr>
+                <w:rFonts w:hint="eastAsia"/>
+              </w:rPr>
+              <w:t>8</w:t>
+            </w:r>
+          </w:p>
+        </w:tc>
+        <w:tc>
+          <w:tcPr>
+            <w:tcW w:w="1858" w:type="dxa"/>
+          </w:tcPr>
+          <w:p>
+            <w:pPr>
+              <w:pStyle w:val="a6"/>
+              <w:ind w:firstLineChars="0" w:firstLine="0"/>
+            </w:pPr>
+            <w:r>
+              <w:rPr>
+                <w:rFonts w:hint="eastAsia"/>
+              </w:rPr>
+              <w:t>8</w:t>
+            </w:r>
+          </w:p>
+        </w:tc>
+      </w:tr>
+      <w:tr>
+        <w:tc>
+          <w:tcPr>
+            <w:tcW w:w="1857" w:type="dxa"/>
+          </w:tcPr>
+          <w:p>
+            <w:pPr>
+              <w:pStyle w:val="a6"/>
+              <w:ind w:firstLineChars="0" w:firstLine="0"/>
+            </w:pPr>
+            <w:r>
+              <w:rPr>
+                <w:rFonts w:hint="eastAsia"/>
+              </w:rPr>
+              <w:t>4</w:t>
+            </w:r>
+          </w:p>
+        </w:tc>
+        <w:tc>
+          <w:tcPr>
+            <w:tcW w:w="1857" w:type="dxa"/>
+          </w:tcPr>
+          <w:p>
+            <w:pPr>
+              <w:pStyle w:val="a6"/>
+              <w:ind w:firstLineChars="0" w:firstLine="0"/>
+            </w:pPr>
+            <w:r>
+              <w:rPr>
+                <w:rFonts w:hint="eastAsia"/>
+              </w:rPr>
+              <w:t>255</w:t>
+            </w:r>
+          </w:p>
+        </w:tc>
+        <w:tc>
+          <w:tcPr>
+            <w:tcW w:w="1857" w:type="dxa"/>
+          </w:tcPr>
+          <w:p>
+            <w:pPr>
+              <w:pStyle w:val="a6"/>
+              <w:ind w:firstLineChars="0" w:firstLine="0"/>
+            </w:pPr>
+            <w:r>
+              <w:rPr>
+                <w:rFonts w:hint="eastAsia"/>
+              </w:rPr>
+              <w:t>17</w:t>
+            </w:r>
+          </w:p>
+        </w:tc>
+        <w:tc>
+          <w:tcPr>
+            <w:tcW w:w="1857" w:type="dxa"/>
+          </w:tcPr>
+          <w:p>
+            <w:pPr>
+              <w:pStyle w:val="a6"/>
+              <w:ind w:firstLineChars="0" w:firstLine="0"/>
+            </w:pPr>
+            <w:r>
+              <w:rPr>
+                <w:rFonts w:hint="eastAsia"/>
+              </w:rPr>
+              <w:t>16</w:t>
+            </w:r>
+          </w:p>
+        </w:tc>
+        <w:tc>
+          <w:tcPr>
+            <w:tcW w:w="1858" w:type="dxa"/>
+          </w:tcPr>
+          <w:p>
+            <w:pPr>
+              <w:pStyle w:val="a6"/>
+              <w:ind w:firstLineChars="0" w:firstLine="0"/>
+            </w:pPr>
+            <w:r>
+              <w:rPr>
+                <w:rFonts w:hint="eastAsia"/>
+              </w:rPr>
+              <w:t>16</w:t>
+            </w:r>
+          </w:p>
+        </w:tc>
+      </w:tr>
+      <w:tr>
+        <w:tc>
+          <w:tcPr>
+            <w:tcW w:w="1857" w:type="dxa"/>
+          </w:tcPr>
+          <w:p>
+            <w:pPr>
+              <w:pStyle w:val="a6"/>
+              <w:ind w:firstLineChars="0" w:firstLine="0"/>
+            </w:pPr>
+            <w:r>
+              <w:rPr>
+                <w:rFonts w:hint="eastAsia"/>
+              </w:rPr>
+              <w:t>5</w:t>
+            </w:r>
+          </w:p>
+        </w:tc>
+        <w:tc>
+          <w:tcPr>
+            <w:tcW w:w="1857" w:type="dxa"/>
+          </w:tcPr>
+          <w:p>
+            <w:pPr>
+              <w:pStyle w:val="a6"/>
+              <w:ind w:firstLineChars="0" w:firstLine="0"/>
+            </w:pPr>
+            <w:r>
+              <w:rPr>
+                <w:rFonts w:hint="eastAsia"/>
+              </w:rPr>
+              <w:t>1023</w:t>
+            </w:r>
+          </w:p>
+        </w:tc>
+        <w:tc>
+          <w:tcPr>
+            <w:tcW w:w="1857" w:type="dxa"/>
+          </w:tcPr>
+          <w:p>
+            <w:pPr>
+              <w:pStyle w:val="a6"/>
+              <w:ind w:firstLineChars="0" w:firstLine="0"/>
+            </w:pPr>
+            <w:r>
+              <w:rPr>
+                <w:rFonts w:hint="eastAsia"/>
+              </w:rPr>
+              <w:t>33</w:t>
+            </w:r>
+          </w:p>
+        </w:tc>
+        <w:tc>
+          <w:tcPr>
+            <w:tcW w:w="1857" w:type="dxa"/>
+          </w:tcPr>
+          <w:p>
+            <w:pPr>
+              <w:pStyle w:val="a6"/>
+              <w:ind w:firstLineChars="0" w:firstLine="0"/>
+            </w:pPr>
+            <w:r>
+              <w:rPr>
+                <w:rFonts w:hint="eastAsia"/>
+              </w:rPr>
+              <w:t>32</w:t>
+            </w:r>
+          </w:p>
+        </w:tc>
+        <w:tc>
+          <w:tcPr>
+            <w:tcW w:w="1858" w:type="dxa"/>
+          </w:tcPr>
+          <w:p>
+            <w:pPr>
+              <w:pStyle w:val="a6"/>
+              <w:ind w:firstLineChars="0" w:firstLine="0"/>
+            </w:pPr>
+            <w:r>
+              <w:rPr>
+                <w:rFonts w:hint="eastAsia"/>
+              </w:rPr>
+              <w:t>32</w:t>
+            </w:r>
+          </w:p>
+        </w:tc>
+      </w:tr>
+      <w:tr>
+        <w:tc>
+          <w:tcPr>
+            <w:tcW w:w="1857" w:type="dxa"/>
+          </w:tcPr>
+          <w:p>
+            <w:pPr>
+              <w:pStyle w:val="a6"/>
+              <w:ind w:firstLineChars="0" w:firstLine="0"/>
+            </w:pPr>
+            <w:r>
+              <w:rPr>
+                <w:rFonts w:hint="eastAsia"/>
+              </w:rPr>
+              <w:t>6</w:t>
+            </w:r>
+          </w:p>
+        </w:tc>
+        <w:tc>
+          <w:tcPr>
+            <w:tcW w:w="1857" w:type="dxa"/>
+          </w:tcPr>
+          <w:p>
+            <w:pPr>
+              <w:pStyle w:val="a6"/>
+              <w:ind w:firstLineChars="0" w:firstLine="0"/>
+            </w:pPr>
+            <w:r>
+              <w:rPr>
+                <w:rFonts w:hint="eastAsia"/>
+              </w:rPr>
+              <w:t>4095</w:t>
+            </w:r>
+          </w:p>
+        </w:tc>
+        <w:tc>
+          <w:tcPr>
+            <w:tcW w:w="1857" w:type="dxa"/>
+          </w:tcPr>
+          <w:p>
+            <w:pPr>
+              <w:pStyle w:val="a6"/>
+              <w:ind w:firstLineChars="0" w:firstLine="0"/>
+            </w:pPr>
+            <w:r>
+              <w:rPr>
+                <w:rFonts w:hint="eastAsia"/>
+              </w:rPr>
+              <w:t>65</w:t>
+            </w:r>
+          </w:p>
+        </w:tc>
+        <w:tc>
+          <w:tcPr>
+            <w:tcW w:w="1857" w:type="dxa"/>
+          </w:tcPr>
+          <w:p>
+            <w:pPr>
+              <w:pStyle w:val="a6"/>
+              <w:ind w:firstLineChars="0" w:firstLine="0"/>
+            </w:pPr>
+            <w:r>
+              <w:rPr>
+                <w:rFonts w:hint="eastAsia"/>
+              </w:rPr>
+              <w:t>64</w:t>
+            </w:r>
+          </w:p>
+        </w:tc>
+        <w:tc>
+          <w:tcPr>
+            <w:tcW w:w="1858" w:type="dxa"/>
+          </w:tcPr>
+          <w:p>
+            <w:pPr>
+              <w:pStyle w:val="a6"/>
+              <w:ind w:firstLineChars="0" w:firstLine="0"/>
+            </w:pPr>
+            <w:r>
+              <w:rPr>
+                <w:rFonts w:hint="eastAsia"/>
+              </w:rPr>
+              <w:t>64</w:t>
+            </w:r>
+          </w:p>
+        </w:tc>
+      </w:tr>
+      <w:tr>
+        <w:tc>
+          <w:tcPr>
+            <w:tcW w:w="1857" w:type="dxa"/>
+          </w:tcPr>
+          <w:p>
+            <w:pPr>
+              <w:pStyle w:val="a6"/>
+              <w:ind w:firstLineChars="0" w:firstLine="0"/>
+            </w:pPr>
+            <w:r>
+              <w:rPr>
+                <w:rFonts w:hint="eastAsia"/>
+              </w:rPr>
+              <w:t>7</w:t>
+            </w:r>
+          </w:p>
+        </w:tc>
+        <w:tc>
+          <w:tcPr>
+            <w:tcW w:w="1857" w:type="dxa"/>
+          </w:tcPr>
+          <w:p>
+            <w:pPr>
+              <w:pStyle w:val="a6"/>
+              <w:ind w:firstLineChars="0" w:firstLine="0"/>
+            </w:pPr>
+            <w:r>
+              <w:rPr>
+                <w:rFonts w:hint="eastAsia"/>
+              </w:rPr>
+              <w:t>168383</w:t>
+            </w:r>
+          </w:p>
+        </w:tc>
+        <w:tc>
+          <w:tcPr>
+            <w:tcW w:w="1857" w:type="dxa"/>
+          </w:tcPr>
+          <w:p>
+            <w:pPr>
+              <w:pStyle w:val="a6"/>
+              <w:ind w:firstLineChars="0" w:firstLine="0"/>
+            </w:pPr>
+            <w:r>
+              <w:rPr>
+                <w:rFonts w:hint="eastAsia"/>
+              </w:rPr>
+              <w:t>129</w:t>
+            </w:r>
+          </w:p>
+        </w:tc>
+        <w:tc>
+          <w:tcPr>
+            <w:tcW w:w="1857" w:type="dxa"/>
+          </w:tcPr>
+          <w:p>
+            <w:pPr>
+              <w:pStyle w:val="a6"/>
+              <w:ind w:firstLineChars="0" w:firstLine="0"/>
+            </w:pPr>
+            <w:r>
+              <w:rPr>
+                <w:rFonts w:hint="eastAsia"/>
+              </w:rPr>
+              <w:t>128</w:t>
+            </w:r>
+          </w:p>
+        </w:tc>
+        <w:tc>
+          <w:tcPr>
+            <w:tcW w:w="1858" w:type="dxa"/>
+          </w:tcPr>
+          <w:p>
+            <w:pPr>
+              <w:pStyle w:val="a6"/>
+              <w:ind w:firstLineChars="0" w:firstLine="0"/>
+            </w:pPr>
+            <w:r>
+              <w:rPr>
+                <w:rFonts w:hint="eastAsia"/>
+              </w:rPr>
+              <w:t>128</w:t>
+            </w:r>
+          </w:p>
+        </w:tc>
+      </w:tr>
+    </w:tbl>
+    <w:p>
+      <w:pPr>
+        <w:pStyle w:val="a5"/>
+        <w:rPr>
+          <w:rFonts w:hint="eastAsia"/>
+        </w:rPr>
+      </w:pPr>
+    </w:p>
+    <w:p>
+      <w:pPr>
+        <w:pStyle w:val="a5"/>
+        <w:rPr>
+          <w:rFonts w:hint="eastAsia"/>
+        </w:rPr>
+      </w:pPr>
+      <w:r>
+        <w:rPr>
+          <w:rFonts w:hint="eastAsia"/>
+        </w:rPr>
+        <w:lastRenderedPageBreak/>
+        <w:t>图</w:t>
+      </w:r>
+      <w:r>
+        <w:rPr>
+          <w:rFonts w:hint="eastAsia"/>
+        </w:rPr>
+        <w:t>2.4</w:t>
+      </w:r>
+      <w:r>
+        <w:rPr>
+          <w:rFonts w:hint="eastAsia"/>
+        </w:rPr>
+        <w:t>给出了码长为</w:t>
+      </w:r>
+      <w:r>
+        <w:rPr>
+          <w:rFonts w:hint="eastAsia"/>
+        </w:rPr>
+        <w:t>15</w:t>
+      </w:r>
+      <w:r>
+        <w:rPr>
+          <w:rFonts w:hint="eastAsia"/>
+        </w:rPr>
+        <w:t>的</w:t>
+      </w:r>
+      <w:r>
+        <w:rPr>
+          <w:position w:val="-4"/>
+        </w:rPr>
+        <w:object w:dxaOrig="160" w:dyaOrig="240">
+          <v:shape id="_x0000_i1168" type="#_x0000_t75" style="width:8.25pt;height:12pt" o:ole="">
+            <v:imagedata r:id="rId249" o:title=""/>
+          </v:shape>
+          <o:OLEObject Type="Embed" ProgID="Equation.DSMT4" ShapeID="_x0000_i1168" DrawAspect="Content" ObjectID="_1408544273" r:id="rId269"/>
+        </w:object>
+      </w:r>
+      <w:r>
+        <w:rPr>
+          <w:rFonts w:hint="eastAsia"/>
+        </w:rPr>
+        <w:t>类</w:t>
+      </w:r>
+      <w:r>
+        <w:rPr>
+          <w:rFonts w:hint="eastAsia"/>
+        </w:rPr>
+        <w:t>2</w:t>
+      </w:r>
+      <w:r>
+        <w:rPr>
+          <w:rFonts w:hint="eastAsia"/>
+        </w:rPr>
+        <w:t>维</w:t>
+      </w:r>
+      <w:r>
+        <w:rPr>
+          <w:rFonts w:hint="eastAsia"/>
+        </w:rPr>
+        <w:t>EG-LDPC</w:t>
+      </w:r>
+      <w:r>
+        <w:rPr>
+          <w:rFonts w:hint="eastAsia"/>
+        </w:rPr>
+        <w:t>码的校验矩阵。</w:t>
+      </w:r>
+    </w:p>
+    <w:p>
+      <w:pPr>
+        <w:pStyle w:val="af"/>
+        <w:spacing w:before="312" w:after="312"/>
+        <w:rPr>
+          <w:rFonts w:hint="eastAsia"/>
+        </w:rPr>
+      </w:pPr>
+      <w:r>
+        <w:rPr>
+          <w:position w:val="-8"/>
+        </w:rPr>
+        <w:object w:dxaOrig="5179" w:dyaOrig="5400">
+          <v:shape id="_x0000_i1169" type="#_x0000_t75" style="width:258.75pt;height:270pt" o:ole="">
+            <v:imagedata r:id="rId270" o:title=""/>
+          </v:shape>
+          <o:OLEObject Type="Embed" ProgID="Equation.DSMT4" ShapeID="_x0000_i1169" DrawAspect="Content" ObjectID="_1408544274" r:id="rId271"/>
+        </w:object>
+      </w:r>
+    </w:p>
+    <w:p>
+      <w:pPr>
+        <w:pStyle w:val="a6"/>
+        <w:ind w:firstLine="422"/>
+        <w:rPr>
+          <w:rFonts w:hint="eastAsia"/>
+        </w:rPr>
+      </w:pPr>
+      <w:r>
+        <w:rPr>
+          <w:rFonts w:hint="eastAsia"/>
+        </w:rPr>
+        <w:t>图</w:t>
+      </w:r>
+      <w:r>
+        <w:rPr>
+          <w:rFonts w:hint="eastAsia"/>
+        </w:rPr>
+        <w:t xml:space="preserve">2.4 </w:t>
+      </w:r>
+      <w:r>
+        <w:rPr>
+          <w:rFonts w:hint="eastAsia"/>
+        </w:rPr>
+        <w:t>码长为</w:t>
+      </w:r>
+      <w:r>
+        <w:rPr>
+          <w:rFonts w:hint="eastAsia"/>
+        </w:rPr>
+        <w:t>15</w:t>
+      </w:r>
+      <w:r>
+        <w:rPr>
+          <w:rFonts w:hint="eastAsia"/>
+        </w:rPr>
+        <w:t>的</w:t>
+      </w:r>
+      <w:r>
+        <w:rPr>
+          <w:position w:val="-4"/>
+        </w:rPr>
+        <w:object w:dxaOrig="160" w:dyaOrig="240">
+          <v:shape id="_x0000_i1170" type="#_x0000_t75" style="width:8.25pt;height:12pt" o:ole="">
+            <v:imagedata r:id="rId249" o:title=""/>
+          </v:shape>
+          <o:OLEObject Type="Embed" ProgID="Equation.DSMT4" ShapeID="_x0000_i1170" DrawAspect="Content" ObjectID="_1408544275" r:id="rId272"/>
+        </w:object>
+      </w:r>
+      <w:r>
+        <w:rPr>
+          <w:rFonts w:hint="eastAsia"/>
+        </w:rPr>
+        <w:t>类</w:t>
+      </w:r>
+      <w:r>
+        <w:rPr>
+          <w:rFonts w:hint="eastAsia"/>
+        </w:rPr>
+        <w:t>2</w:t>
+      </w:r>
+      <w:r>
+        <w:rPr>
+          <w:rFonts w:hint="eastAsia"/>
+        </w:rPr>
+        <w:t>维</w:t>
+      </w:r>
+      <w:r>
+        <w:rPr>
+          <w:rFonts w:hint="eastAsia"/>
+        </w:rPr>
+        <w:t>EG-LDPC</w:t>
+      </w:r>
+      <w:r>
+        <w:rPr>
+          <w:rFonts w:hint="eastAsia"/>
+        </w:rPr>
+        <w:t>码的校验矩阵</w:t>
+      </w:r>
+    </w:p>
+    <w:p>
+      <w:pPr>
+        <w:pStyle w:val="a6"/>
+        <w:ind w:firstLine="422"/>
+        <w:rPr>
+          <w:rFonts w:hint="eastAsia"/>
+        </w:rPr>
+      </w:pPr>
+      <w:r>
+        <w:rPr>
+          <w:rFonts w:hint="eastAsia"/>
+        </w:rPr>
+        <w:t>Fig</w:t>
+      </w:r>
+      <w:r>
+        <w:rPr>
+          <w:rFonts w:hint="eastAsia"/>
+        </w:rPr>
+        <w:t>。</w:t>
+      </w:r>
+      <w:r>
+        <w:rPr>
+          <w:rFonts w:hint="eastAsia"/>
+        </w:rPr>
+        <w:t xml:space="preserve">2.4 </w:t>
+      </w:r>
+      <w:r>
+        <w:rPr>
+          <w:rFonts w:ascii="Arial" w:hAnsi="Arial" w:cs="Arial"/>
+          <w:color w:val="000000"/>
+          <w:shd w:val="clear" w:color="auto" w:fill="FFFFFF"/>
+        </w:rPr>
+        <w:t>parity check matrix</w:t>
+      </w:r>
+      <w:r>
+        <w:rPr>
+          <w:rFonts w:ascii="Arial" w:hAnsi="Arial" w:cs="Arial" w:hint="eastAsia"/>
+          <w:color w:val="000000"/>
+          <w:shd w:val="clear" w:color="auto" w:fill="FFFFFF"/>
+        </w:rPr>
+        <w:t xml:space="preserve"> of EG-LDPC</w:t>
+      </w:r>
+      <w:r>
+        <w:rPr>
+          <w:rFonts w:ascii="Arial" w:hAnsi="Arial" w:cs="Arial" w:hint="eastAsia"/>
+          <w:color w:val="000000"/>
+          <w:shd w:val="clear" w:color="auto" w:fill="FFFFFF"/>
+        </w:rPr>
+        <w:t>Ⅰ</w:t>
+      </w:r>
+      <w:r>
+        <w:rPr>
+          <w:rFonts w:hint="eastAsia"/>
+        </w:rPr>
+        <w:t>on 2 d</w:t>
+      </w:r>
+      <w:r>
+        <w:t>imension</w:t>
+      </w:r>
+      <w:r>
+        <w:rPr>
+          <w:rFonts w:hint="eastAsia"/>
+        </w:rPr>
+        <w:t xml:space="preserve"> with code length 15</w:t>
+      </w:r>
+    </w:p>
+    <w:p>
+      <w:pPr>
+        <w:pStyle w:val="a5"/>
+        <w:rPr>
+          <w:rFonts w:hint="eastAsia"/>
+        </w:rPr>
+      </w:pPr>
+    </w:p>
+    <w:p>
+      <w:pPr>
+        <w:pStyle w:val="a5"/>
+        <w:ind w:firstLine="422"/>
       </w:pPr>
     </w:p>
     <w:p>
@@ -5745,14 +8782,122 @@
         <w:rPr>
           <w:rFonts w:hint="eastAsia"/>
         </w:rPr>
+        <w:t>LDLC的译码算法</w:t>
+      </w:r>
+      <w:r>
+        <w:rPr>
+          <w:rFonts w:hint="eastAsia"/>
+        </w:rPr>
+        <w:t>（2）</w:t>
+      </w:r>
+    </w:p>
+    <w:p>
+      <w:pPr>
+        <w:pStyle w:val="3"/>
+      </w:pPr>
+      <w:r>
+        <w:rPr>
+          <w:rFonts w:hint="eastAsia"/>
+        </w:rPr>
+        <w:t>LDLC的迭代译码算法</w:t>
+      </w:r>
+    </w:p>
+    <w:p>
+      <w:pPr>
+        <w:pStyle w:val="3"/>
+      </w:pPr>
+      <w:r>
+        <w:rPr>
+          <w:rFonts w:hint="eastAsia"/>
+        </w:rPr>
+        <w:t>LDLC的NBP译码算法</w:t>
+      </w:r>
+    </w:p>
+    <w:p>
+      <w:pPr>
+        <w:pStyle w:val="2"/>
+      </w:pPr>
+      <w:r>
+        <w:rPr>
+          <w:rFonts w:hint="eastAsia"/>
+        </w:rPr>
+        <w:t>本章小结</w:t>
+      </w:r>
+      <w:r>
+        <w:rPr>
+          <w:rFonts w:hint="eastAsia"/>
+        </w:rPr>
+        <w:t>（1）</w:t>
+      </w:r>
+    </w:p>
+    <w:p>
+      <w:pPr>
+        <w:pStyle w:val="1"/>
+      </w:pPr>
+      <w:r>
+        <w:rPr>
+          <w:rFonts w:hint="eastAsia"/>
+        </w:rPr>
+        <w:t>LDLC</w:t>
+      </w:r>
+      <w:r>
+        <w:rPr>
+          <w:rFonts w:hint="eastAsia"/>
+        </w:rPr>
+        <w:t>的软件仿真及其性能分析</w:t>
+      </w:r>
+      <w:r>
+        <w:rPr>
+          <w:rFonts w:hint="eastAsia"/>
+        </w:rPr>
+        <w:t>（</w:t>
+      </w:r>
+      <w:r>
+        <w:rPr>
+          <w:rFonts w:hint="eastAsia"/>
+        </w:rPr>
+        <w:t>20</w:t>
+      </w:r>
+      <w:r>
+        <w:rPr>
+          <w:rFonts w:hint="eastAsia"/>
+        </w:rPr>
+        <w:t>）</w:t>
+      </w:r>
+    </w:p>
+    <w:p>
+      <w:pPr>
+        <w:pStyle w:val="2"/>
+      </w:pPr>
+      <w:r>
+        <w:rPr>
+          <w:rFonts w:hint="eastAsia"/>
+        </w:rPr>
         <w:lastRenderedPageBreak/>
-        <w:t>LDLC的译码算法</w:t>
-      </w:r>
-      <w:r>
-        <w:rPr>
-          <w:rFonts w:hint="eastAsia"/>
-        </w:rPr>
-        <w:t>（2）</w:t>
+        <w:t>LDLC的软件仿真流程</w:t>
+      </w:r>
+      <w:r>
+        <w:rPr>
+          <w:rFonts w:hint="eastAsia"/>
+        </w:rPr>
+        <w:t>（3）</w:t>
+      </w:r>
+    </w:p>
+    <w:p>
+      <w:pPr>
+        <w:pStyle w:val="2"/>
+      </w:pPr>
+      <w:r>
+        <w:rPr>
+          <w:rFonts w:hint="eastAsia"/>
+        </w:rPr>
+        <w:t>LDLC的NBP译码算法的性能分析</w:t>
+      </w:r>
+      <w:r>
+        <w:rPr>
+          <w:rFonts w:hint="eastAsia"/>
+        </w:rPr>
+        <w:t>（13）</w:t>
       </w:r>
     </w:p>
     <w:p>
@@ -5763,7 +8908,25 @@
         <w:rPr>
           <w:rFonts w:hint="eastAsia"/>
         </w:rPr>
-        <w:t>LDLC的迭代译码算法</w:t>
+        <w:t>LDLC的</w:t>
+      </w:r>
+      <w:r>
+        <w:rPr>
+          <w:rFonts w:hint="eastAsia"/>
+        </w:rPr>
+        <w:t>译码算法的</w:t>
+      </w:r>
+      <w:r>
+        <w:rPr>
+          <w:rFonts w:hint="eastAsia"/>
+        </w:rPr>
+        <w:t>性能评价方法</w:t>
+      </w:r>
+      <w:r>
+        <w:rPr>
+          <w:rFonts w:hint="eastAsia"/>
+        </w:rPr>
+        <w:t>【3】</w:t>
       </w:r>
     </w:p>
     <w:p>
@@ -5774,7 +8937,69 @@
         <w:rPr>
           <w:rFonts w:hint="eastAsia"/>
         </w:rPr>
-        <w:t>LDLC的NBP译码算法</w:t>
+        <w:t>码字的不同长度对LDLC的NBP译码性能的影响</w:t>
+      </w:r>
+      <w:r>
+        <w:rPr>
+          <w:rFonts w:hint="eastAsia"/>
+        </w:rPr>
+        <w:t>【</w:t>
+      </w:r>
+      <w:r>
+        <w:rPr>
+          <w:rFonts w:hint="eastAsia"/>
+        </w:rPr>
+        <w:t>10</w:t>
+      </w:r>
+      <w:r>
+        <w:rPr>
+          <w:rFonts w:hint="eastAsia"/>
+        </w:rPr>
+        <w:t>】</w:t>
+      </w:r>
+    </w:p>
+    <w:p>
+      <w:pPr>
+        <w:pStyle w:val="3"/>
+      </w:pPr>
+      <w:r>
+        <w:rPr>
+          <w:rFonts w:hint="eastAsia"/>
+        </w:rPr>
+        <w:t>译码矩阵的不同度对LDLC的NBP译码性能的影响</w:t>
+      </w:r>
+    </w:p>
+    <w:p>
+      <w:pPr>
+        <w:pStyle w:val="3"/>
+      </w:pPr>
+      <w:r>
+        <w:rPr>
+          <w:rFonts w:hint="eastAsia"/>
+        </w:rPr>
+        <w:t>迭代次数对LDLC的NBP译码性能的影响</w:t>
+      </w:r>
+    </w:p>
+    <w:p>
+      <w:pPr>
+        <w:pStyle w:val="3"/>
+      </w:pPr>
+      <w:r>
+        <w:rPr>
+          <w:rFonts w:hint="eastAsia"/>
+        </w:rPr>
+        <w:t>译码矩阵中非零元素的取值对LDLC的译码性能的影响</w:t>
+      </w:r>
+    </w:p>
+    <w:p>
+      <w:pPr>
+        <w:pStyle w:val="3"/>
+      </w:pPr>
+      <w:r>
+        <w:rPr>
+          <w:rFonts w:hint="eastAsia"/>
+        </w:rPr>
+        <w:t>NBP算法的抽样点个数对LDLC的NBP译码性能的影响</w:t>
       </w:r>
     </w:p>
     <w:p>
@@ -5802,13 +9027,77 @@
         <w:rPr>
           <w:rFonts w:hint="eastAsia"/>
         </w:rPr>
+        <w:t>结论</w:t>
+      </w:r>
+    </w:p>
+    <w:p>
+      <w:pPr>
+        <w:pStyle w:val="1"/>
+      </w:pPr>
+      <w:r>
+        <w:rPr>
+          <w:rFonts w:hint="eastAsia"/>
+        </w:rPr>
+        <w:t>参考文献</w:t>
+      </w:r>
+      <w:r>
+        <w:rPr>
+          <w:rFonts w:hint="eastAsia"/>
+        </w:rPr>
+        <w:t>（</w:t>
+      </w:r>
+      <w:r>
+        <w:rPr>
+          <w:rFonts w:hint="eastAsia"/>
+        </w:rPr>
+        <w:t>2</w:t>
+      </w:r>
+      <w:r>
+        <w:rPr>
+          <w:rFonts w:hint="eastAsia"/>
+        </w:rPr>
+        <w:t>）</w:t>
+      </w:r>
+    </w:p>
+    <w:p>
+      <w:pPr>
+        <w:pStyle w:val="1"/>
+      </w:pPr>
+      <w:r>
+        <w:rPr>
+          <w:rFonts w:hint="eastAsia"/>
+        </w:rPr>
+        <w:t>附录</w:t>
+      </w:r>
+      <w:r>
+        <w:rPr>
+          <w:rFonts w:hint="eastAsia"/>
+        </w:rPr>
+        <w:t>1</w:t>
+      </w:r>
+      <w:r>
+        <w:rPr>
+          <w:rFonts w:hint="eastAsia"/>
+        </w:rPr>
+        <w:t>（</w:t>
+      </w:r>
+      <w:r>
+        <w:rPr>
+          <w:rFonts w:hint="eastAsia"/>
+        </w:rPr>
         <w:t>LDLC</w:t>
       </w:r>
       <w:r>
         <w:rPr>
           <w:rFonts w:hint="eastAsia"/>
         </w:rPr>
-        <w:t>的软件仿真及其性能分析</w:t>
+        <w:t>的拉丁方译码矩阵构造算法源程序</w:t>
+      </w:r>
+      <w:r>
+        <w:rPr>
+          <w:rFonts w:hint="eastAsia"/>
+        </w:rPr>
+        <w:t>）</w:t>
       </w:r>
       <w:r>
         <w:rPr>
@@ -5820,7 +9109,7 @@
         <w:rPr>
           <w:rFonts w:hint="eastAsia"/>
         </w:rPr>
-        <w:t>20</w:t>
+        <w:t>3</w:t>
       </w:r>
       <w:r>
         <w:rPr>
@@ -5831,156 +9120,68 @@
     </w:p>
     <w:p>
       <w:pPr>
-        <w:pStyle w:val="2"/>
-      </w:pPr>
-      <w:r>
-        <w:rPr>
-          <w:rFonts w:hint="eastAsia"/>
-        </w:rPr>
-        <w:t>LDLC的软件仿真流程</w:t>
-      </w:r>
-      <w:r>
-        <w:rPr>
-          <w:rFonts w:hint="eastAsia"/>
-        </w:rPr>
-        <w:t>（3）</w:t>
-      </w:r>
-    </w:p>
-    <w:p>
-      <w:pPr>
-        <w:pStyle w:val="2"/>
-      </w:pPr>
-      <w:r>
-        <w:rPr>
-          <w:rFonts w:hint="eastAsia"/>
-        </w:rPr>
-        <w:t>LDLC的NBP译码算法的性能分析</w:t>
-      </w:r>
-      <w:r>
-        <w:rPr>
-          <w:rFonts w:hint="eastAsia"/>
-        </w:rPr>
-        <w:t>（13）</w:t>
-      </w:r>
-    </w:p>
-    <w:p>
-      <w:pPr>
-        <w:pStyle w:val="3"/>
-      </w:pPr>
-      <w:r>
-        <w:rPr>
-          <w:rFonts w:hint="eastAsia"/>
-        </w:rPr>
-        <w:t>LDLC的</w:t>
-      </w:r>
-      <w:r>
-        <w:rPr>
-          <w:rFonts w:hint="eastAsia"/>
-        </w:rPr>
-        <w:t>译码算法的</w:t>
-      </w:r>
-      <w:r>
-        <w:rPr>
-          <w:rFonts w:hint="eastAsia"/>
-        </w:rPr>
-        <w:t>性能评价方法</w:t>
-      </w:r>
-      <w:r>
-        <w:rPr>
-          <w:rFonts w:hint="eastAsia"/>
-        </w:rPr>
-        <w:t>【3】</w:t>
-      </w:r>
-    </w:p>
-    <w:p>
-      <w:pPr>
-        <w:pStyle w:val="3"/>
-      </w:pPr>
-      <w:r>
-        <w:rPr>
-          <w:rFonts w:hint="eastAsia"/>
-        </w:rPr>
-        <w:t>码字的不同长度对LDLC的NBP译码性能的影响</w:t>
-      </w:r>
-      <w:r>
-        <w:rPr>
-          <w:rFonts w:hint="eastAsia"/>
-        </w:rPr>
-        <w:t>【</w:t>
-      </w:r>
-      <w:r>
-        <w:rPr>
-          <w:rFonts w:hint="eastAsia"/>
-        </w:rPr>
-        <w:t>10</w:t>
-      </w:r>
-      <w:r>
-        <w:rPr>
-          <w:rFonts w:hint="eastAsia"/>
-        </w:rPr>
-        <w:t>】</w:t>
-      </w:r>
-    </w:p>
-    <w:p>
-      <w:pPr>
-        <w:pStyle w:val="3"/>
-      </w:pPr>
-      <w:r>
-        <w:rPr>
-          <w:rFonts w:hint="eastAsia"/>
-        </w:rPr>
-        <w:t>译码矩阵的不同度对LDLC的NBP译码性能的影响</w:t>
-      </w:r>
-    </w:p>
-    <w:p>
-      <w:pPr>
-        <w:pStyle w:val="3"/>
-      </w:pPr>
-      <w:r>
-        <w:rPr>
-          <w:rFonts w:hint="eastAsia"/>
-        </w:rPr>
-        <w:t>迭代次数对LDLC的NBP译码性能的影响</w:t>
-      </w:r>
-    </w:p>
-    <w:p>
-      <w:pPr>
-        <w:pStyle w:val="3"/>
-      </w:pPr>
-      <w:r>
-        <w:rPr>
-          <w:rFonts w:hint="eastAsia"/>
-        </w:rPr>
-        <w:t>译码矩阵中非零元素的取值对LDLC的译码性能的影响</w:t>
-      </w:r>
-    </w:p>
-    <w:p>
-      <w:pPr>
-        <w:pStyle w:val="3"/>
+        <w:pStyle w:val="1"/>
       </w:pPr>
       <w:r>
         <w:rPr>
           <w:rFonts w:hint="eastAsia"/>
         </w:rPr>
         <w:lastRenderedPageBreak/>
-        <w:t>NBP算法的抽样点个数对LDLC的NBP译码性能的影响</w:t>
-      </w:r>
-    </w:p>
-    <w:p>
-      <w:pPr>
-        <w:pStyle w:val="2"/>
-      </w:pPr>
-      <w:r>
-        <w:rPr>
-          <w:rFonts w:hint="eastAsia"/>
-        </w:rPr>
-        <w:t>本章小结</w:t>
-      </w:r>
-      <w:r>
-        <w:rPr>
-          <w:rFonts w:hint="eastAsia"/>
-        </w:rPr>
-        <w:t>（1）</w:t>
+        <w:t>附录</w:t>
+      </w:r>
+      <w:r>
+        <w:rPr>
+          <w:rFonts w:hint="eastAsia"/>
+        </w:rPr>
+        <w:t>2</w:t>
+      </w:r>
+      <w:r>
+        <w:rPr>
+          <w:rFonts w:hint="eastAsia"/>
+        </w:rPr>
+        <w:t>（</w:t>
+      </w:r>
+      <w:r>
+        <w:rPr>
+          <w:rFonts w:hint="eastAsia"/>
+        </w:rPr>
+        <w:t>LDLC</w:t>
+      </w:r>
+      <w:r>
+        <w:rPr>
+          <w:rFonts w:hint="eastAsia"/>
+        </w:rPr>
+        <w:t>的拉丁方译码矩阵举例</w:t>
+      </w:r>
+      <w:r>
+        <w:rPr>
+          <w:rFonts w:hint="eastAsia"/>
+        </w:rPr>
+        <w:t>）</w:t>
+      </w:r>
+      <w:r>
+        <w:rPr>
+          <w:rFonts w:hint="eastAsia"/>
+        </w:rPr>
+        <w:t>（</w:t>
+      </w:r>
+      <w:r>
+        <w:rPr>
+          <w:rFonts w:hint="eastAsia"/>
+        </w:rPr>
+        <w:t>2</w:t>
+      </w:r>
+      <w:r>
+        <w:rPr>
+          <w:rFonts w:hint="eastAsia"/>
+        </w:rPr>
+        <w:t>0</w:t>
+      </w:r>
+      <w:r>
+        <w:rPr>
+          <w:rFonts w:hint="eastAsia"/>
+        </w:rPr>
+        <w:t>）</w:t>
       </w:r>
     </w:p>
     <w:p>
@@ -5991,18 +9192,13 @@
         <w:rPr>
           <w:rFonts w:hint="eastAsia"/>
         </w:rPr>
-        <w:t>结论</w:t>
-      </w:r>
-    </w:p>
-    <w:p>
-      <w:pPr>
-        <w:pStyle w:val="1"/>
-      </w:pPr>
-      <w:r>
-        <w:rPr>
-          <w:rFonts w:hint="eastAsia"/>
-        </w:rPr>
-        <w:t>参考文献</w:t>
+        <w:t>附录</w:t>
+      </w:r>
+      <w:r>
+        <w:rPr>
+          <w:rFonts w:hint="eastAsia"/>
+        </w:rPr>
+        <w:t>3</w:t>
       </w:r>
       <w:r>
         <w:rPr>
@@ -6014,7 +9210,25 @@
         <w:rPr>
           <w:rFonts w:hint="eastAsia"/>
         </w:rPr>
-        <w:t>2</w:t>
+        <w:t>LDLC</w:t>
+      </w:r>
+      <w:r>
+        <w:rPr>
+          <w:rFonts w:hint="eastAsia"/>
+        </w:rPr>
+        <w:t>的</w:t>
+      </w:r>
+      <w:r>
+        <w:rPr>
+          <w:rFonts w:hint="eastAsia"/>
+        </w:rPr>
+        <w:t>NBP</w:t>
+      </w:r>
+      <w:r>
+        <w:rPr>
+          <w:rFonts w:hint="eastAsia"/>
+        </w:rPr>
+        <w:t>算法推理过程</w:t>
       </w:r>
       <w:r>
         <w:rPr>
@@ -6022,23 +9236,6 @@
         </w:rPr>
         <w:t>）</w:t>
       </w:r>
-    </w:p>
-    <w:p>
-      <w:pPr>
-        <w:pStyle w:val="1"/>
-      </w:pPr>
-      <w:r>
-        <w:rPr>
-          <w:rFonts w:hint="eastAsia"/>
-        </w:rPr>
-        <w:t>附录</w:t>
-      </w:r>
-      <w:r>
-        <w:rPr>
-          <w:rFonts w:hint="eastAsia"/>
-        </w:rPr>
-        <w:t>1</w:t>
-      </w:r>
       <w:r>
         <w:rPr>
           <w:rFonts w:hint="eastAsia"/>
@@ -6049,13 +9246,7 @@
         <w:rPr>
           <w:rFonts w:hint="eastAsia"/>
         </w:rPr>
-        <w:t>LDLC</w:t>
-      </w:r>
-      <w:r>
-        <w:rPr>
-          <w:rFonts w:hint="eastAsia"/>
-        </w:rPr>
-        <w:t>的拉丁方译码矩阵构造算法源程序</w:t>
+        <w:t>3</w:t>
       </w:r>
       <w:r>
         <w:rPr>
@@ -6063,165 +9254,11 @@
         </w:rPr>
         <w:t>）</w:t>
       </w:r>
-      <w:r>
-        <w:rPr>
-          <w:rFonts w:hint="eastAsia"/>
-        </w:rPr>
-        <w:t>（</w:t>
-      </w:r>
-      <w:r>
-        <w:rPr>
-          <w:rFonts w:hint="eastAsia"/>
-        </w:rPr>
-        <w:t>3</w:t>
-      </w:r>
-      <w:r>
-        <w:rPr>
-          <w:rFonts w:hint="eastAsia"/>
-        </w:rPr>
-        <w:t>）</w:t>
-      </w:r>
-    </w:p>
-    <w:p>
-      <w:pPr>
-        <w:pStyle w:val="1"/>
-      </w:pPr>
-      <w:r>
-        <w:rPr>
-          <w:rFonts w:hint="eastAsia"/>
-        </w:rPr>
-        <w:t>附录</w:t>
-      </w:r>
-      <w:r>
-        <w:rPr>
-          <w:rFonts w:hint="eastAsia"/>
-        </w:rPr>
-        <w:t>2</w:t>
-      </w:r>
-      <w:r>
-        <w:rPr>
-          <w:rFonts w:hint="eastAsia"/>
-        </w:rPr>
-        <w:t>（</w:t>
-      </w:r>
-      <w:r>
-        <w:rPr>
-          <w:rFonts w:hint="eastAsia"/>
-        </w:rPr>
-        <w:t>LDLC</w:t>
-      </w:r>
-      <w:r>
-        <w:rPr>
-          <w:rFonts w:hint="eastAsia"/>
-        </w:rPr>
-        <w:t>的拉丁方译码矩阵举例</w:t>
-      </w:r>
-      <w:r>
-        <w:rPr>
-          <w:rFonts w:hint="eastAsia"/>
-        </w:rPr>
-        <w:t>）</w:t>
-      </w:r>
-      <w:r>
-        <w:rPr>
-          <w:rFonts w:hint="eastAsia"/>
-        </w:rPr>
-        <w:t>（</w:t>
-      </w:r>
-      <w:r>
-        <w:rPr>
-          <w:rFonts w:hint="eastAsia"/>
-        </w:rPr>
-        <w:t>2</w:t>
-      </w:r>
-      <w:r>
-        <w:rPr>
-          <w:rFonts w:hint="eastAsia"/>
-        </w:rPr>
-        <w:t>0</w:t>
-      </w:r>
-      <w:r>
-        <w:rPr>
-          <w:rFonts w:hint="eastAsia"/>
-        </w:rPr>
-        <w:t>）</w:t>
-      </w:r>
-    </w:p>
-    <w:p>
-      <w:pPr>
-        <w:pStyle w:val="1"/>
-      </w:pPr>
-      <w:r>
-        <w:rPr>
-          <w:rFonts w:hint="eastAsia"/>
-        </w:rPr>
-        <w:t>附录</w:t>
-      </w:r>
-      <w:r>
-        <w:rPr>
-          <w:rFonts w:hint="eastAsia"/>
-        </w:rPr>
-        <w:t>3</w:t>
-      </w:r>
-      <w:r>
-        <w:rPr>
-          <w:rFonts w:hint="eastAsia"/>
-        </w:rPr>
-        <w:t>（</w:t>
-      </w:r>
-      <w:r>
-        <w:rPr>
-          <w:rFonts w:hint="eastAsia"/>
-        </w:rPr>
-        <w:t>LDLC</w:t>
-      </w:r>
-      <w:r>
-        <w:rPr>
-          <w:rFonts w:hint="eastAsia"/>
-        </w:rPr>
-        <w:t>的</w:t>
-      </w:r>
-      <w:r>
-        <w:rPr>
-          <w:rFonts w:hint="eastAsia"/>
-        </w:rPr>
-        <w:t>NBP</w:t>
-      </w:r>
-      <w:r>
-        <w:rPr>
-          <w:rFonts w:hint="eastAsia"/>
-        </w:rPr>
-        <w:t>算法推理过程</w:t>
-      </w:r>
-      <w:r>
-        <w:rPr>
-          <w:rFonts w:hint="eastAsia"/>
-        </w:rPr>
-        <w:t>）</w:t>
-      </w:r>
-      <w:r>
-        <w:rPr>
-          <w:rFonts w:hint="eastAsia"/>
-        </w:rPr>
-        <w:t>（</w:t>
-      </w:r>
-      <w:r>
-        <w:rPr>
-          <w:rFonts w:hint="eastAsia"/>
-        </w:rPr>
-        <w:t>3</w:t>
-      </w:r>
-      <w:r>
-        <w:rPr>
-          <w:rFonts w:hint="eastAsia"/>
-        </w:rPr>
-        <w:t>）</w:t>
-      </w:r>
     </w:p>
     <w:sectPr>
-      <w:headerReference w:type="even" r:id="rId131"/>
-      <w:headerReference w:type="default" r:id="rId132"/>
-      <w:footerReference w:type="default" r:id="rId133"/>
+      <w:headerReference w:type="even" r:id="rId273"/>
+      <w:headerReference w:type="default" r:id="rId274"/>
+      <w:footerReference w:type="default" r:id="rId275"/>
       <w:pgSz w:w="11906" w:h="16838"/>
       <w:pgMar w:top="1701" w:right="1418" w:bottom="1418" w:left="1418" w:header="851" w:footer="992" w:gutter="0"/>
       <w:cols w:space="425"/>
@@ -6272,7 +9309,7 @@
               <w:noProof/>
               <w:lang w:val="zh-CN"/>
             </w:rPr>
-            <w:t>11</w:t>
+            <w:t>14</w:t>
           </w:r>
         </w:fldSimple>
       </w:p>
@@ -11157,6 +14194,11 @@
       <w:szCs w:val="44"/>
     </w:rPr>
   </w:style>
+  <w:style w:type="character" w:customStyle="1" w:styleId="apple-converted-space">
+    <w:name w:val="apple-converted-space"/>
+    <w:basedOn w:val="a0"/>
+    <w:rsid w:val="00C475D8"/>
+  </w:style>
 </w:styles>
 </file>
 
